--- a/word/基于LangChain的智能扫地机器人客服系统设计与实现.docx
+++ b/word/基于LangChain的智能扫地机器人客服系统设计与实现.docx
@@ -292,12 +292,6 @@
             <w:insideH w:val="none" w:color="auto" w:sz="0" w:space="0"/>
             <w:insideV w:val="none" w:color="auto" w:sz="0" w:space="0"/>
           </w:tblBorders>
-          <w:tblCellMar>
-            <w:top w:w="0" w:type="dxa"/>
-            <w:left w:w="108" w:type="dxa"/>
-            <w:bottom w:w="0" w:type="dxa"/>
-            <w:right w:w="108" w:type="dxa"/>
-          </w:tblCellMar>
         </w:tblPrEx>
         <w:trPr>
           <w:trHeight w:val="454" w:hRule="atLeast"/>
@@ -1025,8 +1019,8 @@
           <w:bCs/>
         </w:rPr>
       </w:pPr>
-      <w:bookmarkStart w:id="0" w:name="_Toc1071"/>
-      <w:bookmarkStart w:id="1" w:name="_Toc16476"/>
+      <w:bookmarkStart w:id="0" w:name="_Toc16476"/>
+      <w:bookmarkStart w:id="1" w:name="_Toc1071"/>
       <w:bookmarkStart w:id="2" w:name="_Toc1862"/>
       <w:r>
         <w:rPr>
@@ -1139,9 +1133,9 @@
           <w:rFonts w:hint="eastAsia" w:ascii="Times New Roman" w:hAnsi="Times New Roman" w:eastAsia="宋体" w:cs="Times New Roman"/>
         </w:rPr>
       </w:pPr>
-      <w:bookmarkStart w:id="3" w:name="_Toc7914"/>
-      <w:bookmarkStart w:id="4" w:name="_Toc14993"/>
-      <w:bookmarkStart w:id="5" w:name="_Toc14408"/>
+      <w:bookmarkStart w:id="3" w:name="_Toc14993"/>
+      <w:bookmarkStart w:id="4" w:name="_Toc14408"/>
+      <w:bookmarkStart w:id="5" w:name="_Toc7914"/>
       <w:r>
         <w:rPr>
           <w:rFonts w:hint="eastAsia" w:ascii="Times New Roman" w:hAnsi="Times New Roman" w:eastAsia="宋体" w:cs="Times New Roman"/>
@@ -1309,8 +1303,8 @@
           <w:szCs w:val="32"/>
         </w:rPr>
       </w:pPr>
-      <w:bookmarkStart w:id="7" w:name="_Toc16755"/>
-      <w:bookmarkStart w:id="8" w:name="_Toc12876"/>
+      <w:bookmarkStart w:id="7" w:name="_Toc12876"/>
+      <w:bookmarkStart w:id="8" w:name="_Toc16755"/>
       <w:r>
         <w:rPr>
           <w:rFonts w:ascii="Times New Roman" w:hAnsi="Times New Roman" w:eastAsia="宋体"/>
@@ -1535,15 +1529,7 @@
         <w:rPr>
           <w:rFonts w:hint="default" w:ascii="Times New Roman" w:hAnsi="Times New Roman" w:cs="Times New Roman"/>
         </w:rPr>
-        <w:t xml:space="preserve">With the rapid popularization of smart home devices, robotic vacuum cleaners have </w:t>
-      </w:r>
-      <w:bookmarkStart w:id="201" w:name="_GoBack"/>
-      <w:bookmarkEnd w:id="201"/>
-      <w:r>
-        <w:rPr>
-          <w:rFonts w:hint="default" w:ascii="Times New Roman" w:hAnsi="Times New Roman" w:cs="Times New Roman"/>
-        </w:rPr>
-        <w:t>gradually evolved from simple cleaning tools into household service terminals integrating path planning, environmental perception, automatic recharging, sweeping-and-mopping collaboration, and mobile connectivity. As product functions continue to become more complex, users generate a large number of high-frequency consultation needs in areas such as product selection, network configuration, map creation, mode setting, fault troubleshooting, consumable replacement, and after-sales service. Traditional manual customer service and static FAQ knowledge bases have obvious limitations in service efficiency, knowledge update speed, multi-turn dialogue capability, and personalized support, making it difficult to meet the requirements of real-time response, professionalism, and continuity in intelligent hardware service scenarios. To address these problems, this paper designs and implements an intelligent customer service system for robotic vacuum cleaners based on LangChain by combining the development trends of large language models and retrieval-augmented generation technology.</w:t>
+        <w:t>With the rapid popularization of smart home devices, robotic vacuum cleaners have gradually evolved from simple cleaning tools into household service terminals integrating path planning, environmental perception, automatic recharging, sweeping-and-mopping collaboration, and mobile connectivity. As product functions continue to become more complex, users generate a large number of high-frequency consultation needs in areas such as product selection, network configuration, map creation, mode setting, fault troubleshooting, consumable replacement, and after-sales service. Traditional manual customer service and static FAQ knowledge bases have obvious limitations in service efficiency, knowledge update speed, multi-turn dialogue capability, and personalized support, making it difficult to meet the requirements of real-time response, professionalism, and continuity in intelligent hardware service scenarios. To address these problems, this paper designs and implements an intelligent customer service system for robotic vacuum cleaners based on LangChain by combining the development trends of large language models and retrieval-augmented generation technology.</w:t>
       </w:r>
     </w:p>
     <w:p>
@@ -5654,11 +5640,11 @@
           </w:r>
           <w:r>
             <w:rPr>
-              <w:rFonts w:ascii="Times New Roman" w:hAnsi="Times New Roman" w:eastAsia="宋体"/>
-              <w:bCs/>
-              <w:szCs w:val="28"/>
-            </w:rPr>
-            <w:t>附录1</w:t>
+              <w:rFonts w:ascii="宋体" w:hAnsi="宋体" w:eastAsia="宋体" w:cs="宋体"/>
+              <w:sz w:val="24"/>
+              <w:szCs w:val="24"/>
+            </w:rPr>
+            <w:t>附录1 项目主要文件结构</w:t>
           </w:r>
           <w:r>
             <w:tab/>
@@ -5724,12 +5710,14 @@
           </w:r>
           <w:r>
             <w:rPr>
-              <w:rFonts w:ascii="Times New Roman" w:hAnsi="Times New Roman" w:eastAsia="宋体"/>
-              <w:bCs/>
-              <w:szCs w:val="28"/>
-            </w:rPr>
-            <w:t>附录2</w:t>
-          </w:r>
+              <w:rFonts w:ascii="宋体" w:hAnsi="宋体" w:eastAsia="宋体" w:cs="宋体"/>
+              <w:sz w:val="24"/>
+              <w:szCs w:val="24"/>
+            </w:rPr>
+            <w:t>附录2 项目客观统计信息</w:t>
+          </w:r>
+          <w:bookmarkStart w:id="201" w:name="_GoBack"/>
+          <w:bookmarkEnd w:id="201"/>
           <w:r>
             <w:tab/>
           </w:r>
@@ -5839,9 +5827,9 @@
           <w:szCs w:val="32"/>
         </w:rPr>
       </w:pPr>
-      <w:bookmarkStart w:id="10" w:name="_Toc9631"/>
-      <w:bookmarkStart w:id="11" w:name="_Toc12282"/>
-      <w:bookmarkStart w:id="12" w:name="_Toc10190"/>
+      <w:bookmarkStart w:id="10" w:name="_Toc12282"/>
+      <w:bookmarkStart w:id="11" w:name="_Toc10190"/>
+      <w:bookmarkStart w:id="12" w:name="_Toc9631"/>
       <w:r>
         <w:rPr>
           <w:rFonts w:hint="eastAsia" w:ascii="Times New Roman" w:hAnsi="Times New Roman" w:eastAsia="宋体"/>
@@ -6111,8 +6099,8 @@
           <w:szCs w:val="30"/>
         </w:rPr>
       </w:pPr>
-      <w:bookmarkStart w:id="17" w:name="_Toc13229"/>
-      <w:bookmarkStart w:id="18" w:name="_Toc3546"/>
+      <w:bookmarkStart w:id="17" w:name="_Toc3546"/>
+      <w:bookmarkStart w:id="18" w:name="_Toc13229"/>
       <w:bookmarkStart w:id="19" w:name="_Toc23958"/>
       <w:bookmarkStart w:id="20" w:name="研究目的与意义"/>
       <w:r>
@@ -6228,8 +6216,8 @@
         </w:rPr>
       </w:pPr>
       <w:bookmarkStart w:id="21" w:name="_Toc17944"/>
-      <w:bookmarkStart w:id="22" w:name="_Toc17712"/>
-      <w:bookmarkStart w:id="23" w:name="_Toc22188"/>
+      <w:bookmarkStart w:id="22" w:name="_Toc22188"/>
+      <w:bookmarkStart w:id="23" w:name="_Toc17712"/>
       <w:bookmarkStart w:id="24" w:name="国内外研究现状"/>
       <w:r>
         <w:rPr>
@@ -6475,9 +6463,9 @@
           <w:szCs w:val="30"/>
         </w:rPr>
       </w:pPr>
-      <w:bookmarkStart w:id="25" w:name="_Toc5373"/>
-      <w:bookmarkStart w:id="26" w:name="_Toc31862"/>
-      <w:bookmarkStart w:id="27" w:name="_Toc10447"/>
+      <w:bookmarkStart w:id="25" w:name="_Toc10447"/>
+      <w:bookmarkStart w:id="26" w:name="_Toc5373"/>
+      <w:bookmarkStart w:id="27" w:name="_Toc31862"/>
       <w:bookmarkStart w:id="28" w:name="研究内容与论文结构"/>
       <w:r>
         <w:rPr>
@@ -6534,8 +6522,8 @@
         </w:rPr>
       </w:pPr>
       <w:bookmarkStart w:id="29" w:name="_Toc13349"/>
-      <w:bookmarkStart w:id="30" w:name="_Toc26458"/>
-      <w:bookmarkStart w:id="31" w:name="_Toc28272"/>
+      <w:bookmarkStart w:id="30" w:name="_Toc28272"/>
+      <w:bookmarkStart w:id="31" w:name="_Toc26458"/>
       <w:bookmarkStart w:id="32" w:name="相关技术与理论基础"/>
       <w:r>
         <w:rPr>
@@ -6586,8 +6574,8 @@
         </w:rPr>
       </w:pPr>
       <w:bookmarkStart w:id="33" w:name="_Toc7958"/>
-      <w:bookmarkStart w:id="34" w:name="_Toc32629"/>
-      <w:bookmarkStart w:id="35" w:name="_Toc361"/>
+      <w:bookmarkStart w:id="34" w:name="_Toc361"/>
+      <w:bookmarkStart w:id="35" w:name="_Toc32629"/>
       <w:bookmarkStart w:id="36" w:name="langchain-框架"/>
       <w:r>
         <w:rPr>
@@ -6703,8 +6691,8 @@
         </w:rPr>
       </w:pPr>
       <w:bookmarkStart w:id="37" w:name="_Toc16599"/>
-      <w:bookmarkStart w:id="38" w:name="_Toc25849"/>
-      <w:bookmarkStart w:id="39" w:name="_Toc15477"/>
+      <w:bookmarkStart w:id="38" w:name="_Toc15477"/>
+      <w:bookmarkStart w:id="39" w:name="_Toc25849"/>
       <w:bookmarkStart w:id="40" w:name="检索增强生成技术"/>
       <w:r>
         <w:rPr>
@@ -7029,8 +7017,8 @@
           <w:szCs w:val="30"/>
         </w:rPr>
       </w:pPr>
-      <w:bookmarkStart w:id="49" w:name="_Toc3250"/>
-      <w:bookmarkStart w:id="50" w:name="_Toc15641"/>
+      <w:bookmarkStart w:id="49" w:name="_Toc15641"/>
+      <w:bookmarkStart w:id="50" w:name="_Toc3250"/>
       <w:bookmarkStart w:id="51" w:name="_Toc15151"/>
       <w:bookmarkStart w:id="52" w:name="streamlit-前端框架"/>
       <w:r>
@@ -7139,9 +7127,9 @@
           <w:szCs w:val="30"/>
         </w:rPr>
       </w:pPr>
-      <w:bookmarkStart w:id="57" w:name="_Toc11163"/>
-      <w:bookmarkStart w:id="58" w:name="_Toc32410"/>
-      <w:bookmarkStart w:id="59" w:name="_Toc16884"/>
+      <w:bookmarkStart w:id="57" w:name="_Toc16884"/>
+      <w:bookmarkStart w:id="58" w:name="_Toc11163"/>
+      <w:bookmarkStart w:id="59" w:name="_Toc32410"/>
       <w:bookmarkStart w:id="60" w:name="业务场景分析"/>
       <w:r>
         <w:rPr>
@@ -7232,8 +7220,8 @@
         </w:rPr>
       </w:pPr>
       <w:bookmarkStart w:id="61" w:name="_Toc12584"/>
-      <w:bookmarkStart w:id="62" w:name="_Toc23650"/>
-      <w:bookmarkStart w:id="63" w:name="_Toc25657"/>
+      <w:bookmarkStart w:id="62" w:name="_Toc25657"/>
+      <w:bookmarkStart w:id="63" w:name="_Toc23650"/>
       <w:bookmarkStart w:id="64" w:name="功能需求分析"/>
       <w:r>
         <w:rPr>
@@ -7573,8 +7561,8 @@
           <w:szCs w:val="30"/>
         </w:rPr>
       </w:pPr>
-      <w:bookmarkStart w:id="69" w:name="_Toc14796"/>
-      <w:bookmarkStart w:id="70" w:name="_Toc1157"/>
+      <w:bookmarkStart w:id="69" w:name="_Toc1157"/>
+      <w:bookmarkStart w:id="70" w:name="_Toc14796"/>
       <w:bookmarkStart w:id="71" w:name="_Toc1246"/>
       <w:bookmarkStart w:id="72" w:name="可行性分析"/>
       <w:r>
@@ -7643,9 +7631,9 @@
           <w:szCs w:val="32"/>
         </w:rPr>
       </w:pPr>
-      <w:bookmarkStart w:id="73" w:name="_Toc9268"/>
-      <w:bookmarkStart w:id="74" w:name="_Toc18505"/>
-      <w:bookmarkStart w:id="75" w:name="_Toc4827"/>
+      <w:bookmarkStart w:id="73" w:name="_Toc18505"/>
+      <w:bookmarkStart w:id="74" w:name="_Toc4827"/>
+      <w:bookmarkStart w:id="75" w:name="_Toc9268"/>
       <w:bookmarkStart w:id="76" w:name="系统总体设计"/>
       <w:r>
         <w:rPr>
@@ -7695,9 +7683,9 @@
           <w:szCs w:val="30"/>
         </w:rPr>
       </w:pPr>
-      <w:bookmarkStart w:id="77" w:name="_Toc201"/>
+      <w:bookmarkStart w:id="77" w:name="_Toc19687"/>
       <w:bookmarkStart w:id="78" w:name="_Toc15972"/>
-      <w:bookmarkStart w:id="79" w:name="_Toc19687"/>
+      <w:bookmarkStart w:id="79" w:name="_Toc201"/>
       <w:bookmarkStart w:id="80" w:name="系统总体架构"/>
       <w:r>
         <w:rPr>
@@ -7886,8 +7874,8 @@
           <w:lang w:eastAsia="zh-CN"/>
         </w:rPr>
       </w:pPr>
-      <w:bookmarkStart w:id="81" w:name="_Toc6927"/>
-      <w:bookmarkStart w:id="82" w:name="_Toc7872"/>
+      <w:bookmarkStart w:id="81" w:name="_Toc7872"/>
+      <w:bookmarkStart w:id="82" w:name="_Toc6927"/>
       <w:r>
         <w:rPr>
           <w:rFonts w:ascii="Times New Roman" w:hAnsi="Times New Roman" w:eastAsia="宋体"/>
@@ -8013,28 +8001,20 @@
       </w:pPr>
       <w:r>
         <w:rPr>
-          <w:rFonts w:ascii="Times New Roman" w:hAnsi="Times New Roman" w:eastAsia="宋体"/>
+          <w:rFonts w:hint="eastAsia" w:ascii="Times New Roman" w:hAnsi="Times New Roman" w:eastAsia="宋体"/>
           <w:b w:val="0"/>
           <w:sz w:val="24"/>
         </w:rPr>
-        <w:t>图4-</w:t>
+        <w:t>如图4-2所示</w:t>
       </w:r>
       <w:r>
         <w:rPr>
           <w:rFonts w:hint="eastAsia" w:ascii="Times New Roman" w:hAnsi="Times New Roman"/>
           <w:b w:val="0"/>
           <w:sz w:val="24"/>
-          <w:lang w:val="en-US" w:eastAsia="zh-CN"/>
-        </w:rPr>
-        <w:t>2</w:t>
-      </w:r>
-      <w:r>
-        <w:rPr>
-          <w:rFonts w:ascii="Times New Roman" w:hAnsi="Times New Roman" w:eastAsia="宋体"/>
-          <w:b w:val="0"/>
-          <w:sz w:val="24"/>
-        </w:rPr>
-        <w:t>展示了系统从用户输入到答案输出的完整链路。</w:t>
+          <w:lang w:eastAsia="zh-CN"/>
+        </w:rPr>
+        <w:t>，</w:t>
       </w:r>
       <w:r>
         <w:rPr>
@@ -8042,7 +8022,16 @@
           <w:b w:val="0"/>
           <w:sz w:val="24"/>
         </w:rPr>
-        <w:t>本节主要从执行顺序角度说明系统从用户输入到答案输出的完整处理流程。</w:t>
+        <w:t>本节主要从执行顺序角度说明系统从用户输入到答案输出的完整处理流程</w:t>
+      </w:r>
+      <w:r>
+        <w:rPr>
+          <w:rFonts w:hint="eastAsia" w:ascii="Times New Roman" w:hAnsi="Times New Roman"/>
+          <w:b w:val="0"/>
+          <w:sz w:val="24"/>
+          <w:lang w:eastAsia="zh-CN"/>
+        </w:rPr>
+        <w:t>。</w:t>
       </w:r>
       <w:r>
         <w:rPr>
@@ -8463,8 +8452,8 @@
         </w:rPr>
       </w:pPr>
       <w:bookmarkStart w:id="89" w:name="_Toc19566"/>
-      <w:bookmarkStart w:id="90" w:name="_Toc5992"/>
-      <w:bookmarkStart w:id="91" w:name="_Toc5156"/>
+      <w:bookmarkStart w:id="90" w:name="_Toc5156"/>
+      <w:bookmarkStart w:id="91" w:name="_Toc5992"/>
       <w:bookmarkStart w:id="92" w:name="知识库与数据设计"/>
       <w:r>
         <w:rPr>
@@ -8694,12 +8683,21 @@
     </w:p>
     <w:p>
       <w:pPr>
-        <w:spacing w:line="240" w:lineRule="auto"/>
-        <w:rPr>
-          <w:rFonts w:ascii="Times New Roman" w:hAnsi="Times New Roman" w:eastAsia="宋体"/>
-          <w:sz w:val="24"/>
-        </w:rPr>
-      </w:pPr>
+        <w:spacing w:before="0" w:after="0" w:line="240" w:lineRule="auto"/>
+        <w:jc w:val="center"/>
+        <w:rPr>
+          <w:rFonts w:ascii="Times New Roman" w:hAnsi="Times New Roman" w:eastAsia="宋体"/>
+          <w:sz w:val="24"/>
+        </w:rPr>
+      </w:pPr>
+      <w:r>
+        <w:rPr>
+          <w:rFonts w:ascii="Times New Roman" w:hAnsi="Times New Roman" w:eastAsia="宋体"/>
+          <w:b w:val="0"/>
+          <w:sz w:val="24"/>
+        </w:rPr>
+        <w:t>表4-1 usage_records 表字段说明</w:t>
+      </w:r>
     </w:p>
     <w:tbl>
       <w:tblPr>
@@ -9240,22 +9238,8 @@
     </w:tbl>
     <w:p>
       <w:pPr>
-        <w:jc w:val="center"/>
-      </w:pPr>
-    </w:p>
-    <w:p>
-      <w:pPr>
-        <w:spacing w:before="0" w:after="0" w:line="240" w:lineRule="auto"/>
-        <w:jc w:val="center"/>
-      </w:pPr>
-      <w:r>
-        <w:rPr>
-          <w:rFonts w:ascii="Times New Roman" w:hAnsi="Times New Roman" w:eastAsia="宋体"/>
-          <w:b w:val="0"/>
-          <w:sz w:val="24"/>
-        </w:rPr>
-        <w:t>表4-1 usage_records 表字段说明</w:t>
-      </w:r>
+        <w:jc w:val="both"/>
+      </w:pPr>
     </w:p>
     <w:p>
       <w:pPr>
@@ -9486,9 +9470,9 @@
           <w:szCs w:val="30"/>
         </w:rPr>
       </w:pPr>
-      <w:bookmarkStart w:id="95" w:name="_Toc28655"/>
-      <w:bookmarkStart w:id="96" w:name="_Toc23913"/>
-      <w:bookmarkStart w:id="97" w:name="_Toc26663"/>
+      <w:bookmarkStart w:id="95" w:name="_Toc26663"/>
+      <w:bookmarkStart w:id="96" w:name="_Toc28655"/>
+      <w:bookmarkStart w:id="97" w:name="_Toc23913"/>
       <w:bookmarkStart w:id="98" w:name="提示词设计"/>
       <w:r>
         <w:rPr>
@@ -9561,7 +9545,6 @@
         <w:t>这种提示词分层设计有助于提高系统行为稳定性，也使不同任务模式之间职责清晰，便于论文中说明系统可控性的实现方式。</w:t>
       </w:r>
     </w:p>
-    <w:p/>
     <w:bookmarkEnd w:id="76"/>
     <w:bookmarkEnd w:id="98"/>
     <w:p>
@@ -9577,9 +9560,9 @@
           <w:szCs w:val="32"/>
         </w:rPr>
       </w:pPr>
-      <w:bookmarkStart w:id="99" w:name="_Toc1657"/>
+      <w:bookmarkStart w:id="99" w:name="_Toc31871"/>
       <w:bookmarkStart w:id="100" w:name="_Toc18475"/>
-      <w:bookmarkStart w:id="101" w:name="_Toc31871"/>
+      <w:bookmarkStart w:id="101" w:name="_Toc1657"/>
       <w:bookmarkStart w:id="102" w:name="系统详细实现"/>
       <w:r>
         <w:rPr>
@@ -9884,9 +9867,9 @@
           <w:szCs w:val="30"/>
         </w:rPr>
       </w:pPr>
-      <w:bookmarkStart w:id="107" w:name="_Toc25954"/>
-      <w:bookmarkStart w:id="108" w:name="_Toc26715"/>
-      <w:bookmarkStart w:id="109" w:name="_Toc23137"/>
+      <w:bookmarkStart w:id="107" w:name="_Toc23137"/>
+      <w:bookmarkStart w:id="108" w:name="_Toc25954"/>
+      <w:bookmarkStart w:id="109" w:name="_Toc26715"/>
       <w:bookmarkStart w:id="110" w:name="前端交互模块实现"/>
       <w:r>
         <w:rPr>
@@ -10482,9 +10465,9 @@
           <w:szCs w:val="30"/>
         </w:rPr>
       </w:pPr>
-      <w:bookmarkStart w:id="115" w:name="_Toc1140"/>
-      <w:bookmarkStart w:id="116" w:name="_Toc18589"/>
-      <w:bookmarkStart w:id="117" w:name="_Toc3184"/>
+      <w:bookmarkStart w:id="115" w:name="_Toc3184"/>
+      <w:bookmarkStart w:id="116" w:name="_Toc1140"/>
+      <w:bookmarkStart w:id="117" w:name="_Toc18589"/>
       <w:bookmarkStart w:id="118" w:name="工具模块实现"/>
       <w:r>
         <w:rPr>
@@ -11142,9 +11125,9 @@
           <w:szCs w:val="30"/>
         </w:rPr>
       </w:pPr>
-      <w:bookmarkStart w:id="119" w:name="_Toc17068"/>
+      <w:bookmarkStart w:id="119" w:name="_Toc21715"/>
       <w:bookmarkStart w:id="120" w:name="_Toc10033"/>
-      <w:bookmarkStart w:id="121" w:name="_Toc21715"/>
+      <w:bookmarkStart w:id="121" w:name="_Toc17068"/>
       <w:bookmarkStart w:id="122" w:name="中间件实现"/>
       <w:r>
         <w:rPr>
@@ -11392,9 +11375,9 @@
           <w:szCs w:val="30"/>
         </w:rPr>
       </w:pPr>
-      <w:bookmarkStart w:id="123" w:name="_Toc27921"/>
-      <w:bookmarkStart w:id="124" w:name="_Toc3017"/>
-      <w:bookmarkStart w:id="125" w:name="_Toc16820"/>
+      <w:bookmarkStart w:id="123" w:name="_Toc3017"/>
+      <w:bookmarkStart w:id="124" w:name="_Toc16820"/>
+      <w:bookmarkStart w:id="125" w:name="_Toc27921"/>
       <w:bookmarkStart w:id="126" w:name="检索增强生成模块实现"/>
       <w:r>
         <w:rPr>
@@ -11760,9 +11743,9 @@
           <w:szCs w:val="30"/>
         </w:rPr>
       </w:pPr>
-      <w:bookmarkStart w:id="127" w:name="_Toc1544"/>
-      <w:bookmarkStart w:id="128" w:name="_Toc5347"/>
-      <w:bookmarkStart w:id="129" w:name="_Toc31698"/>
+      <w:bookmarkStart w:id="127" w:name="_Toc5347"/>
+      <w:bookmarkStart w:id="128" w:name="_Toc31698"/>
+      <w:bookmarkStart w:id="129" w:name="_Toc1544"/>
       <w:bookmarkStart w:id="130" w:name="模型与配置管理实现"/>
       <w:r>
         <w:rPr>
@@ -12154,9 +12137,9 @@
           <w:szCs w:val="30"/>
         </w:rPr>
       </w:pPr>
-      <w:bookmarkStart w:id="131" w:name="_Toc3338"/>
-      <w:bookmarkStart w:id="132" w:name="_Toc1420"/>
-      <w:bookmarkStart w:id="133" w:name="_Toc18962"/>
+      <w:bookmarkStart w:id="131" w:name="_Toc1420"/>
+      <w:bookmarkStart w:id="132" w:name="_Toc18962"/>
+      <w:bookmarkStart w:id="133" w:name="_Toc3338"/>
       <w:bookmarkStart w:id="134" w:name="日志与安全实现"/>
       <w:r>
         <w:rPr>
@@ -12633,8 +12616,8 @@
           <w:szCs w:val="30"/>
         </w:rPr>
       </w:pPr>
-      <w:bookmarkStart w:id="135" w:name="_Toc3396"/>
-      <w:bookmarkStart w:id="136" w:name="_Toc27072"/>
+      <w:bookmarkStart w:id="135" w:name="_Toc27072"/>
+      <w:bookmarkStart w:id="136" w:name="_Toc3396"/>
       <w:bookmarkStart w:id="137" w:name="_Toc26381"/>
       <w:bookmarkStart w:id="138" w:name="当前实现中的局限"/>
       <w:r>
@@ -12691,9 +12674,9 @@
           <w:szCs w:val="32"/>
         </w:rPr>
       </w:pPr>
-      <w:bookmarkStart w:id="139" w:name="_Toc25066"/>
-      <w:bookmarkStart w:id="140" w:name="_Toc27659"/>
-      <w:bookmarkStart w:id="141" w:name="_Toc10932"/>
+      <w:bookmarkStart w:id="139" w:name="_Toc10932"/>
+      <w:bookmarkStart w:id="140" w:name="_Toc25066"/>
+      <w:bookmarkStart w:id="141" w:name="_Toc27659"/>
       <w:bookmarkStart w:id="142" w:name="系统测试与结果分析"/>
       <w:r>
         <w:rPr>
@@ -12743,8 +12726,8 @@
           <w:szCs w:val="30"/>
         </w:rPr>
       </w:pPr>
-      <w:bookmarkStart w:id="143" w:name="_Toc11984"/>
-      <w:bookmarkStart w:id="144" w:name="_Toc5060"/>
+      <w:bookmarkStart w:id="143" w:name="_Toc5060"/>
+      <w:bookmarkStart w:id="144" w:name="_Toc11984"/>
       <w:bookmarkStart w:id="145" w:name="_Toc230"/>
       <w:bookmarkStart w:id="146" w:name="测试目标与方法"/>
       <w:r>
@@ -12787,9 +12770,9 @@
           <w:szCs w:val="30"/>
         </w:rPr>
       </w:pPr>
-      <w:bookmarkStart w:id="147" w:name="_Toc27695"/>
-      <w:bookmarkStart w:id="148" w:name="_Toc6338"/>
-      <w:bookmarkStart w:id="149" w:name="_Toc26909"/>
+      <w:bookmarkStart w:id="147" w:name="_Toc26909"/>
+      <w:bookmarkStart w:id="148" w:name="_Toc27695"/>
+      <w:bookmarkStart w:id="149" w:name="_Toc6338"/>
       <w:bookmarkStart w:id="150" w:name="测试环境与测试对象"/>
       <w:r>
         <w:rPr>
@@ -12809,26 +12792,45 @@
       <w:pPr>
         <w:spacing w:before="0" w:after="0" w:line="240" w:lineRule="auto"/>
         <w:rPr>
-          <w:rFonts w:ascii="Times New Roman" w:hAnsi="Times New Roman" w:eastAsia="宋体"/>
-          <w:b w:val="0"/>
-          <w:sz w:val="24"/>
-        </w:rPr>
-      </w:pPr>
-      <w:r>
-        <w:rPr>
-          <w:rFonts w:ascii="Times New Roman" w:hAnsi="Times New Roman" w:eastAsia="宋体"/>
-          <w:b w:val="0"/>
-          <w:sz w:val="24"/>
-        </w:rPr>
-        <w:t>测试对象为当前项目工程中的完整原型系统。项目包含6份知识库文件、120条外部记录样本、1个Streamlit 前端页面、1个LangChain智能体主类、7个工具函数、3个中间件、MySQL usage_records业务表以及若干配置与工具模块。系统运行依赖Python环境、LangChain相关库、Chroma组件、MySQL数据库和通义千问模型接口。</w:t>
-      </w:r>
-      <w:r>
-        <w:rPr>
           <w:rFonts w:hint="eastAsia" w:ascii="Times New Roman" w:hAnsi="Times New Roman" w:eastAsia="宋体"/>
           <w:b w:val="0"/>
           <w:sz w:val="24"/>
         </w:rPr>
+      </w:pPr>
+      <w:r>
+        <w:rPr>
+          <w:rFonts w:ascii="Times New Roman" w:hAnsi="Times New Roman" w:eastAsia="宋体"/>
+          <w:b w:val="0"/>
+          <w:sz w:val="24"/>
+        </w:rPr>
+        <w:t>测试对象为当前项目工程中的完整原型系统。项目包含6份知识库文件、120条外部记录样本、1个Streamlit 前端页面、1个LangChain智能体主类、7个工具函数、3个中间件、MySQL usage_records业务表以及若干配置与工具模块。系统运行依赖Python环境、LangChain相关库、Chroma组件、MySQL数据库和通义千问模型接口。</w:t>
+      </w:r>
+      <w:r>
+        <w:rPr>
+          <w:rFonts w:hint="eastAsia" w:ascii="Times New Roman" w:hAnsi="Times New Roman" w:eastAsia="宋体"/>
+          <w:b w:val="0"/>
+          <w:sz w:val="24"/>
+        </w:rPr>
         <w:t>为更清晰地说明系统主要功能的测试情况，本文设计了如表6-1所示的功能测试用例。</w:t>
+      </w:r>
+    </w:p>
+    <w:p>
+      <w:pPr>
+        <w:spacing w:before="0" w:after="0" w:line="240" w:lineRule="auto"/>
+        <w:jc w:val="center"/>
+        <w:rPr>
+          <w:rFonts w:hint="eastAsia" w:ascii="Times New Roman" w:hAnsi="Times New Roman" w:eastAsia="宋体"/>
+          <w:b w:val="0"/>
+          <w:sz w:val="24"/>
+        </w:rPr>
+      </w:pPr>
+      <w:r>
+        <w:rPr>
+          <w:rFonts w:hint="eastAsia" w:ascii="Times New Roman" w:hAnsi="Times New Roman" w:eastAsia="宋体"/>
+          <w:b w:val="0"/>
+          <w:sz w:val="24"/>
+        </w:rPr>
+        <w:t>表6-1 系统功能测试用例表</w:t>
       </w:r>
     </w:p>
     <w:tbl>
@@ -14103,27 +14105,8 @@
           </w:p>
         </w:tc>
       </w:tr>
+      <w:bookmarkEnd w:id="150"/>
     </w:tbl>
-    <w:p>
-      <w:pPr>
-        <w:spacing w:before="0" w:after="0" w:line="240" w:lineRule="auto"/>
-        <w:jc w:val="center"/>
-        <w:rPr>
-          <w:rFonts w:ascii="Times New Roman" w:hAnsi="Times New Roman" w:eastAsia="宋体"/>
-          <w:b w:val="0"/>
-          <w:sz w:val="24"/>
-        </w:rPr>
-      </w:pPr>
-      <w:r>
-        <w:rPr>
-          <w:rFonts w:hint="eastAsia" w:ascii="Times New Roman" w:hAnsi="Times New Roman" w:eastAsia="宋体"/>
-          <w:b w:val="0"/>
-          <w:sz w:val="24"/>
-        </w:rPr>
-        <w:t>表6-1 系统功能测试用例表</w:t>
-      </w:r>
-    </w:p>
-    <w:bookmarkEnd w:id="150"/>
     <w:p>
       <w:pPr>
         <w:pageBreakBefore w:val="0"/>
@@ -14168,8 +14151,8 @@
           <w:szCs w:val="28"/>
         </w:rPr>
       </w:pPr>
-      <w:bookmarkStart w:id="155" w:name="_Toc30069"/>
-      <w:bookmarkStart w:id="156" w:name="_Toc4602"/>
+      <w:bookmarkStart w:id="155" w:name="_Toc4602"/>
+      <w:bookmarkStart w:id="156" w:name="_Toc30069"/>
       <w:bookmarkStart w:id="157" w:name="_Toc20213"/>
       <w:bookmarkStart w:id="158" w:name="前端交互测试"/>
       <w:r>
@@ -14224,9 +14207,9 @@
           <w:szCs w:val="28"/>
         </w:rPr>
       </w:pPr>
-      <w:bookmarkStart w:id="159" w:name="_Toc8721"/>
-      <w:bookmarkStart w:id="160" w:name="_Toc8780"/>
-      <w:bookmarkStart w:id="161" w:name="_Toc8136"/>
+      <w:bookmarkStart w:id="159" w:name="_Toc8136"/>
+      <w:bookmarkStart w:id="160" w:name="_Toc8721"/>
+      <w:bookmarkStart w:id="161" w:name="_Toc8780"/>
       <w:bookmarkStart w:id="162" w:name="知识问答测试"/>
       <w:r>
         <w:rPr>
@@ -14258,18 +14241,6 @@
           <w:rFonts w:ascii="Times New Roman" w:hAnsi="Times New Roman" w:eastAsia="宋体"/>
           <w:sz w:val="24"/>
         </w:rPr>
-        <w:t>系统能够围绕用户问题调用知识检索工具，并将选购、维护、故障等领域资料转化为自然语言答案。</w:t>
-      </w:r>
-    </w:p>
-    <w:p>
-      <w:pPr>
-        <w:spacing w:line="240" w:lineRule="auto"/>
-      </w:pPr>
-      <w:r>
-        <w:rPr>
-          <w:rFonts w:ascii="Times New Roman" w:hAnsi="Times New Roman" w:eastAsia="宋体"/>
-          <w:sz w:val="24"/>
-        </w:rPr>
         <w:t>从日志样本可以看到，当用户输入“我所在的城市是杭州，帮我推荐一款扫地机器人”时，系统调用了rag_summarize工具，并以“杭州 扫地机器人推荐”为检索词完成知识召回与结果生成。这表明系统能够将自然语言问题转换为领域检索任务，并返回与选购场景相关的建议。</w:t>
       </w:r>
     </w:p>
@@ -14397,8 +14368,8 @@
         </w:rPr>
       </w:pPr>
       <w:bookmarkStart w:id="163" w:name="_Toc21724"/>
-      <w:bookmarkStart w:id="164" w:name="_Toc15569"/>
-      <w:bookmarkStart w:id="165" w:name="_Toc5519"/>
+      <w:bookmarkStart w:id="164" w:name="_Toc5519"/>
+      <w:bookmarkStart w:id="165" w:name="_Toc15569"/>
       <w:bookmarkStart w:id="166" w:name="报告流程测试"/>
       <w:r>
         <w:rPr>
@@ -14458,10 +14429,17 @@
       </w:pPr>
       <w:r>
         <w:rPr>
-          <w:rFonts w:ascii="Times New Roman" w:hAnsi="Times New Roman" w:eastAsia="宋体"/>
-          <w:sz w:val="24"/>
-        </w:rPr>
-        <w:t>测试效果如图5-3所示。报告场景不是直接由模型自由生成，而是通过用户ID、月份、上下文注入和外部记录查询组成受控链路，更符合客服系统对个性化数据的处理要求。</w:t>
+          <w:rFonts w:hint="eastAsia" w:ascii="Times New Roman" w:hAnsi="Times New Roman" w:eastAsia="宋体"/>
+          <w:sz w:val="24"/>
+        </w:rPr>
+        <w:t>测试效果如图5-2和图5-3所示</w:t>
+      </w:r>
+      <w:r>
+        <w:rPr>
+          <w:rFonts w:ascii="Times New Roman" w:hAnsi="Times New Roman" w:eastAsia="宋体"/>
+          <w:sz w:val="24"/>
+        </w:rPr>
+        <w:t>。报告场景不是直接由模型自由生成，而是通过用户ID、月份、上下文注入和外部记录查询组成受控链路，更符合客服系统对个性化数据的处理要求。</w:t>
       </w:r>
     </w:p>
     <w:p>
@@ -14491,9 +14469,9 @@
           <w:szCs w:val="28"/>
         </w:rPr>
       </w:pPr>
-      <w:bookmarkStart w:id="167" w:name="_Toc9963"/>
-      <w:bookmarkStart w:id="168" w:name="_Toc4374"/>
-      <w:bookmarkStart w:id="169" w:name="_Toc28023"/>
+      <w:bookmarkStart w:id="167" w:name="_Toc4374"/>
+      <w:bookmarkStart w:id="168" w:name="_Toc28023"/>
+      <w:bookmarkStart w:id="169" w:name="_Toc9963"/>
       <w:bookmarkStart w:id="170" w:name="日志与监控测试"/>
       <w:r>
         <w:rPr>
@@ -14548,8 +14526,8 @@
           <w:szCs w:val="30"/>
         </w:rPr>
       </w:pPr>
-      <w:bookmarkStart w:id="171" w:name="_Toc17533"/>
-      <w:bookmarkStart w:id="172" w:name="_Toc16925"/>
+      <w:bookmarkStart w:id="171" w:name="_Toc16925"/>
+      <w:bookmarkStart w:id="172" w:name="_Toc17533"/>
       <w:bookmarkStart w:id="173" w:name="_Toc26609"/>
       <w:bookmarkStart w:id="174" w:name="性能与质量分析"/>
       <w:r>
@@ -14605,8 +14583,8 @@
         </w:rPr>
       </w:pPr>
       <w:bookmarkStart w:id="175" w:name="_Toc1685"/>
-      <w:bookmarkStart w:id="176" w:name="_Toc7677"/>
-      <w:bookmarkStart w:id="177" w:name="_Toc5237"/>
+      <w:bookmarkStart w:id="176" w:name="_Toc5237"/>
+      <w:bookmarkStart w:id="177" w:name="_Toc7677"/>
       <w:bookmarkStart w:id="178" w:name="测试结果总结"/>
       <w:r>
         <w:rPr>
@@ -14770,8 +14748,8 @@
           <w:szCs w:val="32"/>
         </w:rPr>
       </w:pPr>
-      <w:bookmarkStart w:id="179" w:name="_Toc9366"/>
-      <w:bookmarkStart w:id="180" w:name="_Toc27006"/>
+      <w:bookmarkStart w:id="179" w:name="_Toc27006"/>
+      <w:bookmarkStart w:id="180" w:name="_Toc9366"/>
       <w:bookmarkStart w:id="181" w:name="_Toc18223"/>
       <w:bookmarkStart w:id="182" w:name="结论与展望"/>
       <w:r>
@@ -15232,8 +15210,8 @@
           <w:rFonts w:hint="eastAsia"/>
         </w:rPr>
       </w:pPr>
-      <w:bookmarkStart w:id="194" w:name="_Toc14876"/>
-      <w:bookmarkStart w:id="195" w:name="_Toc16119"/>
+      <w:bookmarkStart w:id="194" w:name="_Toc16119"/>
+      <w:bookmarkStart w:id="195" w:name="_Toc14876"/>
       <w:r>
         <w:rPr>
           <w:rFonts w:hint="eastAsia"/>
@@ -16332,9 +16310,9 @@
           <w:szCs w:val="28"/>
         </w:rPr>
       </w:pPr>
-      <w:bookmarkStart w:id="196" w:name="_Toc13900"/>
-      <w:bookmarkStart w:id="197" w:name="_Toc10712"/>
-      <w:bookmarkStart w:id="198" w:name="_Toc16246"/>
+      <w:bookmarkStart w:id="196" w:name="_Toc16246"/>
+      <w:bookmarkStart w:id="197" w:name="_Toc13900"/>
+      <w:bookmarkStart w:id="198" w:name="_Toc10712"/>
       <w:bookmarkStart w:id="199" w:name="附录2-项目客观统计信息"/>
       <w:r>
         <w:rPr>

--- a/word/基于LangChain的智能扫地机器人客服系统设计与实现.docx
+++ b/word/基于LangChain的智能扫地机器人客服系统设计与实现.docx
@@ -1133,9 +1133,9 @@
           <w:rFonts w:hint="eastAsia" w:ascii="Times New Roman" w:hAnsi="Times New Roman" w:eastAsia="宋体" w:cs="Times New Roman"/>
         </w:rPr>
       </w:pPr>
-      <w:bookmarkStart w:id="3" w:name="_Toc14993"/>
-      <w:bookmarkStart w:id="4" w:name="_Toc14408"/>
-      <w:bookmarkStart w:id="5" w:name="_Toc7914"/>
+      <w:bookmarkStart w:id="3" w:name="_Toc14408"/>
+      <w:bookmarkStart w:id="4" w:name="_Toc7914"/>
+      <w:bookmarkStart w:id="5" w:name="_Toc14993"/>
       <w:r>
         <w:rPr>
           <w:rFonts w:hint="eastAsia" w:ascii="Times New Roman" w:hAnsi="Times New Roman" w:eastAsia="宋体" w:cs="Times New Roman"/>
@@ -2419,7 +2419,7 @@
             <w:fldChar w:fldCharType="separate"/>
           </w:r>
           <w:r>
-            <w:t>2</w:t>
+            <w:t>3</w:t>
           </w:r>
           <w:r>
             <w:fldChar w:fldCharType="end"/>
@@ -3153,7 +3153,7 @@
             <w:fldChar w:fldCharType="separate"/>
           </w:r>
           <w:r>
-            <w:t>8</w:t>
+            <w:t>7</w:t>
           </w:r>
           <w:r>
             <w:fldChar w:fldCharType="end"/>
@@ -3223,7 +3223,7 @@
             <w:fldChar w:fldCharType="separate"/>
           </w:r>
           <w:r>
-            <w:t>8</w:t>
+            <w:t>7</w:t>
           </w:r>
           <w:r>
             <w:fldChar w:fldCharType="end"/>
@@ -3843,7 +3843,7 @@
             <w:fldChar w:fldCharType="separate"/>
           </w:r>
           <w:r>
-            <w:t>13</w:t>
+            <w:t>12</w:t>
           </w:r>
           <w:r>
             <w:fldChar w:fldCharType="end"/>
@@ -5084,7 +5084,7 @@
             <w:fldChar w:fldCharType="separate"/>
           </w:r>
           <w:r>
-            <w:t>26</w:t>
+            <w:t>27</w:t>
           </w:r>
           <w:r>
             <w:fldChar w:fldCharType="end"/>
@@ -5224,7 +5224,7 @@
             <w:fldChar w:fldCharType="separate"/>
           </w:r>
           <w:r>
-            <w:t>27</w:t>
+            <w:t>28</w:t>
           </w:r>
           <w:r>
             <w:fldChar w:fldCharType="end"/>
@@ -5294,7 +5294,7 @@
             <w:fldChar w:fldCharType="separate"/>
           </w:r>
           <w:r>
-            <w:t>27</w:t>
+            <w:t>28</w:t>
           </w:r>
           <w:r>
             <w:fldChar w:fldCharType="end"/>
@@ -5451,7 +5451,7 @@
             <w:fldChar w:fldCharType="separate"/>
           </w:r>
           <w:r>
-            <w:t>29</w:t>
+            <w:t>30</w:t>
           </w:r>
           <w:r>
             <w:fldChar w:fldCharType="end"/>
@@ -5521,7 +5521,7 @@
             <w:fldChar w:fldCharType="separate"/>
           </w:r>
           <w:r>
-            <w:t>30</w:t>
+            <w:t>31</w:t>
           </w:r>
           <w:r>
             <w:fldChar w:fldCharType="end"/>
@@ -5589,7 +5589,7 @@
             <w:fldChar w:fldCharType="separate"/>
           </w:r>
           <w:r>
-            <w:t>31</w:t>
+            <w:t>32</w:t>
           </w:r>
           <w:r>
             <w:fldChar w:fldCharType="end"/>
@@ -5659,7 +5659,7 @@
             <w:fldChar w:fldCharType="separate"/>
           </w:r>
           <w:r>
-            <w:t>33</w:t>
+            <w:t>32</w:t>
           </w:r>
           <w:r>
             <w:fldChar w:fldCharType="end"/>
@@ -5716,8 +5716,6 @@
             </w:rPr>
             <w:t>附录2 项目客观统计信息</w:t>
           </w:r>
-          <w:bookmarkStart w:id="201" w:name="_GoBack"/>
-          <w:bookmarkEnd w:id="201"/>
           <w:r>
             <w:tab/>
           </w:r>
@@ -5731,7 +5729,7 @@
             <w:fldChar w:fldCharType="separate"/>
           </w:r>
           <w:r>
-            <w:t>35</w:t>
+            <w:t>36</w:t>
           </w:r>
           <w:r>
             <w:fldChar w:fldCharType="end"/>
@@ -5827,9 +5825,9 @@
           <w:szCs w:val="32"/>
         </w:rPr>
       </w:pPr>
-      <w:bookmarkStart w:id="10" w:name="_Toc12282"/>
-      <w:bookmarkStart w:id="11" w:name="_Toc10190"/>
-      <w:bookmarkStart w:id="12" w:name="_Toc9631"/>
+      <w:bookmarkStart w:id="10" w:name="_Toc10190"/>
+      <w:bookmarkStart w:id="11" w:name="_Toc9631"/>
+      <w:bookmarkStart w:id="12" w:name="_Toc12282"/>
       <w:r>
         <w:rPr>
           <w:rFonts w:hint="eastAsia" w:ascii="Times New Roman" w:hAnsi="Times New Roman" w:eastAsia="宋体"/>
@@ -5869,8 +5867,8 @@
         </w:rPr>
       </w:pPr>
       <w:bookmarkStart w:id="13" w:name="_Toc27123"/>
-      <w:bookmarkStart w:id="14" w:name="_Toc31552"/>
-      <w:bookmarkStart w:id="15" w:name="_Toc16561"/>
+      <w:bookmarkStart w:id="14" w:name="_Toc16561"/>
+      <w:bookmarkStart w:id="15" w:name="_Toc31552"/>
       <w:bookmarkStart w:id="16" w:name="研究背景"/>
       <w:r>
         <w:rPr>
@@ -6100,8 +6098,8 @@
         </w:rPr>
       </w:pPr>
       <w:bookmarkStart w:id="17" w:name="_Toc3546"/>
-      <w:bookmarkStart w:id="18" w:name="_Toc13229"/>
-      <w:bookmarkStart w:id="19" w:name="_Toc23958"/>
+      <w:bookmarkStart w:id="18" w:name="_Toc23958"/>
+      <w:bookmarkStart w:id="19" w:name="_Toc13229"/>
       <w:bookmarkStart w:id="20" w:name="研究目的与意义"/>
       <w:r>
         <w:rPr>
@@ -6162,7 +6160,7 @@
           <w:rFonts w:ascii="Times New Roman" w:hAnsi="Times New Roman" w:eastAsia="宋体"/>
           <w:sz w:val="24"/>
         </w:rPr>
-        <w:t>本文的研究目标是面向扫地机器人客服场景，设计并实现一套基于 LangChain 的智能客服系统原型。系统通过整合大语言模型、向量检索、领域知识库、工具调用和前端对话界面，实现对选购咨询、故障排查、保养维护建议、使用指导以及个性化使用报告生成等问题的自动处理。研究工作既包括系统架构设计，也包括代码实现、</w:t>
+        <w:t>本文的研究目标是面向扫地机器人客服场景，设计并实现一套基于LangChain的智能客服系统原型。系统通过整合大语言模型、向量检索、领域知识库、工具调用和前端对话界面，实现对选购咨询、故障排查、保养维护建议、使用指导以及个性化使用报告生成等问题的自动处理。研究工作既包括系统架构设计，也包括代码实现、</w:t>
       </w:r>
     </w:p>
     <w:p>
@@ -6464,8 +6462,8 @@
         </w:rPr>
       </w:pPr>
       <w:bookmarkStart w:id="25" w:name="_Toc10447"/>
-      <w:bookmarkStart w:id="26" w:name="_Toc5373"/>
-      <w:bookmarkStart w:id="27" w:name="_Toc31862"/>
+      <w:bookmarkStart w:id="26" w:name="_Toc31862"/>
+      <w:bookmarkStart w:id="27" w:name="_Toc5373"/>
       <w:bookmarkStart w:id="28" w:name="研究内容与论文结构"/>
       <w:r>
         <w:rPr>
@@ -6573,9 +6571,9 @@
           <w:szCs w:val="30"/>
         </w:rPr>
       </w:pPr>
-      <w:bookmarkStart w:id="33" w:name="_Toc7958"/>
-      <w:bookmarkStart w:id="34" w:name="_Toc361"/>
-      <w:bookmarkStart w:id="35" w:name="_Toc32629"/>
+      <w:bookmarkStart w:id="33" w:name="_Toc361"/>
+      <w:bookmarkStart w:id="34" w:name="_Toc32629"/>
+      <w:bookmarkStart w:id="35" w:name="_Toc7958"/>
       <w:bookmarkStart w:id="36" w:name="langchain-框架"/>
       <w:r>
         <w:rPr>
@@ -6690,8 +6688,8 @@
           <w:szCs w:val="30"/>
         </w:rPr>
       </w:pPr>
-      <w:bookmarkStart w:id="37" w:name="_Toc16599"/>
-      <w:bookmarkStart w:id="38" w:name="_Toc15477"/>
+      <w:bookmarkStart w:id="37" w:name="_Toc15477"/>
+      <w:bookmarkStart w:id="38" w:name="_Toc16599"/>
       <w:bookmarkStart w:id="39" w:name="_Toc25849"/>
       <w:bookmarkStart w:id="40" w:name="检索增强生成技术"/>
       <w:r>
@@ -6807,9 +6805,9 @@
           <w:szCs w:val="30"/>
         </w:rPr>
       </w:pPr>
-      <w:bookmarkStart w:id="41" w:name="_Toc31124"/>
+      <w:bookmarkStart w:id="41" w:name="_Toc16999"/>
       <w:bookmarkStart w:id="42" w:name="_Toc22405"/>
-      <w:bookmarkStart w:id="43" w:name="_Toc16999"/>
+      <w:bookmarkStart w:id="43" w:name="_Toc31124"/>
       <w:bookmarkStart w:id="44" w:name="向量数据库-chroma"/>
       <w:r>
         <w:rPr>
@@ -6895,9 +6893,9 @@
           <w:szCs w:val="30"/>
         </w:rPr>
       </w:pPr>
-      <w:bookmarkStart w:id="45" w:name="_Toc6561"/>
-      <w:bookmarkStart w:id="46" w:name="_Toc29850"/>
-      <w:bookmarkStart w:id="47" w:name="_Toc14624"/>
+      <w:bookmarkStart w:id="45" w:name="_Toc14624"/>
+      <w:bookmarkStart w:id="46" w:name="_Toc6561"/>
+      <w:bookmarkStart w:id="47" w:name="_Toc29850"/>
       <w:bookmarkStart w:id="48" w:name="通义千问模型与文本向量化"/>
       <w:r>
         <w:rPr>
@@ -7017,8 +7015,8 @@
           <w:szCs w:val="30"/>
         </w:rPr>
       </w:pPr>
-      <w:bookmarkStart w:id="49" w:name="_Toc15641"/>
-      <w:bookmarkStart w:id="50" w:name="_Toc3250"/>
+      <w:bookmarkStart w:id="49" w:name="_Toc3250"/>
+      <w:bookmarkStart w:id="50" w:name="_Toc15641"/>
       <w:bookmarkStart w:id="51" w:name="_Toc15151"/>
       <w:bookmarkStart w:id="52" w:name="streamlit-前端框架"/>
       <w:r>
@@ -7127,9 +7125,9 @@
           <w:szCs w:val="30"/>
         </w:rPr>
       </w:pPr>
-      <w:bookmarkStart w:id="57" w:name="_Toc16884"/>
-      <w:bookmarkStart w:id="58" w:name="_Toc11163"/>
-      <w:bookmarkStart w:id="59" w:name="_Toc32410"/>
+      <w:bookmarkStart w:id="57" w:name="_Toc11163"/>
+      <w:bookmarkStart w:id="58" w:name="_Toc32410"/>
+      <w:bookmarkStart w:id="59" w:name="_Toc16884"/>
       <w:bookmarkStart w:id="60" w:name="业务场景分析"/>
       <w:r>
         <w:rPr>
@@ -7219,9 +7217,9 @@
           <w:szCs w:val="30"/>
         </w:rPr>
       </w:pPr>
-      <w:bookmarkStart w:id="61" w:name="_Toc12584"/>
-      <w:bookmarkStart w:id="62" w:name="_Toc25657"/>
-      <w:bookmarkStart w:id="63" w:name="_Toc23650"/>
+      <w:bookmarkStart w:id="61" w:name="_Toc25657"/>
+      <w:bookmarkStart w:id="62" w:name="_Toc23650"/>
+      <w:bookmarkStart w:id="63" w:name="_Toc12584"/>
       <w:bookmarkStart w:id="64" w:name="功能需求分析"/>
       <w:r>
         <w:rPr>
@@ -7239,14 +7237,36 @@
     </w:p>
     <w:p>
       <w:pPr>
-        <w:spacing w:line="240" w:lineRule="auto"/>
-      </w:pPr>
-      <w:r>
-        <w:rPr>
-          <w:rFonts w:ascii="Times New Roman" w:hAnsi="Times New Roman" w:eastAsia="宋体"/>
-          <w:sz w:val="24"/>
-        </w:rPr>
-        <w:t>为进一步明确系统参与者与功能边界，本文在功能需求分析基础上补充系统用例建模。系统主要面向普通用户提供扫地机器人领域咨询、故障处理、选购建议、维护保养建议和个人使用报告生成等服务；同时，系统内部需要协同调用大模型服务、Chroma 向量库和 MySQL 业务数据库完成回答生成。</w:t>
+        <w:jc w:val="center"/>
+        <w:rPr>
+          <w:rFonts w:hint="eastAsia" w:ascii="Times New Roman" w:hAnsi="Times New Roman" w:eastAsia="宋体"/>
+          <w:sz w:val="24"/>
+        </w:rPr>
+      </w:pPr>
+      <w:r>
+        <w:rPr>
+          <w:rFonts w:hint="eastAsia" w:ascii="Times New Roman" w:hAnsi="Times New Roman" w:eastAsia="宋体"/>
+          <w:sz w:val="24"/>
+        </w:rPr>
+        <w:t>该系统主要面向消费级用户提供扫地机器人售前咨询和售后咨询。主要包括选购建议，故障处理，清洁维护和个人使用报告生成等服务。系统内部需要协调调用大模型api服务，以及chroma向量库和mysql数据库来存储用户信息并且完成对用户的问题回答。</w:t>
+      </w:r>
+    </w:p>
+    <w:p>
+      <w:pPr>
+        <w:jc w:val="left"/>
+        <w:rPr>
+          <w:rFonts w:hint="default" w:ascii="Times New Roman" w:hAnsi="Times New Roman" w:eastAsia="宋体"/>
+          <w:sz w:val="24"/>
+          <w:lang w:val="en-US" w:eastAsia="zh-CN"/>
+        </w:rPr>
+      </w:pPr>
+      <w:r>
+        <w:rPr>
+          <w:rFonts w:hint="eastAsia" w:ascii="Times New Roman" w:hAnsi="Times New Roman"/>
+          <w:sz w:val="24"/>
+          <w:lang w:val="en-US" w:eastAsia="zh-CN"/>
+        </w:rPr>
+        <w:t>系统主要包括问答服务和高频问题解决。</w:t>
       </w:r>
     </w:p>
     <w:p>
@@ -7256,9 +7276,9 @@
       <w:r>
         <w:drawing>
           <wp:inline distT="0" distB="0" distL="114300" distR="114300">
-            <wp:extent cx="5394960" cy="3467735"/>
-            <wp:effectExtent l="0" t="0" r="0" b="6985"/>
-            <wp:docPr id="10" name="Picture 10"/>
+            <wp:extent cx="5758815" cy="1936750"/>
+            <wp:effectExtent l="0" t="0" r="6985" b="6350"/>
+            <wp:docPr id="5" name="图片 1"/>
             <wp:cNvGraphicFramePr>
               <a:graphicFrameLocks xmlns:a="http://schemas.openxmlformats.org/drawingml/2006/main" noChangeAspect="1"/>
             </wp:cNvGraphicFramePr>
@@ -7266,7 +7286,7 @@
               <a:graphicData uri="http://schemas.openxmlformats.org/drawingml/2006/picture">
                 <pic:pic xmlns:pic="http://schemas.openxmlformats.org/drawingml/2006/picture">
                   <pic:nvPicPr>
-                    <pic:cNvPr id="10" name="Picture 10"/>
+                    <pic:cNvPr id="5" name="图片 1"/>
                     <pic:cNvPicPr>
                       <a:picLocks noChangeAspect="1"/>
                     </pic:cNvPicPr>
@@ -7280,11 +7300,15 @@
                   <pic:spPr>
                     <a:xfrm>
                       <a:off x="0" y="0"/>
-                      <a:ext cx="5394960" cy="3468189"/>
+                      <a:ext cx="5758815" cy="1936750"/>
                     </a:xfrm>
                     <a:prstGeom prst="rect">
                       <a:avLst/>
                     </a:prstGeom>
+                    <a:noFill/>
+                    <a:ln>
+                      <a:noFill/>
+                    </a:ln>
                   </pic:spPr>
                 </pic:pic>
               </a:graphicData>
@@ -7315,7 +7339,7 @@
           <w:rFonts w:ascii="Times New Roman" w:hAnsi="Times New Roman" w:eastAsia="宋体"/>
           <w:sz w:val="24"/>
         </w:rPr>
-        <w:t>如图3-1所示，普通用户是系统的主要使用者，其直接用例包括知识咨询、故障排查、选购建议、维护保养建议和个人报告生成。系统在处理这些用例时，会根据问题类型调用不同支撑模块：知识类问题通过 Chroma 向量库完成资料召回，报告类问题通过 MySQL 数据库读取用户月度使用记录，最终统一由大模型生成自然语言回答。</w:t>
+        <w:t>如图3-1所示，普通用户是系统的主要使用者，其直接用例包括知识咨询、故障排查、选购建议、维护保养建议和个人报告生成。系统在处理这些用例时，会根据问题类型调用不同支撑模块：知识类问题通过Chroma向量库完成资料召回，报告类问题通过MySQL数据库读取用户月度使用记录，最终统一由大模型生成自然语言回答。</w:t>
       </w:r>
     </w:p>
     <w:p>
@@ -7345,13 +7369,6 @@
         </w:rPr>
         <w:t>支持自然语言对话输入与输出，能够以聊天形式接收用户咨询并返回中文答案。</w:t>
       </w:r>
-      <w:r>
-        <w:rPr>
-          <w:rFonts w:ascii="Times New Roman" w:hAnsi="Times New Roman" w:eastAsia="宋体"/>
-          <w:sz w:val="24"/>
-        </w:rPr>
-        <w:br w:type="textWrapping"/>
-      </w:r>
     </w:p>
     <w:p>
       <w:pPr>
@@ -7368,13 +7385,6 @@
         </w:rPr>
         <w:t>支持面向扫地机器人知识库的语义检索，可根据问题召回相关资料。</w:t>
       </w:r>
-      <w:r>
-        <w:rPr>
-          <w:rFonts w:ascii="Times New Roman" w:hAnsi="Times New Roman" w:eastAsia="宋体"/>
-          <w:sz w:val="24"/>
-        </w:rPr>
-        <w:br w:type="textWrapping"/>
-      </w:r>
     </w:p>
     <w:p>
       <w:pPr>
@@ -7391,13 +7401,6 @@
         </w:rPr>
         <w:t>支持基于检索结果生成问答内容，降低模型脱离知识库自由回答的概率。</w:t>
       </w:r>
-      <w:r>
-        <w:rPr>
-          <w:rFonts w:ascii="Times New Roman" w:hAnsi="Times New Roman" w:eastAsia="宋体"/>
-          <w:sz w:val="24"/>
-        </w:rPr>
-        <w:br w:type="textWrapping"/>
-      </w:r>
     </w:p>
     <w:p>
       <w:pPr>
@@ -7421,13 +7424,6 @@
         </w:rPr>
         <w:t>其中，天气和位置类工具主要用于扩展环境感知能力，例如在潮湿天气下给出拖地频率、拖布晾晒和异味预防建议；用户ID和月份工具主要用于报告生成场景下定位用户记录。</w:t>
       </w:r>
-      <w:r>
-        <w:rPr>
-          <w:rFonts w:ascii="Times New Roman" w:hAnsi="Times New Roman" w:eastAsia="宋体"/>
-          <w:sz w:val="24"/>
-        </w:rPr>
-        <w:br w:type="textWrapping"/>
-      </w:r>
     </w:p>
     <w:p>
       <w:pPr>
@@ -7444,13 +7440,6 @@
         </w:rPr>
         <w:t>支持报告生成场景下的流程约束，即在合适条件下切换到报告型提示词并访问外部记录。</w:t>
       </w:r>
-      <w:r>
-        <w:rPr>
-          <w:rFonts w:ascii="Times New Roman" w:hAnsi="Times New Roman" w:eastAsia="宋体"/>
-          <w:sz w:val="24"/>
-        </w:rPr>
-        <w:br w:type="textWrapping"/>
-      </w:r>
     </w:p>
     <w:p>
       <w:pPr>
@@ -7467,13 +7456,6 @@
         </w:rPr>
         <w:t>支持前端流式输出，提升交互友好性。</w:t>
       </w:r>
-      <w:r>
-        <w:rPr>
-          <w:rFonts w:ascii="Times New Roman" w:hAnsi="Times New Roman" w:eastAsia="宋体"/>
-          <w:sz w:val="24"/>
-        </w:rPr>
-        <w:br w:type="textWrapping"/>
-      </w:r>
     </w:p>
     <w:p>
       <w:pPr>
@@ -7505,9 +7487,9 @@
           <w:szCs w:val="30"/>
         </w:rPr>
       </w:pPr>
-      <w:bookmarkStart w:id="65" w:name="_Toc27235"/>
-      <w:bookmarkStart w:id="66" w:name="_Toc13308"/>
-      <w:bookmarkStart w:id="67" w:name="_Toc32496"/>
+      <w:bookmarkStart w:id="65" w:name="_Toc32496"/>
+      <w:bookmarkStart w:id="66" w:name="_Toc27235"/>
+      <w:bookmarkStart w:id="67" w:name="_Toc13308"/>
       <w:bookmarkStart w:id="68" w:name="非功能需求分析"/>
       <w:r>
         <w:rPr>
@@ -7532,19 +7514,60 @@
           <w:rFonts w:ascii="Times New Roman" w:hAnsi="Times New Roman" w:eastAsia="宋体"/>
           <w:sz w:val="24"/>
         </w:rPr>
-        <w:t>除功能性要求外，系统还应满足一定的非功能性要求。</w:t>
-      </w:r>
-    </w:p>
-    <w:p>
-      <w:pPr>
-        <w:spacing w:line="240" w:lineRule="auto"/>
-      </w:pPr>
-      <w:r>
-        <w:rPr>
-          <w:rFonts w:ascii="Times New Roman" w:hAnsi="Times New Roman" w:eastAsia="宋体"/>
-          <w:sz w:val="24"/>
-        </w:rPr>
-        <w:t>在可用性方面，界面应简洁直观，输入方式尽量贴近普通用户使用习惯。在准确性方面，系统需要以知识库内容为依据，尽量减少随意生成的回答。在可维护性方面，系统应通过配置文件管理模型、提示词和向量参数，便于后续调整。在可扩展性方面，知识库来源、工具集与提示词应支持后续扩充。在安全性方面，日志中不应直接暴露密钥、手机号和邮箱等敏感信息。</w:t>
+        <w:t>除功能性要求外，系统还应满足一定的非功能性要求。在可用性方面，界面应简洁直观，输入方式尽量贴近</w:t>
+      </w:r>
+      <w:r>
+        <w:rPr>
+          <w:rFonts w:hint="eastAsia" w:ascii="Times New Roman" w:hAnsi="Times New Roman"/>
+          <w:sz w:val="24"/>
+          <w:lang w:val="en-US" w:eastAsia="zh-CN"/>
+        </w:rPr>
+        <w:t>日常用户所习惯的交互方式</w:t>
+      </w:r>
+      <w:r>
+        <w:rPr>
+          <w:rFonts w:ascii="Times New Roman" w:hAnsi="Times New Roman" w:eastAsia="宋体"/>
+          <w:sz w:val="24"/>
+        </w:rPr>
+        <w:t>。在准确性方面，系统需要以知识库内容为依据，尽量减少随意生成的回答</w:t>
+      </w:r>
+      <w:r>
+        <w:rPr>
+          <w:rFonts w:hint="eastAsia" w:ascii="Times New Roman" w:hAnsi="Times New Roman"/>
+          <w:sz w:val="24"/>
+          <w:lang w:eastAsia="zh-CN"/>
+        </w:rPr>
+        <w:t>，</w:t>
+      </w:r>
+      <w:r>
+        <w:rPr>
+          <w:rFonts w:hint="eastAsia" w:ascii="Times New Roman" w:hAnsi="Times New Roman"/>
+          <w:sz w:val="24"/>
+          <w:lang w:val="en-US" w:eastAsia="zh-CN"/>
+        </w:rPr>
+        <w:t>防止大模型幻觉问题。</w:t>
+      </w:r>
+      <w:r>
+        <w:rPr>
+          <w:rFonts w:ascii="Times New Roman" w:hAnsi="Times New Roman" w:eastAsia="宋体"/>
+          <w:sz w:val="24"/>
+        </w:rPr>
+        <w:t>在可维护性方面，系统应通过配置文件管理模型、提示词和向量参数，便于后续调整。</w:t>
+      </w:r>
+      <w:r>
+        <w:rPr>
+          <w:rFonts w:hint="eastAsia" w:ascii="Times New Roman" w:hAnsi="Times New Roman"/>
+          <w:sz w:val="24"/>
+          <w:lang w:val="en-US" w:eastAsia="zh-CN"/>
+        </w:rPr>
+        <w:t>并且在容易出问题的地方设置埋点，添加日志方便维护者发现问题。</w:t>
+      </w:r>
+      <w:r>
+        <w:rPr>
+          <w:rFonts w:ascii="Times New Roman" w:hAnsi="Times New Roman" w:eastAsia="宋体"/>
+          <w:sz w:val="24"/>
+        </w:rPr>
+        <w:t>在可扩展性方面，知识库来源、工具集与提示词应支持后续扩充。在安全性方面，不应直接暴露密钥、手机号和邮箱等敏感信息。</w:t>
       </w:r>
     </w:p>
     <w:bookmarkEnd w:id="68"/>
@@ -7561,9 +7584,9 @@
           <w:szCs w:val="30"/>
         </w:rPr>
       </w:pPr>
-      <w:bookmarkStart w:id="69" w:name="_Toc1157"/>
-      <w:bookmarkStart w:id="70" w:name="_Toc14796"/>
-      <w:bookmarkStart w:id="71" w:name="_Toc1246"/>
+      <w:bookmarkStart w:id="69" w:name="_Toc1246"/>
+      <w:bookmarkStart w:id="70" w:name="_Toc1157"/>
+      <w:bookmarkStart w:id="71" w:name="_Toc14796"/>
       <w:bookmarkStart w:id="72" w:name="可行性分析"/>
       <w:r>
         <w:rPr>
@@ -7585,10 +7608,40 @@
       </w:pPr>
       <w:r>
         <w:rPr>
-          <w:rFonts w:ascii="Times New Roman" w:hAnsi="Times New Roman" w:eastAsia="宋体"/>
-          <w:sz w:val="24"/>
-        </w:rPr>
-        <w:t>从技术可行性看，项目采用的 Python、LangChain、Chroma 与 Streamlit 均为成熟工具，开发门槛适中，适合在毕业设计阶段实现完整原型。项目代码结构较清晰，核心模块分为前端层、智能体层、工具层、检索层、模型层和工具类层，耦合度相对适中。</w:t>
+          <w:rFonts w:hint="eastAsia" w:ascii="Times New Roman" w:hAnsi="Times New Roman"/>
+          <w:sz w:val="24"/>
+          <w:lang w:val="en-US" w:eastAsia="zh-CN"/>
+        </w:rPr>
+        <w:t>从技术可行性方面来看</w:t>
+      </w:r>
+      <w:r>
+        <w:rPr>
+          <w:rFonts w:ascii="Times New Roman" w:hAnsi="Times New Roman" w:eastAsia="宋体"/>
+          <w:sz w:val="24"/>
+        </w:rPr>
+        <w:t>，</w:t>
+      </w:r>
+      <w:r>
+        <w:rPr>
+          <w:rFonts w:hint="eastAsia" w:ascii="Times New Roman" w:hAnsi="Times New Roman" w:eastAsia="宋体"/>
+          <w:sz w:val="24"/>
+        </w:rPr>
+        <w:t>项目以python语言为主，使用成熟的LangChain架构和streamlit前端架构为主要技术栈。通过chroma向量库和mysql数据库辅助将整体系统构建完成。目前这些架构和技术栈在网上都有较多的开源项目和教程，开发门槛适中。项目代码结构比较清晰，而且都是使用的目前比较新的版本开发，系统整体的技术栈兼容性较强</w:t>
+      </w:r>
+      <w:r>
+        <w:rPr>
+          <w:rFonts w:hint="eastAsia" w:ascii="Times New Roman" w:hAnsi="Times New Roman"/>
+          <w:sz w:val="24"/>
+          <w:lang w:eastAsia="zh-CN"/>
+        </w:rPr>
+        <w:t>。</w:t>
+      </w:r>
+      <w:r>
+        <w:rPr>
+          <w:rFonts w:ascii="Times New Roman" w:hAnsi="Times New Roman" w:eastAsia="宋体"/>
+          <w:sz w:val="24"/>
+        </w:rPr>
+        <w:t>核心模块分为前端层、智能体层、工具层、检索层、模型层和工具类层，耦合度相对适中。</w:t>
       </w:r>
     </w:p>
     <w:p>
@@ -7600,19 +7653,75 @@
           <w:rFonts w:ascii="Times New Roman" w:hAnsi="Times New Roman" w:eastAsia="宋体"/>
           <w:sz w:val="24"/>
         </w:rPr>
-        <w:t>从数据可行性看，当前项目已经具备 6 份知识库文件和 120 条外部记录样本，能够支撑基本演示和场景验证。</w:t>
-      </w:r>
-    </w:p>
-    <w:p>
-      <w:pPr>
-        <w:spacing w:line="240" w:lineRule="auto"/>
-      </w:pPr>
-      <w:r>
-        <w:rPr>
-          <w:rFonts w:ascii="Times New Roman" w:hAnsi="Times New Roman" w:eastAsia="宋体"/>
-          <w:sz w:val="24"/>
-        </w:rPr>
-        <w:t>从实现可行性看，系统前端代码约 42 行，智能体、工具和检索模块均已实现，说明项目已经完成关键主链路搭建，毕业设计的重点可以放在架构说明、关键实现分析和结果评价上。</w:t>
+        <w:t>从数据可行性看，当前项目已经具备6份知识库文件和120条外部记录样本，</w:t>
+      </w:r>
+      <w:r>
+        <w:rPr>
+          <w:rFonts w:hint="eastAsia" w:ascii="Times New Roman" w:hAnsi="Times New Roman" w:eastAsia="宋体"/>
+          <w:sz w:val="24"/>
+        </w:rPr>
+        <w:t>能够支持最基本的演示和场景验证，后续也可以继续导入外部数据文档或其他用户记录</w:t>
+      </w:r>
+      <w:r>
+        <w:rPr>
+          <w:rFonts w:hint="eastAsia" w:ascii="Times New Roman" w:hAnsi="Times New Roman"/>
+          <w:sz w:val="24"/>
+          <w:lang w:eastAsia="zh-CN"/>
+        </w:rPr>
+        <w:t>。</w:t>
+      </w:r>
+      <w:r>
+        <w:rPr>
+          <w:rFonts w:hint="eastAsia" w:ascii="Times New Roman" w:hAnsi="Times New Roman"/>
+          <w:sz w:val="24"/>
+          <w:lang w:eastAsia="zh-CN"/>
+        </w:rPr>
+        <w:br w:type="textWrapping"/>
+      </w:r>
+      <w:r>
+        <w:rPr>
+          <w:rFonts w:ascii="Times New Roman" w:hAnsi="Times New Roman" w:eastAsia="宋体"/>
+          <w:sz w:val="24"/>
+        </w:rPr>
+        <w:t>从实现可行性看，系统前端代码约42行</w:t>
+      </w:r>
+      <w:r>
+        <w:rPr>
+          <w:rFonts w:hint="eastAsia" w:ascii="Times New Roman" w:hAnsi="Times New Roman"/>
+          <w:sz w:val="24"/>
+          <w:lang w:eastAsia="zh-CN"/>
+        </w:rPr>
+        <w:t>。</w:t>
+      </w:r>
+      <w:r>
+        <w:rPr>
+          <w:rFonts w:hint="eastAsia" w:ascii="Times New Roman" w:hAnsi="Times New Roman"/>
+          <w:sz w:val="24"/>
+          <w:lang w:val="en-US" w:eastAsia="zh-CN"/>
+        </w:rPr>
+        <w:t>前端界面较为简陋，但是已经实现了流水式输出和基本的用户与大模型的区分图标和聊天框。</w:t>
+      </w:r>
+      <w:r>
+        <w:rPr>
+          <w:rFonts w:ascii="Times New Roman" w:hAnsi="Times New Roman" w:eastAsia="宋体"/>
+          <w:sz w:val="24"/>
+        </w:rPr>
+        <w:t>智能体、工具和检索模块均已实现，项目已经完成关键主链路搭建，</w:t>
+      </w:r>
+      <w:r>
+        <w:rPr>
+          <w:rFonts w:hint="eastAsia" w:ascii="Times New Roman" w:hAnsi="Times New Roman"/>
+          <w:sz w:val="24"/>
+          <w:lang w:val="en-US" w:eastAsia="zh-CN"/>
+        </w:rPr>
+        <w:t>其他</w:t>
+      </w:r>
+      <w:r>
+        <w:rPr>
+          <w:rFonts w:ascii="Times New Roman" w:hAnsi="Times New Roman" w:eastAsia="宋体"/>
+          <w:sz w:val="24"/>
+        </w:rPr>
+        <w:t>重点可以放在架构说明、关键实现分析和结果评价上。</w:t>
       </w:r>
     </w:p>
     <w:p/>
@@ -7631,9 +7740,9 @@
           <w:szCs w:val="32"/>
         </w:rPr>
       </w:pPr>
-      <w:bookmarkStart w:id="73" w:name="_Toc18505"/>
-      <w:bookmarkStart w:id="74" w:name="_Toc4827"/>
-      <w:bookmarkStart w:id="75" w:name="_Toc9268"/>
+      <w:bookmarkStart w:id="73" w:name="_Toc9268"/>
+      <w:bookmarkStart w:id="74" w:name="_Toc18505"/>
+      <w:bookmarkStart w:id="75" w:name="_Toc4827"/>
       <w:bookmarkStart w:id="76" w:name="系统总体设计"/>
       <w:r>
         <w:rPr>
@@ -7735,9 +7844,9 @@
       <w:r>
         <w:drawing>
           <wp:inline distT="0" distB="0" distL="114300" distR="114300">
-            <wp:extent cx="4309745" cy="2634615"/>
-            <wp:effectExtent l="0" t="0" r="3175" b="1905"/>
-            <wp:docPr id="3" name="Picture 3"/>
+            <wp:extent cx="5757545" cy="2522220"/>
+            <wp:effectExtent l="0" t="0" r="8255" b="5080"/>
+            <wp:docPr id="9" name="图片 2"/>
             <wp:cNvGraphicFramePr>
               <a:graphicFrameLocks xmlns:a="http://schemas.openxmlformats.org/drawingml/2006/main" noChangeAspect="1"/>
             </wp:cNvGraphicFramePr>
@@ -7745,7 +7854,7 @@
               <a:graphicData uri="http://schemas.openxmlformats.org/drawingml/2006/picture">
                 <pic:pic xmlns:pic="http://schemas.openxmlformats.org/drawingml/2006/picture">
                   <pic:nvPicPr>
-                    <pic:cNvPr id="3" name="Picture 3"/>
+                    <pic:cNvPr id="9" name="图片 2"/>
                     <pic:cNvPicPr>
                       <a:picLocks noChangeAspect="1"/>
                     </pic:cNvPicPr>
@@ -7759,11 +7868,15 @@
                   <pic:spPr>
                     <a:xfrm>
                       <a:off x="0" y="0"/>
-                      <a:ext cx="4309745" cy="2634615"/>
+                      <a:ext cx="5757545" cy="2522220"/>
                     </a:xfrm>
                     <a:prstGeom prst="rect">
                       <a:avLst/>
                     </a:prstGeom>
+                    <a:noFill/>
+                    <a:ln>
+                      <a:noFill/>
+                    </a:ln>
                   </pic:spPr>
                 </pic:pic>
               </a:graphicData>
@@ -7831,35 +7944,85 @@
           <w:rFonts w:ascii="Times New Roman" w:hAnsi="Times New Roman" w:eastAsia="宋体"/>
           <w:sz w:val="24"/>
         </w:rPr>
-        <w:t>所示，系统由表示层、智能体编排层、工具与中间件层、RAG检索层、模型服务层、数据资源层、配置与提示词层以及运行支撑层组成。表示层负责用户交互，ReactAgent负责统一调度模型与工具，RAG模块负责从本地知识库召回资料，工具与中间件层负责业务能力扩展、日志监控和报告模式切换。该架构将页面、智能体、知识库、外部数据和运行监控分离，降低了模块耦合度。结合源码实现，系统总体架构可分为五个层次。</w:t>
+        <w:t>所示，系统由</w:t>
+      </w:r>
+      <w:r>
+        <w:rPr>
+          <w:rFonts w:hint="eastAsia" w:ascii="Times New Roman" w:hAnsi="Times New Roman"/>
+          <w:sz w:val="24"/>
+          <w:lang w:val="en-US" w:eastAsia="zh-CN"/>
+        </w:rPr>
+        <w:t>表现</w:t>
+      </w:r>
+      <w:r>
+        <w:rPr>
+          <w:rFonts w:ascii="Times New Roman" w:hAnsi="Times New Roman" w:eastAsia="宋体"/>
+          <w:sz w:val="24"/>
+        </w:rPr>
+        <w:t>层、智能体编排层、工具与中间件层、RAG检索层、模型服务层、数据资源层组成。表示层负责用户交互，ReactAgent负责统一调度模型与工具，RAG模块负责从本地知识库召回资料，工具与中间件层负责业务能力扩展、日志监控和报告模式切换。该架构将页面、智能体、知识库、外部数据和运行监控分离，降低了模块耦合度。结合源码实现，系统总体架构可分为</w:t>
+      </w:r>
+      <w:r>
+        <w:rPr>
+          <w:rFonts w:hint="eastAsia" w:ascii="Times New Roman" w:hAnsi="Times New Roman"/>
+          <w:sz w:val="24"/>
+          <w:lang w:val="en-US" w:eastAsia="zh-CN"/>
+        </w:rPr>
+        <w:t>六</w:t>
+      </w:r>
+      <w:bookmarkStart w:id="201" w:name="_GoBack"/>
+      <w:bookmarkEnd w:id="201"/>
+      <w:r>
+        <w:rPr>
+          <w:rFonts w:ascii="Times New Roman" w:hAnsi="Times New Roman" w:eastAsia="宋体"/>
+          <w:sz w:val="24"/>
+        </w:rPr>
+        <w:t>个层次。</w:t>
       </w:r>
     </w:p>
     <w:p>
       <w:pPr>
         <w:spacing w:line="240" w:lineRule="auto"/>
-      </w:pPr>
-      <w:r>
-        <w:rPr>
-          <w:rFonts w:ascii="Times New Roman" w:hAnsi="Times New Roman" w:eastAsia="宋体"/>
-          <w:sz w:val="24"/>
-        </w:rPr>
-        <w:t>第一层为表示层。该层由 Streamlit 页面构成，负责用户输入、对话显示和流式输出。第二层为智能体编排层。该层由 ReactAgent 完成，负责组装模型、工具和中间件，控制回答主流程。第三层为工具与中间件层。工具层负责知识检索、天气查询、用户标识查询和外部记录读取，中间件层负责日志记录、工具监控和动态提示词切换。第四层为知识与数据层。该层包括 Chroma 向量数据库、本地知识文件和 MySQL 业务数据库。第五层为基础支撑层，包括配置文件、路径工具、文件读取工具、数据库访问工具和日志工具。</w:t>
-      </w:r>
-    </w:p>
-    <w:p>
-      <w:pPr>
-        <w:jc w:val="left"/>
-        <w:rPr>
-          <w:rFonts w:ascii="Times New Roman" w:hAnsi="Times New Roman" w:eastAsia="宋体"/>
-          <w:sz w:val="24"/>
-        </w:rPr>
-      </w:pPr>
-      <w:r>
-        <w:rPr>
-          <w:rFonts w:ascii="Times New Roman" w:hAnsi="Times New Roman" w:eastAsia="宋体"/>
-          <w:sz w:val="24"/>
-        </w:rPr>
-        <w:t>系统架构设计思路体现了“前端轻量化、逻辑模块化、知识独立化、流程可观测化”的特点。该结构不仅便于当前原型实现，也为后续接入数据库、真实接口和更复杂的记忆模块提供了扩展空间。</w:t>
+        <w:rPr>
+          <w:rFonts w:ascii="Times New Roman" w:hAnsi="Times New Roman" w:eastAsia="宋体"/>
+          <w:sz w:val="24"/>
+        </w:rPr>
+      </w:pPr>
+      <w:r>
+        <w:rPr>
+          <w:rFonts w:ascii="Times New Roman" w:hAnsi="Times New Roman" w:eastAsia="宋体"/>
+          <w:sz w:val="24"/>
+        </w:rPr>
+        <w:t>第一层为</w:t>
+      </w:r>
+      <w:r>
+        <w:rPr>
+          <w:rFonts w:hint="eastAsia" w:ascii="Times New Roman" w:hAnsi="Times New Roman"/>
+          <w:sz w:val="24"/>
+          <w:lang w:val="en-US" w:eastAsia="zh-CN"/>
+        </w:rPr>
+        <w:t>表现</w:t>
+      </w:r>
+      <w:r>
+        <w:rPr>
+          <w:rFonts w:ascii="Times New Roman" w:hAnsi="Times New Roman" w:eastAsia="宋体"/>
+          <w:sz w:val="24"/>
+        </w:rPr>
+        <w:t>层。该层由Streamlit页面构成，负责用户输入、对话显示和流式输出</w:t>
+      </w:r>
+      <w:r>
+        <w:rPr>
+          <w:rFonts w:hint="eastAsia" w:ascii="Times New Roman" w:hAnsi="Times New Roman"/>
+          <w:sz w:val="24"/>
+          <w:lang w:eastAsia="zh-CN"/>
+        </w:rPr>
+        <w:t>。</w:t>
+      </w:r>
+      <w:r>
+        <w:rPr>
+          <w:rFonts w:ascii="Times New Roman" w:hAnsi="Times New Roman" w:eastAsia="宋体"/>
+          <w:sz w:val="24"/>
+        </w:rPr>
+        <w:t>第二层为智能体编排层。该层由ReactAgent完成，负责组装模型、工具和中间件，控制回答主流程。第三层为工具与中间件层。工具层负责知识检索、天气查询、用户标识查询和外部记录读取，中间件层负责日志记录、工具监控和动态提示词切换。第四层为知识与数据层。该层包括Chroma向量数据库、本地知识文件和 MySQL 业务数据库。系统架构设计思路体现了“前端轻量化、逻辑模块化、知识独立化、流程可观测化”的特点。该结构不仅便于当前原型实现，也为后续接入数据库、真实接口和更复杂的记忆模块提供了扩展空间。</w:t>
       </w:r>
     </w:p>
     <w:p>
@@ -7927,9 +8090,9 @@
       <w:r>
         <w:drawing>
           <wp:inline distT="0" distB="0" distL="114300" distR="114300">
-            <wp:extent cx="5429250" cy="4072255"/>
-            <wp:effectExtent l="0" t="0" r="6350" b="4445"/>
-            <wp:docPr id="4" name="Picture 4"/>
+            <wp:extent cx="4596130" cy="4568825"/>
+            <wp:effectExtent l="0" t="0" r="1270" b="3175"/>
+            <wp:docPr id="10" name="图片 3"/>
             <wp:cNvGraphicFramePr>
               <a:graphicFrameLocks xmlns:a="http://schemas.openxmlformats.org/drawingml/2006/main" noChangeAspect="1"/>
             </wp:cNvGraphicFramePr>
@@ -7937,7 +8100,7 @@
               <a:graphicData uri="http://schemas.openxmlformats.org/drawingml/2006/picture">
                 <pic:pic xmlns:pic="http://schemas.openxmlformats.org/drawingml/2006/picture">
                   <pic:nvPicPr>
-                    <pic:cNvPr id="4" name="Picture 4"/>
+                    <pic:cNvPr id="10" name="图片 3"/>
                     <pic:cNvPicPr>
                       <a:picLocks noChangeAspect="1"/>
                     </pic:cNvPicPr>
@@ -7951,11 +8114,15 @@
                   <pic:spPr>
                     <a:xfrm>
                       <a:off x="0" y="0"/>
-                      <a:ext cx="5429250" cy="4072255"/>
+                      <a:ext cx="4596130" cy="4568825"/>
                     </a:xfrm>
                     <a:prstGeom prst="rect">
                       <a:avLst/>
                     </a:prstGeom>
+                    <a:noFill/>
+                    <a:ln>
+                      <a:noFill/>
+                    </a:ln>
                   </pic:spPr>
                 </pic:pic>
               </a:graphicData>
@@ -8117,9 +8284,9 @@
       <w:r>
         <w:drawing>
           <wp:inline distT="0" distB="0" distL="114300" distR="114300">
-            <wp:extent cx="5577840" cy="3160395"/>
-            <wp:effectExtent l="0" t="0" r="0" b="9525"/>
-            <wp:docPr id="11" name="Picture 11"/>
+            <wp:extent cx="5753735" cy="1769110"/>
+            <wp:effectExtent l="0" t="0" r="12065" b="8890"/>
+            <wp:docPr id="11" name="图片 4"/>
             <wp:cNvGraphicFramePr>
               <a:graphicFrameLocks xmlns:a="http://schemas.openxmlformats.org/drawingml/2006/main" noChangeAspect="1"/>
             </wp:cNvGraphicFramePr>
@@ -8127,7 +8294,7 @@
               <a:graphicData uri="http://schemas.openxmlformats.org/drawingml/2006/picture">
                 <pic:pic xmlns:pic="http://schemas.openxmlformats.org/drawingml/2006/picture">
                   <pic:nvPicPr>
-                    <pic:cNvPr id="11" name="Picture 11"/>
+                    <pic:cNvPr id="11" name="图片 4"/>
                     <pic:cNvPicPr>
                       <a:picLocks noChangeAspect="1"/>
                     </pic:cNvPicPr>
@@ -8141,11 +8308,15 @@
                   <pic:spPr>
                     <a:xfrm>
                       <a:off x="0" y="0"/>
-                      <a:ext cx="5577840" cy="3160776"/>
+                      <a:ext cx="5753735" cy="1769110"/>
                     </a:xfrm>
                     <a:prstGeom prst="rect">
                       <a:avLst/>
                     </a:prstGeom>
+                    <a:noFill/>
+                    <a:ln>
+                      <a:noFill/>
+                    </a:ln>
                   </pic:spPr>
                 </pic:pic>
               </a:graphicData>
@@ -8323,9 +8494,9 @@
       <w:r>
         <w:drawing>
           <wp:inline distT="0" distB="0" distL="114300" distR="114300">
-            <wp:extent cx="5577840" cy="3346450"/>
-            <wp:effectExtent l="0" t="0" r="0" b="6350"/>
-            <wp:docPr id="12" name="Picture 12"/>
+            <wp:extent cx="5756910" cy="2221865"/>
+            <wp:effectExtent l="0" t="0" r="8890" b="635"/>
+            <wp:docPr id="12" name="图片 5"/>
             <wp:cNvGraphicFramePr>
               <a:graphicFrameLocks xmlns:a="http://schemas.openxmlformats.org/drawingml/2006/main" noChangeAspect="1"/>
             </wp:cNvGraphicFramePr>
@@ -8333,7 +8504,7 @@
               <a:graphicData uri="http://schemas.openxmlformats.org/drawingml/2006/picture">
                 <pic:pic xmlns:pic="http://schemas.openxmlformats.org/drawingml/2006/picture">
                   <pic:nvPicPr>
-                    <pic:cNvPr id="12" name="Picture 12"/>
+                    <pic:cNvPr id="12" name="图片 5"/>
                     <pic:cNvPicPr>
                       <a:picLocks noChangeAspect="1"/>
                     </pic:cNvPicPr>
@@ -8347,11 +8518,15 @@
                   <pic:spPr>
                     <a:xfrm>
                       <a:off x="0" y="0"/>
-                      <a:ext cx="5577840" cy="3346704"/>
+                      <a:ext cx="5756910" cy="2221865"/>
                     </a:xfrm>
                     <a:prstGeom prst="rect">
                       <a:avLst/>
                     </a:prstGeom>
+                    <a:noFill/>
+                    <a:ln>
+                      <a:noFill/>
+                    </a:ln>
                   </pic:spPr>
                 </pic:pic>
               </a:graphicData>
@@ -8451,8 +8626,8 @@
           <w:szCs w:val="30"/>
         </w:rPr>
       </w:pPr>
-      <w:bookmarkStart w:id="89" w:name="_Toc19566"/>
-      <w:bookmarkStart w:id="90" w:name="_Toc5156"/>
+      <w:bookmarkStart w:id="89" w:name="_Toc5156"/>
+      <w:bookmarkStart w:id="90" w:name="_Toc19566"/>
       <w:bookmarkStart w:id="91" w:name="_Toc5992"/>
       <w:bookmarkStart w:id="92" w:name="知识库与数据设计"/>
       <w:r>
@@ -8499,15 +8674,11 @@
         </w:rPr>
       </w:pPr>
       <w:r>
-        <w:rPr>
-          <w:rFonts w:hint="eastAsia" w:eastAsia="宋体"/>
-          <w:lang w:eastAsia="zh-CN"/>
-        </w:rPr>
         <w:drawing>
           <wp:inline distT="0" distB="0" distL="114300" distR="114300">
-            <wp:extent cx="5751830" cy="2670810"/>
-            <wp:effectExtent l="0" t="0" r="1270" b="8890"/>
-            <wp:docPr id="15" name="图片 15" descr="knowledge_import_flow"/>
+            <wp:extent cx="5754370" cy="1766570"/>
+            <wp:effectExtent l="0" t="0" r="11430" b="11430"/>
+            <wp:docPr id="13" name="图片 6"/>
             <wp:cNvGraphicFramePr>
               <a:graphicFrameLocks xmlns:a="http://schemas.openxmlformats.org/drawingml/2006/main" noChangeAspect="1"/>
             </wp:cNvGraphicFramePr>
@@ -8515,7 +8686,7 @@
               <a:graphicData uri="http://schemas.openxmlformats.org/drawingml/2006/picture">
                 <pic:pic xmlns:pic="http://schemas.openxmlformats.org/drawingml/2006/picture">
                   <pic:nvPicPr>
-                    <pic:cNvPr id="15" name="图片 15" descr="knowledge_import_flow"/>
+                    <pic:cNvPr id="13" name="图片 6"/>
                     <pic:cNvPicPr>
                       <a:picLocks noChangeAspect="1"/>
                     </pic:cNvPicPr>
@@ -8529,11 +8700,15 @@
                   <pic:spPr>
                     <a:xfrm>
                       <a:off x="0" y="0"/>
-                      <a:ext cx="5751830" cy="2670810"/>
+                      <a:ext cx="5754370" cy="1766570"/>
                     </a:xfrm>
                     <a:prstGeom prst="rect">
                       <a:avLst/>
                     </a:prstGeom>
+                    <a:noFill/>
+                    <a:ln>
+                      <a:noFill/>
+                    </a:ln>
                   </pic:spPr>
                 </pic:pic>
               </a:graphicData>
@@ -8628,8 +8803,8 @@
           <w:lang w:val="en-US"/>
         </w:rPr>
       </w:pPr>
-      <w:bookmarkStart w:id="93" w:name="_Toc31467"/>
-      <w:bookmarkStart w:id="94" w:name="_Toc27163"/>
+      <w:bookmarkStart w:id="93" w:name="_Toc27163"/>
+      <w:bookmarkStart w:id="94" w:name="_Toc31467"/>
       <w:r>
         <w:rPr>
           <w:rFonts w:hint="default" w:ascii="Times New Roman" w:hAnsi="Times New Roman" w:eastAsia="宋体" w:cs="Times New Roman"/>
@@ -9470,9 +9645,9 @@
           <w:szCs w:val="30"/>
         </w:rPr>
       </w:pPr>
-      <w:bookmarkStart w:id="95" w:name="_Toc26663"/>
-      <w:bookmarkStart w:id="96" w:name="_Toc28655"/>
-      <w:bookmarkStart w:id="97" w:name="_Toc23913"/>
+      <w:bookmarkStart w:id="95" w:name="_Toc23913"/>
+      <w:bookmarkStart w:id="96" w:name="_Toc26663"/>
+      <w:bookmarkStart w:id="97" w:name="_Toc28655"/>
       <w:bookmarkStart w:id="98" w:name="提示词设计"/>
       <w:r>
         <w:rPr>
@@ -9561,8 +9736,8 @@
         </w:rPr>
       </w:pPr>
       <w:bookmarkStart w:id="99" w:name="_Toc31871"/>
-      <w:bookmarkStart w:id="100" w:name="_Toc18475"/>
-      <w:bookmarkStart w:id="101" w:name="_Toc1657"/>
+      <w:bookmarkStart w:id="100" w:name="_Toc1657"/>
+      <w:bookmarkStart w:id="101" w:name="_Toc18475"/>
       <w:bookmarkStart w:id="102" w:name="系统详细实现"/>
       <w:r>
         <w:rPr>
@@ -9612,9 +9787,9 @@
           <w:szCs w:val="30"/>
         </w:rPr>
       </w:pPr>
-      <w:bookmarkStart w:id="103" w:name="_Toc6385"/>
+      <w:bookmarkStart w:id="103" w:name="_Toc6091"/>
       <w:bookmarkStart w:id="104" w:name="_Toc29215"/>
-      <w:bookmarkStart w:id="105" w:name="_Toc6091"/>
+      <w:bookmarkStart w:id="105" w:name="_Toc6385"/>
       <w:bookmarkStart w:id="106" w:name="开发环境与项目结构"/>
       <w:r>
         <w:rPr>
@@ -9867,8 +10042,8 @@
           <w:szCs w:val="30"/>
         </w:rPr>
       </w:pPr>
-      <w:bookmarkStart w:id="107" w:name="_Toc23137"/>
-      <w:bookmarkStart w:id="108" w:name="_Toc25954"/>
+      <w:bookmarkStart w:id="107" w:name="_Toc25954"/>
+      <w:bookmarkStart w:id="108" w:name="_Toc23137"/>
       <w:bookmarkStart w:id="109" w:name="_Toc26715"/>
       <w:bookmarkStart w:id="110" w:name="前端交互模块实现"/>
       <w:r>
@@ -10171,8 +10346,8 @@
           <w:szCs w:val="30"/>
         </w:rPr>
       </w:pPr>
-      <w:bookmarkStart w:id="111" w:name="_Toc14054"/>
-      <w:bookmarkStart w:id="112" w:name="_Toc14412"/>
+      <w:bookmarkStart w:id="111" w:name="_Toc14412"/>
+      <w:bookmarkStart w:id="112" w:name="_Toc14054"/>
       <w:bookmarkStart w:id="113" w:name="_Toc16624"/>
       <w:bookmarkStart w:id="114" w:name="智能体构建实现"/>
       <w:r>
@@ -10465,9 +10640,9 @@
           <w:szCs w:val="30"/>
         </w:rPr>
       </w:pPr>
-      <w:bookmarkStart w:id="115" w:name="_Toc3184"/>
-      <w:bookmarkStart w:id="116" w:name="_Toc1140"/>
-      <w:bookmarkStart w:id="117" w:name="_Toc18589"/>
+      <w:bookmarkStart w:id="115" w:name="_Toc1140"/>
+      <w:bookmarkStart w:id="116" w:name="_Toc18589"/>
+      <w:bookmarkStart w:id="117" w:name="_Toc3184"/>
       <w:bookmarkStart w:id="118" w:name="工具模块实现"/>
       <w:r>
         <w:rPr>
@@ -10562,7 +10737,23 @@
           <w:b w:val="0"/>
           <w:sz w:val="24"/>
         </w:rPr>
-        <w:t xml:space="preserve"> 个性化报告生成功能效果图</w:t>
+        <w:t xml:space="preserve"> </w:t>
+      </w:r>
+      <w:r>
+        <w:rPr>
+          <w:rFonts w:ascii="宋体" w:hAnsi="宋体" w:eastAsia="宋体" w:cs="宋体"/>
+          <w:sz w:val="24"/>
+          <w:szCs w:val="24"/>
+        </w:rPr>
+        <w:t>选购推荐功能</w:t>
+      </w:r>
+      <w:r>
+        <w:rPr>
+          <w:rFonts w:ascii="Times New Roman" w:hAnsi="Times New Roman" w:eastAsia="宋体"/>
+          <w:b w:val="0"/>
+          <w:sz w:val="24"/>
+        </w:rPr>
+        <w:t>效果图</w:t>
       </w:r>
       <w:r>
         <w:rPr>
@@ -10714,7 +10905,23 @@
           <w:b w:val="0"/>
           <w:sz w:val="24"/>
         </w:rPr>
-        <w:t xml:space="preserve"> 个性化报告生成功能效果图</w:t>
+        <w:t xml:space="preserve"> </w:t>
+      </w:r>
+      <w:r>
+        <w:rPr>
+          <w:rFonts w:ascii="宋体" w:hAnsi="宋体" w:eastAsia="宋体" w:cs="宋体"/>
+          <w:sz w:val="24"/>
+          <w:szCs w:val="24"/>
+        </w:rPr>
+        <w:t>选购推荐功能</w:t>
+      </w:r>
+      <w:r>
+        <w:rPr>
+          <w:rFonts w:ascii="Times New Roman" w:hAnsi="Times New Roman" w:eastAsia="宋体"/>
+          <w:b w:val="0"/>
+          <w:sz w:val="24"/>
+        </w:rPr>
+        <w:t>效果图</w:t>
       </w:r>
       <w:r>
         <w:rPr>
@@ -11125,8 +11332,8 @@
           <w:szCs w:val="30"/>
         </w:rPr>
       </w:pPr>
-      <w:bookmarkStart w:id="119" w:name="_Toc21715"/>
-      <w:bookmarkStart w:id="120" w:name="_Toc10033"/>
+      <w:bookmarkStart w:id="119" w:name="_Toc10033"/>
+      <w:bookmarkStart w:id="120" w:name="_Toc21715"/>
       <w:bookmarkStart w:id="121" w:name="_Toc17068"/>
       <w:bookmarkStart w:id="122" w:name="中间件实现"/>
       <w:r>
@@ -11375,9 +11582,9 @@
           <w:szCs w:val="30"/>
         </w:rPr>
       </w:pPr>
-      <w:bookmarkStart w:id="123" w:name="_Toc3017"/>
-      <w:bookmarkStart w:id="124" w:name="_Toc16820"/>
-      <w:bookmarkStart w:id="125" w:name="_Toc27921"/>
+      <w:bookmarkStart w:id="123" w:name="_Toc16820"/>
+      <w:bookmarkStart w:id="124" w:name="_Toc27921"/>
+      <w:bookmarkStart w:id="125" w:name="_Toc3017"/>
       <w:bookmarkStart w:id="126" w:name="检索增强生成模块实现"/>
       <w:r>
         <w:rPr>
@@ -11743,8 +11950,8 @@
           <w:szCs w:val="30"/>
         </w:rPr>
       </w:pPr>
-      <w:bookmarkStart w:id="127" w:name="_Toc5347"/>
-      <w:bookmarkStart w:id="128" w:name="_Toc31698"/>
+      <w:bookmarkStart w:id="127" w:name="_Toc31698"/>
+      <w:bookmarkStart w:id="128" w:name="_Toc5347"/>
       <w:bookmarkStart w:id="129" w:name="_Toc1544"/>
       <w:bookmarkStart w:id="130" w:name="模型与配置管理实现"/>
       <w:r>
@@ -12137,8 +12344,8 @@
           <w:szCs w:val="30"/>
         </w:rPr>
       </w:pPr>
-      <w:bookmarkStart w:id="131" w:name="_Toc1420"/>
-      <w:bookmarkStart w:id="132" w:name="_Toc18962"/>
+      <w:bookmarkStart w:id="131" w:name="_Toc18962"/>
+      <w:bookmarkStart w:id="132" w:name="_Toc1420"/>
       <w:bookmarkStart w:id="133" w:name="_Toc3338"/>
       <w:bookmarkStart w:id="134" w:name="日志与安全实现"/>
       <w:r>
@@ -12674,9 +12881,9 @@
           <w:szCs w:val="32"/>
         </w:rPr>
       </w:pPr>
-      <w:bookmarkStart w:id="139" w:name="_Toc10932"/>
+      <w:bookmarkStart w:id="139" w:name="_Toc27659"/>
       <w:bookmarkStart w:id="140" w:name="_Toc25066"/>
-      <w:bookmarkStart w:id="141" w:name="_Toc27659"/>
+      <w:bookmarkStart w:id="141" w:name="_Toc10932"/>
       <w:bookmarkStart w:id="142" w:name="系统测试与结果分析"/>
       <w:r>
         <w:rPr>
@@ -12726,9 +12933,9 @@
           <w:szCs w:val="30"/>
         </w:rPr>
       </w:pPr>
-      <w:bookmarkStart w:id="143" w:name="_Toc5060"/>
-      <w:bookmarkStart w:id="144" w:name="_Toc11984"/>
-      <w:bookmarkStart w:id="145" w:name="_Toc230"/>
+      <w:bookmarkStart w:id="143" w:name="_Toc11984"/>
+      <w:bookmarkStart w:id="144" w:name="_Toc230"/>
+      <w:bookmarkStart w:id="145" w:name="_Toc5060"/>
       <w:bookmarkStart w:id="146" w:name="测试目标与方法"/>
       <w:r>
         <w:rPr>
@@ -12770,8 +12977,8 @@
           <w:szCs w:val="30"/>
         </w:rPr>
       </w:pPr>
-      <w:bookmarkStart w:id="147" w:name="_Toc26909"/>
-      <w:bookmarkStart w:id="148" w:name="_Toc27695"/>
+      <w:bookmarkStart w:id="147" w:name="_Toc27695"/>
+      <w:bookmarkStart w:id="148" w:name="_Toc26909"/>
       <w:bookmarkStart w:id="149" w:name="_Toc6338"/>
       <w:bookmarkStart w:id="150" w:name="测试环境与测试对象"/>
       <w:r>
@@ -14120,9 +14327,9 @@
           <w:szCs w:val="30"/>
         </w:rPr>
       </w:pPr>
-      <w:bookmarkStart w:id="151" w:name="_Toc11468"/>
+      <w:bookmarkStart w:id="151" w:name="_Toc31094"/>
       <w:bookmarkStart w:id="152" w:name="_Toc22158"/>
-      <w:bookmarkStart w:id="153" w:name="_Toc31094"/>
+      <w:bookmarkStart w:id="153" w:name="_Toc11468"/>
       <w:bookmarkStart w:id="154" w:name="功能测试分析"/>
       <w:r>
         <w:rPr>
@@ -14151,8 +14358,8 @@
           <w:szCs w:val="28"/>
         </w:rPr>
       </w:pPr>
-      <w:bookmarkStart w:id="155" w:name="_Toc4602"/>
-      <w:bookmarkStart w:id="156" w:name="_Toc30069"/>
+      <w:bookmarkStart w:id="155" w:name="_Toc30069"/>
+      <w:bookmarkStart w:id="156" w:name="_Toc4602"/>
       <w:bookmarkStart w:id="157" w:name="_Toc20213"/>
       <w:bookmarkStart w:id="158" w:name="前端交互测试"/>
       <w:r>
@@ -14207,9 +14414,9 @@
           <w:szCs w:val="28"/>
         </w:rPr>
       </w:pPr>
-      <w:bookmarkStart w:id="159" w:name="_Toc8136"/>
+      <w:bookmarkStart w:id="159" w:name="_Toc8780"/>
       <w:bookmarkStart w:id="160" w:name="_Toc8721"/>
-      <w:bookmarkStart w:id="161" w:name="_Toc8780"/>
+      <w:bookmarkStart w:id="161" w:name="_Toc8136"/>
       <w:bookmarkStart w:id="162" w:name="知识问答测试"/>
       <w:r>
         <w:rPr>
@@ -14470,8 +14677,8 @@
         </w:rPr>
       </w:pPr>
       <w:bookmarkStart w:id="167" w:name="_Toc4374"/>
-      <w:bookmarkStart w:id="168" w:name="_Toc28023"/>
-      <w:bookmarkStart w:id="169" w:name="_Toc9963"/>
+      <w:bookmarkStart w:id="168" w:name="_Toc9963"/>
+      <w:bookmarkStart w:id="169" w:name="_Toc28023"/>
       <w:bookmarkStart w:id="170" w:name="日志与监控测试"/>
       <w:r>
         <w:rPr>
@@ -14583,8 +14790,8 @@
         </w:rPr>
       </w:pPr>
       <w:bookmarkStart w:id="175" w:name="_Toc1685"/>
-      <w:bookmarkStart w:id="176" w:name="_Toc5237"/>
-      <w:bookmarkStart w:id="177" w:name="_Toc7677"/>
+      <w:bookmarkStart w:id="176" w:name="_Toc7677"/>
+      <w:bookmarkStart w:id="177" w:name="_Toc5237"/>
       <w:bookmarkStart w:id="178" w:name="测试结果总结"/>
       <w:r>
         <w:rPr>
@@ -14858,9 +15065,9 @@
           <w:szCs w:val="32"/>
         </w:rPr>
       </w:pPr>
-      <w:bookmarkStart w:id="183" w:name="_Toc29220"/>
+      <w:bookmarkStart w:id="183" w:name="_Toc3937"/>
       <w:bookmarkStart w:id="184" w:name="_Toc1414"/>
-      <w:bookmarkStart w:id="185" w:name="_Toc3937"/>
+      <w:bookmarkStart w:id="185" w:name="_Toc29220"/>
       <w:bookmarkStart w:id="186" w:name="致谢"/>
       <w:r>
         <w:rPr>
@@ -15146,8 +15353,8 @@
           <w:szCs w:val="32"/>
         </w:rPr>
       </w:pPr>
-      <w:bookmarkStart w:id="190" w:name="_Toc25979"/>
-      <w:bookmarkStart w:id="191" w:name="参考文献"/>
+      <w:bookmarkStart w:id="190" w:name="参考文献"/>
+      <w:bookmarkStart w:id="191" w:name="_Toc25979"/>
       <w:bookmarkStart w:id="192" w:name="_Toc21293"/>
       <w:bookmarkStart w:id="193" w:name="_Toc2282"/>
       <w:r>

--- a/word/基于LangChain的智能扫地机器人客服系统设计与实现.docx
+++ b/word/基于LangChain的智能扫地机器人客服系统设计与实现.docx
@@ -292,6 +292,12 @@
             <w:insideH w:val="none" w:color="auto" w:sz="0" w:space="0"/>
             <w:insideV w:val="none" w:color="auto" w:sz="0" w:space="0"/>
           </w:tblBorders>
+          <w:tblCellMar>
+            <w:top w:w="0" w:type="dxa"/>
+            <w:left w:w="108" w:type="dxa"/>
+            <w:bottom w:w="0" w:type="dxa"/>
+            <w:right w:w="108" w:type="dxa"/>
+          </w:tblCellMar>
         </w:tblPrEx>
         <w:trPr>
           <w:trHeight w:val="454" w:hRule="atLeast"/>
@@ -1133,9 +1139,9 @@
           <w:rFonts w:hint="eastAsia" w:ascii="Times New Roman" w:hAnsi="Times New Roman" w:eastAsia="宋体" w:cs="Times New Roman"/>
         </w:rPr>
       </w:pPr>
-      <w:bookmarkStart w:id="3" w:name="_Toc14408"/>
-      <w:bookmarkStart w:id="4" w:name="_Toc7914"/>
-      <w:bookmarkStart w:id="5" w:name="_Toc14993"/>
+      <w:bookmarkStart w:id="3" w:name="_Toc14993"/>
+      <w:bookmarkStart w:id="4" w:name="_Toc14408"/>
+      <w:bookmarkStart w:id="5" w:name="_Toc7914"/>
       <w:r>
         <w:rPr>
           <w:rFonts w:hint="eastAsia" w:ascii="Times New Roman" w:hAnsi="Times New Roman" w:eastAsia="宋体" w:cs="Times New Roman"/>
@@ -1303,8 +1309,8 @@
           <w:szCs w:val="32"/>
         </w:rPr>
       </w:pPr>
-      <w:bookmarkStart w:id="7" w:name="_Toc12876"/>
-      <w:bookmarkStart w:id="8" w:name="_Toc16755"/>
+      <w:bookmarkStart w:id="7" w:name="_Toc16755"/>
+      <w:bookmarkStart w:id="8" w:name="_Toc12876"/>
       <w:r>
         <w:rPr>
           <w:rFonts w:ascii="Times New Roman" w:hAnsi="Times New Roman" w:eastAsia="宋体"/>
@@ -1562,20 +1568,11 @@
         </w:rPr>
       </w:pPr>
       <w:r>
-        <w:rPr>
-          <w:rFonts w:hint="default" w:ascii="Times New Roman" w:hAnsi="Times New Roman" w:cs="Times New Roman"/>
-        </w:rPr>
         <w:t>During system implementation, this paper focuses on the design and integration of the front-end interaction module, agent construction module, vector retrieval module, prompt management module, MySQL data management module, logging and desensitization module, and report generation module. Through the analysis of project source code, configuration files, business databases, log samples, and knowledge data, it can be seen that the system has formed a complete prototype chain consisting of a web interaction interface, a large-model agent, a domain knowledge base, a business database, and personalized reports. Supported by the local knowledge base and sample business data, the system can complete prototype verification of typical business scenarios such as FAQ answering, maintenance suggestions, product recommendation, and usage report generation. Finally, this paper summarizes the usability, scalability, and existing limitations of the system through functional testing and case analysis, and proposes future optimization directions in terms of knowledge quality, real interface integration, multi-turn memory, and engineering deployment.</w:t>
       </w:r>
-      <w:r>
-        <w:br w:type="textWrapping"/>
-      </w:r>
-      <w:r>
-        <w:rPr>
-          <w:rFonts w:ascii="Times New Roman" w:hAnsi="Times New Roman" w:eastAsia="Times New Roman"/>
-          <w:b w:val="0"/>
-          <w:sz w:val="24"/>
-        </w:rPr>
+    </w:p>
+    <w:p>
+      <w:r>
         <w:t>Key words：LangChain；retrieval-augmented generation（RAG）；Streamlit；Chroma vector database</w:t>
       </w:r>
     </w:p>
@@ -5825,9 +5822,9 @@
           <w:szCs w:val="32"/>
         </w:rPr>
       </w:pPr>
-      <w:bookmarkStart w:id="10" w:name="_Toc10190"/>
+      <w:bookmarkStart w:id="10" w:name="_Toc12282"/>
       <w:bookmarkStart w:id="11" w:name="_Toc9631"/>
-      <w:bookmarkStart w:id="12" w:name="_Toc12282"/>
+      <w:bookmarkStart w:id="12" w:name="_Toc10190"/>
       <w:r>
         <w:rPr>
           <w:rFonts w:hint="eastAsia" w:ascii="Times New Roman" w:hAnsi="Times New Roman" w:eastAsia="宋体"/>
@@ -5866,9 +5863,9 @@
           <w:szCs w:val="30"/>
         </w:rPr>
       </w:pPr>
-      <w:bookmarkStart w:id="13" w:name="_Toc27123"/>
-      <w:bookmarkStart w:id="14" w:name="_Toc16561"/>
-      <w:bookmarkStart w:id="15" w:name="_Toc31552"/>
+      <w:bookmarkStart w:id="13" w:name="_Toc16561"/>
+      <w:bookmarkStart w:id="14" w:name="_Toc31552"/>
+      <w:bookmarkStart w:id="15" w:name="_Toc27123"/>
       <w:bookmarkStart w:id="16" w:name="研究背景"/>
       <w:r>
         <w:rPr>
@@ -6097,9 +6094,9 @@
           <w:szCs w:val="30"/>
         </w:rPr>
       </w:pPr>
-      <w:bookmarkStart w:id="17" w:name="_Toc3546"/>
-      <w:bookmarkStart w:id="18" w:name="_Toc23958"/>
-      <w:bookmarkStart w:id="19" w:name="_Toc13229"/>
+      <w:bookmarkStart w:id="17" w:name="_Toc23958"/>
+      <w:bookmarkStart w:id="18" w:name="_Toc13229"/>
+      <w:bookmarkStart w:id="19" w:name="_Toc3546"/>
       <w:bookmarkStart w:id="20" w:name="研究目的与意义"/>
       <w:r>
         <w:rPr>
@@ -6213,9 +6210,9 @@
           <w:szCs w:val="30"/>
         </w:rPr>
       </w:pPr>
-      <w:bookmarkStart w:id="21" w:name="_Toc17944"/>
-      <w:bookmarkStart w:id="22" w:name="_Toc22188"/>
-      <w:bookmarkStart w:id="23" w:name="_Toc17712"/>
+      <w:bookmarkStart w:id="21" w:name="_Toc22188"/>
+      <w:bookmarkStart w:id="22" w:name="_Toc17712"/>
+      <w:bookmarkStart w:id="23" w:name="_Toc17944"/>
       <w:bookmarkStart w:id="24" w:name="国内外研究现状"/>
       <w:r>
         <w:rPr>
@@ -6461,9 +6458,9 @@
           <w:szCs w:val="30"/>
         </w:rPr>
       </w:pPr>
-      <w:bookmarkStart w:id="25" w:name="_Toc10447"/>
+      <w:bookmarkStart w:id="25" w:name="_Toc5373"/>
       <w:bookmarkStart w:id="26" w:name="_Toc31862"/>
-      <w:bookmarkStart w:id="27" w:name="_Toc5373"/>
+      <w:bookmarkStart w:id="27" w:name="_Toc10447"/>
       <w:bookmarkStart w:id="28" w:name="研究内容与论文结构"/>
       <w:r>
         <w:rPr>
@@ -6520,8 +6517,8 @@
         </w:rPr>
       </w:pPr>
       <w:bookmarkStart w:id="29" w:name="_Toc13349"/>
-      <w:bookmarkStart w:id="30" w:name="_Toc28272"/>
-      <w:bookmarkStart w:id="31" w:name="_Toc26458"/>
+      <w:bookmarkStart w:id="30" w:name="_Toc26458"/>
+      <w:bookmarkStart w:id="31" w:name="_Toc28272"/>
       <w:bookmarkStart w:id="32" w:name="相关技术与理论基础"/>
       <w:r>
         <w:rPr>
@@ -6571,8 +6568,8 @@
           <w:szCs w:val="30"/>
         </w:rPr>
       </w:pPr>
-      <w:bookmarkStart w:id="33" w:name="_Toc361"/>
-      <w:bookmarkStart w:id="34" w:name="_Toc32629"/>
+      <w:bookmarkStart w:id="33" w:name="_Toc32629"/>
+      <w:bookmarkStart w:id="34" w:name="_Toc361"/>
       <w:bookmarkStart w:id="35" w:name="_Toc7958"/>
       <w:bookmarkStart w:id="36" w:name="langchain-框架"/>
       <w:r>
@@ -6688,8 +6685,8 @@
           <w:szCs w:val="30"/>
         </w:rPr>
       </w:pPr>
-      <w:bookmarkStart w:id="37" w:name="_Toc15477"/>
-      <w:bookmarkStart w:id="38" w:name="_Toc16599"/>
+      <w:bookmarkStart w:id="37" w:name="_Toc16599"/>
+      <w:bookmarkStart w:id="38" w:name="_Toc15477"/>
       <w:bookmarkStart w:id="39" w:name="_Toc25849"/>
       <w:bookmarkStart w:id="40" w:name="检索增强生成技术"/>
       <w:r>
@@ -6805,9 +6802,9 @@
           <w:szCs w:val="30"/>
         </w:rPr>
       </w:pPr>
-      <w:bookmarkStart w:id="41" w:name="_Toc16999"/>
-      <w:bookmarkStart w:id="42" w:name="_Toc22405"/>
-      <w:bookmarkStart w:id="43" w:name="_Toc31124"/>
+      <w:bookmarkStart w:id="41" w:name="_Toc22405"/>
+      <w:bookmarkStart w:id="42" w:name="_Toc31124"/>
+      <w:bookmarkStart w:id="43" w:name="_Toc16999"/>
       <w:bookmarkStart w:id="44" w:name="向量数据库-chroma"/>
       <w:r>
         <w:rPr>
@@ -6893,9 +6890,9 @@
           <w:szCs w:val="30"/>
         </w:rPr>
       </w:pPr>
-      <w:bookmarkStart w:id="45" w:name="_Toc14624"/>
-      <w:bookmarkStart w:id="46" w:name="_Toc6561"/>
-      <w:bookmarkStart w:id="47" w:name="_Toc29850"/>
+      <w:bookmarkStart w:id="45" w:name="_Toc29850"/>
+      <w:bookmarkStart w:id="46" w:name="_Toc14624"/>
+      <w:bookmarkStart w:id="47" w:name="_Toc6561"/>
       <w:bookmarkStart w:id="48" w:name="通义千问模型与文本向量化"/>
       <w:r>
         <w:rPr>
@@ -6916,77 +6913,7 @@
         <w:spacing w:line="240" w:lineRule="auto"/>
       </w:pPr>
       <w:r>
-        <w:rPr>
-          <w:rFonts w:ascii="Times New Roman" w:hAnsi="Times New Roman" w:eastAsia="宋体"/>
-          <w:sz w:val="24"/>
-        </w:rPr>
-        <w:t>在模型层面，项目通过 langchain_community 中的 Tongyi 组件接入通义千问大模型，并在配置文件中指定对话模型名称为 qwen3-max，嵌入模型名称为 text-embedding-v4。这种“生成模型 + 向量模型”分工方式符合当前 RAG 系统常见的技术结构，即由嵌入模型负责知识表示与检索，由对话模型负责语言组织与最终输出</w:t>
-      </w:r>
-      <w:r>
-        <w:rPr>
-          <w:rFonts w:ascii="Times New Roman" w:hAnsi="Times New Roman" w:eastAsia="宋体"/>
-          <w:sz w:val="24"/>
-          <w:vertAlign w:val="superscript"/>
-        </w:rPr>
-        <w:t>[</w:t>
-      </w:r>
-      <w:r>
-        <w:rPr>
-          <w:rFonts w:hint="eastAsia" w:ascii="Times New Roman" w:hAnsi="Times New Roman" w:eastAsia="宋体"/>
-          <w:sz w:val="24"/>
-          <w:vertAlign w:val="superscript"/>
-          <w:lang w:val="en-US" w:eastAsia="zh-CN"/>
-        </w:rPr>
-        <w:t>13</w:t>
-      </w:r>
-      <w:r>
-        <w:rPr>
-          <w:rFonts w:ascii="Times New Roman" w:hAnsi="Times New Roman" w:eastAsia="宋体"/>
-          <w:sz w:val="24"/>
-          <w:vertAlign w:val="superscript"/>
-        </w:rPr>
-        <w:t>][</w:t>
-      </w:r>
-      <w:r>
-        <w:rPr>
-          <w:rFonts w:hint="eastAsia" w:ascii="Times New Roman" w:hAnsi="Times New Roman" w:eastAsia="宋体"/>
-          <w:sz w:val="24"/>
-          <w:vertAlign w:val="superscript"/>
-          <w:lang w:val="en-US" w:eastAsia="zh-CN"/>
-        </w:rPr>
-        <w:t>14</w:t>
-      </w:r>
-      <w:r>
-        <w:rPr>
-          <w:rFonts w:ascii="Times New Roman" w:hAnsi="Times New Roman" w:eastAsia="宋体"/>
-          <w:sz w:val="24"/>
-          <w:vertAlign w:val="superscript"/>
-        </w:rPr>
-        <w:t>][</w:t>
-      </w:r>
-      <w:r>
-        <w:rPr>
-          <w:rFonts w:hint="eastAsia" w:ascii="Times New Roman" w:hAnsi="Times New Roman" w:eastAsia="宋体"/>
-          <w:sz w:val="24"/>
-          <w:vertAlign w:val="superscript"/>
-          <w:lang w:val="en-US" w:eastAsia="zh-CN"/>
-        </w:rPr>
-        <w:t>15</w:t>
-      </w:r>
-      <w:r>
-        <w:rPr>
-          <w:rFonts w:ascii="Times New Roman" w:hAnsi="Times New Roman" w:eastAsia="宋体"/>
-          <w:sz w:val="24"/>
-          <w:vertAlign w:val="superscript"/>
-        </w:rPr>
-        <w:t>]</w:t>
-      </w:r>
-      <w:r>
-        <w:rPr>
-          <w:rFonts w:ascii="Times New Roman" w:hAnsi="Times New Roman" w:eastAsia="宋体"/>
-          <w:sz w:val="24"/>
-        </w:rPr>
-        <w:t>。</w:t>
+        <w:t>在模型层面，项目通过 langchain_openai 中的 ChatOpenAI 组件接入通义千问 DashScope 兼容接口，并在 config/rag.yml 中指定对话模型名称为 qwen3.5-plus-2026-02-15，嵌入模型名称为 text-embedding-v4。这种“生成模型 + 向量模型”分工方式符合当前 RAG 系统常见的技术结构，即由嵌入模型负责知识表示与检索，由对话模型负责语言组织与最终输出[13][14][15]。</w:t>
       </w:r>
     </w:p>
     <w:p>
@@ -7015,9 +6942,9 @@
           <w:szCs w:val="30"/>
         </w:rPr>
       </w:pPr>
-      <w:bookmarkStart w:id="49" w:name="_Toc3250"/>
+      <w:bookmarkStart w:id="49" w:name="_Toc15151"/>
       <w:bookmarkStart w:id="50" w:name="_Toc15641"/>
-      <w:bookmarkStart w:id="51" w:name="_Toc15151"/>
+      <w:bookmarkStart w:id="51" w:name="_Toc3250"/>
       <w:bookmarkStart w:id="52" w:name="streamlit-前端框架"/>
       <w:r>
         <w:rPr>
@@ -7042,7 +6969,7 @@
           <w:rFonts w:ascii="Times New Roman" w:hAnsi="Times New Roman" w:eastAsia="宋体"/>
           <w:sz w:val="24"/>
         </w:rPr>
-        <w:t>Streamlit 是一种适合快速构建数据应用和原型系统的 Python Web 框架。其编程方式简洁，适合毕业设计原型展示。本项目采用 Streamlit 作为前端页面框架，通过聊天输入框、消息历史记录和流式输出实现了类似在线客服窗口的交互体验。</w:t>
+        <w:t>Streamlit是一种适合快速构建数据应用和原型系统的Python Web框架。其编程方式简洁，适合毕业设计原型展示。本项目采用Streamlit作为前端页面框架，通过聊天输入框、消息历史记录和流式输出实现了类似在线客服窗口的交互体验。</w:t>
       </w:r>
     </w:p>
     <w:p>
@@ -7054,7 +6981,7 @@
           <w:rFonts w:ascii="Times New Roman" w:hAnsi="Times New Roman" w:eastAsia="宋体"/>
           <w:sz w:val="24"/>
         </w:rPr>
-        <w:t>项目中，前端模块负责显示系统标题、渲染对话历史、接收用户输入，并调用 ReactAgent 的流式执行接口获取模型回复。通过 write_stream 和字符级延时输出机制，系统能够呈现接近真实聊天机器人的动态响应效果，从而提高展示完整度和可用性。</w:t>
+        <w:t>项目中，前端模块负责显示系统标题、渲染对话历史、接收用户输入，并调用ReactAgent的流式执行接口获取模型回复。通过write_stream和字符级延时输出机制，系统能够呈现接近真实聊天机器人的动态响应效果，从而提高展示完整度和可用性。</w:t>
       </w:r>
     </w:p>
     <w:p/>
@@ -7073,8 +7000,8 @@
           <w:szCs w:val="32"/>
         </w:rPr>
       </w:pPr>
-      <w:bookmarkStart w:id="53" w:name="_Toc2660"/>
-      <w:bookmarkStart w:id="54" w:name="_Toc28035"/>
+      <w:bookmarkStart w:id="53" w:name="_Toc28035"/>
+      <w:bookmarkStart w:id="54" w:name="_Toc2660"/>
       <w:bookmarkStart w:id="55" w:name="_Toc31024"/>
       <w:bookmarkStart w:id="56" w:name="系统需求分析"/>
       <w:r>
@@ -7126,8 +7053,8 @@
         </w:rPr>
       </w:pPr>
       <w:bookmarkStart w:id="57" w:name="_Toc11163"/>
-      <w:bookmarkStart w:id="58" w:name="_Toc32410"/>
-      <w:bookmarkStart w:id="59" w:name="_Toc16884"/>
+      <w:bookmarkStart w:id="58" w:name="_Toc16884"/>
+      <w:bookmarkStart w:id="59" w:name="_Toc32410"/>
       <w:bookmarkStart w:id="60" w:name="业务场景分析"/>
       <w:r>
         <w:rPr>
@@ -7152,7 +7079,7 @@
           <w:rFonts w:ascii="Times New Roman" w:hAnsi="Times New Roman" w:eastAsia="宋体"/>
           <w:sz w:val="24"/>
         </w:rPr>
-        <w:t>结合 data 目录中的知识文件和开题报告内容，可以将本项目面向的业务场景归纳为四类。</w:t>
+        <w:t>可以将本项目面向的业务场景归纳为四类。</w:t>
       </w:r>
     </w:p>
     <w:p>
@@ -7217,8 +7144,8 @@
           <w:szCs w:val="30"/>
         </w:rPr>
       </w:pPr>
-      <w:bookmarkStart w:id="61" w:name="_Toc25657"/>
-      <w:bookmarkStart w:id="62" w:name="_Toc23650"/>
+      <w:bookmarkStart w:id="61" w:name="_Toc23650"/>
+      <w:bookmarkStart w:id="62" w:name="_Toc25657"/>
       <w:bookmarkStart w:id="63" w:name="_Toc12584"/>
       <w:bookmarkStart w:id="64" w:name="功能需求分析"/>
       <w:r>
@@ -7237,18 +7164,14 @@
     </w:p>
     <w:p>
       <w:pPr>
-        <w:jc w:val="center"/>
+        <w:jc w:val="left"/>
         <w:rPr>
           <w:rFonts w:hint="eastAsia" w:ascii="Times New Roman" w:hAnsi="Times New Roman" w:eastAsia="宋体"/>
           <w:sz w:val="24"/>
         </w:rPr>
       </w:pPr>
       <w:r>
-        <w:rPr>
-          <w:rFonts w:hint="eastAsia" w:ascii="Times New Roman" w:hAnsi="Times New Roman" w:eastAsia="宋体"/>
-          <w:sz w:val="24"/>
-        </w:rPr>
-        <w:t>该系统主要面向消费级用户提供扫地机器人售前咨询和售后咨询。主要包括选购建议，故障处理，清洁维护和个人使用报告生成等服务。系统内部需要协调调用大模型api服务，以及chroma向量库和mysql数据库来存储用户信息并且完成对用户的问题回答。</w:t>
+        <w:t>该系统主要面向消费级用户提供扫地机器人售前咨询和售后咨询，服务内容包括选购建议、故障处理、清洁维护和个人使用报告生成等。系统内部需要协调调用大模型API服务、Chroma向量库和MySQL数据库，在完成自然语言问答的同时保存用户、会话、日志和报告等运行数据。</w:t>
       </w:r>
     </w:p>
     <w:p>
@@ -7261,12 +7184,7 @@
         </w:rPr>
       </w:pPr>
       <w:r>
-        <w:rPr>
-          <w:rFonts w:hint="eastAsia" w:ascii="Times New Roman" w:hAnsi="Times New Roman"/>
-          <w:sz w:val="24"/>
-          <w:lang w:val="en-US" w:eastAsia="zh-CN"/>
-        </w:rPr>
-        <w:t>系统主要包括问答服务和高频问题解决。</w:t>
+        <w:t>结合源码实现，系统功能可按用户服务功能、数据支撑功能和运维支撑功能进行分解，如表3-1所示。每项功能均对应明确的输入、处理过程和输出结果，后续流程图对各功能的实现逻辑进行说明。</w:t>
       </w:r>
     </w:p>
     <w:p>
@@ -7276,9 +7194,9 @@
       <w:r>
         <w:drawing>
           <wp:inline distT="0" distB="0" distL="114300" distR="114300">
-            <wp:extent cx="5758815" cy="1936750"/>
-            <wp:effectExtent l="0" t="0" r="6985" b="6350"/>
-            <wp:docPr id="5" name="图片 1"/>
+            <wp:extent cx="4824095" cy="2358390"/>
+            <wp:effectExtent l="0" t="0" r="6985" b="3810"/>
+            <wp:docPr id="3" name="图片 1"/>
             <wp:cNvGraphicFramePr>
               <a:graphicFrameLocks xmlns:a="http://schemas.openxmlformats.org/drawingml/2006/main" noChangeAspect="1"/>
             </wp:cNvGraphicFramePr>
@@ -7286,7 +7204,7 @@
               <a:graphicData uri="http://schemas.openxmlformats.org/drawingml/2006/picture">
                 <pic:pic xmlns:pic="http://schemas.openxmlformats.org/drawingml/2006/picture">
                   <pic:nvPicPr>
-                    <pic:cNvPr id="5" name="图片 1"/>
+                    <pic:cNvPr id="3" name="图片 1"/>
                     <pic:cNvPicPr>
                       <a:picLocks noChangeAspect="1"/>
                     </pic:cNvPicPr>
@@ -7300,7 +7218,7 @@
                   <pic:spPr>
                     <a:xfrm>
                       <a:off x="0" y="0"/>
-                      <a:ext cx="5758815" cy="1936750"/>
+                      <a:ext cx="4824095" cy="2358390"/>
                     </a:xfrm>
                     <a:prstGeom prst="rect">
                       <a:avLst/>
@@ -7473,6 +7391,1398 @@
         <w:t>支持日志记录和敏感信息脱敏，便于调试和运行监控。</w:t>
       </w:r>
     </w:p>
+    <w:p>
+      <w:pPr>
+        <w:jc w:val="center"/>
+      </w:pPr>
+      <w:r>
+        <w:t>表3-1 系统功能清单与作用说明</w:t>
+      </w:r>
+    </w:p>
+    <w:tbl>
+      <w:tblPr>
+        <w:tblStyle w:val="12"/>
+        <w:tblW w:w="0" w:type="auto"/>
+        <w:tblInd w:w="0" w:type="dxa"/>
+        <w:tblBorders>
+          <w:top w:val="single" w:color="auto" w:sz="4" w:space="0"/>
+          <w:left w:val="single" w:color="auto" w:sz="4" w:space="0"/>
+          <w:bottom w:val="single" w:color="auto" w:sz="4" w:space="0"/>
+          <w:right w:val="single" w:color="auto" w:sz="4" w:space="0"/>
+          <w:insideH w:val="single" w:color="auto" w:sz="4" w:space="0"/>
+          <w:insideV w:val="single" w:color="auto" w:sz="4" w:space="0"/>
+        </w:tblBorders>
+        <w:tblLayout w:type="autofit"/>
+        <w:tblCellMar>
+          <w:top w:w="0" w:type="dxa"/>
+          <w:left w:w="108" w:type="dxa"/>
+          <w:bottom w:w="0" w:type="dxa"/>
+          <w:right w:w="108" w:type="dxa"/>
+        </w:tblCellMar>
+      </w:tblPr>
+      <w:tblGrid>
+        <w:gridCol w:w="1442"/>
+        <w:gridCol w:w="1479"/>
+        <w:gridCol w:w="1623"/>
+        <w:gridCol w:w="3336"/>
+        <w:gridCol w:w="1407"/>
+      </w:tblGrid>
+      <w:tr>
+        <w:tblPrEx>
+          <w:tblBorders>
+            <w:top w:val="single" w:color="auto" w:sz="4" w:space="0"/>
+            <w:left w:val="single" w:color="auto" w:sz="4" w:space="0"/>
+            <w:bottom w:val="single" w:color="auto" w:sz="4" w:space="0"/>
+            <w:right w:val="single" w:color="auto" w:sz="4" w:space="0"/>
+            <w:insideH w:val="single" w:color="auto" w:sz="4" w:space="0"/>
+            <w:insideV w:val="single" w:color="auto" w:sz="4" w:space="0"/>
+          </w:tblBorders>
+          <w:tblCellMar>
+            <w:top w:w="0" w:type="dxa"/>
+            <w:left w:w="108" w:type="dxa"/>
+            <w:bottom w:w="0" w:type="dxa"/>
+            <w:right w:w="108" w:type="dxa"/>
+          </w:tblCellMar>
+        </w:tblPrEx>
+        <w:tc>
+          <w:tcPr>
+            <w:tcW w:w="1814" w:type="dxa"/>
+          </w:tcPr>
+          <w:p>
+            <w:r>
+              <w:rPr>
+                <w:b/>
+              </w:rPr>
+              <w:t>编号</w:t>
+            </w:r>
+          </w:p>
+        </w:tc>
+        <w:tc>
+          <w:tcPr>
+            <w:tcW w:w="1814" w:type="dxa"/>
+          </w:tcPr>
+          <w:p>
+            <w:r>
+              <w:rPr>
+                <w:b/>
+              </w:rPr>
+              <w:t>功能名称</w:t>
+            </w:r>
+          </w:p>
+        </w:tc>
+        <w:tc>
+          <w:tcPr>
+            <w:tcW w:w="1814" w:type="dxa"/>
+          </w:tcPr>
+          <w:p>
+            <w:r>
+              <w:rPr>
+                <w:b/>
+              </w:rPr>
+              <w:t>功能作用</w:t>
+            </w:r>
+          </w:p>
+        </w:tc>
+        <w:tc>
+          <w:tcPr>
+            <w:tcW w:w="1814" w:type="dxa"/>
+          </w:tcPr>
+          <w:p>
+            <w:r>
+              <w:rPr>
+                <w:b/>
+              </w:rPr>
+              <w:t>主要实现位置</w:t>
+            </w:r>
+          </w:p>
+        </w:tc>
+        <w:tc>
+          <w:tcPr>
+            <w:tcW w:w="1814" w:type="dxa"/>
+          </w:tcPr>
+          <w:p>
+            <w:r>
+              <w:rPr>
+                <w:b/>
+              </w:rPr>
+              <w:t>对应流程图</w:t>
+            </w:r>
+          </w:p>
+        </w:tc>
+      </w:tr>
+      <w:tr>
+        <w:tblPrEx>
+          <w:tblBorders>
+            <w:top w:val="single" w:color="auto" w:sz="4" w:space="0"/>
+            <w:left w:val="single" w:color="auto" w:sz="4" w:space="0"/>
+            <w:bottom w:val="single" w:color="auto" w:sz="4" w:space="0"/>
+            <w:right w:val="single" w:color="auto" w:sz="4" w:space="0"/>
+            <w:insideH w:val="single" w:color="auto" w:sz="4" w:space="0"/>
+            <w:insideV w:val="single" w:color="auto" w:sz="4" w:space="0"/>
+          </w:tblBorders>
+          <w:tblCellMar>
+            <w:top w:w="0" w:type="dxa"/>
+            <w:left w:w="108" w:type="dxa"/>
+            <w:bottom w:w="0" w:type="dxa"/>
+            <w:right w:w="108" w:type="dxa"/>
+          </w:tblCellMar>
+        </w:tblPrEx>
+        <w:tc>
+          <w:tcPr>
+            <w:tcW w:w="1814" w:type="dxa"/>
+          </w:tcPr>
+          <w:p>
+            <w:r>
+              <w:t>F1</w:t>
+            </w:r>
+          </w:p>
+        </w:tc>
+        <w:tc>
+          <w:tcPr>
+            <w:tcW w:w="1814" w:type="dxa"/>
+          </w:tcPr>
+          <w:p>
+            <w:r>
+              <w:t>前端对话交互</w:t>
+            </w:r>
+          </w:p>
+        </w:tc>
+        <w:tc>
+          <w:tcPr>
+            <w:tcW w:w="1814" w:type="dxa"/>
+          </w:tcPr>
+          <w:p>
+            <w:r>
+              <w:t>为用户提供聊天入口、历史消息展示、等待提示和流式回答展示。</w:t>
+            </w:r>
+          </w:p>
+        </w:tc>
+        <w:tc>
+          <w:tcPr>
+            <w:tcW w:w="1814" w:type="dxa"/>
+          </w:tcPr>
+          <w:p>
+            <w:r>
+              <w:t>app.py</w:t>
+            </w:r>
+          </w:p>
+        </w:tc>
+        <w:tc>
+          <w:tcPr>
+            <w:tcW w:w="1814" w:type="dxa"/>
+          </w:tcPr>
+          <w:p>
+            <w:r>
+              <w:t>图3-2</w:t>
+            </w:r>
+          </w:p>
+        </w:tc>
+      </w:tr>
+      <w:tr>
+        <w:tblPrEx>
+          <w:tblBorders>
+            <w:top w:val="single" w:color="auto" w:sz="4" w:space="0"/>
+            <w:left w:val="single" w:color="auto" w:sz="4" w:space="0"/>
+            <w:bottom w:val="single" w:color="auto" w:sz="4" w:space="0"/>
+            <w:right w:val="single" w:color="auto" w:sz="4" w:space="0"/>
+            <w:insideH w:val="single" w:color="auto" w:sz="4" w:space="0"/>
+            <w:insideV w:val="single" w:color="auto" w:sz="4" w:space="0"/>
+          </w:tblBorders>
+          <w:tblCellMar>
+            <w:top w:w="0" w:type="dxa"/>
+            <w:left w:w="108" w:type="dxa"/>
+            <w:bottom w:w="0" w:type="dxa"/>
+            <w:right w:w="108" w:type="dxa"/>
+          </w:tblCellMar>
+        </w:tblPrEx>
+        <w:tc>
+          <w:tcPr>
+            <w:tcW w:w="1814" w:type="dxa"/>
+          </w:tcPr>
+          <w:p>
+            <w:r>
+              <w:t>F2</w:t>
+            </w:r>
+          </w:p>
+        </w:tc>
+        <w:tc>
+          <w:tcPr>
+            <w:tcW w:w="1814" w:type="dxa"/>
+          </w:tcPr>
+          <w:p>
+            <w:r>
+              <w:t>智能体调度与工具选择</w:t>
+            </w:r>
+          </w:p>
+        </w:tc>
+        <w:tc>
+          <w:tcPr>
+            <w:tcW w:w="1814" w:type="dxa"/>
+          </w:tcPr>
+          <w:p>
+            <w:r>
+              <w:t>根据用户意图组织大模型、提示词、工具和中间件，形成统一问答主流程。</w:t>
+            </w:r>
+          </w:p>
+        </w:tc>
+        <w:tc>
+          <w:tcPr>
+            <w:tcW w:w="1814" w:type="dxa"/>
+          </w:tcPr>
+          <w:p>
+            <w:r>
+              <w:t>agent/react_agent.py</w:t>
+            </w:r>
+          </w:p>
+        </w:tc>
+        <w:tc>
+          <w:tcPr>
+            <w:tcW w:w="1814" w:type="dxa"/>
+          </w:tcPr>
+          <w:p>
+            <w:r>
+              <w:t>图3-3</w:t>
+            </w:r>
+          </w:p>
+        </w:tc>
+      </w:tr>
+      <w:tr>
+        <w:tblPrEx>
+          <w:tblBorders>
+            <w:top w:val="single" w:color="auto" w:sz="4" w:space="0"/>
+            <w:left w:val="single" w:color="auto" w:sz="4" w:space="0"/>
+            <w:bottom w:val="single" w:color="auto" w:sz="4" w:space="0"/>
+            <w:right w:val="single" w:color="auto" w:sz="4" w:space="0"/>
+            <w:insideH w:val="single" w:color="auto" w:sz="4" w:space="0"/>
+            <w:insideV w:val="single" w:color="auto" w:sz="4" w:space="0"/>
+          </w:tblBorders>
+          <w:tblCellMar>
+            <w:top w:w="0" w:type="dxa"/>
+            <w:left w:w="108" w:type="dxa"/>
+            <w:bottom w:w="0" w:type="dxa"/>
+            <w:right w:w="108" w:type="dxa"/>
+          </w:tblCellMar>
+        </w:tblPrEx>
+        <w:tc>
+          <w:tcPr>
+            <w:tcW w:w="1814" w:type="dxa"/>
+          </w:tcPr>
+          <w:p>
+            <w:r>
+              <w:t>F3</w:t>
+            </w:r>
+          </w:p>
+        </w:tc>
+        <w:tc>
+          <w:tcPr>
+            <w:tcW w:w="1814" w:type="dxa"/>
+          </w:tcPr>
+          <w:p>
+            <w:r>
+              <w:t>知识库问答</w:t>
+            </w:r>
+          </w:p>
+        </w:tc>
+        <w:tc>
+          <w:tcPr>
+            <w:tcW w:w="1814" w:type="dxa"/>
+          </w:tcPr>
+          <w:p>
+            <w:r>
+              <w:t>围绕选购、使用、保养、故障等问题检索领域知识并生成客服答案。</w:t>
+            </w:r>
+          </w:p>
+        </w:tc>
+        <w:tc>
+          <w:tcPr>
+            <w:tcW w:w="1814" w:type="dxa"/>
+          </w:tcPr>
+          <w:p>
+            <w:r>
+              <w:t>agent_tools.py；rag_service.py</w:t>
+            </w:r>
+          </w:p>
+        </w:tc>
+        <w:tc>
+          <w:tcPr>
+            <w:tcW w:w="1814" w:type="dxa"/>
+          </w:tcPr>
+          <w:p>
+            <w:r>
+              <w:t>图3-4</w:t>
+            </w:r>
+          </w:p>
+        </w:tc>
+      </w:tr>
+      <w:tr>
+        <w:tblPrEx>
+          <w:tblBorders>
+            <w:top w:val="single" w:color="auto" w:sz="4" w:space="0"/>
+            <w:left w:val="single" w:color="auto" w:sz="4" w:space="0"/>
+            <w:bottom w:val="single" w:color="auto" w:sz="4" w:space="0"/>
+            <w:right w:val="single" w:color="auto" w:sz="4" w:space="0"/>
+            <w:insideH w:val="single" w:color="auto" w:sz="4" w:space="0"/>
+            <w:insideV w:val="single" w:color="auto" w:sz="4" w:space="0"/>
+          </w:tblBorders>
+          <w:tblCellMar>
+            <w:top w:w="0" w:type="dxa"/>
+            <w:left w:w="108" w:type="dxa"/>
+            <w:bottom w:w="0" w:type="dxa"/>
+            <w:right w:w="108" w:type="dxa"/>
+          </w:tblCellMar>
+        </w:tblPrEx>
+        <w:tc>
+          <w:tcPr>
+            <w:tcW w:w="1814" w:type="dxa"/>
+          </w:tcPr>
+          <w:p>
+            <w:r>
+              <w:t>F4</w:t>
+            </w:r>
+          </w:p>
+        </w:tc>
+        <w:tc>
+          <w:tcPr>
+            <w:tcW w:w="1814" w:type="dxa"/>
+          </w:tcPr>
+          <w:p>
+            <w:r>
+              <w:t>知识库构建与向量检索</w:t>
+            </w:r>
+          </w:p>
+        </w:tc>
+        <w:tc>
+          <w:tcPr>
+            <w:tcW w:w="1814" w:type="dxa"/>
+          </w:tcPr>
+          <w:p>
+            <w:r>
+              <w:t>将txt/pdf知识文件切分、向量化并写入Chroma，为问答提供资料召回能力。</w:t>
+            </w:r>
+          </w:p>
+        </w:tc>
+        <w:tc>
+          <w:tcPr>
+            <w:tcW w:w="1814" w:type="dxa"/>
+          </w:tcPr>
+          <w:p>
+            <w:r>
+              <w:t>rag/vector_store.py</w:t>
+            </w:r>
+          </w:p>
+        </w:tc>
+        <w:tc>
+          <w:tcPr>
+            <w:tcW w:w="1814" w:type="dxa"/>
+          </w:tcPr>
+          <w:p>
+            <w:r>
+              <w:t>图3-5</w:t>
+            </w:r>
+          </w:p>
+        </w:tc>
+      </w:tr>
+      <w:tr>
+        <w:tblPrEx>
+          <w:tblBorders>
+            <w:top w:val="single" w:color="auto" w:sz="4" w:space="0"/>
+            <w:left w:val="single" w:color="auto" w:sz="4" w:space="0"/>
+            <w:bottom w:val="single" w:color="auto" w:sz="4" w:space="0"/>
+            <w:right w:val="single" w:color="auto" w:sz="4" w:space="0"/>
+            <w:insideH w:val="single" w:color="auto" w:sz="4" w:space="0"/>
+            <w:insideV w:val="single" w:color="auto" w:sz="4" w:space="0"/>
+          </w:tblBorders>
+          <w:tblCellMar>
+            <w:top w:w="0" w:type="dxa"/>
+            <w:left w:w="108" w:type="dxa"/>
+            <w:bottom w:w="0" w:type="dxa"/>
+            <w:right w:w="108" w:type="dxa"/>
+          </w:tblCellMar>
+        </w:tblPrEx>
+        <w:tc>
+          <w:tcPr>
+            <w:tcW w:w="1814" w:type="dxa"/>
+          </w:tcPr>
+          <w:p>
+            <w:r>
+              <w:t>F5</w:t>
+            </w:r>
+          </w:p>
+        </w:tc>
+        <w:tc>
+          <w:tcPr>
+            <w:tcW w:w="1814" w:type="dxa"/>
+          </w:tcPr>
+          <w:p>
+            <w:r>
+              <w:t>环境适配建议</w:t>
+            </w:r>
+          </w:p>
+        </w:tc>
+        <w:tc>
+          <w:tcPr>
+            <w:tcW w:w="1814" w:type="dxa"/>
+          </w:tcPr>
+          <w:p>
+            <w:r>
+              <w:t>结合城市、天气、湿度等模拟环境信息，为拖地模式和维护周期提供建议。</w:t>
+            </w:r>
+          </w:p>
+        </w:tc>
+        <w:tc>
+          <w:tcPr>
+            <w:tcW w:w="1814" w:type="dxa"/>
+          </w:tcPr>
+          <w:p>
+            <w:r>
+              <w:t>agent/tools/agent_tools.py</w:t>
+            </w:r>
+          </w:p>
+        </w:tc>
+        <w:tc>
+          <w:tcPr>
+            <w:tcW w:w="1814" w:type="dxa"/>
+          </w:tcPr>
+          <w:p>
+            <w:r>
+              <w:t>图3-6</w:t>
+            </w:r>
+          </w:p>
+        </w:tc>
+      </w:tr>
+      <w:tr>
+        <w:tblPrEx>
+          <w:tblBorders>
+            <w:top w:val="single" w:color="auto" w:sz="4" w:space="0"/>
+            <w:left w:val="single" w:color="auto" w:sz="4" w:space="0"/>
+            <w:bottom w:val="single" w:color="auto" w:sz="4" w:space="0"/>
+            <w:right w:val="single" w:color="auto" w:sz="4" w:space="0"/>
+            <w:insideH w:val="single" w:color="auto" w:sz="4" w:space="0"/>
+            <w:insideV w:val="single" w:color="auto" w:sz="4" w:space="0"/>
+          </w:tblBorders>
+          <w:tblCellMar>
+            <w:top w:w="0" w:type="dxa"/>
+            <w:left w:w="108" w:type="dxa"/>
+            <w:bottom w:w="0" w:type="dxa"/>
+            <w:right w:w="108" w:type="dxa"/>
+          </w:tblCellMar>
+        </w:tblPrEx>
+        <w:tc>
+          <w:tcPr>
+            <w:tcW w:w="1814" w:type="dxa"/>
+          </w:tcPr>
+          <w:p>
+            <w:r>
+              <w:t>F6</w:t>
+            </w:r>
+          </w:p>
+        </w:tc>
+        <w:tc>
+          <w:tcPr>
+            <w:tcW w:w="1814" w:type="dxa"/>
+          </w:tcPr>
+          <w:p>
+            <w:r>
+              <w:t>个性化使用报告</w:t>
+            </w:r>
+          </w:p>
+        </w:tc>
+        <w:tc>
+          <w:tcPr>
+            <w:tcW w:w="1814" w:type="dxa"/>
+          </w:tcPr>
+          <w:p>
+            <w:r>
+              <w:t>读取指定用户和月份的使用记录，生成设备使用情况报告与保养建议。</w:t>
+            </w:r>
+          </w:p>
+        </w:tc>
+        <w:tc>
+          <w:tcPr>
+            <w:tcW w:w="1814" w:type="dxa"/>
+          </w:tcPr>
+          <w:p>
+            <w:r>
+              <w:t>agent_tools.py；middleware.py；db_handler.py</w:t>
+            </w:r>
+          </w:p>
+        </w:tc>
+        <w:tc>
+          <w:tcPr>
+            <w:tcW w:w="1814" w:type="dxa"/>
+          </w:tcPr>
+          <w:p>
+            <w:r>
+              <w:t>图3-7</w:t>
+            </w:r>
+          </w:p>
+        </w:tc>
+      </w:tr>
+      <w:tr>
+        <w:tblPrEx>
+          <w:tblBorders>
+            <w:top w:val="single" w:color="auto" w:sz="4" w:space="0"/>
+            <w:left w:val="single" w:color="auto" w:sz="4" w:space="0"/>
+            <w:bottom w:val="single" w:color="auto" w:sz="4" w:space="0"/>
+            <w:right w:val="single" w:color="auto" w:sz="4" w:space="0"/>
+            <w:insideH w:val="single" w:color="auto" w:sz="4" w:space="0"/>
+            <w:insideV w:val="single" w:color="auto" w:sz="4" w:space="0"/>
+          </w:tblBorders>
+          <w:tblCellMar>
+            <w:top w:w="0" w:type="dxa"/>
+            <w:left w:w="108" w:type="dxa"/>
+            <w:bottom w:w="0" w:type="dxa"/>
+            <w:right w:w="108" w:type="dxa"/>
+          </w:tblCellMar>
+        </w:tblPrEx>
+        <w:tc>
+          <w:tcPr>
+            <w:tcW w:w="1814" w:type="dxa"/>
+          </w:tcPr>
+          <w:p>
+            <w:r>
+              <w:t>F7</w:t>
+            </w:r>
+          </w:p>
+        </w:tc>
+        <w:tc>
+          <w:tcPr>
+            <w:tcW w:w="1814" w:type="dxa"/>
+          </w:tcPr>
+          <w:p>
+            <w:r>
+              <w:t>会话与消息持久化</w:t>
+            </w:r>
+          </w:p>
+        </w:tc>
+        <w:tc>
+          <w:tcPr>
+            <w:tcW w:w="1814" w:type="dxa"/>
+          </w:tcPr>
+          <w:p>
+            <w:r>
+              <w:t>保存聊天会话、用户消息和助手回复，便于后续查看和运行追踪。</w:t>
+            </w:r>
+          </w:p>
+        </w:tc>
+        <w:tc>
+          <w:tcPr>
+            <w:tcW w:w="1814" w:type="dxa"/>
+          </w:tcPr>
+          <w:p>
+            <w:r>
+              <w:t>app.py；utils/db_handler.py</w:t>
+            </w:r>
+          </w:p>
+        </w:tc>
+        <w:tc>
+          <w:tcPr>
+            <w:tcW w:w="1814" w:type="dxa"/>
+          </w:tcPr>
+          <w:p>
+            <w:r>
+              <w:t>图3-8</w:t>
+            </w:r>
+          </w:p>
+        </w:tc>
+      </w:tr>
+      <w:tr>
+        <w:tblPrEx>
+          <w:tblBorders>
+            <w:top w:val="single" w:color="auto" w:sz="4" w:space="0"/>
+            <w:left w:val="single" w:color="auto" w:sz="4" w:space="0"/>
+            <w:bottom w:val="single" w:color="auto" w:sz="4" w:space="0"/>
+            <w:right w:val="single" w:color="auto" w:sz="4" w:space="0"/>
+            <w:insideH w:val="single" w:color="auto" w:sz="4" w:space="0"/>
+            <w:insideV w:val="single" w:color="auto" w:sz="4" w:space="0"/>
+          </w:tblBorders>
+          <w:tblCellMar>
+            <w:top w:w="0" w:type="dxa"/>
+            <w:left w:w="108" w:type="dxa"/>
+            <w:bottom w:w="0" w:type="dxa"/>
+            <w:right w:w="108" w:type="dxa"/>
+          </w:tblCellMar>
+        </w:tblPrEx>
+        <w:tc>
+          <w:tcPr>
+            <w:tcW w:w="1814" w:type="dxa"/>
+          </w:tcPr>
+          <w:p>
+            <w:r>
+              <w:t>F8</w:t>
+            </w:r>
+          </w:p>
+        </w:tc>
+        <w:tc>
+          <w:tcPr>
+            <w:tcW w:w="1814" w:type="dxa"/>
+          </w:tcPr>
+          <w:p>
+            <w:r>
+              <w:t>工具调用日志与监控</w:t>
+            </w:r>
+          </w:p>
+        </w:tc>
+        <w:tc>
+          <w:tcPr>
+            <w:tcW w:w="1814" w:type="dxa"/>
+          </w:tcPr>
+          <w:p>
+            <w:r>
+              <w:t>记录工具名称、参数、结果和异常，并对日志敏感信息进行脱敏。</w:t>
+            </w:r>
+          </w:p>
+        </w:tc>
+        <w:tc>
+          <w:tcPr>
+            <w:tcW w:w="1814" w:type="dxa"/>
+          </w:tcPr>
+          <w:p>
+            <w:r>
+              <w:t>middleware.py；logger_handler.py</w:t>
+            </w:r>
+          </w:p>
+        </w:tc>
+        <w:tc>
+          <w:tcPr>
+            <w:tcW w:w="1814" w:type="dxa"/>
+          </w:tcPr>
+          <w:p>
+            <w:r>
+              <w:t>图3-9</w:t>
+            </w:r>
+          </w:p>
+        </w:tc>
+      </w:tr>
+      <w:tr>
+        <w:tblPrEx>
+          <w:tblBorders>
+            <w:top w:val="single" w:color="auto" w:sz="4" w:space="0"/>
+            <w:left w:val="single" w:color="auto" w:sz="4" w:space="0"/>
+            <w:bottom w:val="single" w:color="auto" w:sz="4" w:space="0"/>
+            <w:right w:val="single" w:color="auto" w:sz="4" w:space="0"/>
+            <w:insideH w:val="single" w:color="auto" w:sz="4" w:space="0"/>
+            <w:insideV w:val="single" w:color="auto" w:sz="4" w:space="0"/>
+          </w:tblBorders>
+          <w:tblCellMar>
+            <w:top w:w="0" w:type="dxa"/>
+            <w:left w:w="108" w:type="dxa"/>
+            <w:bottom w:w="0" w:type="dxa"/>
+            <w:right w:w="108" w:type="dxa"/>
+          </w:tblCellMar>
+        </w:tblPrEx>
+        <w:tc>
+          <w:tcPr>
+            <w:tcW w:w="1814" w:type="dxa"/>
+          </w:tcPr>
+          <w:p>
+            <w:r>
+              <w:t>F9</w:t>
+            </w:r>
+          </w:p>
+        </w:tc>
+        <w:tc>
+          <w:tcPr>
+            <w:tcW w:w="1814" w:type="dxa"/>
+          </w:tcPr>
+          <w:p>
+            <w:r>
+              <w:t>数据初始化与迁移</w:t>
+            </w:r>
+          </w:p>
+        </w:tc>
+        <w:tc>
+          <w:tcPr>
+            <w:tcW w:w="1814" w:type="dxa"/>
+          </w:tcPr>
+          <w:p>
+            <w:r>
+              <w:t>创建数据库表并导入/导出演示数据，使系统可在新环境中快速恢复。</w:t>
+            </w:r>
+          </w:p>
+        </w:tc>
+        <w:tc>
+          <w:tcPr>
+            <w:tcW w:w="1814" w:type="dxa"/>
+          </w:tcPr>
+          <w:p>
+            <w:r>
+              <w:t>scripts目录；mysql_seed.json</w:t>
+            </w:r>
+          </w:p>
+        </w:tc>
+        <w:tc>
+          <w:tcPr>
+            <w:tcW w:w="1814" w:type="dxa"/>
+          </w:tcPr>
+          <w:p>
+            <w:r>
+              <w:t>图3-10</w:t>
+            </w:r>
+          </w:p>
+        </w:tc>
+      </w:tr>
+      <w:tr>
+        <w:tblPrEx>
+          <w:tblBorders>
+            <w:top w:val="single" w:color="auto" w:sz="4" w:space="0"/>
+            <w:left w:val="single" w:color="auto" w:sz="4" w:space="0"/>
+            <w:bottom w:val="single" w:color="auto" w:sz="4" w:space="0"/>
+            <w:right w:val="single" w:color="auto" w:sz="4" w:space="0"/>
+            <w:insideH w:val="single" w:color="auto" w:sz="4" w:space="0"/>
+            <w:insideV w:val="single" w:color="auto" w:sz="4" w:space="0"/>
+          </w:tblBorders>
+          <w:tblCellMar>
+            <w:top w:w="0" w:type="dxa"/>
+            <w:left w:w="108" w:type="dxa"/>
+            <w:bottom w:w="0" w:type="dxa"/>
+            <w:right w:w="108" w:type="dxa"/>
+          </w:tblCellMar>
+        </w:tblPrEx>
+        <w:tc>
+          <w:tcPr>
+            <w:tcW w:w="1814" w:type="dxa"/>
+          </w:tcPr>
+          <w:p>
+            <w:r>
+              <w:t>F10</w:t>
+            </w:r>
+          </w:p>
+        </w:tc>
+        <w:tc>
+          <w:tcPr>
+            <w:tcW w:w="1814" w:type="dxa"/>
+          </w:tcPr>
+          <w:p>
+            <w:r>
+              <w:t>配置、模型与提示词管理</w:t>
+            </w:r>
+          </w:p>
+        </w:tc>
+        <w:tc>
+          <w:tcPr>
+            <w:tcW w:w="1814" w:type="dxa"/>
+          </w:tcPr>
+          <w:p>
+            <w:r>
+              <w:t>通过YAML和环境变量管理模型、路径、数据库和提示词，降低硬编码耦合。</w:t>
+            </w:r>
+          </w:p>
+        </w:tc>
+        <w:tc>
+          <w:tcPr>
+            <w:tcW w:w="1814" w:type="dxa"/>
+          </w:tcPr>
+          <w:p>
+            <w:r>
+              <w:t>config目录；model/factory.py；prompt_loader.py</w:t>
+            </w:r>
+          </w:p>
+        </w:tc>
+        <w:tc>
+          <w:tcPr>
+            <w:tcW w:w="1814" w:type="dxa"/>
+          </w:tcPr>
+          <w:p>
+            <w:r>
+              <w:t>图3-11</w:t>
+            </w:r>
+          </w:p>
+        </w:tc>
+      </w:tr>
+    </w:tbl>
+    <w:p>
+      <w:r>
+        <w:t>由表3-1可知，系统功能并非单一聊天页面，而是由用户交互、智能体编排、知识检索、报告生成、数据持久化和运行监控等多个功能共同组成。各功能之间通过LangChain智能体、工具函数、数据库访问函数和配置文件连接，形成完整的智能客服原型。</w:t>
+      </w:r>
+    </w:p>
+    <w:p>
+      <w:r>
+        <w:t>为进一步说明每项功能的实现逻辑，本文将各功能从输入、处理到输出的关键步骤绘制为功能逻辑流程图，如图3-2至图3-11所示。</w:t>
+      </w:r>
+    </w:p>
+    <w:p>
+      <w:r>
+        <w:t>（1）前端对话交互功能实现逻辑说明</w:t>
+      </w:r>
+    </w:p>
+    <w:p>
+      <w:pPr>
+        <w:jc w:val="center"/>
+      </w:pPr>
+      <w:r>
+        <w:drawing>
+          <wp:inline distT="0" distB="0" distL="114300" distR="114300">
+            <wp:extent cx="5349240" cy="4193540"/>
+            <wp:effectExtent l="0" t="0" r="0" b="12700"/>
+            <wp:docPr id="17" name="Picture 17"/>
+            <wp:cNvGraphicFramePr>
+              <a:graphicFrameLocks xmlns:a="http://schemas.openxmlformats.org/drawingml/2006/main" noChangeAspect="1"/>
+            </wp:cNvGraphicFramePr>
+            <a:graphic xmlns:a="http://schemas.openxmlformats.org/drawingml/2006/main">
+              <a:graphicData uri="http://schemas.openxmlformats.org/drawingml/2006/picture">
+                <pic:pic xmlns:pic="http://schemas.openxmlformats.org/drawingml/2006/picture">
+                  <pic:nvPicPr>
+                    <pic:cNvPr id="17" name="Picture 17"/>
+                    <pic:cNvPicPr>
+                      <a:picLocks noChangeAspect="1"/>
+                    </pic:cNvPicPr>
+                  </pic:nvPicPr>
+                  <pic:blipFill>
+                    <a:blip r:embed="rId10"/>
+                    <a:stretch>
+                      <a:fillRect/>
+                    </a:stretch>
+                  </pic:blipFill>
+                  <pic:spPr>
+                    <a:xfrm>
+                      <a:off x="0" y="0"/>
+                      <a:ext cx="5349240" cy="4193804"/>
+                    </a:xfrm>
+                    <a:prstGeom prst="rect">
+                      <a:avLst/>
+                    </a:prstGeom>
+                  </pic:spPr>
+                </pic:pic>
+              </a:graphicData>
+            </a:graphic>
+          </wp:inline>
+        </w:drawing>
+      </w:r>
+    </w:p>
+    <w:p>
+      <w:pPr>
+        <w:jc w:val="center"/>
+      </w:pPr>
+      <w:r>
+        <w:t>图3-2 前端对话交互功能逻辑流程图</w:t>
+      </w:r>
+    </w:p>
+    <w:p>
+      <w:r>
+        <w:t>（2）智能体调度与工具选择功能实现逻辑说明</w:t>
+      </w:r>
+    </w:p>
+    <w:p>
+      <w:pPr>
+        <w:jc w:val="center"/>
+      </w:pPr>
+      <w:r>
+        <w:drawing>
+          <wp:inline distT="0" distB="0" distL="114300" distR="114300">
+            <wp:extent cx="3799840" cy="3664585"/>
+            <wp:effectExtent l="0" t="0" r="10160" b="8255"/>
+            <wp:docPr id="4" name="图片 1"/>
+            <wp:cNvGraphicFramePr>
+              <a:graphicFrameLocks xmlns:a="http://schemas.openxmlformats.org/drawingml/2006/main" noChangeAspect="1"/>
+            </wp:cNvGraphicFramePr>
+            <a:graphic xmlns:a="http://schemas.openxmlformats.org/drawingml/2006/main">
+              <a:graphicData uri="http://schemas.openxmlformats.org/drawingml/2006/picture">
+                <pic:pic xmlns:pic="http://schemas.openxmlformats.org/drawingml/2006/picture">
+                  <pic:nvPicPr>
+                    <pic:cNvPr id="4" name="图片 1"/>
+                    <pic:cNvPicPr>
+                      <a:picLocks noChangeAspect="1"/>
+                    </pic:cNvPicPr>
+                  </pic:nvPicPr>
+                  <pic:blipFill>
+                    <a:blip r:embed="rId11"/>
+                    <a:stretch>
+                      <a:fillRect/>
+                    </a:stretch>
+                  </pic:blipFill>
+                  <pic:spPr>
+                    <a:xfrm>
+                      <a:off x="0" y="0"/>
+                      <a:ext cx="3799840" cy="3664585"/>
+                    </a:xfrm>
+                    <a:prstGeom prst="rect">
+                      <a:avLst/>
+                    </a:prstGeom>
+                    <a:noFill/>
+                    <a:ln>
+                      <a:noFill/>
+                    </a:ln>
+                  </pic:spPr>
+                </pic:pic>
+              </a:graphicData>
+            </a:graphic>
+          </wp:inline>
+        </w:drawing>
+      </w:r>
+    </w:p>
+    <w:p>
+      <w:pPr>
+        <w:jc w:val="center"/>
+      </w:pPr>
+      <w:r>
+        <w:t>图3-3 智能体调度与工具选择功能逻辑流程图</w:t>
+      </w:r>
+    </w:p>
+    <w:p>
+      <w:r>
+        <w:t>（3）知识库问答功能实现逻辑说明</w:t>
+      </w:r>
+    </w:p>
+    <w:p>
+      <w:pPr>
+        <w:jc w:val="center"/>
+      </w:pPr>
+      <w:r>
+        <w:drawing>
+          <wp:inline distT="0" distB="0" distL="114300" distR="114300">
+            <wp:extent cx="5349240" cy="4193540"/>
+            <wp:effectExtent l="0" t="0" r="0" b="12700"/>
+            <wp:docPr id="19" name="Picture 19"/>
+            <wp:cNvGraphicFramePr>
+              <a:graphicFrameLocks xmlns:a="http://schemas.openxmlformats.org/drawingml/2006/main" noChangeAspect="1"/>
+            </wp:cNvGraphicFramePr>
+            <a:graphic xmlns:a="http://schemas.openxmlformats.org/drawingml/2006/main">
+              <a:graphicData uri="http://schemas.openxmlformats.org/drawingml/2006/picture">
+                <pic:pic xmlns:pic="http://schemas.openxmlformats.org/drawingml/2006/picture">
+                  <pic:nvPicPr>
+                    <pic:cNvPr id="19" name="Picture 19"/>
+                    <pic:cNvPicPr>
+                      <a:picLocks noChangeAspect="1"/>
+                    </pic:cNvPicPr>
+                  </pic:nvPicPr>
+                  <pic:blipFill>
+                    <a:blip r:embed="rId12"/>
+                    <a:stretch>
+                      <a:fillRect/>
+                    </a:stretch>
+                  </pic:blipFill>
+                  <pic:spPr>
+                    <a:xfrm>
+                      <a:off x="0" y="0"/>
+                      <a:ext cx="5349240" cy="4193804"/>
+                    </a:xfrm>
+                    <a:prstGeom prst="rect">
+                      <a:avLst/>
+                    </a:prstGeom>
+                  </pic:spPr>
+                </pic:pic>
+              </a:graphicData>
+            </a:graphic>
+          </wp:inline>
+        </w:drawing>
+      </w:r>
+    </w:p>
+    <w:p>
+      <w:pPr>
+        <w:jc w:val="center"/>
+      </w:pPr>
+      <w:r>
+        <w:t>图3-4 知识库问答功能逻辑流程图</w:t>
+      </w:r>
+    </w:p>
+    <w:p>
+      <w:r>
+        <w:t>（4）知识库构建与向量检索功能实现逻辑说明</w:t>
+      </w:r>
+    </w:p>
+    <w:p>
+      <w:pPr>
+        <w:jc w:val="center"/>
+      </w:pPr>
+      <w:r>
+        <w:drawing>
+          <wp:inline distT="0" distB="0" distL="114300" distR="114300">
+            <wp:extent cx="5349240" cy="4193540"/>
+            <wp:effectExtent l="0" t="0" r="0" b="12700"/>
+            <wp:docPr id="20" name="Picture 20"/>
+            <wp:cNvGraphicFramePr>
+              <a:graphicFrameLocks xmlns:a="http://schemas.openxmlformats.org/drawingml/2006/main" noChangeAspect="1"/>
+            </wp:cNvGraphicFramePr>
+            <a:graphic xmlns:a="http://schemas.openxmlformats.org/drawingml/2006/main">
+              <a:graphicData uri="http://schemas.openxmlformats.org/drawingml/2006/picture">
+                <pic:pic xmlns:pic="http://schemas.openxmlformats.org/drawingml/2006/picture">
+                  <pic:nvPicPr>
+                    <pic:cNvPr id="20" name="Picture 20"/>
+                    <pic:cNvPicPr>
+                      <a:picLocks noChangeAspect="1"/>
+                    </pic:cNvPicPr>
+                  </pic:nvPicPr>
+                  <pic:blipFill>
+                    <a:blip r:embed="rId13"/>
+                    <a:stretch>
+                      <a:fillRect/>
+                    </a:stretch>
+                  </pic:blipFill>
+                  <pic:spPr>
+                    <a:xfrm>
+                      <a:off x="0" y="0"/>
+                      <a:ext cx="5349240" cy="4193804"/>
+                    </a:xfrm>
+                    <a:prstGeom prst="rect">
+                      <a:avLst/>
+                    </a:prstGeom>
+                  </pic:spPr>
+                </pic:pic>
+              </a:graphicData>
+            </a:graphic>
+          </wp:inline>
+        </w:drawing>
+      </w:r>
+    </w:p>
+    <w:p>
+      <w:pPr>
+        <w:jc w:val="center"/>
+      </w:pPr>
+      <w:r>
+        <w:t>图3-5 知识库构建与向量检索功能逻辑流程图</w:t>
+      </w:r>
+    </w:p>
+    <w:p>
+      <w:r>
+        <w:t>（5）环境适配建议功能实现逻辑说明</w:t>
+      </w:r>
+    </w:p>
+    <w:p>
+      <w:pPr>
+        <w:jc w:val="center"/>
+      </w:pPr>
+      <w:r>
+        <w:drawing>
+          <wp:inline distT="0" distB="0" distL="114300" distR="114300">
+            <wp:extent cx="5751830" cy="2336800"/>
+            <wp:effectExtent l="0" t="0" r="8890" b="10160"/>
+            <wp:docPr id="5" name="图片 2"/>
+            <wp:cNvGraphicFramePr>
+              <a:graphicFrameLocks xmlns:a="http://schemas.openxmlformats.org/drawingml/2006/main" noChangeAspect="1"/>
+            </wp:cNvGraphicFramePr>
+            <a:graphic xmlns:a="http://schemas.openxmlformats.org/drawingml/2006/main">
+              <a:graphicData uri="http://schemas.openxmlformats.org/drawingml/2006/picture">
+                <pic:pic xmlns:pic="http://schemas.openxmlformats.org/drawingml/2006/picture">
+                  <pic:nvPicPr>
+                    <pic:cNvPr id="5" name="图片 2"/>
+                    <pic:cNvPicPr>
+                      <a:picLocks noChangeAspect="1"/>
+                    </pic:cNvPicPr>
+                  </pic:nvPicPr>
+                  <pic:blipFill>
+                    <a:blip r:embed="rId14"/>
+                    <a:stretch>
+                      <a:fillRect/>
+                    </a:stretch>
+                  </pic:blipFill>
+                  <pic:spPr>
+                    <a:xfrm>
+                      <a:off x="0" y="0"/>
+                      <a:ext cx="5751830" cy="2336800"/>
+                    </a:xfrm>
+                    <a:prstGeom prst="rect">
+                      <a:avLst/>
+                    </a:prstGeom>
+                    <a:noFill/>
+                    <a:ln>
+                      <a:noFill/>
+                    </a:ln>
+                  </pic:spPr>
+                </pic:pic>
+              </a:graphicData>
+            </a:graphic>
+          </wp:inline>
+        </w:drawing>
+      </w:r>
+    </w:p>
+    <w:p>
+      <w:pPr>
+        <w:jc w:val="center"/>
+      </w:pPr>
+      <w:r>
+        <w:t>图3-6 环境适配建议功能逻辑流程图</w:t>
+      </w:r>
+    </w:p>
+    <w:p>
+      <w:r>
+        <w:t>（6）个性化使用报告功能实现逻辑说明</w:t>
+      </w:r>
+    </w:p>
+    <w:p>
+      <w:pPr>
+        <w:jc w:val="center"/>
+      </w:pPr>
+      <w:r>
+        <w:drawing>
+          <wp:inline distT="0" distB="0" distL="114300" distR="114300">
+            <wp:extent cx="5349240" cy="5220335"/>
+            <wp:effectExtent l="0" t="0" r="0" b="6985"/>
+            <wp:docPr id="22" name="Picture 22"/>
+            <wp:cNvGraphicFramePr>
+              <a:graphicFrameLocks xmlns:a="http://schemas.openxmlformats.org/drawingml/2006/main" noChangeAspect="1"/>
+            </wp:cNvGraphicFramePr>
+            <a:graphic xmlns:a="http://schemas.openxmlformats.org/drawingml/2006/main">
+              <a:graphicData uri="http://schemas.openxmlformats.org/drawingml/2006/picture">
+                <pic:pic xmlns:pic="http://schemas.openxmlformats.org/drawingml/2006/picture">
+                  <pic:nvPicPr>
+                    <pic:cNvPr id="22" name="Picture 22"/>
+                    <pic:cNvPicPr>
+                      <a:picLocks noChangeAspect="1"/>
+                    </pic:cNvPicPr>
+                  </pic:nvPicPr>
+                  <pic:blipFill>
+                    <a:blip r:embed="rId15"/>
+                    <a:stretch>
+                      <a:fillRect/>
+                    </a:stretch>
+                  </pic:blipFill>
+                  <pic:spPr>
+                    <a:xfrm>
+                      <a:off x="0" y="0"/>
+                      <a:ext cx="5349240" cy="5220858"/>
+                    </a:xfrm>
+                    <a:prstGeom prst="rect">
+                      <a:avLst/>
+                    </a:prstGeom>
+                  </pic:spPr>
+                </pic:pic>
+              </a:graphicData>
+            </a:graphic>
+          </wp:inline>
+        </w:drawing>
+      </w:r>
+    </w:p>
+    <w:p>
+      <w:pPr>
+        <w:jc w:val="center"/>
+      </w:pPr>
+      <w:r>
+        <w:t>图3-7 个性化使用报告功能逻辑流程图</w:t>
+      </w:r>
+    </w:p>
+    <w:p>
+      <w:r>
+        <w:t>（7）会话与消息持久化功能实现逻辑说明</w:t>
+      </w:r>
+    </w:p>
+    <w:p>
+      <w:pPr>
+        <w:jc w:val="center"/>
+      </w:pPr>
+      <w:r>
+        <w:drawing>
+          <wp:inline distT="0" distB="0" distL="114300" distR="114300">
+            <wp:extent cx="5349240" cy="3679825"/>
+            <wp:effectExtent l="0" t="0" r="0" b="8255"/>
+            <wp:docPr id="23" name="Picture 23"/>
+            <wp:cNvGraphicFramePr>
+              <a:graphicFrameLocks xmlns:a="http://schemas.openxmlformats.org/drawingml/2006/main" noChangeAspect="1"/>
+            </wp:cNvGraphicFramePr>
+            <a:graphic xmlns:a="http://schemas.openxmlformats.org/drawingml/2006/main">
+              <a:graphicData uri="http://schemas.openxmlformats.org/drawingml/2006/picture">
+                <pic:pic xmlns:pic="http://schemas.openxmlformats.org/drawingml/2006/picture">
+                  <pic:nvPicPr>
+                    <pic:cNvPr id="23" name="Picture 23"/>
+                    <pic:cNvPicPr>
+                      <a:picLocks noChangeAspect="1"/>
+                    </pic:cNvPicPr>
+                  </pic:nvPicPr>
+                  <pic:blipFill>
+                    <a:blip r:embed="rId16"/>
+                    <a:stretch>
+                      <a:fillRect/>
+                    </a:stretch>
+                  </pic:blipFill>
+                  <pic:spPr>
+                    <a:xfrm>
+                      <a:off x="0" y="0"/>
+                      <a:ext cx="5349240" cy="3680277"/>
+                    </a:xfrm>
+                    <a:prstGeom prst="rect">
+                      <a:avLst/>
+                    </a:prstGeom>
+                  </pic:spPr>
+                </pic:pic>
+              </a:graphicData>
+            </a:graphic>
+          </wp:inline>
+        </w:drawing>
+      </w:r>
+    </w:p>
+    <w:p>
+      <w:pPr>
+        <w:jc w:val="center"/>
+      </w:pPr>
+      <w:r>
+        <w:t>图3-8 会话与消息持久化功能逻辑流程图</w:t>
+      </w:r>
+    </w:p>
+    <w:p>
+      <w:r>
+        <w:t>（8）工具调用日志与监控功能实现逻辑说明</w:t>
+      </w:r>
+    </w:p>
+    <w:p>
+      <w:pPr>
+        <w:jc w:val="center"/>
+      </w:pPr>
+      <w:r>
+        <w:drawing>
+          <wp:inline distT="0" distB="0" distL="114300" distR="114300">
+            <wp:extent cx="5349240" cy="4193540"/>
+            <wp:effectExtent l="0" t="0" r="0" b="12700"/>
+            <wp:docPr id="24" name="Picture 24"/>
+            <wp:cNvGraphicFramePr>
+              <a:graphicFrameLocks xmlns:a="http://schemas.openxmlformats.org/drawingml/2006/main" noChangeAspect="1"/>
+            </wp:cNvGraphicFramePr>
+            <a:graphic xmlns:a="http://schemas.openxmlformats.org/drawingml/2006/main">
+              <a:graphicData uri="http://schemas.openxmlformats.org/drawingml/2006/picture">
+                <pic:pic xmlns:pic="http://schemas.openxmlformats.org/drawingml/2006/picture">
+                  <pic:nvPicPr>
+                    <pic:cNvPr id="24" name="Picture 24"/>
+                    <pic:cNvPicPr>
+                      <a:picLocks noChangeAspect="1"/>
+                    </pic:cNvPicPr>
+                  </pic:nvPicPr>
+                  <pic:blipFill>
+                    <a:blip r:embed="rId17"/>
+                    <a:stretch>
+                      <a:fillRect/>
+                    </a:stretch>
+                  </pic:blipFill>
+                  <pic:spPr>
+                    <a:xfrm>
+                      <a:off x="0" y="0"/>
+                      <a:ext cx="5349240" cy="4193804"/>
+                    </a:xfrm>
+                    <a:prstGeom prst="rect">
+                      <a:avLst/>
+                    </a:prstGeom>
+                  </pic:spPr>
+                </pic:pic>
+              </a:graphicData>
+            </a:graphic>
+          </wp:inline>
+        </w:drawing>
+      </w:r>
+    </w:p>
+    <w:p>
+      <w:pPr>
+        <w:jc w:val="center"/>
+      </w:pPr>
+      <w:r>
+        <w:t>图3-9 工具调用日志与监控功能逻辑流程图</w:t>
+      </w:r>
+    </w:p>
+    <w:p>
+      <w:r>
+        <w:t>（9）数据初始化与迁移功能实现逻辑说明</w:t>
+      </w:r>
+    </w:p>
+    <w:p>
+      <w:pPr>
+        <w:jc w:val="center"/>
+      </w:pPr>
+      <w:r>
+        <w:drawing>
+          <wp:inline distT="0" distB="0" distL="114300" distR="114300">
+            <wp:extent cx="5349240" cy="4193540"/>
+            <wp:effectExtent l="0" t="0" r="0" b="12700"/>
+            <wp:docPr id="25" name="Picture 25"/>
+            <wp:cNvGraphicFramePr>
+              <a:graphicFrameLocks xmlns:a="http://schemas.openxmlformats.org/drawingml/2006/main" noChangeAspect="1"/>
+            </wp:cNvGraphicFramePr>
+            <a:graphic xmlns:a="http://schemas.openxmlformats.org/drawingml/2006/main">
+              <a:graphicData uri="http://schemas.openxmlformats.org/drawingml/2006/picture">
+                <pic:pic xmlns:pic="http://schemas.openxmlformats.org/drawingml/2006/picture">
+                  <pic:nvPicPr>
+                    <pic:cNvPr id="25" name="Picture 25"/>
+                    <pic:cNvPicPr>
+                      <a:picLocks noChangeAspect="1"/>
+                    </pic:cNvPicPr>
+                  </pic:nvPicPr>
+                  <pic:blipFill>
+                    <a:blip r:embed="rId18"/>
+                    <a:stretch>
+                      <a:fillRect/>
+                    </a:stretch>
+                  </pic:blipFill>
+                  <pic:spPr>
+                    <a:xfrm>
+                      <a:off x="0" y="0"/>
+                      <a:ext cx="5349240" cy="4193804"/>
+                    </a:xfrm>
+                    <a:prstGeom prst="rect">
+                      <a:avLst/>
+                    </a:prstGeom>
+                  </pic:spPr>
+                </pic:pic>
+              </a:graphicData>
+            </a:graphic>
+          </wp:inline>
+        </w:drawing>
+      </w:r>
+    </w:p>
+    <w:p>
+      <w:pPr>
+        <w:jc w:val="center"/>
+      </w:pPr>
+      <w:r>
+        <w:t>图3-10 数据初始化与迁移功能逻辑流程图</w:t>
+      </w:r>
+    </w:p>
+    <w:p>
+      <w:r>
+        <w:t>（10）配置、模型与提示词管理功能实现逻辑说明</w:t>
+      </w:r>
+    </w:p>
+    <w:p>
+      <w:pPr>
+        <w:jc w:val="center"/>
+      </w:pPr>
+      <w:r>
+        <w:drawing>
+          <wp:inline distT="0" distB="0" distL="114300" distR="114300">
+            <wp:extent cx="5184775" cy="2908300"/>
+            <wp:effectExtent l="0" t="0" r="12065" b="2540"/>
+            <wp:docPr id="14" name="图片 3"/>
+            <wp:cNvGraphicFramePr>
+              <a:graphicFrameLocks xmlns:a="http://schemas.openxmlformats.org/drawingml/2006/main" noChangeAspect="1"/>
+            </wp:cNvGraphicFramePr>
+            <a:graphic xmlns:a="http://schemas.openxmlformats.org/drawingml/2006/main">
+              <a:graphicData uri="http://schemas.openxmlformats.org/drawingml/2006/picture">
+                <pic:pic xmlns:pic="http://schemas.openxmlformats.org/drawingml/2006/picture">
+                  <pic:nvPicPr>
+                    <pic:cNvPr id="14" name="图片 3"/>
+                    <pic:cNvPicPr>
+                      <a:picLocks noChangeAspect="1"/>
+                    </pic:cNvPicPr>
+                  </pic:nvPicPr>
+                  <pic:blipFill>
+                    <a:blip r:embed="rId19"/>
+                    <a:stretch>
+                      <a:fillRect/>
+                    </a:stretch>
+                  </pic:blipFill>
+                  <pic:spPr>
+                    <a:xfrm>
+                      <a:off x="0" y="0"/>
+                      <a:ext cx="5184775" cy="2908300"/>
+                    </a:xfrm>
+                    <a:prstGeom prst="rect">
+                      <a:avLst/>
+                    </a:prstGeom>
+                    <a:noFill/>
+                    <a:ln>
+                      <a:noFill/>
+                    </a:ln>
+                  </pic:spPr>
+                </pic:pic>
+              </a:graphicData>
+            </a:graphic>
+          </wp:inline>
+        </w:drawing>
+      </w:r>
+    </w:p>
+    <w:p>
+      <w:pPr>
+        <w:jc w:val="center"/>
+      </w:pPr>
+      <w:r>
+        <w:t>图3-11 配置、模型与提示词管理功能逻辑流程图</w:t>
+      </w:r>
+    </w:p>
     <w:bookmarkEnd w:id="64"/>
     <w:p>
       <w:pPr>
@@ -7487,9 +8797,9 @@
           <w:szCs w:val="30"/>
         </w:rPr>
       </w:pPr>
-      <w:bookmarkStart w:id="65" w:name="_Toc32496"/>
-      <w:bookmarkStart w:id="66" w:name="_Toc27235"/>
-      <w:bookmarkStart w:id="67" w:name="_Toc13308"/>
+      <w:bookmarkStart w:id="65" w:name="_Toc13308"/>
+      <w:bookmarkStart w:id="66" w:name="_Toc32496"/>
+      <w:bookmarkStart w:id="67" w:name="_Toc27235"/>
       <w:bookmarkStart w:id="68" w:name="非功能需求分析"/>
       <w:r>
         <w:rPr>
@@ -7584,8 +8894,8 @@
           <w:szCs w:val="30"/>
         </w:rPr>
       </w:pPr>
-      <w:bookmarkStart w:id="69" w:name="_Toc1246"/>
-      <w:bookmarkStart w:id="70" w:name="_Toc1157"/>
+      <w:bookmarkStart w:id="69" w:name="_Toc1157"/>
+      <w:bookmarkStart w:id="70" w:name="_Toc1246"/>
       <w:bookmarkStart w:id="71" w:name="_Toc14796"/>
       <w:bookmarkStart w:id="72" w:name="可行性分析"/>
       <w:r>
@@ -7607,41 +8917,7 @@
         <w:spacing w:line="240" w:lineRule="auto"/>
       </w:pPr>
       <w:r>
-        <w:rPr>
-          <w:rFonts w:hint="eastAsia" w:ascii="Times New Roman" w:hAnsi="Times New Roman"/>
-          <w:sz w:val="24"/>
-          <w:lang w:val="en-US" w:eastAsia="zh-CN"/>
-        </w:rPr>
-        <w:t>从技术可行性方面来看</w:t>
-      </w:r>
-      <w:r>
-        <w:rPr>
-          <w:rFonts w:ascii="Times New Roman" w:hAnsi="Times New Roman" w:eastAsia="宋体"/>
-          <w:sz w:val="24"/>
-        </w:rPr>
-        <w:t>，</w:t>
-      </w:r>
-      <w:r>
-        <w:rPr>
-          <w:rFonts w:hint="eastAsia" w:ascii="Times New Roman" w:hAnsi="Times New Roman" w:eastAsia="宋体"/>
-          <w:sz w:val="24"/>
-        </w:rPr>
-        <w:t>项目以python语言为主，使用成熟的LangChain架构和streamlit前端架构为主要技术栈。通过chroma向量库和mysql数据库辅助将整体系统构建完成。目前这些架构和技术栈在网上都有较多的开源项目和教程，开发门槛适中。项目代码结构比较清晰，而且都是使用的目前比较新的版本开发，系统整体的技术栈兼容性较强</w:t>
-      </w:r>
-      <w:r>
-        <w:rPr>
-          <w:rFonts w:hint="eastAsia" w:ascii="Times New Roman" w:hAnsi="Times New Roman"/>
-          <w:sz w:val="24"/>
-          <w:lang w:eastAsia="zh-CN"/>
-        </w:rPr>
-        <w:t>。</w:t>
-      </w:r>
-      <w:r>
-        <w:rPr>
-          <w:rFonts w:ascii="Times New Roman" w:hAnsi="Times New Roman" w:eastAsia="宋体"/>
-          <w:sz w:val="24"/>
-        </w:rPr>
-        <w:t>核心模块分为前端层、智能体层、工具层、检索层、模型层和工具类层，耦合度相对适中。</w:t>
+        <w:t>从技术可行性方面来看，项目以 Python 语言为主，使用成熟的 LangChain 框架和 Streamlit 前端框架作为主要技术栈，并通过 Chroma 向量库和 MySQL 数据库辅助完成系统构建。相关框架和组件已有较多开源资料和实践案例，开发门槛适中。项目代码结构比较清晰，核心模块分为前端层、智能体层、工具层、检索层、模型层和通用工具层，耦合度相对适中。</w:t>
       </w:r>
     </w:p>
     <w:p>
@@ -7649,79 +8925,7 @@
         <w:spacing w:line="240" w:lineRule="auto"/>
       </w:pPr>
       <w:r>
-        <w:rPr>
-          <w:rFonts w:ascii="Times New Roman" w:hAnsi="Times New Roman" w:eastAsia="宋体"/>
-          <w:sz w:val="24"/>
-        </w:rPr>
-        <w:t>从数据可行性看，当前项目已经具备6份知识库文件和120条外部记录样本，</w:t>
-      </w:r>
-      <w:r>
-        <w:rPr>
-          <w:rFonts w:hint="eastAsia" w:ascii="Times New Roman" w:hAnsi="Times New Roman" w:eastAsia="宋体"/>
-          <w:sz w:val="24"/>
-        </w:rPr>
-        <w:t>能够支持最基本的演示和场景验证，后续也可以继续导入外部数据文档或其他用户记录</w:t>
-      </w:r>
-      <w:r>
-        <w:rPr>
-          <w:rFonts w:hint="eastAsia" w:ascii="Times New Roman" w:hAnsi="Times New Roman"/>
-          <w:sz w:val="24"/>
-          <w:lang w:eastAsia="zh-CN"/>
-        </w:rPr>
-        <w:t>。</w:t>
-      </w:r>
-      <w:r>
-        <w:rPr>
-          <w:rFonts w:hint="eastAsia" w:ascii="Times New Roman" w:hAnsi="Times New Roman"/>
-          <w:sz w:val="24"/>
-          <w:lang w:eastAsia="zh-CN"/>
-        </w:rPr>
-        <w:br w:type="textWrapping"/>
-      </w:r>
-      <w:r>
-        <w:rPr>
-          <w:rFonts w:ascii="Times New Roman" w:hAnsi="Times New Roman" w:eastAsia="宋体"/>
-          <w:sz w:val="24"/>
-        </w:rPr>
-        <w:t>从实现可行性看，系统前端代码约42行</w:t>
-      </w:r>
-      <w:r>
-        <w:rPr>
-          <w:rFonts w:hint="eastAsia" w:ascii="Times New Roman" w:hAnsi="Times New Roman"/>
-          <w:sz w:val="24"/>
-          <w:lang w:eastAsia="zh-CN"/>
-        </w:rPr>
-        <w:t>。</w:t>
-      </w:r>
-      <w:r>
-        <w:rPr>
-          <w:rFonts w:hint="eastAsia" w:ascii="Times New Roman" w:hAnsi="Times New Roman"/>
-          <w:sz w:val="24"/>
-          <w:lang w:val="en-US" w:eastAsia="zh-CN"/>
-        </w:rPr>
-        <w:t>前端界面较为简陋，但是已经实现了流水式输出和基本的用户与大模型的区分图标和聊天框。</w:t>
-      </w:r>
-      <w:r>
-        <w:rPr>
-          <w:rFonts w:ascii="Times New Roman" w:hAnsi="Times New Roman" w:eastAsia="宋体"/>
-          <w:sz w:val="24"/>
-        </w:rPr>
-        <w:t>智能体、工具和检索模块均已实现，项目已经完成关键主链路搭建，</w:t>
-      </w:r>
-      <w:r>
-        <w:rPr>
-          <w:rFonts w:hint="eastAsia" w:ascii="Times New Roman" w:hAnsi="Times New Roman"/>
-          <w:sz w:val="24"/>
-          <w:lang w:val="en-US" w:eastAsia="zh-CN"/>
-        </w:rPr>
-        <w:t>其他</w:t>
-      </w:r>
-      <w:r>
-        <w:rPr>
-          <w:rFonts w:ascii="Times New Roman" w:hAnsi="Times New Roman" w:eastAsia="宋体"/>
-          <w:sz w:val="24"/>
-        </w:rPr>
-        <w:t>重点可以放在架构说明、关键实现分析和结果评价上。</w:t>
+        <w:t>从数据可行性看，当前项目已经具备6份知识库文件和120条外部记录样本，能够支持最基本的演示和场景验证，后续也可以继续导入外部数据文档或其他用户记录。从实现可行性看，系统前端主文件约61行，界面轻量但已经实现流式输出、用户与助手消息区分、聊天输入框和会话状态保存。智能体、工具和检索模块均已实现，项目已经完成关键主链路搭建，后续重点可以放在架构说明、关键实现分析和结果评价上。</w:t>
       </w:r>
     </w:p>
     <w:p/>
@@ -7741,8 +8945,8 @@
         </w:rPr>
       </w:pPr>
       <w:bookmarkStart w:id="73" w:name="_Toc9268"/>
-      <w:bookmarkStart w:id="74" w:name="_Toc18505"/>
-      <w:bookmarkStart w:id="75" w:name="_Toc4827"/>
+      <w:bookmarkStart w:id="74" w:name="_Toc4827"/>
+      <w:bookmarkStart w:id="75" w:name="_Toc18505"/>
       <w:bookmarkStart w:id="76" w:name="系统总体设计"/>
       <w:r>
         <w:rPr>
@@ -7792,9 +8996,9 @@
           <w:szCs w:val="30"/>
         </w:rPr>
       </w:pPr>
-      <w:bookmarkStart w:id="77" w:name="_Toc19687"/>
-      <w:bookmarkStart w:id="78" w:name="_Toc15972"/>
-      <w:bookmarkStart w:id="79" w:name="_Toc201"/>
+      <w:bookmarkStart w:id="77" w:name="_Toc15972"/>
+      <w:bookmarkStart w:id="78" w:name="_Toc201"/>
+      <w:bookmarkStart w:id="79" w:name="_Toc19687"/>
       <w:bookmarkStart w:id="80" w:name="系统总体架构"/>
       <w:r>
         <w:rPr>
@@ -7860,7 +9064,7 @@
                     </pic:cNvPicPr>
                   </pic:nvPicPr>
                   <pic:blipFill>
-                    <a:blip r:embed="rId10"/>
+                    <a:blip r:embed="rId20"/>
                     <a:stretch>
                       <a:fillRect/>
                     </a:stretch>
@@ -7969,8 +9173,6 @@
         </w:rPr>
         <w:t>六</w:t>
       </w:r>
-      <w:bookmarkStart w:id="201" w:name="_GoBack"/>
-      <w:bookmarkEnd w:id="201"/>
       <w:r>
         <w:rPr>
           <w:rFonts w:ascii="Times New Roman" w:hAnsi="Times New Roman" w:eastAsia="宋体"/>
@@ -8106,7 +9308,7 @@
                     </pic:cNvPicPr>
                   </pic:nvPicPr>
                   <pic:blipFill>
-                    <a:blip r:embed="rId11"/>
+                    <a:blip r:embed="rId21"/>
                     <a:stretch>
                       <a:fillRect/>
                     </a:stretch>
@@ -8250,8 +9452,8 @@
         </w:rPr>
       </w:pPr>
       <w:bookmarkStart w:id="83" w:name="_Toc4772"/>
-      <w:bookmarkStart w:id="84" w:name="_Toc16200"/>
-      <w:bookmarkStart w:id="85" w:name="_Toc32396"/>
+      <w:bookmarkStart w:id="84" w:name="_Toc32396"/>
+      <w:bookmarkStart w:id="85" w:name="_Toc16200"/>
       <w:bookmarkStart w:id="86" w:name="系统工作流程设计"/>
       <w:r>
         <w:rPr>
@@ -8300,7 +9502,7 @@
                     </pic:cNvPicPr>
                   </pic:nvPicPr>
                   <pic:blipFill>
-                    <a:blip r:embed="rId12"/>
+                    <a:blip r:embed="rId22"/>
                     <a:stretch>
                       <a:fillRect/>
                     </a:stretch>
@@ -8426,8 +9628,8 @@
           <w:szCs w:val="30"/>
         </w:rPr>
       </w:pPr>
-      <w:bookmarkStart w:id="87" w:name="_Toc1096"/>
-      <w:bookmarkStart w:id="88" w:name="_Toc6487"/>
+      <w:bookmarkStart w:id="87" w:name="_Toc6487"/>
+      <w:bookmarkStart w:id="88" w:name="_Toc1096"/>
       <w:r>
         <w:rPr>
           <w:rFonts w:hint="default" w:ascii="Times New Roman" w:hAnsi="Times New Roman" w:eastAsia="宋体" w:cs="Times New Roman"/>
@@ -8510,7 +9712,7 @@
                     </pic:cNvPicPr>
                   </pic:nvPicPr>
                   <pic:blipFill>
-                    <a:blip r:embed="rId13"/>
+                    <a:blip r:embed="rId23"/>
                     <a:stretch>
                       <a:fillRect/>
                     </a:stretch>
@@ -8626,9 +9828,9 @@
           <w:szCs w:val="30"/>
         </w:rPr>
       </w:pPr>
-      <w:bookmarkStart w:id="89" w:name="_Toc5156"/>
-      <w:bookmarkStart w:id="90" w:name="_Toc19566"/>
-      <w:bookmarkStart w:id="91" w:name="_Toc5992"/>
+      <w:bookmarkStart w:id="89" w:name="_Toc5992"/>
+      <w:bookmarkStart w:id="90" w:name="_Toc5156"/>
+      <w:bookmarkStart w:id="91" w:name="_Toc19566"/>
       <w:bookmarkStart w:id="92" w:name="知识库与数据设计"/>
       <w:r>
         <w:rPr>
@@ -8692,7 +9894,7 @@
                     </pic:cNvPicPr>
                   </pic:nvPicPr>
                   <pic:blipFill>
-                    <a:blip r:embed="rId14"/>
+                    <a:blip r:embed="rId24"/>
                     <a:stretch>
                       <a:fillRect/>
                     </a:stretch>
@@ -8776,11 +9978,7 @@
         </w:rPr>
       </w:pPr>
       <w:r>
-        <w:rPr>
-          <w:rFonts w:ascii="Times New Roman" w:hAnsi="Times New Roman" w:eastAsia="宋体"/>
-          <w:sz w:val="24"/>
-        </w:rPr>
-        <w:t>外部业务数据部分由MySQL数据库负责持久化管理。系统创建agent_project数据库，并设计usage_records表保存用户月度使用记录。该表由records.csv初始导入生成，包含用户ID、用户特征、清洁效率、耗材状态、横向对比和月份等字段，共120条记录，主要用于演示个性化报告生成能力。</w:t>
+        <w:t>外部业务数据部分由MySQL数据库负责持久化管理。系统创建agent_project数据库，围绕用户、设备、使用记录、知识文件、聊天会话、聊天消息、工具调用日志和报告归档设计8张主要数据表。其中usage_records表保存由records.csv初始导入的用户月度使用记录，共120条样本，主要用于演示个性化报告生成能力；chat_sessions、chat_messages和tool_call_logs用于记录客服运行过程，report_records用于保存生成后的报告内容。</w:t>
       </w:r>
     </w:p>
     <w:p>
@@ -8857,6 +10055,1419 @@
       <w:bookmarkEnd w:id="94"/>
     </w:p>
     <w:p>
+      <w:r>
+        <w:t>本系统数据库不仅保存报告生成所需的月度使用记录，还承担用户资料、设备资料、知识文件导入记录、聊天会话、聊天消息、工具调用日志和报告归档等运行数据的管理职责。根据scripts/create_usage_records_mysql.sql中的建表语句，agent_project数据库包含8张主要数据表，其总体说明如表4-1所示。</w:t>
+      </w:r>
+    </w:p>
+    <w:p>
+      <w:pPr>
+        <w:jc w:val="center"/>
+      </w:pPr>
+      <w:r>
+        <w:t>表4-1 系统数据表总体说明</w:t>
+      </w:r>
+    </w:p>
+    <w:tbl>
+      <w:tblPr>
+        <w:tblStyle w:val="12"/>
+        <w:tblW w:w="0" w:type="auto"/>
+        <w:tblInd w:w="0" w:type="dxa"/>
+        <w:tblBorders>
+          <w:top w:val="single" w:color="auto" w:sz="4" w:space="0"/>
+          <w:left w:val="single" w:color="auto" w:sz="4" w:space="0"/>
+          <w:bottom w:val="single" w:color="auto" w:sz="4" w:space="0"/>
+          <w:right w:val="single" w:color="auto" w:sz="4" w:space="0"/>
+          <w:insideH w:val="single" w:color="auto" w:sz="4" w:space="0"/>
+          <w:insideV w:val="single" w:color="auto" w:sz="4" w:space="0"/>
+        </w:tblBorders>
+        <w:tblLayout w:type="autofit"/>
+        <w:tblCellMar>
+          <w:top w:w="0" w:type="dxa"/>
+          <w:left w:w="108" w:type="dxa"/>
+          <w:bottom w:w="0" w:type="dxa"/>
+          <w:right w:w="108" w:type="dxa"/>
+        </w:tblCellMar>
+      </w:tblPr>
+      <w:tblGrid>
+        <w:gridCol w:w="2268"/>
+        <w:gridCol w:w="2268"/>
+        <w:gridCol w:w="2268"/>
+        <w:gridCol w:w="2268"/>
+      </w:tblGrid>
+      <w:tr>
+        <w:tblPrEx>
+          <w:tblBorders>
+            <w:top w:val="single" w:color="auto" w:sz="4" w:space="0"/>
+            <w:left w:val="single" w:color="auto" w:sz="4" w:space="0"/>
+            <w:bottom w:val="single" w:color="auto" w:sz="4" w:space="0"/>
+            <w:right w:val="single" w:color="auto" w:sz="4" w:space="0"/>
+            <w:insideH w:val="single" w:color="auto" w:sz="4" w:space="0"/>
+            <w:insideV w:val="single" w:color="auto" w:sz="4" w:space="0"/>
+          </w:tblBorders>
+          <w:tblCellMar>
+            <w:top w:w="0" w:type="dxa"/>
+            <w:left w:w="108" w:type="dxa"/>
+            <w:bottom w:w="0" w:type="dxa"/>
+            <w:right w:w="108" w:type="dxa"/>
+          </w:tblCellMar>
+        </w:tblPrEx>
+        <w:tc>
+          <w:tcPr>
+            <w:tcW w:w="2268" w:type="dxa"/>
+          </w:tcPr>
+          <w:p>
+            <w:r>
+              <w:rPr>
+                <w:b/>
+              </w:rPr>
+              <w:t>序号</w:t>
+            </w:r>
+          </w:p>
+        </w:tc>
+        <w:tc>
+          <w:tcPr>
+            <w:tcW w:w="2268" w:type="dxa"/>
+          </w:tcPr>
+          <w:p>
+            <w:r>
+              <w:rPr>
+                <w:b/>
+              </w:rPr>
+              <w:t>表名</w:t>
+            </w:r>
+          </w:p>
+        </w:tc>
+        <w:tc>
+          <w:tcPr>
+            <w:tcW w:w="2268" w:type="dxa"/>
+          </w:tcPr>
+          <w:p>
+            <w:r>
+              <w:rPr>
+                <w:b/>
+              </w:rPr>
+              <w:t>数据类别</w:t>
+            </w:r>
+          </w:p>
+        </w:tc>
+        <w:tc>
+          <w:tcPr>
+            <w:tcW w:w="2268" w:type="dxa"/>
+          </w:tcPr>
+          <w:p>
+            <w:r>
+              <w:rPr>
+                <w:b/>
+              </w:rPr>
+              <w:t>主要作用</w:t>
+            </w:r>
+          </w:p>
+        </w:tc>
+      </w:tr>
+      <w:tr>
+        <w:tblPrEx>
+          <w:tblBorders>
+            <w:top w:val="single" w:color="auto" w:sz="4" w:space="0"/>
+            <w:left w:val="single" w:color="auto" w:sz="4" w:space="0"/>
+            <w:bottom w:val="single" w:color="auto" w:sz="4" w:space="0"/>
+            <w:right w:val="single" w:color="auto" w:sz="4" w:space="0"/>
+            <w:insideH w:val="single" w:color="auto" w:sz="4" w:space="0"/>
+            <w:insideV w:val="single" w:color="auto" w:sz="4" w:space="0"/>
+          </w:tblBorders>
+          <w:tblCellMar>
+            <w:top w:w="0" w:type="dxa"/>
+            <w:left w:w="108" w:type="dxa"/>
+            <w:bottom w:w="0" w:type="dxa"/>
+            <w:right w:w="108" w:type="dxa"/>
+          </w:tblCellMar>
+        </w:tblPrEx>
+        <w:tc>
+          <w:tcPr>
+            <w:tcW w:w="2268" w:type="dxa"/>
+          </w:tcPr>
+          <w:p>
+            <w:r>
+              <w:t>1</w:t>
+            </w:r>
+          </w:p>
+        </w:tc>
+        <w:tc>
+          <w:tcPr>
+            <w:tcW w:w="2268" w:type="dxa"/>
+          </w:tcPr>
+          <w:p>
+            <w:r>
+              <w:t>users</w:t>
+            </w:r>
+          </w:p>
+        </w:tc>
+        <w:tc>
+          <w:tcPr>
+            <w:tcW w:w="2268" w:type="dxa"/>
+          </w:tcPr>
+          <w:p>
+            <w:r>
+              <w:t>用户基础数据</w:t>
+            </w:r>
+          </w:p>
+        </w:tc>
+        <w:tc>
+          <w:tcPr>
+            <w:tcW w:w="2268" w:type="dxa"/>
+          </w:tcPr>
+          <w:p>
+            <w:r>
+              <w:t>保存演示用户编号、昵称、所在城市和创建更新时间，为设备、会话和报告数据提供用户维度。</w:t>
+            </w:r>
+          </w:p>
+        </w:tc>
+      </w:tr>
+      <w:tr>
+        <w:tblPrEx>
+          <w:tblBorders>
+            <w:top w:val="single" w:color="auto" w:sz="4" w:space="0"/>
+            <w:left w:val="single" w:color="auto" w:sz="4" w:space="0"/>
+            <w:bottom w:val="single" w:color="auto" w:sz="4" w:space="0"/>
+            <w:right w:val="single" w:color="auto" w:sz="4" w:space="0"/>
+            <w:insideH w:val="single" w:color="auto" w:sz="4" w:space="0"/>
+            <w:insideV w:val="single" w:color="auto" w:sz="4" w:space="0"/>
+          </w:tblBorders>
+          <w:tblCellMar>
+            <w:top w:w="0" w:type="dxa"/>
+            <w:left w:w="108" w:type="dxa"/>
+            <w:bottom w:w="0" w:type="dxa"/>
+            <w:right w:w="108" w:type="dxa"/>
+          </w:tblCellMar>
+        </w:tblPrEx>
+        <w:tc>
+          <w:tcPr>
+            <w:tcW w:w="2268" w:type="dxa"/>
+          </w:tcPr>
+          <w:p>
+            <w:r>
+              <w:t>2</w:t>
+            </w:r>
+          </w:p>
+        </w:tc>
+        <w:tc>
+          <w:tcPr>
+            <w:tcW w:w="2268" w:type="dxa"/>
+          </w:tcPr>
+          <w:p>
+            <w:r>
+              <w:t>devices</w:t>
+            </w:r>
+          </w:p>
+        </w:tc>
+        <w:tc>
+          <w:tcPr>
+            <w:tcW w:w="2268" w:type="dxa"/>
+          </w:tcPr>
+          <w:p>
+            <w:r>
+              <w:t>设备绑定数据</w:t>
+            </w:r>
+          </w:p>
+        </w:tc>
+        <w:tc>
+          <w:tcPr>
+            <w:tcW w:w="2268" w:type="dxa"/>
+          </w:tcPr>
+          <w:p>
+            <w:r>
+              <w:t>保存设备编号、所属用户、设备型号、家庭面积、家庭画像、地面类型、宠物情况和设备状态。</w:t>
+            </w:r>
+          </w:p>
+        </w:tc>
+      </w:tr>
+      <w:tr>
+        <w:tblPrEx>
+          <w:tblBorders>
+            <w:top w:val="single" w:color="auto" w:sz="4" w:space="0"/>
+            <w:left w:val="single" w:color="auto" w:sz="4" w:space="0"/>
+            <w:bottom w:val="single" w:color="auto" w:sz="4" w:space="0"/>
+            <w:right w:val="single" w:color="auto" w:sz="4" w:space="0"/>
+            <w:insideH w:val="single" w:color="auto" w:sz="4" w:space="0"/>
+            <w:insideV w:val="single" w:color="auto" w:sz="4" w:space="0"/>
+          </w:tblBorders>
+          <w:tblCellMar>
+            <w:top w:w="0" w:type="dxa"/>
+            <w:left w:w="108" w:type="dxa"/>
+            <w:bottom w:w="0" w:type="dxa"/>
+            <w:right w:w="108" w:type="dxa"/>
+          </w:tblCellMar>
+        </w:tblPrEx>
+        <w:tc>
+          <w:tcPr>
+            <w:tcW w:w="2268" w:type="dxa"/>
+          </w:tcPr>
+          <w:p>
+            <w:r>
+              <w:t>3</w:t>
+            </w:r>
+          </w:p>
+        </w:tc>
+        <w:tc>
+          <w:tcPr>
+            <w:tcW w:w="2268" w:type="dxa"/>
+          </w:tcPr>
+          <w:p>
+            <w:r>
+              <w:t>usage_records</w:t>
+            </w:r>
+          </w:p>
+        </w:tc>
+        <w:tc>
+          <w:tcPr>
+            <w:tcW w:w="2268" w:type="dxa"/>
+          </w:tcPr>
+          <w:p>
+            <w:r>
+              <w:t>月度使用记录</w:t>
+            </w:r>
+          </w:p>
+        </w:tc>
+        <w:tc>
+          <w:tcPr>
+            <w:tcW w:w="2268" w:type="dxa"/>
+          </w:tcPr>
+          <w:p>
+            <w:r>
+              <w:t>保存指定用户和设备在某个月份的家庭特征、清洁效率、耗材状态和同类对比，是报告生成的核心业务表。</w:t>
+            </w:r>
+          </w:p>
+        </w:tc>
+      </w:tr>
+      <w:tr>
+        <w:tblPrEx>
+          <w:tblBorders>
+            <w:top w:val="single" w:color="auto" w:sz="4" w:space="0"/>
+            <w:left w:val="single" w:color="auto" w:sz="4" w:space="0"/>
+            <w:bottom w:val="single" w:color="auto" w:sz="4" w:space="0"/>
+            <w:right w:val="single" w:color="auto" w:sz="4" w:space="0"/>
+            <w:insideH w:val="single" w:color="auto" w:sz="4" w:space="0"/>
+            <w:insideV w:val="single" w:color="auto" w:sz="4" w:space="0"/>
+          </w:tblBorders>
+          <w:tblCellMar>
+            <w:top w:w="0" w:type="dxa"/>
+            <w:left w:w="108" w:type="dxa"/>
+            <w:bottom w:w="0" w:type="dxa"/>
+            <w:right w:w="108" w:type="dxa"/>
+          </w:tblCellMar>
+        </w:tblPrEx>
+        <w:tc>
+          <w:tcPr>
+            <w:tcW w:w="2268" w:type="dxa"/>
+          </w:tcPr>
+          <w:p>
+            <w:r>
+              <w:t>4</w:t>
+            </w:r>
+          </w:p>
+        </w:tc>
+        <w:tc>
+          <w:tcPr>
+            <w:tcW w:w="2268" w:type="dxa"/>
+          </w:tcPr>
+          <w:p>
+            <w:r>
+              <w:t>knowledge_files</w:t>
+            </w:r>
+          </w:p>
+        </w:tc>
+        <w:tc>
+          <w:tcPr>
+            <w:tcW w:w="2268" w:type="dxa"/>
+          </w:tcPr>
+          <w:p>
+            <w:r>
+              <w:t>知识文件记录</w:t>
+            </w:r>
+          </w:p>
+        </w:tc>
+        <w:tc>
+          <w:tcPr>
+            <w:tcW w:w="2268" w:type="dxa"/>
+          </w:tcPr>
+          <w:p>
+            <w:r>
+              <w:t>保存知识文件名称、路径、类型、MD5摘要、文件大小和导入状态，用于记录知识库资料来源。</w:t>
+            </w:r>
+          </w:p>
+        </w:tc>
+      </w:tr>
+      <w:tr>
+        <w:tblPrEx>
+          <w:tblBorders>
+            <w:top w:val="single" w:color="auto" w:sz="4" w:space="0"/>
+            <w:left w:val="single" w:color="auto" w:sz="4" w:space="0"/>
+            <w:bottom w:val="single" w:color="auto" w:sz="4" w:space="0"/>
+            <w:right w:val="single" w:color="auto" w:sz="4" w:space="0"/>
+            <w:insideH w:val="single" w:color="auto" w:sz="4" w:space="0"/>
+            <w:insideV w:val="single" w:color="auto" w:sz="4" w:space="0"/>
+          </w:tblBorders>
+          <w:tblCellMar>
+            <w:top w:w="0" w:type="dxa"/>
+            <w:left w:w="108" w:type="dxa"/>
+            <w:bottom w:w="0" w:type="dxa"/>
+            <w:right w:w="108" w:type="dxa"/>
+          </w:tblCellMar>
+        </w:tblPrEx>
+        <w:tc>
+          <w:tcPr>
+            <w:tcW w:w="2268" w:type="dxa"/>
+          </w:tcPr>
+          <w:p>
+            <w:r>
+              <w:t>5</w:t>
+            </w:r>
+          </w:p>
+        </w:tc>
+        <w:tc>
+          <w:tcPr>
+            <w:tcW w:w="2268" w:type="dxa"/>
+          </w:tcPr>
+          <w:p>
+            <w:r>
+              <w:t>chat_sessions</w:t>
+            </w:r>
+          </w:p>
+        </w:tc>
+        <w:tc>
+          <w:tcPr>
+            <w:tcW w:w="2268" w:type="dxa"/>
+          </w:tcPr>
+          <w:p>
+            <w:r>
+              <w:t>聊天会话</w:t>
+            </w:r>
+          </w:p>
+        </w:tc>
+        <w:tc>
+          <w:tcPr>
+            <w:tcW w:w="2268" w:type="dxa"/>
+          </w:tcPr>
+          <w:p>
+            <w:r>
+              <w:t>保存一次客服对话的会话编号、所属用户、标题、开始时间和结束时间。</w:t>
+            </w:r>
+          </w:p>
+        </w:tc>
+      </w:tr>
+      <w:tr>
+        <w:tblPrEx>
+          <w:tblBorders>
+            <w:top w:val="single" w:color="auto" w:sz="4" w:space="0"/>
+            <w:left w:val="single" w:color="auto" w:sz="4" w:space="0"/>
+            <w:bottom w:val="single" w:color="auto" w:sz="4" w:space="0"/>
+            <w:right w:val="single" w:color="auto" w:sz="4" w:space="0"/>
+            <w:insideH w:val="single" w:color="auto" w:sz="4" w:space="0"/>
+            <w:insideV w:val="single" w:color="auto" w:sz="4" w:space="0"/>
+          </w:tblBorders>
+          <w:tblCellMar>
+            <w:top w:w="0" w:type="dxa"/>
+            <w:left w:w="108" w:type="dxa"/>
+            <w:bottom w:w="0" w:type="dxa"/>
+            <w:right w:w="108" w:type="dxa"/>
+          </w:tblCellMar>
+        </w:tblPrEx>
+        <w:tc>
+          <w:tcPr>
+            <w:tcW w:w="2268" w:type="dxa"/>
+          </w:tcPr>
+          <w:p>
+            <w:r>
+              <w:t>6</w:t>
+            </w:r>
+          </w:p>
+        </w:tc>
+        <w:tc>
+          <w:tcPr>
+            <w:tcW w:w="2268" w:type="dxa"/>
+          </w:tcPr>
+          <w:p>
+            <w:r>
+              <w:t>chat_messages</w:t>
+            </w:r>
+          </w:p>
+        </w:tc>
+        <w:tc>
+          <w:tcPr>
+            <w:tcW w:w="2268" w:type="dxa"/>
+          </w:tcPr>
+          <w:p>
+            <w:r>
+              <w:t>聊天消息</w:t>
+            </w:r>
+          </w:p>
+        </w:tc>
+        <w:tc>
+          <w:tcPr>
+            <w:tcW w:w="2268" w:type="dxa"/>
+          </w:tcPr>
+          <w:p>
+            <w:r>
+              <w:t>保存用户和助手在会话中的具体消息内容，为客服过程追踪提供数据。</w:t>
+            </w:r>
+          </w:p>
+        </w:tc>
+      </w:tr>
+      <w:tr>
+        <w:tblPrEx>
+          <w:tblBorders>
+            <w:top w:val="single" w:color="auto" w:sz="4" w:space="0"/>
+            <w:left w:val="single" w:color="auto" w:sz="4" w:space="0"/>
+            <w:bottom w:val="single" w:color="auto" w:sz="4" w:space="0"/>
+            <w:right w:val="single" w:color="auto" w:sz="4" w:space="0"/>
+            <w:insideH w:val="single" w:color="auto" w:sz="4" w:space="0"/>
+            <w:insideV w:val="single" w:color="auto" w:sz="4" w:space="0"/>
+          </w:tblBorders>
+          <w:tblCellMar>
+            <w:top w:w="0" w:type="dxa"/>
+            <w:left w:w="108" w:type="dxa"/>
+            <w:bottom w:w="0" w:type="dxa"/>
+            <w:right w:w="108" w:type="dxa"/>
+          </w:tblCellMar>
+        </w:tblPrEx>
+        <w:tc>
+          <w:tcPr>
+            <w:tcW w:w="2268" w:type="dxa"/>
+          </w:tcPr>
+          <w:p>
+            <w:r>
+              <w:t>7</w:t>
+            </w:r>
+          </w:p>
+        </w:tc>
+        <w:tc>
+          <w:tcPr>
+            <w:tcW w:w="2268" w:type="dxa"/>
+          </w:tcPr>
+          <w:p>
+            <w:r>
+              <w:t>tool_call_logs</w:t>
+            </w:r>
+          </w:p>
+        </w:tc>
+        <w:tc>
+          <w:tcPr>
+            <w:tcW w:w="2268" w:type="dxa"/>
+          </w:tcPr>
+          <w:p>
+            <w:r>
+              <w:t>工具调用日志</w:t>
+            </w:r>
+          </w:p>
+        </w:tc>
+        <w:tc>
+          <w:tcPr>
+            <w:tcW w:w="2268" w:type="dxa"/>
+          </w:tcPr>
+          <w:p>
+            <w:r>
+              <w:t>保存Agent调用工具时的工具名称、参数、结果、成功状态和错误信息，用于调试与审计。</w:t>
+            </w:r>
+          </w:p>
+        </w:tc>
+      </w:tr>
+      <w:tr>
+        <w:tblPrEx>
+          <w:tblBorders>
+            <w:top w:val="single" w:color="auto" w:sz="4" w:space="0"/>
+            <w:left w:val="single" w:color="auto" w:sz="4" w:space="0"/>
+            <w:bottom w:val="single" w:color="auto" w:sz="4" w:space="0"/>
+            <w:right w:val="single" w:color="auto" w:sz="4" w:space="0"/>
+            <w:insideH w:val="single" w:color="auto" w:sz="4" w:space="0"/>
+            <w:insideV w:val="single" w:color="auto" w:sz="4" w:space="0"/>
+          </w:tblBorders>
+          <w:tblCellMar>
+            <w:top w:w="0" w:type="dxa"/>
+            <w:left w:w="108" w:type="dxa"/>
+            <w:bottom w:w="0" w:type="dxa"/>
+            <w:right w:w="108" w:type="dxa"/>
+          </w:tblCellMar>
+        </w:tblPrEx>
+        <w:tc>
+          <w:tcPr>
+            <w:tcW w:w="2268" w:type="dxa"/>
+          </w:tcPr>
+          <w:p>
+            <w:r>
+              <w:t>8</w:t>
+            </w:r>
+          </w:p>
+        </w:tc>
+        <w:tc>
+          <w:tcPr>
+            <w:tcW w:w="2268" w:type="dxa"/>
+          </w:tcPr>
+          <w:p>
+            <w:r>
+              <w:t>report_records</w:t>
+            </w:r>
+          </w:p>
+        </w:tc>
+        <w:tc>
+          <w:tcPr>
+            <w:tcW w:w="2268" w:type="dxa"/>
+          </w:tcPr>
+          <w:p>
+            <w:r>
+              <w:t>报告归档</w:t>
+            </w:r>
+          </w:p>
+        </w:tc>
+        <w:tc>
+          <w:tcPr>
+            <w:tcW w:w="2268" w:type="dxa"/>
+          </w:tcPr>
+          <w:p>
+            <w:r>
+              <w:t>保存生成后的报告编号、所属用户、设备编号、报告月份和报告正文，便于后续查询。</w:t>
+            </w:r>
+          </w:p>
+        </w:tc>
+      </w:tr>
+    </w:tbl>
+    <w:p>
+      <w:r>
+        <w:t>从数据职责看，users和devices构成用户设备基础数据；usage_records和report_records支撑个性化报告业务；chat_sessions、chat_messages和tool_call_logs记录智能客服运行过程；knowledge_files记录知识库文件导入情况。各表的关键字段与关联关系如表4-2所示。</w:t>
+      </w:r>
+    </w:p>
+    <w:p>
+      <w:pPr>
+        <w:jc w:val="center"/>
+      </w:pPr>
+      <w:r>
+        <w:t>表4-2 系统数据表关键字段与关联说明</w:t>
+      </w:r>
+    </w:p>
+    <w:tbl>
+      <w:tblPr>
+        <w:tblStyle w:val="12"/>
+        <w:tblW w:w="0" w:type="auto"/>
+        <w:tblInd w:w="0" w:type="dxa"/>
+        <w:tblBorders>
+          <w:top w:val="single" w:color="auto" w:sz="4" w:space="0"/>
+          <w:left w:val="single" w:color="auto" w:sz="4" w:space="0"/>
+          <w:bottom w:val="single" w:color="auto" w:sz="4" w:space="0"/>
+          <w:right w:val="single" w:color="auto" w:sz="4" w:space="0"/>
+          <w:insideH w:val="single" w:color="auto" w:sz="4" w:space="0"/>
+          <w:insideV w:val="single" w:color="auto" w:sz="4" w:space="0"/>
+        </w:tblBorders>
+        <w:tblLayout w:type="autofit"/>
+        <w:tblCellMar>
+          <w:top w:w="0" w:type="dxa"/>
+          <w:left w:w="108" w:type="dxa"/>
+          <w:bottom w:w="0" w:type="dxa"/>
+          <w:right w:w="108" w:type="dxa"/>
+        </w:tblCellMar>
+      </w:tblPr>
+      <w:tblGrid>
+        <w:gridCol w:w="2160"/>
+        <w:gridCol w:w="2110"/>
+        <w:gridCol w:w="2856"/>
+        <w:gridCol w:w="2161"/>
+      </w:tblGrid>
+      <w:tr>
+        <w:tblPrEx>
+          <w:tblBorders>
+            <w:top w:val="single" w:color="auto" w:sz="4" w:space="0"/>
+            <w:left w:val="single" w:color="auto" w:sz="4" w:space="0"/>
+            <w:bottom w:val="single" w:color="auto" w:sz="4" w:space="0"/>
+            <w:right w:val="single" w:color="auto" w:sz="4" w:space="0"/>
+            <w:insideH w:val="single" w:color="auto" w:sz="4" w:space="0"/>
+            <w:insideV w:val="single" w:color="auto" w:sz="4" w:space="0"/>
+          </w:tblBorders>
+          <w:tblCellMar>
+            <w:top w:w="0" w:type="dxa"/>
+            <w:left w:w="108" w:type="dxa"/>
+            <w:bottom w:w="0" w:type="dxa"/>
+            <w:right w:w="108" w:type="dxa"/>
+          </w:tblCellMar>
+        </w:tblPrEx>
+        <w:tc>
+          <w:tcPr>
+            <w:tcW w:w="2268" w:type="dxa"/>
+          </w:tcPr>
+          <w:p>
+            <w:r>
+              <w:rPr>
+                <w:b/>
+              </w:rPr>
+              <w:t>表名</w:t>
+            </w:r>
+          </w:p>
+        </w:tc>
+        <w:tc>
+          <w:tcPr>
+            <w:tcW w:w="2268" w:type="dxa"/>
+          </w:tcPr>
+          <w:p>
+            <w:r>
+              <w:rPr>
+                <w:b/>
+              </w:rPr>
+              <w:t>关键字段</w:t>
+            </w:r>
+          </w:p>
+        </w:tc>
+        <w:tc>
+          <w:tcPr>
+            <w:tcW w:w="2268" w:type="dxa"/>
+          </w:tcPr>
+          <w:p>
+            <w:r>
+              <w:rPr>
+                <w:b/>
+              </w:rPr>
+              <w:t>主要约束或索引</w:t>
+            </w:r>
+          </w:p>
+        </w:tc>
+        <w:tc>
+          <w:tcPr>
+            <w:tcW w:w="2268" w:type="dxa"/>
+          </w:tcPr>
+          <w:p>
+            <w:r>
+              <w:rPr>
+                <w:b/>
+              </w:rPr>
+              <w:t>关联说明</w:t>
+            </w:r>
+          </w:p>
+        </w:tc>
+      </w:tr>
+      <w:tr>
+        <w:tblPrEx>
+          <w:tblBorders>
+            <w:top w:val="single" w:color="auto" w:sz="4" w:space="0"/>
+            <w:left w:val="single" w:color="auto" w:sz="4" w:space="0"/>
+            <w:bottom w:val="single" w:color="auto" w:sz="4" w:space="0"/>
+            <w:right w:val="single" w:color="auto" w:sz="4" w:space="0"/>
+            <w:insideH w:val="single" w:color="auto" w:sz="4" w:space="0"/>
+            <w:insideV w:val="single" w:color="auto" w:sz="4" w:space="0"/>
+          </w:tblBorders>
+          <w:tblCellMar>
+            <w:top w:w="0" w:type="dxa"/>
+            <w:left w:w="108" w:type="dxa"/>
+            <w:bottom w:w="0" w:type="dxa"/>
+            <w:right w:w="108" w:type="dxa"/>
+          </w:tblCellMar>
+        </w:tblPrEx>
+        <w:tc>
+          <w:tcPr>
+            <w:tcW w:w="2268" w:type="dxa"/>
+          </w:tcPr>
+          <w:p>
+            <w:r>
+              <w:t>users</w:t>
+            </w:r>
+          </w:p>
+        </w:tc>
+        <w:tc>
+          <w:tcPr>
+            <w:tcW w:w="2268" w:type="dxa"/>
+          </w:tcPr>
+          <w:p>
+            <w:r>
+              <w:t>user_id</w:t>
+            </w:r>
+            <w:r>
+              <w:br w:type="textWrapping"/>
+            </w:r>
+            <w:r>
+              <w:t>nickname</w:t>
+            </w:r>
+            <w:r>
+              <w:br w:type="textWrapping"/>
+            </w:r>
+            <w:r>
+              <w:t>city</w:t>
+            </w:r>
+          </w:p>
+        </w:tc>
+        <w:tc>
+          <w:tcPr>
+            <w:tcW w:w="2268" w:type="dxa"/>
+          </w:tcPr>
+          <w:p>
+            <w:r>
+              <w:t>user_id唯一索引</w:t>
+            </w:r>
+          </w:p>
+        </w:tc>
+        <w:tc>
+          <w:tcPr>
+            <w:tcW w:w="2268" w:type="dxa"/>
+          </w:tcPr>
+          <w:p>
+            <w:r>
+              <w:t>user_id被devices、chat_sessions、usage_records和report_records引用。</w:t>
+            </w:r>
+          </w:p>
+        </w:tc>
+      </w:tr>
+      <w:tr>
+        <w:tblPrEx>
+          <w:tblBorders>
+            <w:top w:val="single" w:color="auto" w:sz="4" w:space="0"/>
+            <w:left w:val="single" w:color="auto" w:sz="4" w:space="0"/>
+            <w:bottom w:val="single" w:color="auto" w:sz="4" w:space="0"/>
+            <w:right w:val="single" w:color="auto" w:sz="4" w:space="0"/>
+            <w:insideH w:val="single" w:color="auto" w:sz="4" w:space="0"/>
+            <w:insideV w:val="single" w:color="auto" w:sz="4" w:space="0"/>
+          </w:tblBorders>
+          <w:tblCellMar>
+            <w:top w:w="0" w:type="dxa"/>
+            <w:left w:w="108" w:type="dxa"/>
+            <w:bottom w:w="0" w:type="dxa"/>
+            <w:right w:w="108" w:type="dxa"/>
+          </w:tblCellMar>
+        </w:tblPrEx>
+        <w:tc>
+          <w:tcPr>
+            <w:tcW w:w="2268" w:type="dxa"/>
+          </w:tcPr>
+          <w:p>
+            <w:r>
+              <w:t>devices</w:t>
+            </w:r>
+          </w:p>
+        </w:tc>
+        <w:tc>
+          <w:tcPr>
+            <w:tcW w:w="2268" w:type="dxa"/>
+          </w:tcPr>
+          <w:p>
+            <w:r>
+              <w:t>device_id</w:t>
+            </w:r>
+            <w:r>
+              <w:br w:type="textWrapping"/>
+            </w:r>
+            <w:r>
+              <w:t>user_id</w:t>
+            </w:r>
+            <w:r>
+              <w:br w:type="textWrapping"/>
+            </w:r>
+            <w:r>
+              <w:t>model_name</w:t>
+            </w:r>
+            <w:r>
+              <w:br w:type="textWrapping"/>
+            </w:r>
+            <w:r>
+              <w:t>house_area</w:t>
+            </w:r>
+            <w:r>
+              <w:br w:type="textWrapping"/>
+            </w:r>
+            <w:r>
+              <w:t>family_profile</w:t>
+            </w:r>
+            <w:r>
+              <w:br w:type="textWrapping"/>
+            </w:r>
+            <w:r>
+              <w:t>floor_type</w:t>
+            </w:r>
+            <w:r>
+              <w:br w:type="textWrapping"/>
+            </w:r>
+            <w:r>
+              <w:t>has_pet、status</w:t>
+            </w:r>
+          </w:p>
+        </w:tc>
+        <w:tc>
+          <w:tcPr>
+            <w:tcW w:w="2268" w:type="dxa"/>
+          </w:tcPr>
+          <w:p>
+            <w:r>
+              <w:t>device_id唯一索引，user_id普通索引</w:t>
+            </w:r>
+          </w:p>
+        </w:tc>
+        <w:tc>
+          <w:tcPr>
+            <w:tcW w:w="2268" w:type="dxa"/>
+          </w:tcPr>
+          <w:p>
+            <w:r>
+              <w:t>一名用户可绑定多台设备，设备信息为使用记录和报告提供设备背景。</w:t>
+            </w:r>
+          </w:p>
+        </w:tc>
+      </w:tr>
+      <w:tr>
+        <w:tblPrEx>
+          <w:tblBorders>
+            <w:top w:val="single" w:color="auto" w:sz="4" w:space="0"/>
+            <w:left w:val="single" w:color="auto" w:sz="4" w:space="0"/>
+            <w:bottom w:val="single" w:color="auto" w:sz="4" w:space="0"/>
+            <w:right w:val="single" w:color="auto" w:sz="4" w:space="0"/>
+            <w:insideH w:val="single" w:color="auto" w:sz="4" w:space="0"/>
+            <w:insideV w:val="single" w:color="auto" w:sz="4" w:space="0"/>
+          </w:tblBorders>
+          <w:tblCellMar>
+            <w:top w:w="0" w:type="dxa"/>
+            <w:left w:w="108" w:type="dxa"/>
+            <w:bottom w:w="0" w:type="dxa"/>
+            <w:right w:w="108" w:type="dxa"/>
+          </w:tblCellMar>
+        </w:tblPrEx>
+        <w:tc>
+          <w:tcPr>
+            <w:tcW w:w="2268" w:type="dxa"/>
+          </w:tcPr>
+          <w:p>
+            <w:r>
+              <w:t>usage_records</w:t>
+            </w:r>
+          </w:p>
+        </w:tc>
+        <w:tc>
+          <w:tcPr>
+            <w:tcW w:w="2268" w:type="dxa"/>
+          </w:tcPr>
+          <w:p>
+            <w:r>
+              <w:t>user_id</w:t>
+            </w:r>
+            <w:r>
+              <w:br w:type="textWrapping"/>
+            </w:r>
+            <w:r>
+              <w:t>device_id</w:t>
+            </w:r>
+            <w:r>
+              <w:br w:type="textWrapping"/>
+            </w:r>
+            <w:r>
+              <w:t>feature</w:t>
+            </w:r>
+            <w:r>
+              <w:br w:type="textWrapping"/>
+            </w:r>
+            <w:r>
+              <w:t>efficiency</w:t>
+            </w:r>
+            <w:r>
+              <w:br w:type="textWrapping"/>
+            </w:r>
+            <w:r>
+              <w:t>consumables</w:t>
+            </w:r>
+            <w:r>
+              <w:br w:type="textWrapping"/>
+            </w:r>
+            <w:r>
+              <w:t>comparison</w:t>
+            </w:r>
+            <w:r>
+              <w:br w:type="textWrapping"/>
+            </w:r>
+            <w:r>
+              <w:t>record_month</w:t>
+            </w:r>
+          </w:p>
+        </w:tc>
+        <w:tc>
+          <w:tcPr>
+            <w:tcW w:w="2268" w:type="dxa"/>
+          </w:tcPr>
+          <w:p>
+            <w:r>
+              <w:t>user_id+record_month联合唯一索引，device_id+record_month普通索引</w:t>
+            </w:r>
+          </w:p>
+        </w:tc>
+        <w:tc>
+          <w:tcPr>
+            <w:tcW w:w="2268" w:type="dxa"/>
+          </w:tcPr>
+          <w:p>
+            <w:r>
+              <w:t>按用户和月份定位报告数据，并可通过device_id关联设备。</w:t>
+            </w:r>
+          </w:p>
+        </w:tc>
+      </w:tr>
+      <w:tr>
+        <w:tblPrEx>
+          <w:tblBorders>
+            <w:top w:val="single" w:color="auto" w:sz="4" w:space="0"/>
+            <w:left w:val="single" w:color="auto" w:sz="4" w:space="0"/>
+            <w:bottom w:val="single" w:color="auto" w:sz="4" w:space="0"/>
+            <w:right w:val="single" w:color="auto" w:sz="4" w:space="0"/>
+            <w:insideH w:val="single" w:color="auto" w:sz="4" w:space="0"/>
+            <w:insideV w:val="single" w:color="auto" w:sz="4" w:space="0"/>
+          </w:tblBorders>
+          <w:tblCellMar>
+            <w:top w:w="0" w:type="dxa"/>
+            <w:left w:w="108" w:type="dxa"/>
+            <w:bottom w:w="0" w:type="dxa"/>
+            <w:right w:w="108" w:type="dxa"/>
+          </w:tblCellMar>
+        </w:tblPrEx>
+        <w:tc>
+          <w:tcPr>
+            <w:tcW w:w="2268" w:type="dxa"/>
+          </w:tcPr>
+          <w:p>
+            <w:r>
+              <w:t>knowledge_files</w:t>
+            </w:r>
+          </w:p>
+        </w:tc>
+        <w:tc>
+          <w:tcPr>
+            <w:tcW w:w="2268" w:type="dxa"/>
+          </w:tcPr>
+          <w:p>
+            <w:r>
+              <w:t>file_name</w:t>
+            </w:r>
+            <w:r>
+              <w:br w:type="textWrapping"/>
+            </w:r>
+            <w:r>
+              <w:t>file_path</w:t>
+            </w:r>
+            <w:r>
+              <w:br w:type="textWrapping"/>
+            </w:r>
+            <w:r>
+              <w:t>file_type</w:t>
+            </w:r>
+            <w:r>
+              <w:br w:type="textWrapping"/>
+            </w:r>
+            <w:r>
+              <w:t>md5_hash</w:t>
+            </w:r>
+            <w:r>
+              <w:br w:type="textWrapping"/>
+            </w:r>
+            <w:r>
+              <w:t>file_size</w:t>
+            </w:r>
+            <w:r>
+              <w:br w:type="textWrapping"/>
+            </w:r>
+            <w:r>
+              <w:t>import_status</w:t>
+            </w:r>
+          </w:p>
+        </w:tc>
+        <w:tc>
+          <w:tcPr>
+            <w:tcW w:w="2268" w:type="dxa"/>
+          </w:tcPr>
+          <w:p>
+            <w:r>
+              <w:t>file_path唯一索引</w:t>
+            </w:r>
+          </w:p>
+        </w:tc>
+        <w:tc>
+          <w:tcPr>
+            <w:tcW w:w="2268" w:type="dxa"/>
+          </w:tcPr>
+          <w:p>
+            <w:r>
+              <w:t>记录知识文件来源和导入状态，便于后续扩展知识库管理功能。</w:t>
+            </w:r>
+          </w:p>
+        </w:tc>
+      </w:tr>
+      <w:tr>
+        <w:tblPrEx>
+          <w:tblBorders>
+            <w:top w:val="single" w:color="auto" w:sz="4" w:space="0"/>
+            <w:left w:val="single" w:color="auto" w:sz="4" w:space="0"/>
+            <w:bottom w:val="single" w:color="auto" w:sz="4" w:space="0"/>
+            <w:right w:val="single" w:color="auto" w:sz="4" w:space="0"/>
+            <w:insideH w:val="single" w:color="auto" w:sz="4" w:space="0"/>
+            <w:insideV w:val="single" w:color="auto" w:sz="4" w:space="0"/>
+          </w:tblBorders>
+          <w:tblCellMar>
+            <w:top w:w="0" w:type="dxa"/>
+            <w:left w:w="108" w:type="dxa"/>
+            <w:bottom w:w="0" w:type="dxa"/>
+            <w:right w:w="108" w:type="dxa"/>
+          </w:tblCellMar>
+        </w:tblPrEx>
+        <w:tc>
+          <w:tcPr>
+            <w:tcW w:w="2268" w:type="dxa"/>
+          </w:tcPr>
+          <w:p>
+            <w:r>
+              <w:t>chat_sessions</w:t>
+            </w:r>
+          </w:p>
+        </w:tc>
+        <w:tc>
+          <w:tcPr>
+            <w:tcW w:w="2268" w:type="dxa"/>
+          </w:tcPr>
+          <w:p>
+            <w:r>
+              <w:t>session_id</w:t>
+            </w:r>
+            <w:r>
+              <w:br w:type="textWrapping"/>
+            </w:r>
+            <w:r>
+              <w:t>user_id</w:t>
+            </w:r>
+            <w:r>
+              <w:br w:type="textWrapping"/>
+            </w:r>
+            <w:r>
+              <w:t>title</w:t>
+            </w:r>
+            <w:r>
+              <w:br w:type="textWrapping"/>
+            </w:r>
+            <w:r>
+              <w:t>started_at</w:t>
+            </w:r>
+            <w:r>
+              <w:br w:type="textWrapping"/>
+            </w:r>
+            <w:r>
+              <w:t>ended_at</w:t>
+            </w:r>
+          </w:p>
+        </w:tc>
+        <w:tc>
+          <w:tcPr>
+            <w:tcW w:w="2268" w:type="dxa"/>
+          </w:tcPr>
+          <w:p>
+            <w:r>
+              <w:t>session_id唯一索引，user_id普通索引</w:t>
+            </w:r>
+          </w:p>
+        </w:tc>
+        <w:tc>
+          <w:tcPr>
+            <w:tcW w:w="2268" w:type="dxa"/>
+          </w:tcPr>
+          <w:p>
+            <w:r>
+              <w:t>一次页面会话对应一条记录，消息和工具日志可通过session_id归属到该会话。</w:t>
+            </w:r>
+          </w:p>
+        </w:tc>
+      </w:tr>
+      <w:tr>
+        <w:tblPrEx>
+          <w:tblBorders>
+            <w:top w:val="single" w:color="auto" w:sz="4" w:space="0"/>
+            <w:left w:val="single" w:color="auto" w:sz="4" w:space="0"/>
+            <w:bottom w:val="single" w:color="auto" w:sz="4" w:space="0"/>
+            <w:right w:val="single" w:color="auto" w:sz="4" w:space="0"/>
+            <w:insideH w:val="single" w:color="auto" w:sz="4" w:space="0"/>
+            <w:insideV w:val="single" w:color="auto" w:sz="4" w:space="0"/>
+          </w:tblBorders>
+          <w:tblCellMar>
+            <w:top w:w="0" w:type="dxa"/>
+            <w:left w:w="108" w:type="dxa"/>
+            <w:bottom w:w="0" w:type="dxa"/>
+            <w:right w:w="108" w:type="dxa"/>
+          </w:tblCellMar>
+        </w:tblPrEx>
+        <w:tc>
+          <w:tcPr>
+            <w:tcW w:w="2268" w:type="dxa"/>
+          </w:tcPr>
+          <w:p>
+            <w:r>
+              <w:t>chat_messages</w:t>
+            </w:r>
+          </w:p>
+        </w:tc>
+        <w:tc>
+          <w:tcPr>
+            <w:tcW w:w="2268" w:type="dxa"/>
+          </w:tcPr>
+          <w:p>
+            <w:r>
+              <w:t>session_id</w:t>
+            </w:r>
+            <w:r>
+              <w:br w:type="textWrapping"/>
+            </w:r>
+            <w:r>
+              <w:t>role、content</w:t>
+            </w:r>
+            <w:r>
+              <w:br w:type="textWrapping"/>
+            </w:r>
+            <w:r>
+              <w:t>created_at</w:t>
+            </w:r>
+          </w:p>
+        </w:tc>
+        <w:tc>
+          <w:tcPr>
+            <w:tcW w:w="2268" w:type="dxa"/>
+          </w:tcPr>
+          <w:p>
+            <w:r>
+              <w:t>session_id普通索引</w:t>
+            </w:r>
+          </w:p>
+        </w:tc>
+        <w:tc>
+          <w:tcPr>
+            <w:tcW w:w="2268" w:type="dxa"/>
+          </w:tcPr>
+          <w:p>
+            <w:r>
+              <w:t>保存会话中的用户消息和助手消息。</w:t>
+            </w:r>
+          </w:p>
+        </w:tc>
+      </w:tr>
+      <w:tr>
+        <w:tblPrEx>
+          <w:tblBorders>
+            <w:top w:val="single" w:color="auto" w:sz="4" w:space="0"/>
+            <w:left w:val="single" w:color="auto" w:sz="4" w:space="0"/>
+            <w:bottom w:val="single" w:color="auto" w:sz="4" w:space="0"/>
+            <w:right w:val="single" w:color="auto" w:sz="4" w:space="0"/>
+            <w:insideH w:val="single" w:color="auto" w:sz="4" w:space="0"/>
+            <w:insideV w:val="single" w:color="auto" w:sz="4" w:space="0"/>
+          </w:tblBorders>
+          <w:tblCellMar>
+            <w:top w:w="0" w:type="dxa"/>
+            <w:left w:w="108" w:type="dxa"/>
+            <w:bottom w:w="0" w:type="dxa"/>
+            <w:right w:w="108" w:type="dxa"/>
+          </w:tblCellMar>
+        </w:tblPrEx>
+        <w:tc>
+          <w:tcPr>
+            <w:tcW w:w="2268" w:type="dxa"/>
+          </w:tcPr>
+          <w:p>
+            <w:r>
+              <w:t>tool_call_logs</w:t>
+            </w:r>
+          </w:p>
+        </w:tc>
+        <w:tc>
+          <w:tcPr>
+            <w:tcW w:w="2268" w:type="dxa"/>
+          </w:tcPr>
+          <w:p>
+            <w:r>
+              <w:t>session_id</w:t>
+            </w:r>
+            <w:r>
+              <w:br w:type="textWrapping"/>
+            </w:r>
+            <w:r>
+              <w:t>tool_name</w:t>
+            </w:r>
+            <w:r>
+              <w:br w:type="textWrapping"/>
+            </w:r>
+            <w:r>
+              <w:t>tool_args</w:t>
+            </w:r>
+            <w:r>
+              <w:br w:type="textWrapping"/>
+            </w:r>
+            <w:r>
+              <w:t>tool_result</w:t>
+            </w:r>
+            <w:r>
+              <w:br w:type="textWrapping"/>
+            </w:r>
+            <w:r>
+              <w:t>success</w:t>
+            </w:r>
+            <w:r>
+              <w:br w:type="textWrapping"/>
+            </w:r>
+            <w:r>
+              <w:t>error_message</w:t>
+            </w:r>
+          </w:p>
+        </w:tc>
+        <w:tc>
+          <w:tcPr>
+            <w:tcW w:w="2268" w:type="dxa"/>
+          </w:tcPr>
+          <w:p>
+            <w:r>
+              <w:t>session_id和tool_name普通索引</w:t>
+            </w:r>
+          </w:p>
+        </w:tc>
+        <w:tc>
+          <w:tcPr>
+            <w:tcW w:w="2268" w:type="dxa"/>
+          </w:tcPr>
+          <w:p>
+            <w:r>
+              <w:t>记录Agent工具调用过程，成功或失败均可追踪。</w:t>
+            </w:r>
+          </w:p>
+        </w:tc>
+      </w:tr>
+      <w:tr>
+        <w:tblPrEx>
+          <w:tblBorders>
+            <w:top w:val="single" w:color="auto" w:sz="4" w:space="0"/>
+            <w:left w:val="single" w:color="auto" w:sz="4" w:space="0"/>
+            <w:bottom w:val="single" w:color="auto" w:sz="4" w:space="0"/>
+            <w:right w:val="single" w:color="auto" w:sz="4" w:space="0"/>
+            <w:insideH w:val="single" w:color="auto" w:sz="4" w:space="0"/>
+            <w:insideV w:val="single" w:color="auto" w:sz="4" w:space="0"/>
+          </w:tblBorders>
+          <w:tblCellMar>
+            <w:top w:w="0" w:type="dxa"/>
+            <w:left w:w="108" w:type="dxa"/>
+            <w:bottom w:w="0" w:type="dxa"/>
+            <w:right w:w="108" w:type="dxa"/>
+          </w:tblCellMar>
+        </w:tblPrEx>
+        <w:tc>
+          <w:tcPr>
+            <w:tcW w:w="2268" w:type="dxa"/>
+          </w:tcPr>
+          <w:p>
+            <w:r>
+              <w:t>report_records</w:t>
+            </w:r>
+          </w:p>
+        </w:tc>
+        <w:tc>
+          <w:tcPr>
+            <w:tcW w:w="2268" w:type="dxa"/>
+          </w:tcPr>
+          <w:p>
+            <w:r>
+              <w:t>report_id</w:t>
+            </w:r>
+            <w:r>
+              <w:br w:type="textWrapping"/>
+            </w:r>
+            <w:r>
+              <w:t>user_id</w:t>
+            </w:r>
+            <w:r>
+              <w:br w:type="textWrapping"/>
+            </w:r>
+            <w:r>
+              <w:t>device_id</w:t>
+            </w:r>
+            <w:r>
+              <w:br w:type="textWrapping"/>
+            </w:r>
+            <w:r>
+              <w:t>record_month</w:t>
+            </w:r>
+            <w:r>
+              <w:br w:type="textWrapping"/>
+            </w:r>
+            <w:bookmarkStart w:id="201" w:name="_GoBack"/>
+            <w:bookmarkEnd w:id="201"/>
+            <w:r>
+              <w:t>report_content</w:t>
+            </w:r>
+          </w:p>
+        </w:tc>
+        <w:tc>
+          <w:tcPr>
+            <w:tcW w:w="2268" w:type="dxa"/>
+          </w:tcPr>
+          <w:p>
+            <w:r>
+              <w:t>report_id唯一索引，user_id+record_month普通索引</w:t>
+            </w:r>
+          </w:p>
+        </w:tc>
+        <w:tc>
+          <w:tcPr>
+            <w:tcW w:w="2268" w:type="dxa"/>
+          </w:tcPr>
+          <w:p>
+            <w:r>
+              <w:t>保存生成报告正文，便于按用户和月份查询历史报告。</w:t>
+            </w:r>
+          </w:p>
+        </w:tc>
+      </w:tr>
+    </w:tbl>
+    <w:p>
+      <w:r>
+        <w:t>上述数据表之间的关系如图4-6所示。系统以user_id作为用户维度的主要连接字段，以session_id连接会话、消息和工具日志，以device_id连接设备、使用记录和报告归档，从而形成从用户咨询、工具调用到报告生成的完整数据闭环。</w:t>
+      </w:r>
+    </w:p>
+    <w:p>
+      <w:pPr>
+        <w:jc w:val="center"/>
+      </w:pPr>
+      <w:r>
+        <w:drawing>
+          <wp:inline distT="0" distB="0" distL="114300" distR="114300">
+            <wp:extent cx="5577840" cy="3660140"/>
+            <wp:effectExtent l="0" t="0" r="0" b="12700"/>
+            <wp:docPr id="27" name="Picture 27"/>
+            <wp:cNvGraphicFramePr>
+              <a:graphicFrameLocks xmlns:a="http://schemas.openxmlformats.org/drawingml/2006/main" noChangeAspect="1"/>
+            </wp:cNvGraphicFramePr>
+            <a:graphic xmlns:a="http://schemas.openxmlformats.org/drawingml/2006/main">
+              <a:graphicData uri="http://schemas.openxmlformats.org/drawingml/2006/picture">
+                <pic:pic xmlns:pic="http://schemas.openxmlformats.org/drawingml/2006/picture">
+                  <pic:nvPicPr>
+                    <pic:cNvPr id="27" name="Picture 27"/>
+                    <pic:cNvPicPr>
+                      <a:picLocks noChangeAspect="1"/>
+                    </pic:cNvPicPr>
+                  </pic:nvPicPr>
+                  <pic:blipFill>
+                    <a:blip r:embed="rId25"/>
+                    <a:stretch>
+                      <a:fillRect/>
+                    </a:stretch>
+                  </pic:blipFill>
+                  <pic:spPr>
+                    <a:xfrm>
+                      <a:off x="0" y="0"/>
+                      <a:ext cx="5577840" cy="3660458"/>
+                    </a:xfrm>
+                    <a:prstGeom prst="rect">
+                      <a:avLst/>
+                    </a:prstGeom>
+                  </pic:spPr>
+                </pic:pic>
+              </a:graphicData>
+            </a:graphic>
+          </wp:inline>
+        </w:drawing>
+      </w:r>
+    </w:p>
+    <w:p>
+      <w:pPr>
+        <w:jc w:val="center"/>
+      </w:pPr>
+      <w:r>
+        <w:t>图4-6 系统数据库表关系图</w:t>
+      </w:r>
+    </w:p>
+    <w:p>
       <w:pPr>
         <w:spacing w:before="0" w:after="0" w:line="240" w:lineRule="auto"/>
         <w:jc w:val="center"/>
@@ -8866,12 +11477,7 @@
         </w:rPr>
       </w:pPr>
       <w:r>
-        <w:rPr>
-          <w:rFonts w:ascii="Times New Roman" w:hAnsi="Times New Roman" w:eastAsia="宋体"/>
-          <w:b w:val="0"/>
-          <w:sz w:val="24"/>
-        </w:rPr>
-        <w:t>表4-1 usage_records 表字段说明</w:t>
+        <w:t>表4-3 usage_records 表详细字段说明</w:t>
       </w:r>
     </w:p>
     <w:tbl>
@@ -9079,7 +11685,7 @@
           </w:tcPr>
           <w:p>
             <w:r>
-              <w:t>feature</w:t>
+              <w:t>device_id</w:t>
             </w:r>
           </w:p>
         </w:tc>
@@ -9089,7 +11695,7 @@
           </w:tcPr>
           <w:p>
             <w:r>
-              <w:t>TEXT</w:t>
+              <w:t>VARCHAR(50)</w:t>
             </w:r>
           </w:p>
         </w:tc>
@@ -9099,7 +11705,7 @@
           </w:tcPr>
           <w:p>
             <w:r>
-              <w:t>用户家庭面积、成员、地面材质等特征</w:t>
+              <w:t>设备编号，用于关联具体扫地机器人设备</w:t>
             </w:r>
           </w:p>
         </w:tc>
@@ -9130,7 +11736,7 @@
           </w:tcPr>
           <w:p>
             <w:r>
-              <w:t>efficiency</w:t>
+              <w:t>feature</w:t>
             </w:r>
           </w:p>
         </w:tc>
@@ -9150,7 +11756,7 @@
           </w:tcPr>
           <w:p>
             <w:r>
-              <w:t>覆盖率、日均清扫面积、避障等清洁效率数据</w:t>
+              <w:t>用户家庭面积、成员、地面材质等特征</w:t>
             </w:r>
           </w:p>
         </w:tc>
@@ -9181,7 +11787,7 @@
           </w:tcPr>
           <w:p>
             <w:r>
-              <w:t>consumables</w:t>
+              <w:t>efficiency</w:t>
             </w:r>
           </w:p>
         </w:tc>
@@ -9201,7 +11807,7 @@
           </w:tcPr>
           <w:p>
             <w:r>
-              <w:t>主刷、滤网、边刷、电池等耗材状态</w:t>
+              <w:t>覆盖率、日均清扫面积、避障等清洁效率数据</w:t>
             </w:r>
           </w:p>
         </w:tc>
@@ -9232,7 +11838,7 @@
           </w:tcPr>
           <w:p>
             <w:r>
-              <w:t>comparison</w:t>
+              <w:t>consumables</w:t>
             </w:r>
           </w:p>
         </w:tc>
@@ -9252,7 +11858,7 @@
           </w:tcPr>
           <w:p>
             <w:r>
-              <w:t>与同类用户或同类场景的横向对比</w:t>
+              <w:t>主刷、滤网、边刷、电池等耗材状态</w:t>
             </w:r>
           </w:p>
         </w:tc>
@@ -9283,7 +11889,7 @@
           </w:tcPr>
           <w:p>
             <w:r>
-              <w:t>record_month</w:t>
+              <w:t>comparison</w:t>
             </w:r>
           </w:p>
         </w:tc>
@@ -9293,7 +11899,7 @@
           </w:tcPr>
           <w:p>
             <w:r>
-              <w:t>CHAR(7)</w:t>
+              <w:t>TEXT</w:t>
             </w:r>
           </w:p>
         </w:tc>
@@ -9303,7 +11909,7 @@
           </w:tcPr>
           <w:p>
             <w:r>
-              <w:t>记录月份，格式为 YYYY-MM</w:t>
+              <w:t>与同类用户或同类场景的横向对比</w:t>
             </w:r>
           </w:p>
         </w:tc>
@@ -9334,7 +11940,7 @@
           </w:tcPr>
           <w:p>
             <w:r>
-              <w:t>created_at</w:t>
+              <w:t>record_month</w:t>
             </w:r>
           </w:p>
         </w:tc>
@@ -9344,7 +11950,7 @@
           </w:tcPr>
           <w:p>
             <w:r>
-              <w:t>TIMESTAMP</w:t>
+              <w:t>CHAR(7)</w:t>
             </w:r>
           </w:p>
         </w:tc>
@@ -9354,7 +11960,7 @@
           </w:tcPr>
           <w:p>
             <w:r>
-              <w:t>数据创建时间</w:t>
+              <w:t>记录月份，格式为 YYYY-MM</w:t>
             </w:r>
           </w:p>
         </w:tc>
@@ -9385,6 +11991,57 @@
           </w:tcPr>
           <w:p>
             <w:r>
+              <w:t>created_at</w:t>
+            </w:r>
+          </w:p>
+        </w:tc>
+        <w:tc>
+          <w:tcPr>
+            <w:tcW w:w="2880" w:type="dxa"/>
+          </w:tcPr>
+          <w:p>
+            <w:r>
+              <w:t>TIMESTAMP</w:t>
+            </w:r>
+          </w:p>
+        </w:tc>
+        <w:tc>
+          <w:tcPr>
+            <w:tcW w:w="2880" w:type="dxa"/>
+          </w:tcPr>
+          <w:p>
+            <w:r>
+              <w:t>记录创建时间</w:t>
+            </w:r>
+          </w:p>
+        </w:tc>
+      </w:tr>
+      <w:tr>
+        <w:tblPrEx>
+          <w:tblBorders>
+            <w:top w:val="single" w:color="auto" w:sz="4" w:space="0"/>
+            <w:left w:val="single" w:color="auto" w:sz="4" w:space="0"/>
+            <w:bottom w:val="single" w:color="auto" w:sz="4" w:space="0"/>
+            <w:right w:val="single" w:color="auto" w:sz="4" w:space="0"/>
+            <w:insideH w:val="single" w:color="auto" w:sz="4" w:space="0"/>
+            <w:insideV w:val="single" w:color="auto" w:sz="4" w:space="0"/>
+          </w:tblBorders>
+          <w:tblCellMar>
+            <w:top w:w="0" w:type="dxa"/>
+            <w:left w:w="108" w:type="dxa"/>
+            <w:bottom w:w="0" w:type="dxa"/>
+            <w:right w:w="108" w:type="dxa"/>
+          </w:tblCellMar>
+        </w:tblPrEx>
+        <w:trPr>
+          <w:jc w:val="center"/>
+        </w:trPr>
+        <w:tc>
+          <w:tcPr>
+            <w:tcW w:w="2880" w:type="dxa"/>
+          </w:tcPr>
+          <w:p>
+            <w:r>
               <w:t>updated_at</w:t>
             </w:r>
           </w:p>
@@ -9405,7 +12062,7 @@
           </w:tcPr>
           <w:p>
             <w:r>
-              <w:t>数据更新时间</w:t>
+              <w:t>记录更新时间</w:t>
             </w:r>
           </w:p>
         </w:tc>
@@ -9421,12 +12078,7 @@
         <w:spacing w:before="0" w:after="0" w:line="240" w:lineRule="auto"/>
       </w:pPr>
       <w:r>
-        <w:rPr>
-          <w:rFonts w:ascii="Times New Roman" w:hAnsi="Times New Roman" w:eastAsia="宋体"/>
-          <w:b w:val="0"/>
-          <w:sz w:val="24"/>
-        </w:rPr>
-        <w:t>如表4-1所示，usage_records是报告生成场景的核心业务表。系统通过user_id与record_month定位指定用户在指定月份的设备使用记录，并将feature、efficiency、consumables和comparison字段作为报告生成的数据依据。为避免同一用户同一月份重复导入数据，表中设置了UNIQUE(user_id, record_month)联合唯一约束。</w:t>
+        <w:t>如表4-3所示，usage_records是报告生成场景的核心业务表。系统通过user_id与record_month定位指定用户在指定月份的设备使用记录，并通过device_id关联设备信息，将feature、efficiency、consumables和comparison字段作为报告生成的数据依据。为避免同一用户同一月份重复导入数据，表中设置了UNIQUE(user_id, record_month)联合唯一约束，同时保留created_at和updated_at字段记录数据创建与更新时间。</w:t>
       </w:r>
     </w:p>
     <w:p>
@@ -9448,185 +12100,217 @@
       </w:pPr>
       <w:r>
         <w:rPr>
-          <w:rFonts w:ascii="Times New Roman" w:hAnsi="Times New Roman" w:eastAsia="宋体"/>
-          <w:color w:val="1F2937"/>
-          <w:sz w:val="24"/>
+          <w:rFonts w:ascii="Consolas" w:hAnsi="Consolas"/>
+          <w:color w:val="1F2937"/>
+          <w:sz w:val="17"/>
         </w:rPr>
         <w:t>CREATE TABLE IF NOT EXISTS `usage_records` (</w:t>
       </w:r>
       <w:r>
         <w:rPr>
-          <w:rFonts w:ascii="Times New Roman" w:hAnsi="Times New Roman" w:eastAsia="宋体"/>
-          <w:color w:val="1F2937"/>
-          <w:sz w:val="24"/>
+          <w:rFonts w:ascii="Consolas" w:hAnsi="Consolas"/>
+          <w:color w:val="1F2937"/>
+          <w:sz w:val="17"/>
         </w:rPr>
         <w:br w:type="textWrapping"/>
       </w:r>
       <w:r>
         <w:rPr>
-          <w:rFonts w:ascii="Times New Roman" w:hAnsi="Times New Roman" w:eastAsia="宋体"/>
-          <w:color w:val="1F2937"/>
-          <w:sz w:val="24"/>
+          <w:rFonts w:ascii="Consolas" w:hAnsi="Consolas"/>
+          <w:color w:val="1F2937"/>
+          <w:sz w:val="17"/>
         </w:rPr>
         <w:t xml:space="preserve">    `id` BIGINT PRIMARY KEY AUTO_INCREMENT,</w:t>
       </w:r>
       <w:r>
         <w:rPr>
-          <w:rFonts w:ascii="Times New Roman" w:hAnsi="Times New Roman" w:eastAsia="宋体"/>
-          <w:color w:val="1F2937"/>
-          <w:sz w:val="24"/>
+          <w:rFonts w:ascii="Consolas" w:hAnsi="Consolas"/>
+          <w:color w:val="1F2937"/>
+          <w:sz w:val="17"/>
         </w:rPr>
         <w:br w:type="textWrapping"/>
       </w:r>
       <w:r>
         <w:rPr>
-          <w:rFonts w:ascii="Times New Roman" w:hAnsi="Times New Roman" w:eastAsia="宋体"/>
-          <w:color w:val="1F2937"/>
-          <w:sz w:val="24"/>
+          <w:rFonts w:ascii="Consolas" w:hAnsi="Consolas"/>
+          <w:color w:val="1F2937"/>
+          <w:sz w:val="17"/>
         </w:rPr>
         <w:t xml:space="preserve">    `user_id` VARCHAR(20) NOT NULL,</w:t>
       </w:r>
       <w:r>
         <w:rPr>
-          <w:rFonts w:ascii="Times New Roman" w:hAnsi="Times New Roman" w:eastAsia="宋体"/>
-          <w:color w:val="1F2937"/>
-          <w:sz w:val="24"/>
+          <w:rFonts w:ascii="Consolas" w:hAnsi="Consolas"/>
+          <w:color w:val="1F2937"/>
+          <w:sz w:val="17"/>
         </w:rPr>
         <w:br w:type="textWrapping"/>
       </w:r>
       <w:r>
         <w:rPr>
-          <w:rFonts w:ascii="Times New Roman" w:hAnsi="Times New Roman" w:eastAsia="宋体"/>
-          <w:color w:val="1F2937"/>
-          <w:sz w:val="24"/>
+          <w:rFonts w:ascii="Consolas" w:hAnsi="Consolas"/>
+          <w:color w:val="1F2937"/>
+          <w:sz w:val="17"/>
+        </w:rPr>
+        <w:t xml:space="preserve">    `device_id` VARCHAR(50),</w:t>
+      </w:r>
+      <w:r>
+        <w:rPr>
+          <w:rFonts w:ascii="Consolas" w:hAnsi="Consolas"/>
+          <w:color w:val="1F2937"/>
+          <w:sz w:val="17"/>
+        </w:rPr>
+        <w:br w:type="textWrapping"/>
+      </w:r>
+      <w:r>
+        <w:rPr>
+          <w:rFonts w:ascii="Consolas" w:hAnsi="Consolas"/>
+          <w:color w:val="1F2937"/>
+          <w:sz w:val="17"/>
         </w:rPr>
         <w:t xml:space="preserve">    `feature` TEXT,</w:t>
       </w:r>
       <w:r>
         <w:rPr>
-          <w:rFonts w:ascii="Times New Roman" w:hAnsi="Times New Roman" w:eastAsia="宋体"/>
-          <w:color w:val="1F2937"/>
-          <w:sz w:val="24"/>
+          <w:rFonts w:ascii="Consolas" w:hAnsi="Consolas"/>
+          <w:color w:val="1F2937"/>
+          <w:sz w:val="17"/>
         </w:rPr>
         <w:br w:type="textWrapping"/>
       </w:r>
       <w:r>
         <w:rPr>
-          <w:rFonts w:ascii="Times New Roman" w:hAnsi="Times New Roman" w:eastAsia="宋体"/>
-          <w:color w:val="1F2937"/>
-          <w:sz w:val="24"/>
+          <w:rFonts w:ascii="Consolas" w:hAnsi="Consolas"/>
+          <w:color w:val="1F2937"/>
+          <w:sz w:val="17"/>
         </w:rPr>
         <w:t xml:space="preserve">    `efficiency` TEXT,</w:t>
       </w:r>
       <w:r>
         <w:rPr>
-          <w:rFonts w:ascii="Times New Roman" w:hAnsi="Times New Roman" w:eastAsia="宋体"/>
-          <w:color w:val="1F2937"/>
-          <w:sz w:val="24"/>
+          <w:rFonts w:ascii="Consolas" w:hAnsi="Consolas"/>
+          <w:color w:val="1F2937"/>
+          <w:sz w:val="17"/>
         </w:rPr>
         <w:br w:type="textWrapping"/>
       </w:r>
       <w:r>
         <w:rPr>
-          <w:rFonts w:ascii="Times New Roman" w:hAnsi="Times New Roman" w:eastAsia="宋体"/>
-          <w:color w:val="1F2937"/>
-          <w:sz w:val="24"/>
+          <w:rFonts w:ascii="Consolas" w:hAnsi="Consolas"/>
+          <w:color w:val="1F2937"/>
+          <w:sz w:val="17"/>
         </w:rPr>
         <w:t xml:space="preserve">    `consumables` TEXT,</w:t>
       </w:r>
       <w:r>
         <w:rPr>
-          <w:rFonts w:ascii="Times New Roman" w:hAnsi="Times New Roman" w:eastAsia="宋体"/>
-          <w:color w:val="1F2937"/>
-          <w:sz w:val="24"/>
+          <w:rFonts w:ascii="Consolas" w:hAnsi="Consolas"/>
+          <w:color w:val="1F2937"/>
+          <w:sz w:val="17"/>
         </w:rPr>
         <w:br w:type="textWrapping"/>
       </w:r>
       <w:r>
         <w:rPr>
-          <w:rFonts w:ascii="Times New Roman" w:hAnsi="Times New Roman" w:eastAsia="宋体"/>
-          <w:color w:val="1F2937"/>
-          <w:sz w:val="24"/>
+          <w:rFonts w:ascii="Consolas" w:hAnsi="Consolas"/>
+          <w:color w:val="1F2937"/>
+          <w:sz w:val="17"/>
         </w:rPr>
         <w:t xml:space="preserve">    `comparison` TEXT,</w:t>
       </w:r>
       <w:r>
         <w:rPr>
-          <w:rFonts w:ascii="Times New Roman" w:hAnsi="Times New Roman" w:eastAsia="宋体"/>
-          <w:color w:val="1F2937"/>
-          <w:sz w:val="24"/>
+          <w:rFonts w:ascii="Consolas" w:hAnsi="Consolas"/>
+          <w:color w:val="1F2937"/>
+          <w:sz w:val="17"/>
         </w:rPr>
         <w:br w:type="textWrapping"/>
       </w:r>
       <w:r>
         <w:rPr>
-          <w:rFonts w:ascii="Times New Roman" w:hAnsi="Times New Roman" w:eastAsia="宋体"/>
-          <w:color w:val="1F2937"/>
-          <w:sz w:val="24"/>
+          <w:rFonts w:ascii="Consolas" w:hAnsi="Consolas"/>
+          <w:color w:val="1F2937"/>
+          <w:sz w:val="17"/>
         </w:rPr>
         <w:t xml:space="preserve">    `record_month` CHAR(7) NOT NULL,</w:t>
       </w:r>
       <w:r>
         <w:rPr>
-          <w:rFonts w:ascii="Times New Roman" w:hAnsi="Times New Roman" w:eastAsia="宋体"/>
-          <w:color w:val="1F2937"/>
-          <w:sz w:val="24"/>
+          <w:rFonts w:ascii="Consolas" w:hAnsi="Consolas"/>
+          <w:color w:val="1F2937"/>
+          <w:sz w:val="17"/>
         </w:rPr>
         <w:br w:type="textWrapping"/>
       </w:r>
       <w:r>
         <w:rPr>
-          <w:rFonts w:ascii="Times New Roman" w:hAnsi="Times New Roman" w:eastAsia="宋体"/>
-          <w:color w:val="1F2937"/>
-          <w:sz w:val="24"/>
+          <w:rFonts w:ascii="Consolas" w:hAnsi="Consolas"/>
+          <w:color w:val="1F2937"/>
+          <w:sz w:val="17"/>
         </w:rPr>
         <w:t xml:space="preserve">    `created_at` TIMESTAMP DEFAULT CURRENT_TIMESTAMP,</w:t>
       </w:r>
       <w:r>
         <w:rPr>
-          <w:rFonts w:ascii="Times New Roman" w:hAnsi="Times New Roman" w:eastAsia="宋体"/>
-          <w:color w:val="1F2937"/>
-          <w:sz w:val="24"/>
+          <w:rFonts w:ascii="Consolas" w:hAnsi="Consolas"/>
+          <w:color w:val="1F2937"/>
+          <w:sz w:val="17"/>
         </w:rPr>
         <w:br w:type="textWrapping"/>
       </w:r>
       <w:r>
         <w:rPr>
-          <w:rFonts w:ascii="Times New Roman" w:hAnsi="Times New Roman" w:eastAsia="宋体"/>
-          <w:color w:val="1F2937"/>
-          <w:sz w:val="24"/>
+          <w:rFonts w:ascii="Consolas" w:hAnsi="Consolas"/>
+          <w:color w:val="1F2937"/>
+          <w:sz w:val="17"/>
         </w:rPr>
         <w:t xml:space="preserve">    `updated_at` TIMESTAMP DEFAULT CURRENT_TIMESTAMP ON UPDATE CURRENT_TIMESTAMP,</w:t>
       </w:r>
       <w:r>
         <w:rPr>
-          <w:rFonts w:ascii="Times New Roman" w:hAnsi="Times New Roman" w:eastAsia="宋体"/>
-          <w:color w:val="1F2937"/>
-          <w:sz w:val="24"/>
+          <w:rFonts w:ascii="Consolas" w:hAnsi="Consolas"/>
+          <w:color w:val="1F2937"/>
+          <w:sz w:val="17"/>
         </w:rPr>
         <w:br w:type="textWrapping"/>
       </w:r>
       <w:r>
         <w:rPr>
-          <w:rFonts w:ascii="Times New Roman" w:hAnsi="Times New Roman" w:eastAsia="宋体"/>
-          <w:color w:val="1F2937"/>
-          <w:sz w:val="24"/>
-        </w:rPr>
-        <w:t xml:space="preserve">    UNIQUE KEY `uk_user_month` (`user_id`, `record_month`)</w:t>
-      </w:r>
-      <w:r>
-        <w:rPr>
-          <w:rFonts w:ascii="Times New Roman" w:hAnsi="Times New Roman" w:eastAsia="宋体"/>
-          <w:color w:val="1F2937"/>
-          <w:sz w:val="24"/>
+          <w:rFonts w:ascii="Consolas" w:hAnsi="Consolas"/>
+          <w:color w:val="1F2937"/>
+          <w:sz w:val="17"/>
+        </w:rPr>
+        <w:t xml:space="preserve">    UNIQUE KEY `uk_user_month` (`user_id`, `record_month`),</w:t>
+      </w:r>
+      <w:r>
+        <w:rPr>
+          <w:rFonts w:ascii="Consolas" w:hAnsi="Consolas"/>
+          <w:color w:val="1F2937"/>
+          <w:sz w:val="17"/>
         </w:rPr>
         <w:br w:type="textWrapping"/>
       </w:r>
       <w:r>
         <w:rPr>
-          <w:rFonts w:ascii="Times New Roman" w:hAnsi="Times New Roman" w:eastAsia="宋体"/>
-          <w:color w:val="1F2937"/>
-          <w:sz w:val="24"/>
+          <w:rFonts w:ascii="Consolas" w:hAnsi="Consolas"/>
+          <w:color w:val="1F2937"/>
+          <w:sz w:val="17"/>
+        </w:rPr>
+        <w:t xml:space="preserve">    KEY `idx_usage_device_month` (`device_id`, `record_month`)</w:t>
+      </w:r>
+      <w:r>
+        <w:rPr>
+          <w:rFonts w:ascii="Consolas" w:hAnsi="Consolas"/>
+          <w:color w:val="1F2937"/>
+          <w:sz w:val="17"/>
+        </w:rPr>
+        <w:br w:type="textWrapping"/>
+      </w:r>
+      <w:r>
+        <w:rPr>
+          <w:rFonts w:ascii="Consolas" w:hAnsi="Consolas"/>
+          <w:color w:val="1F2937"/>
+          <w:sz w:val="17"/>
         </w:rPr>
         <w:t>) ENGINE=InnoDB DEFAULT CHARSET=utf8mb4 COLLATE=utf8mb4_unicode_ci;</w:t>
       </w:r>
@@ -9735,9 +12419,9 @@
           <w:szCs w:val="32"/>
         </w:rPr>
       </w:pPr>
-      <w:bookmarkStart w:id="99" w:name="_Toc31871"/>
+      <w:bookmarkStart w:id="99" w:name="_Toc18475"/>
       <w:bookmarkStart w:id="100" w:name="_Toc1657"/>
-      <w:bookmarkStart w:id="101" w:name="_Toc18475"/>
+      <w:bookmarkStart w:id="101" w:name="_Toc31871"/>
       <w:bookmarkStart w:id="102" w:name="系统详细实现"/>
       <w:r>
         <w:rPr>
@@ -9787,8 +12471,8 @@
           <w:szCs w:val="30"/>
         </w:rPr>
       </w:pPr>
-      <w:bookmarkStart w:id="103" w:name="_Toc6091"/>
-      <w:bookmarkStart w:id="104" w:name="_Toc29215"/>
+      <w:bookmarkStart w:id="103" w:name="_Toc29215"/>
+      <w:bookmarkStart w:id="104" w:name="_Toc6091"/>
       <w:bookmarkStart w:id="105" w:name="_Toc6385"/>
       <w:bookmarkStart w:id="106" w:name="开发环境与项目结构"/>
       <w:r>
@@ -10083,7 +12767,7 @@
                     </pic:cNvPicPr>
                   </pic:nvPicPr>
                   <pic:blipFill>
-                    <a:blip r:embed="rId15"/>
+                    <a:blip r:embed="rId26"/>
                     <a:stretch>
                       <a:fillRect/>
                     </a:stretch>
@@ -10157,155 +12841,243 @@
       </w:pPr>
       <w:r>
         <w:rPr>
-          <w:rFonts w:ascii="Times New Roman" w:hAnsi="Times New Roman" w:eastAsia="宋体"/>
-          <w:color w:val="1F2937"/>
-          <w:sz w:val="24"/>
+          <w:rFonts w:ascii="Consolas" w:hAnsi="Consolas"/>
+          <w:color w:val="1F2937"/>
+          <w:sz w:val="17"/>
         </w:rPr>
         <w:t>prompt = st.chat_input()</w:t>
       </w:r>
       <w:r>
         <w:rPr>
-          <w:rFonts w:ascii="Times New Roman" w:hAnsi="Times New Roman" w:eastAsia="宋体"/>
-          <w:color w:val="1F2937"/>
-          <w:sz w:val="24"/>
+          <w:rFonts w:ascii="Consolas" w:hAnsi="Consolas"/>
+          <w:color w:val="1F2937"/>
+          <w:sz w:val="17"/>
         </w:rPr>
         <w:br w:type="textWrapping"/>
       </w:r>
       <w:r>
         <w:rPr>
-          <w:rFonts w:ascii="Times New Roman" w:hAnsi="Times New Roman" w:eastAsia="宋体"/>
-          <w:color w:val="1F2937"/>
-          <w:sz w:val="24"/>
+          <w:rFonts w:ascii="Consolas" w:hAnsi="Consolas"/>
+          <w:color w:val="1F2937"/>
+          <w:sz w:val="17"/>
         </w:rPr>
         <w:t>if prompt:</w:t>
       </w:r>
       <w:r>
         <w:rPr>
-          <w:rFonts w:ascii="Times New Roman" w:hAnsi="Times New Roman" w:eastAsia="宋体"/>
-          <w:color w:val="1F2937"/>
-          <w:sz w:val="24"/>
+          <w:rFonts w:ascii="Consolas" w:hAnsi="Consolas"/>
+          <w:color w:val="1F2937"/>
+          <w:sz w:val="17"/>
         </w:rPr>
         <w:br w:type="textWrapping"/>
       </w:r>
       <w:r>
         <w:rPr>
-          <w:rFonts w:ascii="Times New Roman" w:hAnsi="Times New Roman" w:eastAsia="宋体"/>
-          <w:color w:val="1F2937"/>
-          <w:sz w:val="24"/>
+          <w:rFonts w:ascii="Consolas" w:hAnsi="Consolas"/>
+          <w:color w:val="1F2937"/>
+          <w:sz w:val="17"/>
         </w:rPr>
         <w:t xml:space="preserve">    st.chat_message("user").write(prompt)</w:t>
       </w:r>
       <w:r>
         <w:rPr>
-          <w:rFonts w:ascii="Times New Roman" w:hAnsi="Times New Roman" w:eastAsia="宋体"/>
-          <w:color w:val="1F2937"/>
-          <w:sz w:val="24"/>
+          <w:rFonts w:ascii="Consolas" w:hAnsi="Consolas"/>
+          <w:color w:val="1F2937"/>
+          <w:sz w:val="17"/>
         </w:rPr>
         <w:br w:type="textWrapping"/>
       </w:r>
       <w:r>
         <w:rPr>
-          <w:rFonts w:ascii="Times New Roman" w:hAnsi="Times New Roman" w:eastAsia="宋体"/>
-          <w:color w:val="1F2937"/>
-          <w:sz w:val="24"/>
+          <w:rFonts w:ascii="Consolas" w:hAnsi="Consolas"/>
+          <w:color w:val="1F2937"/>
+          <w:sz w:val="17"/>
         </w:rPr>
         <w:t xml:space="preserve">    st.session_state["message"].append({"role": "user", "content": prompt})</w:t>
       </w:r>
       <w:r>
         <w:rPr>
-          <w:rFonts w:ascii="Times New Roman" w:hAnsi="Times New Roman" w:eastAsia="宋体"/>
-          <w:color w:val="1F2937"/>
-          <w:sz w:val="24"/>
+          <w:rFonts w:ascii="Consolas" w:hAnsi="Consolas"/>
+          <w:color w:val="1F2937"/>
+          <w:sz w:val="17"/>
         </w:rPr>
         <w:br w:type="textWrapping"/>
       </w:r>
       <w:r>
         <w:rPr>
-          <w:rFonts w:ascii="Times New Roman" w:hAnsi="Times New Roman" w:eastAsia="宋体"/>
-          <w:color w:val="1F2937"/>
-          <w:sz w:val="24"/>
+          <w:rFonts w:ascii="Consolas" w:hAnsi="Consolas"/>
+          <w:color w:val="1F2937"/>
+          <w:sz w:val="17"/>
+        </w:rPr>
+        <w:t xml:space="preserve">    safe_save_chat_message(st.session_state["session_id"], "user", prompt)</w:t>
+      </w:r>
+      <w:r>
+        <w:rPr>
+          <w:rFonts w:ascii="Consolas" w:hAnsi="Consolas"/>
+          <w:color w:val="1F2937"/>
+          <w:sz w:val="17"/>
+        </w:rPr>
+        <w:br w:type="textWrapping"/>
+      </w:r>
+      <w:r>
+        <w:rPr>
+          <w:rFonts w:ascii="Consolas" w:hAnsi="Consolas"/>
+          <w:color w:val="1F2937"/>
+          <w:sz w:val="17"/>
+        </w:rPr>
+        <w:br w:type="textWrapping"/>
+      </w:r>
+      <w:r>
+        <w:rPr>
+          <w:rFonts w:ascii="Consolas" w:hAnsi="Consolas"/>
+          <w:color w:val="1F2937"/>
+          <w:sz w:val="17"/>
         </w:rPr>
         <w:t xml:space="preserve">    response_messages = []</w:t>
       </w:r>
       <w:r>
         <w:rPr>
-          <w:rFonts w:ascii="Times New Roman" w:hAnsi="Times New Roman" w:eastAsia="宋体"/>
-          <w:color w:val="1F2937"/>
-          <w:sz w:val="24"/>
+          <w:rFonts w:ascii="Consolas" w:hAnsi="Consolas"/>
+          <w:color w:val="1F2937"/>
+          <w:sz w:val="17"/>
         </w:rPr>
         <w:br w:type="textWrapping"/>
       </w:r>
       <w:r>
         <w:rPr>
-          <w:rFonts w:ascii="Times New Roman" w:hAnsi="Times New Roman" w:eastAsia="宋体"/>
-          <w:color w:val="1F2937"/>
-          <w:sz w:val="24"/>
+          <w:rFonts w:ascii="Consolas" w:hAnsi="Consolas"/>
+          <w:color w:val="1F2937"/>
+          <w:sz w:val="17"/>
         </w:rPr>
         <w:t xml:space="preserve">    with st.spinner("智能客服思考中..."):</w:t>
       </w:r>
       <w:r>
         <w:rPr>
-          <w:rFonts w:ascii="Times New Roman" w:hAnsi="Times New Roman" w:eastAsia="宋体"/>
-          <w:color w:val="1F2937"/>
-          <w:sz w:val="24"/>
+          <w:rFonts w:ascii="Consolas" w:hAnsi="Consolas"/>
+          <w:color w:val="1F2937"/>
+          <w:sz w:val="17"/>
         </w:rPr>
         <w:br w:type="textWrapping"/>
       </w:r>
       <w:r>
         <w:rPr>
-          <w:rFonts w:ascii="Times New Roman" w:hAnsi="Times New Roman" w:eastAsia="宋体"/>
-          <w:color w:val="1F2937"/>
-          <w:sz w:val="24"/>
-        </w:rPr>
-        <w:t xml:space="preserve">        res_stream = st.session_state["agent"].execute_stream(prompt)</w:t>
-      </w:r>
-      <w:r>
-        <w:rPr>
-          <w:rFonts w:ascii="Times New Roman" w:hAnsi="Times New Roman" w:eastAsia="宋体"/>
-          <w:color w:val="1F2937"/>
-          <w:sz w:val="24"/>
+          <w:rFonts w:ascii="Consolas" w:hAnsi="Consolas"/>
+          <w:color w:val="1F2937"/>
+          <w:sz w:val="17"/>
+        </w:rPr>
+        <w:t xml:space="preserve">        res_stream = st.session_state["agent"].execute_stream(</w:t>
+      </w:r>
+      <w:r>
+        <w:rPr>
+          <w:rFonts w:ascii="Consolas" w:hAnsi="Consolas"/>
+          <w:color w:val="1F2937"/>
+          <w:sz w:val="17"/>
         </w:rPr>
         <w:br w:type="textWrapping"/>
       </w:r>
       <w:r>
         <w:rPr>
-          <w:rFonts w:ascii="Times New Roman" w:hAnsi="Times New Roman" w:eastAsia="宋体"/>
-          <w:color w:val="1F2937"/>
-          <w:sz w:val="24"/>
+          <w:rFonts w:ascii="Consolas" w:hAnsi="Consolas"/>
+          <w:color w:val="1F2937"/>
+          <w:sz w:val="17"/>
+        </w:rPr>
+        <w:t xml:space="preserve">            prompt, st.session_state["session_id"]</w:t>
+      </w:r>
+      <w:r>
+        <w:rPr>
+          <w:rFonts w:ascii="Consolas" w:hAnsi="Consolas"/>
+          <w:color w:val="1F2937"/>
+          <w:sz w:val="17"/>
+        </w:rPr>
+        <w:br w:type="textWrapping"/>
+      </w:r>
+      <w:r>
+        <w:rPr>
+          <w:rFonts w:ascii="Consolas" w:hAnsi="Consolas"/>
+          <w:color w:val="1F2937"/>
+          <w:sz w:val="17"/>
+        </w:rPr>
+        <w:t xml:space="preserve">        )</w:t>
+      </w:r>
+      <w:r>
+        <w:rPr>
+          <w:rFonts w:ascii="Consolas" w:hAnsi="Consolas"/>
+          <w:color w:val="1F2937"/>
+          <w:sz w:val="17"/>
+        </w:rPr>
+        <w:br w:type="textWrapping"/>
+      </w:r>
+      <w:r>
+        <w:rPr>
+          <w:rFonts w:ascii="Consolas" w:hAnsi="Consolas"/>
+          <w:color w:val="1F2937"/>
+          <w:sz w:val="17"/>
         </w:rPr>
         <w:t xml:space="preserve">        st.chat_message("assistant").write_stream(capture(res_stream, response_messages))</w:t>
       </w:r>
       <w:r>
         <w:rPr>
-          <w:rFonts w:ascii="Times New Roman" w:hAnsi="Times New Roman" w:eastAsia="宋体"/>
-          <w:color w:val="1F2937"/>
-          <w:sz w:val="24"/>
+          <w:rFonts w:ascii="Consolas" w:hAnsi="Consolas"/>
+          <w:color w:val="1F2937"/>
+          <w:sz w:val="17"/>
         </w:rPr>
         <w:br w:type="textWrapping"/>
       </w:r>
       <w:r>
         <w:rPr>
-          <w:rFonts w:ascii="Times New Roman" w:hAnsi="Times New Roman" w:eastAsia="宋体"/>
-          <w:color w:val="1F2937"/>
-          <w:sz w:val="24"/>
-        </w:rPr>
-        <w:t xml:space="preserve">        st.session_state["message"].append({"role": "assistant", "content": response_messages[-1]})</w:t>
-      </w:r>
-      <w:r>
-        <w:rPr>
-          <w:rFonts w:ascii="Times New Roman" w:hAnsi="Times New Roman" w:eastAsia="宋体"/>
-          <w:color w:val="1F2937"/>
-          <w:sz w:val="24"/>
+          <w:rFonts w:ascii="Consolas" w:hAnsi="Consolas"/>
+          <w:color w:val="1F2937"/>
+          <w:sz w:val="17"/>
+        </w:rPr>
+        <w:t xml:space="preserve">        assistant_content = "".join(response_messages).strip()</w:t>
+      </w:r>
+      <w:r>
+        <w:rPr>
+          <w:rFonts w:ascii="Consolas" w:hAnsi="Consolas"/>
+          <w:color w:val="1F2937"/>
+          <w:sz w:val="17"/>
         </w:rPr>
         <w:br w:type="textWrapping"/>
       </w:r>
       <w:r>
         <w:rPr>
-          <w:rFonts w:ascii="Times New Roman" w:hAnsi="Times New Roman" w:eastAsia="宋体"/>
-          <w:color w:val="1F2937"/>
-          <w:sz w:val="24"/>
-        </w:rPr>
-        <w:t xml:space="preserve">        st.rerun()</w:t>
+          <w:rFonts w:ascii="Consolas" w:hAnsi="Consolas"/>
+          <w:color w:val="1F2937"/>
+          <w:sz w:val="17"/>
+        </w:rPr>
+        <w:t xml:space="preserve">        if assistant_content:</w:t>
+      </w:r>
+      <w:r>
+        <w:rPr>
+          <w:rFonts w:ascii="Consolas" w:hAnsi="Consolas"/>
+          <w:color w:val="1F2937"/>
+          <w:sz w:val="17"/>
+        </w:rPr>
+        <w:br w:type="textWrapping"/>
+      </w:r>
+      <w:r>
+        <w:rPr>
+          <w:rFonts w:ascii="Consolas" w:hAnsi="Consolas"/>
+          <w:color w:val="1F2937"/>
+          <w:sz w:val="17"/>
+        </w:rPr>
+        <w:t xml:space="preserve">            st.session_state["message"].append({"role": "assistant", "content": assistant_content})</w:t>
+      </w:r>
+      <w:r>
+        <w:rPr>
+          <w:rFonts w:ascii="Consolas" w:hAnsi="Consolas"/>
+          <w:color w:val="1F2937"/>
+          <w:sz w:val="17"/>
+        </w:rPr>
+        <w:br w:type="textWrapping"/>
+      </w:r>
+      <w:r>
+        <w:rPr>
+          <w:rFonts w:ascii="Consolas" w:hAnsi="Consolas"/>
+          <w:color w:val="1F2937"/>
+          <w:sz w:val="17"/>
+        </w:rPr>
+        <w:t xml:space="preserve">            safe_save_chat_message(st.session_state["session_id"], "assistant", assistant_content)</w:t>
       </w:r>
     </w:p>
     <w:p>
@@ -10346,8 +13118,8 @@
           <w:szCs w:val="30"/>
         </w:rPr>
       </w:pPr>
-      <w:bookmarkStart w:id="111" w:name="_Toc14412"/>
-      <w:bookmarkStart w:id="112" w:name="_Toc14054"/>
+      <w:bookmarkStart w:id="111" w:name="_Toc14054"/>
+      <w:bookmarkStart w:id="112" w:name="_Toc14412"/>
       <w:bookmarkStart w:id="113" w:name="_Toc16624"/>
       <w:bookmarkStart w:id="114" w:name="智能体构建实现"/>
       <w:r>
@@ -10383,179 +13155,227 @@
       </w:pPr>
       <w:r>
         <w:rPr>
-          <w:rFonts w:ascii="Times New Roman" w:hAnsi="Times New Roman" w:eastAsia="宋体"/>
-          <w:color w:val="1F2937"/>
-          <w:sz w:val="24"/>
+          <w:rFonts w:ascii="Consolas" w:hAnsi="Consolas"/>
+          <w:color w:val="1F2937"/>
+          <w:sz w:val="17"/>
         </w:rPr>
         <w:t>self.agent = create_agent(</w:t>
       </w:r>
       <w:r>
         <w:rPr>
-          <w:rFonts w:ascii="Times New Roman" w:hAnsi="Times New Roman" w:eastAsia="宋体"/>
-          <w:color w:val="1F2937"/>
-          <w:sz w:val="24"/>
+          <w:rFonts w:ascii="Consolas" w:hAnsi="Consolas"/>
+          <w:color w:val="1F2937"/>
+          <w:sz w:val="17"/>
         </w:rPr>
         <w:br w:type="textWrapping"/>
       </w:r>
       <w:r>
         <w:rPr>
-          <w:rFonts w:ascii="Times New Roman" w:hAnsi="Times New Roman" w:eastAsia="宋体"/>
-          <w:color w:val="1F2937"/>
-          <w:sz w:val="24"/>
+          <w:rFonts w:ascii="Consolas" w:hAnsi="Consolas"/>
+          <w:color w:val="1F2937"/>
+          <w:sz w:val="17"/>
         </w:rPr>
         <w:t xml:space="preserve">    model=chat_model,</w:t>
       </w:r>
       <w:r>
         <w:rPr>
-          <w:rFonts w:ascii="Times New Roman" w:hAnsi="Times New Roman" w:eastAsia="宋体"/>
-          <w:color w:val="1F2937"/>
-          <w:sz w:val="24"/>
+          <w:rFonts w:ascii="Consolas" w:hAnsi="Consolas"/>
+          <w:color w:val="1F2937"/>
+          <w:sz w:val="17"/>
         </w:rPr>
         <w:br w:type="textWrapping"/>
       </w:r>
       <w:r>
         <w:rPr>
-          <w:rFonts w:ascii="Times New Roman" w:hAnsi="Times New Roman" w:eastAsia="宋体"/>
-          <w:color w:val="1F2937"/>
-          <w:sz w:val="24"/>
+          <w:rFonts w:ascii="Consolas" w:hAnsi="Consolas"/>
+          <w:color w:val="1F2937"/>
+          <w:sz w:val="17"/>
         </w:rPr>
         <w:t xml:space="preserve">    system_prompt=load_system_prompt(),</w:t>
       </w:r>
       <w:r>
         <w:rPr>
-          <w:rFonts w:ascii="Times New Roman" w:hAnsi="Times New Roman" w:eastAsia="宋体"/>
-          <w:color w:val="1F2937"/>
-          <w:sz w:val="24"/>
+          <w:rFonts w:ascii="Consolas" w:hAnsi="Consolas"/>
+          <w:color w:val="1F2937"/>
+          <w:sz w:val="17"/>
         </w:rPr>
         <w:br w:type="textWrapping"/>
       </w:r>
       <w:r>
         <w:rPr>
-          <w:rFonts w:ascii="Times New Roman" w:hAnsi="Times New Roman" w:eastAsia="宋体"/>
-          <w:color w:val="1F2937"/>
-          <w:sz w:val="24"/>
+          <w:rFonts w:ascii="Consolas" w:hAnsi="Consolas"/>
+          <w:color w:val="1F2937"/>
+          <w:sz w:val="17"/>
         </w:rPr>
         <w:t xml:space="preserve">    tools=[rag_summarize, get_weather, get_user_location, get_user_id,</w:t>
       </w:r>
       <w:r>
         <w:rPr>
-          <w:rFonts w:ascii="Times New Roman" w:hAnsi="Times New Roman" w:eastAsia="宋体"/>
-          <w:color w:val="1F2937"/>
-          <w:sz w:val="24"/>
+          <w:rFonts w:ascii="Consolas" w:hAnsi="Consolas"/>
+          <w:color w:val="1F2937"/>
+          <w:sz w:val="17"/>
         </w:rPr>
         <w:br w:type="textWrapping"/>
       </w:r>
       <w:r>
         <w:rPr>
-          <w:rFonts w:ascii="Times New Roman" w:hAnsi="Times New Roman" w:eastAsia="宋体"/>
-          <w:color w:val="1F2937"/>
-          <w:sz w:val="24"/>
+          <w:rFonts w:ascii="Consolas" w:hAnsi="Consolas"/>
+          <w:color w:val="1F2937"/>
+          <w:sz w:val="17"/>
         </w:rPr>
         <w:t xml:space="preserve">           get_current_month, fetch_external_data, fill_context_for_report],</w:t>
       </w:r>
       <w:r>
         <w:rPr>
-          <w:rFonts w:ascii="Times New Roman" w:hAnsi="Times New Roman" w:eastAsia="宋体"/>
-          <w:color w:val="1F2937"/>
-          <w:sz w:val="24"/>
+          <w:rFonts w:ascii="Consolas" w:hAnsi="Consolas"/>
+          <w:color w:val="1F2937"/>
+          <w:sz w:val="17"/>
         </w:rPr>
         <w:br w:type="textWrapping"/>
       </w:r>
       <w:r>
         <w:rPr>
-          <w:rFonts w:ascii="Times New Roman" w:hAnsi="Times New Roman" w:eastAsia="宋体"/>
-          <w:color w:val="1F2937"/>
-          <w:sz w:val="24"/>
+          <w:rFonts w:ascii="Consolas" w:hAnsi="Consolas"/>
+          <w:color w:val="1F2937"/>
+          <w:sz w:val="17"/>
         </w:rPr>
         <w:t xml:space="preserve">    middleware=[monitor_tool, log_before_model, report_prompt_switch],</w:t>
       </w:r>
       <w:r>
         <w:rPr>
-          <w:rFonts w:ascii="Times New Roman" w:hAnsi="Times New Roman" w:eastAsia="宋体"/>
-          <w:color w:val="1F2937"/>
-          <w:sz w:val="24"/>
+          <w:rFonts w:ascii="Consolas" w:hAnsi="Consolas"/>
+          <w:color w:val="1F2937"/>
+          <w:sz w:val="17"/>
         </w:rPr>
         <w:br w:type="textWrapping"/>
       </w:r>
       <w:r>
         <w:rPr>
-          <w:rFonts w:ascii="Times New Roman" w:hAnsi="Times New Roman" w:eastAsia="宋体"/>
-          <w:color w:val="1F2937"/>
-          <w:sz w:val="24"/>
+          <w:rFonts w:ascii="Consolas" w:hAnsi="Consolas"/>
+          <w:color w:val="1F2937"/>
+          <w:sz w:val="17"/>
         </w:rPr>
         <w:t>)</w:t>
       </w:r>
       <w:r>
         <w:rPr>
-          <w:rFonts w:ascii="Times New Roman" w:hAnsi="Times New Roman" w:eastAsia="宋体"/>
-          <w:color w:val="1F2937"/>
-          <w:sz w:val="24"/>
+          <w:rFonts w:ascii="Consolas" w:hAnsi="Consolas"/>
+          <w:color w:val="1F2937"/>
+          <w:sz w:val="17"/>
         </w:rPr>
         <w:br w:type="textWrapping"/>
       </w:r>
       <w:r>
         <w:rPr>
-          <w:rFonts w:ascii="Times New Roman" w:hAnsi="Times New Roman" w:eastAsia="宋体"/>
-          <w:color w:val="1F2937"/>
-          <w:sz w:val="24"/>
+          <w:rFonts w:ascii="Consolas" w:hAnsi="Consolas"/>
+          <w:color w:val="1F2937"/>
+          <w:sz w:val="17"/>
         </w:rPr>
         <w:br w:type="textWrapping"/>
       </w:r>
       <w:r>
         <w:rPr>
-          <w:rFonts w:ascii="Times New Roman" w:hAnsi="Times New Roman" w:eastAsia="宋体"/>
-          <w:color w:val="1F2937"/>
-          <w:sz w:val="24"/>
-        </w:rPr>
-        <w:t>for chunk in self.agent.stream(input_dict, stream_mode="values", context={"report": False}):</w:t>
-      </w:r>
-      <w:r>
-        <w:rPr>
-          <w:rFonts w:ascii="Times New Roman" w:hAnsi="Times New Roman" w:eastAsia="宋体"/>
-          <w:color w:val="1F2937"/>
-          <w:sz w:val="24"/>
+          <w:rFonts w:ascii="Consolas" w:hAnsi="Consolas"/>
+          <w:color w:val="1F2937"/>
+          <w:sz w:val="17"/>
+        </w:rPr>
+        <w:t>def execute_stream(self, query, session_id=None):</w:t>
+      </w:r>
+      <w:r>
+        <w:rPr>
+          <w:rFonts w:ascii="Consolas" w:hAnsi="Consolas"/>
+          <w:color w:val="1F2937"/>
+          <w:sz w:val="17"/>
         </w:rPr>
         <w:br w:type="textWrapping"/>
       </w:r>
       <w:r>
         <w:rPr>
-          <w:rFonts w:ascii="Times New Roman" w:hAnsi="Times New Roman" w:eastAsia="宋体"/>
-          <w:color w:val="1F2937"/>
-          <w:sz w:val="24"/>
-        </w:rPr>
-        <w:t xml:space="preserve">    latest_message = chunk["messages"][-1]</w:t>
-      </w:r>
-      <w:r>
-        <w:rPr>
-          <w:rFonts w:ascii="Times New Roman" w:hAnsi="Times New Roman" w:eastAsia="宋体"/>
-          <w:color w:val="1F2937"/>
-          <w:sz w:val="24"/>
+          <w:rFonts w:ascii="Consolas" w:hAnsi="Consolas"/>
+          <w:color w:val="1F2937"/>
+          <w:sz w:val="17"/>
+        </w:rPr>
+        <w:t xml:space="preserve">    input_dict = {"messages": [{"role": "user", "content": query}]}</w:t>
+      </w:r>
+      <w:r>
+        <w:rPr>
+          <w:rFonts w:ascii="Consolas" w:hAnsi="Consolas"/>
+          <w:color w:val="1F2937"/>
+          <w:sz w:val="17"/>
         </w:rPr>
         <w:br w:type="textWrapping"/>
       </w:r>
       <w:r>
         <w:rPr>
-          <w:rFonts w:ascii="Times New Roman" w:hAnsi="Times New Roman" w:eastAsia="宋体"/>
-          <w:color w:val="1F2937"/>
-          <w:sz w:val="24"/>
-        </w:rPr>
-        <w:t xml:space="preserve">    if latest_message.content:</w:t>
-      </w:r>
-      <w:r>
-        <w:rPr>
-          <w:rFonts w:ascii="Times New Roman" w:hAnsi="Times New Roman" w:eastAsia="宋体"/>
-          <w:color w:val="1F2937"/>
-          <w:sz w:val="24"/>
+          <w:rFonts w:ascii="Consolas" w:hAnsi="Consolas"/>
+          <w:color w:val="1F2937"/>
+          <w:sz w:val="17"/>
+        </w:rPr>
+        <w:t xml:space="preserve">    context = {"report": False, "session_id": session_id}</w:t>
+      </w:r>
+      <w:r>
+        <w:rPr>
+          <w:rFonts w:ascii="Consolas" w:hAnsi="Consolas"/>
+          <w:color w:val="1F2937"/>
+          <w:sz w:val="17"/>
         </w:rPr>
         <w:br w:type="textWrapping"/>
       </w:r>
       <w:r>
         <w:rPr>
-          <w:rFonts w:ascii="Times New Roman" w:hAnsi="Times New Roman" w:eastAsia="宋体"/>
-          <w:color w:val="1F2937"/>
-          <w:sz w:val="24"/>
-        </w:rPr>
-        <w:t xml:space="preserve">        yield latest_message.content.strip() + "\n"</w:t>
+          <w:rFonts w:ascii="Consolas" w:hAnsi="Consolas"/>
+          <w:color w:val="1F2937"/>
+          <w:sz w:val="17"/>
+        </w:rPr>
+        <w:t xml:space="preserve">    for chunk in self.agent.stream(input_dict, stream_mode="values", context=context):</w:t>
+      </w:r>
+      <w:r>
+        <w:rPr>
+          <w:rFonts w:ascii="Consolas" w:hAnsi="Consolas"/>
+          <w:color w:val="1F2937"/>
+          <w:sz w:val="17"/>
+        </w:rPr>
+        <w:br w:type="textWrapping"/>
+      </w:r>
+      <w:r>
+        <w:rPr>
+          <w:rFonts w:ascii="Consolas" w:hAnsi="Consolas"/>
+          <w:color w:val="1F2937"/>
+          <w:sz w:val="17"/>
+        </w:rPr>
+        <w:t xml:space="preserve">        latest_message = chunk["messages"][-1]</w:t>
+      </w:r>
+      <w:r>
+        <w:rPr>
+          <w:rFonts w:ascii="Consolas" w:hAnsi="Consolas"/>
+          <w:color w:val="1F2937"/>
+          <w:sz w:val="17"/>
+        </w:rPr>
+        <w:br w:type="textWrapping"/>
+      </w:r>
+      <w:r>
+        <w:rPr>
+          <w:rFonts w:ascii="Consolas" w:hAnsi="Consolas"/>
+          <w:color w:val="1F2937"/>
+          <w:sz w:val="17"/>
+        </w:rPr>
+        <w:t xml:space="preserve">        if latest_message.content:</w:t>
+      </w:r>
+      <w:r>
+        <w:rPr>
+          <w:rFonts w:ascii="Consolas" w:hAnsi="Consolas"/>
+          <w:color w:val="1F2937"/>
+          <w:sz w:val="17"/>
+        </w:rPr>
+        <w:br w:type="textWrapping"/>
+      </w:r>
+      <w:r>
+        <w:rPr>
+          <w:rFonts w:ascii="Consolas" w:hAnsi="Consolas"/>
+          <w:color w:val="1F2937"/>
+          <w:sz w:val="17"/>
+        </w:rPr>
+        <w:t xml:space="preserve">            yield latest_message.content.strip() + "\n"</w:t>
       </w:r>
     </w:p>
     <w:p>
@@ -10640,9 +13460,9 @@
           <w:szCs w:val="30"/>
         </w:rPr>
       </w:pPr>
-      <w:bookmarkStart w:id="115" w:name="_Toc1140"/>
+      <w:bookmarkStart w:id="115" w:name="_Toc3184"/>
       <w:bookmarkStart w:id="116" w:name="_Toc18589"/>
-      <w:bookmarkStart w:id="117" w:name="_Toc3184"/>
+      <w:bookmarkStart w:id="117" w:name="_Toc1140"/>
       <w:bookmarkStart w:id="118" w:name="工具模块实现"/>
       <w:r>
         <w:rPr>
@@ -10681,7 +13501,7 @@
                     </pic:cNvPicPr>
                   </pic:nvPicPr>
                   <pic:blipFill>
-                    <a:blip r:embed="rId16"/>
+                    <a:blip r:embed="rId27"/>
                     <a:stretch>
                       <a:fillRect/>
                     </a:stretch>
@@ -10715,72 +13535,7 @@
         </w:rPr>
       </w:pPr>
       <w:r>
-        <w:rPr>
-          <w:rFonts w:ascii="Times New Roman" w:hAnsi="Times New Roman" w:eastAsia="宋体"/>
-          <w:b w:val="0"/>
-          <w:sz w:val="24"/>
-        </w:rPr>
-        <w:t>图5-</w:t>
-      </w:r>
-      <w:r>
-        <w:rPr>
-          <w:rFonts w:hint="eastAsia" w:ascii="Times New Roman" w:hAnsi="Times New Roman"/>
-          <w:b w:val="0"/>
-          <w:sz w:val="24"/>
-          <w:lang w:val="en-US" w:eastAsia="zh-CN"/>
-        </w:rPr>
-        <w:t>2</w:t>
-      </w:r>
-      <w:r>
-        <w:rPr>
-          <w:rFonts w:ascii="Times New Roman" w:hAnsi="Times New Roman" w:eastAsia="宋体"/>
-          <w:b w:val="0"/>
-          <w:sz w:val="24"/>
-        </w:rPr>
-        <w:t xml:space="preserve"> </w:t>
-      </w:r>
-      <w:r>
-        <w:rPr>
-          <w:rFonts w:ascii="宋体" w:hAnsi="宋体" w:eastAsia="宋体" w:cs="宋体"/>
-          <w:sz w:val="24"/>
-          <w:szCs w:val="24"/>
-        </w:rPr>
-        <w:t>选购推荐功能</w:t>
-      </w:r>
-      <w:r>
-        <w:rPr>
-          <w:rFonts w:ascii="Times New Roman" w:hAnsi="Times New Roman" w:eastAsia="宋体"/>
-          <w:b w:val="0"/>
-          <w:sz w:val="24"/>
-        </w:rPr>
-        <w:t>效果图</w:t>
-      </w:r>
-      <w:r>
-        <w:rPr>
-          <w:rFonts w:hint="eastAsia" w:ascii="Times New Roman" w:hAnsi="Times New Roman"/>
-          <w:b w:val="0"/>
-          <w:sz w:val="24"/>
-          <w:lang w:eastAsia="zh-CN"/>
-        </w:rPr>
-        <w:t>（</w:t>
-      </w:r>
-      <w:r>
-        <w:rPr>
-          <w:rFonts w:hint="eastAsia" w:ascii="Times New Roman" w:hAnsi="Times New Roman"/>
-          <w:b w:val="0"/>
-          <w:sz w:val="24"/>
-          <w:lang w:val="en-US" w:eastAsia="zh-CN"/>
-        </w:rPr>
-        <w:t>一</w:t>
-      </w:r>
-      <w:r>
-        <w:rPr>
-          <w:rFonts w:hint="eastAsia" w:ascii="Times New Roman" w:hAnsi="Times New Roman"/>
-          <w:b w:val="0"/>
-          <w:sz w:val="24"/>
-          <w:lang w:eastAsia="zh-CN"/>
-        </w:rPr>
-        <w:t>）</w:t>
+        <w:t>图5-2 知识库问答功能效果图</w:t>
       </w:r>
     </w:p>
     <w:p>
@@ -10806,7 +13561,7 @@
                     </pic:cNvPicPr>
                   </pic:nvPicPr>
                   <pic:blipFill>
-                    <a:blip r:embed="rId17"/>
+                    <a:blip r:embed="rId28"/>
                     <a:stretch>
                       <a:fillRect/>
                     </a:stretch>
@@ -10849,7 +13604,7 @@
                     </pic:cNvPicPr>
                   </pic:nvPicPr>
                   <pic:blipFill>
-                    <a:blip r:embed="rId18"/>
+                    <a:blip r:embed="rId29"/>
                     <a:stretch>
                       <a:fillRect/>
                     </a:stretch>
@@ -10883,72 +13638,362 @@
         </w:rPr>
       </w:pPr>
       <w:r>
+        <w:t>图5-3 个性化报告生成功能效果图</w:t>
+      </w:r>
+    </w:p>
+    <w:p>
+      <w:pPr>
+        <w:spacing w:line="240" w:lineRule="auto"/>
+      </w:pPr>
+      <w:r>
+        <w:rPr>
+          <w:rFonts w:ascii="Times New Roman" w:hAnsi="Times New Roman" w:eastAsia="宋体"/>
+          <w:b/>
+          <w:sz w:val="24"/>
+        </w:rPr>
+        <w:t>核心代码5-3 工具函数注册与外部记录读取：</w:t>
+      </w:r>
+    </w:p>
+    <w:p>
+      <w:pPr>
+        <w:spacing w:line="240" w:lineRule="auto"/>
+      </w:pPr>
+      <w:r>
+        <w:rPr>
+          <w:rFonts w:ascii="Times New Roman" w:hAnsi="Times New Roman" w:eastAsia="宋体"/>
+          <w:color w:val="1F2937"/>
+          <w:sz w:val="24"/>
+        </w:rPr>
+        <w:t>@tool(description="从向量存储中检索参考资料")</w:t>
+      </w:r>
+      <w:r>
+        <w:rPr>
+          <w:rFonts w:ascii="Times New Roman" w:hAnsi="Times New Roman" w:eastAsia="宋体"/>
+          <w:color w:val="1F2937"/>
+          <w:sz w:val="24"/>
+        </w:rPr>
+        <w:br w:type="textWrapping"/>
+      </w:r>
+      <w:r>
+        <w:rPr>
+          <w:rFonts w:ascii="Times New Roman" w:hAnsi="Times New Roman" w:eastAsia="宋体"/>
+          <w:color w:val="1F2937"/>
+          <w:sz w:val="24"/>
+        </w:rPr>
+        <w:t>def rag_summarize(query: str) -&gt; str:</w:t>
+      </w:r>
+      <w:r>
+        <w:rPr>
+          <w:rFonts w:ascii="Times New Roman" w:hAnsi="Times New Roman" w:eastAsia="宋体"/>
+          <w:color w:val="1F2937"/>
+          <w:sz w:val="24"/>
+        </w:rPr>
+        <w:br w:type="textWrapping"/>
+      </w:r>
+      <w:r>
+        <w:rPr>
+          <w:rFonts w:ascii="Times New Roman" w:hAnsi="Times New Roman" w:eastAsia="宋体"/>
+          <w:color w:val="1F2937"/>
+          <w:sz w:val="24"/>
+        </w:rPr>
+        <w:t xml:space="preserve">    return rag.rag_summarize(query)</w:t>
+      </w:r>
+      <w:r>
+        <w:rPr>
+          <w:rFonts w:ascii="Times New Roman" w:hAnsi="Times New Roman" w:eastAsia="宋体"/>
+          <w:color w:val="1F2937"/>
+          <w:sz w:val="24"/>
+        </w:rPr>
+        <w:br w:type="textWrapping"/>
+      </w:r>
+      <w:r>
+        <w:rPr>
+          <w:rFonts w:ascii="Times New Roman" w:hAnsi="Times New Roman" w:eastAsia="宋体"/>
+          <w:color w:val="1F2937"/>
+          <w:sz w:val="24"/>
+        </w:rPr>
+        <w:br w:type="textWrapping"/>
+      </w:r>
+      <w:r>
+        <w:rPr>
+          <w:rFonts w:ascii="Times New Roman" w:hAnsi="Times New Roman" w:eastAsia="宋体"/>
+          <w:color w:val="1F2937"/>
+          <w:sz w:val="24"/>
+        </w:rPr>
+        <w:t>@tool(description="从外部系统中获取指定用户在指定月份的使用记录")</w:t>
+      </w:r>
+      <w:r>
+        <w:rPr>
+          <w:rFonts w:ascii="Times New Roman" w:hAnsi="Times New Roman" w:eastAsia="宋体"/>
+          <w:color w:val="1F2937"/>
+          <w:sz w:val="24"/>
+        </w:rPr>
+        <w:br w:type="textWrapping"/>
+      </w:r>
+      <w:r>
+        <w:rPr>
+          <w:rFonts w:ascii="Times New Roman" w:hAnsi="Times New Roman" w:eastAsia="宋体"/>
+          <w:color w:val="1F2937"/>
+          <w:sz w:val="24"/>
+        </w:rPr>
+        <w:t>def fetch_external</w:t>
+      </w:r>
+      <w:r>
+        <w:rPr>
+          <w:rFonts w:hint="default" w:ascii="Times New Roman" w:hAnsi="Times New Roman" w:eastAsia="宋体" w:cs="Times New Roman"/>
+          <w:color w:val="1F2937"/>
+          <w:sz w:val="24"/>
+        </w:rPr>
+        <w:t xml:space="preserve">_data(user_id: str, month: str) -&gt; </w:t>
+      </w:r>
+      <w:r>
+        <w:rPr>
+          <w:rFonts w:hint="default" w:ascii="Times New Roman" w:hAnsi="Times New Roman" w:eastAsia="宋体" w:cs="Times New Roman"/>
+          <w:sz w:val="24"/>
+          <w:szCs w:val="24"/>
+        </w:rPr>
+        <w:t>dict | str</w:t>
+      </w:r>
+      <w:r>
+        <w:rPr>
+          <w:rFonts w:hint="default" w:ascii="Times New Roman" w:hAnsi="Times New Roman" w:eastAsia="宋体" w:cs="Times New Roman"/>
+          <w:color w:val="1F2937"/>
+          <w:sz w:val="24"/>
+        </w:rPr>
+        <w:t>:</w:t>
+      </w:r>
+      <w:r>
+        <w:rPr>
+          <w:rFonts w:ascii="Times New Roman" w:hAnsi="Times New Roman" w:eastAsia="宋体"/>
+          <w:color w:val="1F2937"/>
+          <w:sz w:val="24"/>
+        </w:rPr>
+        <w:br w:type="textWrapping"/>
+      </w:r>
+      <w:r>
+        <w:rPr>
+          <w:rFonts w:ascii="Times New Roman" w:hAnsi="Times New Roman" w:eastAsia="宋体"/>
+          <w:color w:val="1F2937"/>
+          <w:sz w:val="24"/>
+        </w:rPr>
+        <w:t xml:space="preserve">    try:</w:t>
+      </w:r>
+      <w:r>
+        <w:rPr>
+          <w:rFonts w:ascii="Times New Roman" w:hAnsi="Times New Roman" w:eastAsia="宋体"/>
+          <w:color w:val="1F2937"/>
+          <w:sz w:val="24"/>
+        </w:rPr>
+        <w:br w:type="textWrapping"/>
+      </w:r>
+      <w:r>
+        <w:rPr>
+          <w:rFonts w:ascii="Times New Roman" w:hAnsi="Times New Roman" w:eastAsia="宋体"/>
+          <w:color w:val="1F2937"/>
+          <w:sz w:val="24"/>
+        </w:rPr>
+        <w:t xml:space="preserve">        record = fetch_usage_record(user_id, month)</w:t>
+      </w:r>
+      <w:r>
+        <w:rPr>
+          <w:rFonts w:ascii="Times New Roman" w:hAnsi="Times New Roman" w:eastAsia="宋体"/>
+          <w:color w:val="1F2937"/>
+          <w:sz w:val="24"/>
+        </w:rPr>
+        <w:br w:type="textWrapping"/>
+      </w:r>
+      <w:r>
+        <w:rPr>
+          <w:rFonts w:ascii="Times New Roman" w:hAnsi="Times New Roman" w:eastAsia="宋体"/>
+          <w:color w:val="1F2937"/>
+          <w:sz w:val="24"/>
+        </w:rPr>
+        <w:t xml:space="preserve">        if record:</w:t>
+      </w:r>
+      <w:r>
+        <w:rPr>
+          <w:rFonts w:ascii="Times New Roman" w:hAnsi="Times New Roman" w:eastAsia="宋体"/>
+          <w:color w:val="1F2937"/>
+          <w:sz w:val="24"/>
+        </w:rPr>
+        <w:br w:type="textWrapping"/>
+      </w:r>
+      <w:r>
+        <w:rPr>
+          <w:rFonts w:ascii="Times New Roman" w:hAnsi="Times New Roman" w:eastAsia="宋体"/>
+          <w:color w:val="1F2937"/>
+          <w:sz w:val="24"/>
+        </w:rPr>
+        <w:t xml:space="preserve">            return {</w:t>
+      </w:r>
+      <w:r>
+        <w:rPr>
+          <w:rFonts w:ascii="Times New Roman" w:hAnsi="Times New Roman" w:eastAsia="宋体"/>
+          <w:color w:val="1F2937"/>
+          <w:sz w:val="24"/>
+        </w:rPr>
+        <w:br w:type="textWrapping"/>
+      </w:r>
+      <w:r>
+        <w:rPr>
+          <w:rFonts w:ascii="Times New Roman" w:hAnsi="Times New Roman" w:eastAsia="宋体"/>
+          <w:color w:val="1F2937"/>
+          <w:sz w:val="24"/>
+        </w:rPr>
+        <w:t xml:space="preserve">                "特征": record["feature"],</w:t>
+      </w:r>
+      <w:r>
+        <w:rPr>
+          <w:rFonts w:ascii="Times New Roman" w:hAnsi="Times New Roman" w:eastAsia="宋体"/>
+          <w:color w:val="1F2937"/>
+          <w:sz w:val="24"/>
+        </w:rPr>
+        <w:br w:type="textWrapping"/>
+      </w:r>
+      <w:r>
+        <w:rPr>
+          <w:rFonts w:ascii="Times New Roman" w:hAnsi="Times New Roman" w:eastAsia="宋体"/>
+          <w:color w:val="1F2937"/>
+          <w:sz w:val="24"/>
+        </w:rPr>
+        <w:t xml:space="preserve">                "效率": record["efficiency"],</w:t>
+      </w:r>
+      <w:r>
+        <w:rPr>
+          <w:rFonts w:ascii="Times New Roman" w:hAnsi="Times New Roman" w:eastAsia="宋体"/>
+          <w:color w:val="1F2937"/>
+          <w:sz w:val="24"/>
+        </w:rPr>
+        <w:br w:type="textWrapping"/>
+      </w:r>
+      <w:r>
+        <w:rPr>
+          <w:rFonts w:ascii="Times New Roman" w:hAnsi="Times New Roman" w:eastAsia="宋体"/>
+          <w:color w:val="1F2937"/>
+          <w:sz w:val="24"/>
+        </w:rPr>
+        <w:t xml:space="preserve">                "耗材": record["consumables"],</w:t>
+      </w:r>
+      <w:r>
+        <w:rPr>
+          <w:rFonts w:ascii="Times New Roman" w:hAnsi="Times New Roman" w:eastAsia="宋体"/>
+          <w:color w:val="1F2937"/>
+          <w:sz w:val="24"/>
+        </w:rPr>
+        <w:br w:type="textWrapping"/>
+      </w:r>
+      <w:r>
+        <w:rPr>
+          <w:rFonts w:ascii="Times New Roman" w:hAnsi="Times New Roman" w:eastAsia="宋体"/>
+          <w:color w:val="1F2937"/>
+          <w:sz w:val="24"/>
+        </w:rPr>
+        <w:t xml:space="preserve">                "对比": record["comparison"],</w:t>
+      </w:r>
+      <w:r>
+        <w:rPr>
+          <w:rFonts w:ascii="Times New Roman" w:hAnsi="Times New Roman" w:eastAsia="宋体"/>
+          <w:color w:val="1F2937"/>
+          <w:sz w:val="24"/>
+        </w:rPr>
+        <w:br w:type="textWrapping"/>
+      </w:r>
+      <w:r>
+        <w:rPr>
+          <w:rFonts w:ascii="Times New Roman" w:hAnsi="Times New Roman" w:eastAsia="宋体"/>
+          <w:color w:val="1F2937"/>
+          <w:sz w:val="24"/>
+        </w:rPr>
+        <w:t xml:space="preserve">            }</w:t>
+      </w:r>
+      <w:r>
+        <w:rPr>
+          <w:rFonts w:ascii="Times New Roman" w:hAnsi="Times New Roman" w:eastAsia="宋体"/>
+          <w:color w:val="1F2937"/>
+          <w:sz w:val="24"/>
+        </w:rPr>
+        <w:br w:type="textWrapping"/>
+      </w:r>
+      <w:r>
+        <w:rPr>
+          <w:rFonts w:ascii="Times New Roman" w:hAnsi="Times New Roman" w:eastAsia="宋体"/>
+          <w:color w:val="1F2937"/>
+          <w:sz w:val="24"/>
+        </w:rPr>
+        <w:t xml:space="preserve">    except Exception as e:</w:t>
+      </w:r>
+      <w:r>
+        <w:rPr>
+          <w:rFonts w:ascii="Times New Roman" w:hAnsi="Times New Roman" w:eastAsia="宋体"/>
+          <w:color w:val="1F2937"/>
+          <w:sz w:val="24"/>
+        </w:rPr>
+        <w:br w:type="textWrapping"/>
+      </w:r>
+      <w:r>
+        <w:rPr>
+          <w:rFonts w:ascii="Times New Roman" w:hAnsi="Times New Roman" w:eastAsia="宋体"/>
+          <w:color w:val="1F2937"/>
+          <w:sz w:val="24"/>
+        </w:rPr>
+        <w:t xml:space="preserve">        logger.warning(f"[fetch_external_data]MySQL查询失败，回退CSV数据源：{str(e)}")</w:t>
+      </w:r>
+      <w:r>
+        <w:rPr>
+          <w:rFonts w:ascii="Times New Roman" w:hAnsi="Times New Roman" w:eastAsia="宋体"/>
+          <w:color w:val="1F2937"/>
+          <w:sz w:val="24"/>
+        </w:rPr>
+        <w:br w:type="textWrapping"/>
+      </w:r>
+      <w:r>
+        <w:rPr>
+          <w:rFonts w:ascii="Times New Roman" w:hAnsi="Times New Roman" w:eastAsia="宋体"/>
+          <w:color w:val="1F2937"/>
+          <w:sz w:val="24"/>
+        </w:rPr>
+        <w:t xml:space="preserve">    generate_external_data()</w:t>
+      </w:r>
+      <w:r>
+        <w:rPr>
+          <w:rFonts w:ascii="Times New Roman" w:hAnsi="Times New Roman" w:eastAsia="宋体"/>
+          <w:color w:val="1F2937"/>
+          <w:sz w:val="24"/>
+        </w:rPr>
+        <w:br w:type="textWrapping"/>
+      </w:r>
+      <w:r>
+        <w:rPr>
+          <w:rFonts w:ascii="Times New Roman" w:hAnsi="Times New Roman" w:eastAsia="宋体"/>
+          <w:color w:val="1F2937"/>
+          <w:sz w:val="24"/>
+        </w:rPr>
+        <w:t xml:space="preserve">    return external_data.get(user_id, {}).get(month, "")</w:t>
+      </w:r>
+    </w:p>
+    <w:p>
+      <w:pPr>
+        <w:spacing w:line="240" w:lineRule="auto"/>
+      </w:pPr>
+      <w:r>
+        <w:rPr>
+          <w:rFonts w:ascii="Times New Roman" w:hAnsi="Times New Roman" w:eastAsia="宋体"/>
+          <w:sz w:val="24"/>
+        </w:rPr>
+        <w:t>新版工具实现将 MySQL 查询作为个人报告数据读取的优先路径。fetch_usage_record 根据 user_id 和 record_month 查询 usage_records 表，如果数据库连接异常或查询失败，系统会记录警告日志并回退到 CSV 数据源。该策略既体现了数据库持久化能力，也保证了毕业设计演示时的可用性。</w:t>
+      </w:r>
+    </w:p>
+    <w:p>
+      <w:pPr>
+        <w:spacing w:before="0" w:after="0" w:line="240" w:lineRule="auto"/>
+      </w:pPr>
+      <w:r>
         <w:rPr>
           <w:rFonts w:ascii="Times New Roman" w:hAnsi="Times New Roman" w:eastAsia="宋体"/>
           <w:b w:val="0"/>
           <w:sz w:val="24"/>
         </w:rPr>
-        <w:t>图5-</w:t>
-      </w:r>
-      <w:r>
-        <w:rPr>
-          <w:rFonts w:hint="eastAsia" w:ascii="Times New Roman" w:hAnsi="Times New Roman"/>
-          <w:b w:val="0"/>
-          <w:sz w:val="24"/>
-          <w:lang w:val="en-US" w:eastAsia="zh-CN"/>
-        </w:rPr>
-        <w:t>3</w:t>
-      </w:r>
-      <w:r>
-        <w:rPr>
-          <w:rFonts w:ascii="Times New Roman" w:hAnsi="Times New Roman" w:eastAsia="宋体"/>
-          <w:b w:val="0"/>
-          <w:sz w:val="24"/>
-        </w:rPr>
-        <w:t xml:space="preserve"> </w:t>
-      </w:r>
-      <w:r>
-        <w:rPr>
-          <w:rFonts w:ascii="宋体" w:hAnsi="宋体" w:eastAsia="宋体" w:cs="宋体"/>
-          <w:sz w:val="24"/>
-          <w:szCs w:val="24"/>
-        </w:rPr>
-        <w:t>选购推荐功能</w:t>
-      </w:r>
-      <w:r>
-        <w:rPr>
-          <w:rFonts w:ascii="Times New Roman" w:hAnsi="Times New Roman" w:eastAsia="宋体"/>
-          <w:b w:val="0"/>
-          <w:sz w:val="24"/>
-        </w:rPr>
-        <w:t>效果图</w:t>
-      </w:r>
-      <w:r>
-        <w:rPr>
-          <w:rFonts w:hint="eastAsia" w:ascii="Times New Roman" w:hAnsi="Times New Roman"/>
-          <w:b w:val="0"/>
-          <w:sz w:val="24"/>
-          <w:lang w:eastAsia="zh-CN"/>
-        </w:rPr>
-        <w:t>（</w:t>
-      </w:r>
-      <w:r>
-        <w:rPr>
-          <w:rFonts w:hint="eastAsia" w:ascii="Times New Roman" w:hAnsi="Times New Roman"/>
-          <w:b w:val="0"/>
-          <w:sz w:val="24"/>
-          <w:lang w:val="en-US" w:eastAsia="zh-CN"/>
-        </w:rPr>
-        <w:t>二</w:t>
-      </w:r>
-      <w:r>
-        <w:rPr>
-          <w:rFonts w:hint="eastAsia" w:ascii="Times New Roman" w:hAnsi="Times New Roman"/>
-          <w:b w:val="0"/>
-          <w:sz w:val="24"/>
-          <w:lang w:eastAsia="zh-CN"/>
-        </w:rPr>
-        <w:t>）</w:t>
+        <w:t>工具模块位于 agent/tools/agent_tools.py。其中 rag_summarize 封装了检索增强问答能力，是知识型客服的核心工具；get_weather、get_user_location、get_user_id 和 get_current_month 属于辅助工具，用于满足特定业务情景的参数获取需求；fetch_external_data 优先从 MySQL 业务数据库读取指定用户和月份的使用记录，数据库不可用时回退到 CSV 样本数据源；fill_context_for_report 用于切换报告模式。</w:t>
       </w:r>
     </w:p>
     <w:p>
@@ -10956,366 +14001,7 @@
         <w:spacing w:line="240" w:lineRule="auto"/>
       </w:pPr>
       <w:r>
-        <w:rPr>
-          <w:rFonts w:ascii="Times New Roman" w:hAnsi="Times New Roman" w:eastAsia="宋体"/>
-          <w:b/>
-          <w:sz w:val="24"/>
-        </w:rPr>
-        <w:t>核心代码5-3 工具函数注册与外部记录读取：</w:t>
-      </w:r>
-    </w:p>
-    <w:p>
-      <w:pPr>
-        <w:spacing w:line="240" w:lineRule="auto"/>
-      </w:pPr>
-      <w:r>
-        <w:rPr>
-          <w:rFonts w:ascii="Times New Roman" w:hAnsi="Times New Roman" w:eastAsia="宋体"/>
-          <w:color w:val="1F2937"/>
-          <w:sz w:val="24"/>
-        </w:rPr>
-        <w:t>@tool(description="从向量存储中检索参考资料")</w:t>
-      </w:r>
-      <w:r>
-        <w:rPr>
-          <w:rFonts w:ascii="Times New Roman" w:hAnsi="Times New Roman" w:eastAsia="宋体"/>
-          <w:color w:val="1F2937"/>
-          <w:sz w:val="24"/>
-        </w:rPr>
-        <w:br w:type="textWrapping"/>
-      </w:r>
-      <w:r>
-        <w:rPr>
-          <w:rFonts w:ascii="Times New Roman" w:hAnsi="Times New Roman" w:eastAsia="宋体"/>
-          <w:color w:val="1F2937"/>
-          <w:sz w:val="24"/>
-        </w:rPr>
-        <w:t>def rag_summarize(query: str) -&gt; str:</w:t>
-      </w:r>
-      <w:r>
-        <w:rPr>
-          <w:rFonts w:ascii="Times New Roman" w:hAnsi="Times New Roman" w:eastAsia="宋体"/>
-          <w:color w:val="1F2937"/>
-          <w:sz w:val="24"/>
-        </w:rPr>
-        <w:br w:type="textWrapping"/>
-      </w:r>
-      <w:r>
-        <w:rPr>
-          <w:rFonts w:ascii="Times New Roman" w:hAnsi="Times New Roman" w:eastAsia="宋体"/>
-          <w:color w:val="1F2937"/>
-          <w:sz w:val="24"/>
-        </w:rPr>
-        <w:t xml:space="preserve">    return rag.rag_summarize(query)</w:t>
-      </w:r>
-      <w:r>
-        <w:rPr>
-          <w:rFonts w:ascii="Times New Roman" w:hAnsi="Times New Roman" w:eastAsia="宋体"/>
-          <w:color w:val="1F2937"/>
-          <w:sz w:val="24"/>
-        </w:rPr>
-        <w:br w:type="textWrapping"/>
-      </w:r>
-      <w:r>
-        <w:rPr>
-          <w:rFonts w:ascii="Times New Roman" w:hAnsi="Times New Roman" w:eastAsia="宋体"/>
-          <w:color w:val="1F2937"/>
-          <w:sz w:val="24"/>
-        </w:rPr>
-        <w:br w:type="textWrapping"/>
-      </w:r>
-      <w:r>
-        <w:rPr>
-          <w:rFonts w:ascii="Times New Roman" w:hAnsi="Times New Roman" w:eastAsia="宋体"/>
-          <w:color w:val="1F2937"/>
-          <w:sz w:val="24"/>
-        </w:rPr>
-        <w:t>@tool(description="从外部系统中获取指定用户在指定月份的使用记录")</w:t>
-      </w:r>
-      <w:r>
-        <w:rPr>
-          <w:rFonts w:ascii="Times New Roman" w:hAnsi="Times New Roman" w:eastAsia="宋体"/>
-          <w:color w:val="1F2937"/>
-          <w:sz w:val="24"/>
-        </w:rPr>
-        <w:br w:type="textWrapping"/>
-      </w:r>
-      <w:r>
-        <w:rPr>
-          <w:rFonts w:ascii="Times New Roman" w:hAnsi="Times New Roman" w:eastAsia="宋体"/>
-          <w:color w:val="1F2937"/>
-          <w:sz w:val="24"/>
-        </w:rPr>
-        <w:t>def fetch_external</w:t>
-      </w:r>
-      <w:r>
-        <w:rPr>
-          <w:rFonts w:hint="default" w:ascii="Times New Roman" w:hAnsi="Times New Roman" w:eastAsia="宋体" w:cs="Times New Roman"/>
-          <w:color w:val="1F2937"/>
-          <w:sz w:val="24"/>
-        </w:rPr>
-        <w:t xml:space="preserve">_data(user_id: str, month: str) -&gt; </w:t>
-      </w:r>
-      <w:r>
-        <w:rPr>
-          <w:rFonts w:hint="default" w:ascii="Times New Roman" w:hAnsi="Times New Roman" w:eastAsia="宋体" w:cs="Times New Roman"/>
-          <w:sz w:val="24"/>
-          <w:szCs w:val="24"/>
-        </w:rPr>
-        <w:t>dict | str</w:t>
-      </w:r>
-      <w:r>
-        <w:rPr>
-          <w:rFonts w:hint="default" w:ascii="Times New Roman" w:hAnsi="Times New Roman" w:eastAsia="宋体" w:cs="Times New Roman"/>
-          <w:color w:val="1F2937"/>
-          <w:sz w:val="24"/>
-        </w:rPr>
-        <w:t>:</w:t>
-      </w:r>
-      <w:r>
-        <w:rPr>
-          <w:rFonts w:ascii="Times New Roman" w:hAnsi="Times New Roman" w:eastAsia="宋体"/>
-          <w:color w:val="1F2937"/>
-          <w:sz w:val="24"/>
-        </w:rPr>
-        <w:br w:type="textWrapping"/>
-      </w:r>
-      <w:r>
-        <w:rPr>
-          <w:rFonts w:ascii="Times New Roman" w:hAnsi="Times New Roman" w:eastAsia="宋体"/>
-          <w:color w:val="1F2937"/>
-          <w:sz w:val="24"/>
-        </w:rPr>
-        <w:t xml:space="preserve">    try:</w:t>
-      </w:r>
-      <w:r>
-        <w:rPr>
-          <w:rFonts w:ascii="Times New Roman" w:hAnsi="Times New Roman" w:eastAsia="宋体"/>
-          <w:color w:val="1F2937"/>
-          <w:sz w:val="24"/>
-        </w:rPr>
-        <w:br w:type="textWrapping"/>
-      </w:r>
-      <w:r>
-        <w:rPr>
-          <w:rFonts w:ascii="Times New Roman" w:hAnsi="Times New Roman" w:eastAsia="宋体"/>
-          <w:color w:val="1F2937"/>
-          <w:sz w:val="24"/>
-        </w:rPr>
-        <w:t xml:space="preserve">        record = fetch_usage_record(user_id, month)</w:t>
-      </w:r>
-      <w:r>
-        <w:rPr>
-          <w:rFonts w:ascii="Times New Roman" w:hAnsi="Times New Roman" w:eastAsia="宋体"/>
-          <w:color w:val="1F2937"/>
-          <w:sz w:val="24"/>
-        </w:rPr>
-        <w:br w:type="textWrapping"/>
-      </w:r>
-      <w:r>
-        <w:rPr>
-          <w:rFonts w:ascii="Times New Roman" w:hAnsi="Times New Roman" w:eastAsia="宋体"/>
-          <w:color w:val="1F2937"/>
-          <w:sz w:val="24"/>
-        </w:rPr>
-        <w:t xml:space="preserve">        if record:</w:t>
-      </w:r>
-      <w:r>
-        <w:rPr>
-          <w:rFonts w:ascii="Times New Roman" w:hAnsi="Times New Roman" w:eastAsia="宋体"/>
-          <w:color w:val="1F2937"/>
-          <w:sz w:val="24"/>
-        </w:rPr>
-        <w:br w:type="textWrapping"/>
-      </w:r>
-      <w:r>
-        <w:rPr>
-          <w:rFonts w:ascii="Times New Roman" w:hAnsi="Times New Roman" w:eastAsia="宋体"/>
-          <w:color w:val="1F2937"/>
-          <w:sz w:val="24"/>
-        </w:rPr>
-        <w:t xml:space="preserve">            return {</w:t>
-      </w:r>
-      <w:r>
-        <w:rPr>
-          <w:rFonts w:ascii="Times New Roman" w:hAnsi="Times New Roman" w:eastAsia="宋体"/>
-          <w:color w:val="1F2937"/>
-          <w:sz w:val="24"/>
-        </w:rPr>
-        <w:br w:type="textWrapping"/>
-      </w:r>
-      <w:r>
-        <w:rPr>
-          <w:rFonts w:ascii="Times New Roman" w:hAnsi="Times New Roman" w:eastAsia="宋体"/>
-          <w:color w:val="1F2937"/>
-          <w:sz w:val="24"/>
-        </w:rPr>
-        <w:t xml:space="preserve">                "特征": record["feature"],</w:t>
-      </w:r>
-      <w:r>
-        <w:rPr>
-          <w:rFonts w:ascii="Times New Roman" w:hAnsi="Times New Roman" w:eastAsia="宋体"/>
-          <w:color w:val="1F2937"/>
-          <w:sz w:val="24"/>
-        </w:rPr>
-        <w:br w:type="textWrapping"/>
-      </w:r>
-      <w:r>
-        <w:rPr>
-          <w:rFonts w:ascii="Times New Roman" w:hAnsi="Times New Roman" w:eastAsia="宋体"/>
-          <w:color w:val="1F2937"/>
-          <w:sz w:val="24"/>
-        </w:rPr>
-        <w:t xml:space="preserve">                "效率": record["efficiency"],</w:t>
-      </w:r>
-      <w:r>
-        <w:rPr>
-          <w:rFonts w:ascii="Times New Roman" w:hAnsi="Times New Roman" w:eastAsia="宋体"/>
-          <w:color w:val="1F2937"/>
-          <w:sz w:val="24"/>
-        </w:rPr>
-        <w:br w:type="textWrapping"/>
-      </w:r>
-      <w:r>
-        <w:rPr>
-          <w:rFonts w:ascii="Times New Roman" w:hAnsi="Times New Roman" w:eastAsia="宋体"/>
-          <w:color w:val="1F2937"/>
-          <w:sz w:val="24"/>
-        </w:rPr>
-        <w:t xml:space="preserve">                "耗材": record["consumables"],</w:t>
-      </w:r>
-      <w:r>
-        <w:rPr>
-          <w:rFonts w:ascii="Times New Roman" w:hAnsi="Times New Roman" w:eastAsia="宋体"/>
-          <w:color w:val="1F2937"/>
-          <w:sz w:val="24"/>
-        </w:rPr>
-        <w:br w:type="textWrapping"/>
-      </w:r>
-      <w:r>
-        <w:rPr>
-          <w:rFonts w:ascii="Times New Roman" w:hAnsi="Times New Roman" w:eastAsia="宋体"/>
-          <w:color w:val="1F2937"/>
-          <w:sz w:val="24"/>
-        </w:rPr>
-        <w:t xml:space="preserve">                "对比": record["comparison"],</w:t>
-      </w:r>
-      <w:r>
-        <w:rPr>
-          <w:rFonts w:ascii="Times New Roman" w:hAnsi="Times New Roman" w:eastAsia="宋体"/>
-          <w:color w:val="1F2937"/>
-          <w:sz w:val="24"/>
-        </w:rPr>
-        <w:br w:type="textWrapping"/>
-      </w:r>
-      <w:r>
-        <w:rPr>
-          <w:rFonts w:ascii="Times New Roman" w:hAnsi="Times New Roman" w:eastAsia="宋体"/>
-          <w:color w:val="1F2937"/>
-          <w:sz w:val="24"/>
-        </w:rPr>
-        <w:t xml:space="preserve">            }</w:t>
-      </w:r>
-      <w:r>
-        <w:rPr>
-          <w:rFonts w:ascii="Times New Roman" w:hAnsi="Times New Roman" w:eastAsia="宋体"/>
-          <w:color w:val="1F2937"/>
-          <w:sz w:val="24"/>
-        </w:rPr>
-        <w:br w:type="textWrapping"/>
-      </w:r>
-      <w:r>
-        <w:rPr>
-          <w:rFonts w:ascii="Times New Roman" w:hAnsi="Times New Roman" w:eastAsia="宋体"/>
-          <w:color w:val="1F2937"/>
-          <w:sz w:val="24"/>
-        </w:rPr>
-        <w:t xml:space="preserve">    except Exception as e:</w:t>
-      </w:r>
-      <w:r>
-        <w:rPr>
-          <w:rFonts w:ascii="Times New Roman" w:hAnsi="Times New Roman" w:eastAsia="宋体"/>
-          <w:color w:val="1F2937"/>
-          <w:sz w:val="24"/>
-        </w:rPr>
-        <w:br w:type="textWrapping"/>
-      </w:r>
-      <w:r>
-        <w:rPr>
-          <w:rFonts w:ascii="Times New Roman" w:hAnsi="Times New Roman" w:eastAsia="宋体"/>
-          <w:color w:val="1F2937"/>
-          <w:sz w:val="24"/>
-        </w:rPr>
-        <w:t xml:space="preserve">        logger.warning(f"[fetch_external_data]MySQL查询失败，回退CSV数据源：{str(e)}")</w:t>
-      </w:r>
-      <w:r>
-        <w:rPr>
-          <w:rFonts w:ascii="Times New Roman" w:hAnsi="Times New Roman" w:eastAsia="宋体"/>
-          <w:color w:val="1F2937"/>
-          <w:sz w:val="24"/>
-        </w:rPr>
-        <w:br w:type="textWrapping"/>
-      </w:r>
-      <w:r>
-        <w:rPr>
-          <w:rFonts w:ascii="Times New Roman" w:hAnsi="Times New Roman" w:eastAsia="宋体"/>
-          <w:color w:val="1F2937"/>
-          <w:sz w:val="24"/>
-        </w:rPr>
-        <w:t xml:space="preserve">    generate_external_data()</w:t>
-      </w:r>
-      <w:r>
-        <w:rPr>
-          <w:rFonts w:ascii="Times New Roman" w:hAnsi="Times New Roman" w:eastAsia="宋体"/>
-          <w:color w:val="1F2937"/>
-          <w:sz w:val="24"/>
-        </w:rPr>
-        <w:br w:type="textWrapping"/>
-      </w:r>
-      <w:r>
-        <w:rPr>
-          <w:rFonts w:ascii="Times New Roman" w:hAnsi="Times New Roman" w:eastAsia="宋体"/>
-          <w:color w:val="1F2937"/>
-          <w:sz w:val="24"/>
-        </w:rPr>
-        <w:t xml:space="preserve">    return external_data.get(user_id, {}).get(month, "")</w:t>
-      </w:r>
-    </w:p>
-    <w:p>
-      <w:pPr>
-        <w:spacing w:line="240" w:lineRule="auto"/>
-      </w:pPr>
-      <w:r>
-        <w:rPr>
-          <w:rFonts w:ascii="Times New Roman" w:hAnsi="Times New Roman" w:eastAsia="宋体"/>
-          <w:sz w:val="24"/>
-        </w:rPr>
-        <w:t>新版工具实现将 MySQL 查询作为个人报告数据读取的优先路径。fetch_usage_record 根据 user_id 和 record_month 查询 usage_records 表，如果数据库连接异常或查询失败，系统会记录警告日志并回退到 CSV 数据源。该策略既体现了数据库持久化能力，也保证了毕业设计演示时的可用性。</w:t>
-      </w:r>
-    </w:p>
-    <w:p>
-      <w:pPr>
-        <w:spacing w:before="0" w:after="0" w:line="240" w:lineRule="auto"/>
-      </w:pPr>
-      <w:r>
-        <w:rPr>
-          <w:rFonts w:ascii="Times New Roman" w:hAnsi="Times New Roman" w:eastAsia="宋体"/>
-          <w:b w:val="0"/>
-          <w:sz w:val="24"/>
-        </w:rPr>
-        <w:t>工具模块位于 agent/tools/agent_tools.py。其中 rag_summarize 封装了检索增强问答能力，是知识型客服的核心工具；get_weather、get_user_location、get_user_id 和 get_current_month 属于辅助工具，用于满足特定业务情景的参数获取需求；fetch_external_data 优先从 MySQL 业务数据库读取指定用户和月份的使用记录，数据库不可用时回退到 CSV 样本数据源；fill_context_for_report 用于切换报告模式。</w:t>
-      </w:r>
-    </w:p>
-    <w:p>
-      <w:pPr>
-        <w:spacing w:line="240" w:lineRule="auto"/>
-      </w:pPr>
-      <w:r>
-        <w:rPr>
-          <w:rFonts w:ascii="Times New Roman" w:hAnsi="Times New Roman" w:eastAsia="宋体"/>
-          <w:sz w:val="24"/>
-        </w:rPr>
-        <w:t>值得注意的是，项目将报告生成过程设计为“工具链 + 提示词切换”相结合的方式，而不是简单让模型直接回答，这种设计提高了流程可控性。另一方面，当前部分工具数据采用随机返回方式，如用户城市、用户 ID 和当前月份，并不是真实外部服务，这一处理使原型搭建更加简单，但也意味着系统暂时仍停留在演示验证阶段。</w:t>
+        <w:t>值得注意的是，项目将报告生成过程设计为“工具链 + 提示词切换”相结合的方式，而不是简单让模型直接回答，这种设计提高了流程可控性。另一方面，当前 get_user_location 与 get_weather 仍属于演示型模拟工具；get_user_id 支持通过 AGENT_DEMO_USER_ID 环境变量指定用户，未指定时返回默认演示用户；get_current_month 支持通过 AGENT_DEMO_MONTH 环境变量或 config/agent.yml 中的 demo_month 配置指定月份。因此，系统已具备流程验证能力，但尚未接入真实定位、天气和用户认证服务。</w:t>
       </w:r>
     </w:p>
     <w:bookmarkEnd w:id="118"/>
@@ -11332,9 +14018,9 @@
           <w:szCs w:val="30"/>
         </w:rPr>
       </w:pPr>
-      <w:bookmarkStart w:id="119" w:name="_Toc10033"/>
+      <w:bookmarkStart w:id="119" w:name="_Toc17068"/>
       <w:bookmarkStart w:id="120" w:name="_Toc21715"/>
-      <w:bookmarkStart w:id="121" w:name="_Toc17068"/>
+      <w:bookmarkStart w:id="121" w:name="_Toc10033"/>
       <w:bookmarkStart w:id="122" w:name="中间件实现"/>
       <w:r>
         <w:rPr>
@@ -11583,8 +14269,8 @@
         </w:rPr>
       </w:pPr>
       <w:bookmarkStart w:id="123" w:name="_Toc16820"/>
-      <w:bookmarkStart w:id="124" w:name="_Toc27921"/>
-      <w:bookmarkStart w:id="125" w:name="_Toc3017"/>
+      <w:bookmarkStart w:id="124" w:name="_Toc3017"/>
+      <w:bookmarkStart w:id="125" w:name="_Toc27921"/>
       <w:bookmarkStart w:id="126" w:name="检索增强生成模块实现"/>
       <w:r>
         <w:rPr>
@@ -12169,151 +14855,219 @@
       </w:pPr>
       <w:r>
         <w:rPr>
-          <w:rFonts w:ascii="Times New Roman" w:hAnsi="Times New Roman" w:eastAsia="宋体"/>
-          <w:color w:val="1F2937"/>
-          <w:sz w:val="24"/>
+          <w:rFonts w:ascii="Consolas" w:hAnsi="Consolas"/>
+          <w:color w:val="1F2937"/>
+          <w:sz w:val="17"/>
         </w:rPr>
         <w:t>class ChatModelFactory(BaseModelFactory):</w:t>
       </w:r>
       <w:r>
         <w:rPr>
-          <w:rFonts w:ascii="Times New Roman" w:hAnsi="Times New Roman" w:eastAsia="宋体"/>
-          <w:color w:val="1F2937"/>
-          <w:sz w:val="24"/>
+          <w:rFonts w:ascii="Consolas" w:hAnsi="Consolas"/>
+          <w:color w:val="1F2937"/>
+          <w:sz w:val="17"/>
         </w:rPr>
         <w:br w:type="textWrapping"/>
       </w:r>
       <w:r>
         <w:rPr>
-          <w:rFonts w:ascii="Times New Roman" w:hAnsi="Times New Roman" w:eastAsia="宋体"/>
-          <w:color w:val="1F2937"/>
-          <w:sz w:val="24"/>
+          <w:rFonts w:ascii="Consolas" w:hAnsi="Consolas"/>
+          <w:color w:val="1F2937"/>
+          <w:sz w:val="17"/>
         </w:rPr>
         <w:t xml:space="preserve">    def generator(self):</w:t>
       </w:r>
       <w:r>
         <w:rPr>
-          <w:rFonts w:ascii="Times New Roman" w:hAnsi="Times New Roman" w:eastAsia="宋体"/>
-          <w:color w:val="1F2937"/>
-          <w:sz w:val="24"/>
+          <w:rFonts w:ascii="Consolas" w:hAnsi="Consolas"/>
+          <w:color w:val="1F2937"/>
+          <w:sz w:val="17"/>
         </w:rPr>
         <w:br w:type="textWrapping"/>
       </w:r>
       <w:r>
         <w:rPr>
-          <w:rFonts w:ascii="Times New Roman" w:hAnsi="Times New Roman" w:eastAsia="宋体"/>
-          <w:color w:val="1F2937"/>
-          <w:sz w:val="24"/>
-        </w:rPr>
-        <w:t xml:space="preserve">        return ChatTongyi(model=rag_conf["chat_model_name"])</w:t>
-      </w:r>
-      <w:r>
-        <w:rPr>
-          <w:rFonts w:ascii="Times New Roman" w:hAnsi="Times New Roman" w:eastAsia="宋体"/>
-          <w:color w:val="1F2937"/>
-          <w:sz w:val="24"/>
+          <w:rFonts w:ascii="Consolas" w:hAnsi="Consolas"/>
+          <w:color w:val="1F2937"/>
+          <w:sz w:val="17"/>
+        </w:rPr>
+        <w:t xml:space="preserve">        return ChatOpenAI(</w:t>
+      </w:r>
+      <w:r>
+        <w:rPr>
+          <w:rFonts w:ascii="Consolas" w:hAnsi="Consolas"/>
+          <w:color w:val="1F2937"/>
+          <w:sz w:val="17"/>
         </w:rPr>
         <w:br w:type="textWrapping"/>
       </w:r>
       <w:r>
         <w:rPr>
-          <w:rFonts w:ascii="Times New Roman" w:hAnsi="Times New Roman" w:eastAsia="宋体"/>
-          <w:color w:val="1F2937"/>
-          <w:sz w:val="24"/>
+          <w:rFonts w:ascii="Consolas" w:hAnsi="Consolas"/>
+          <w:color w:val="1F2937"/>
+          <w:sz w:val="17"/>
+        </w:rPr>
+        <w:t xml:space="preserve">            model=rag_conf["chat_model_name"],</w:t>
+      </w:r>
+      <w:r>
+        <w:rPr>
+          <w:rFonts w:ascii="Consolas" w:hAnsi="Consolas"/>
+          <w:color w:val="1F2937"/>
+          <w:sz w:val="17"/>
         </w:rPr>
         <w:br w:type="textWrapping"/>
       </w:r>
       <w:r>
         <w:rPr>
-          <w:rFonts w:ascii="Times New Roman" w:hAnsi="Times New Roman" w:eastAsia="宋体"/>
-          <w:color w:val="1F2937"/>
-          <w:sz w:val="24"/>
+          <w:rFonts w:ascii="Consolas" w:hAnsi="Consolas"/>
+          <w:color w:val="1F2937"/>
+          <w:sz w:val="17"/>
+        </w:rPr>
+        <w:t xml:space="preserve">            api_key=os.environ.get("DASHSCOPE_API_KEY"),</w:t>
+      </w:r>
+      <w:r>
+        <w:rPr>
+          <w:rFonts w:ascii="Consolas" w:hAnsi="Consolas"/>
+          <w:color w:val="1F2937"/>
+          <w:sz w:val="17"/>
+        </w:rPr>
+        <w:br w:type="textWrapping"/>
+      </w:r>
+      <w:r>
+        <w:rPr>
+          <w:rFonts w:ascii="Consolas" w:hAnsi="Consolas"/>
+          <w:color w:val="1F2937"/>
+          <w:sz w:val="17"/>
+        </w:rPr>
+        <w:t xml:space="preserve">            base_url=os.environ.get(</w:t>
+      </w:r>
+      <w:r>
+        <w:rPr>
+          <w:rFonts w:ascii="Consolas" w:hAnsi="Consolas"/>
+          <w:color w:val="1F2937"/>
+          <w:sz w:val="17"/>
+        </w:rPr>
+        <w:br w:type="textWrapping"/>
+      </w:r>
+      <w:r>
+        <w:rPr>
+          <w:rFonts w:ascii="Consolas" w:hAnsi="Consolas"/>
+          <w:color w:val="1F2937"/>
+          <w:sz w:val="17"/>
+        </w:rPr>
+        <w:t xml:space="preserve">                "DASHSCOPE_COMPATIBLE_BASE_URL",</w:t>
+      </w:r>
+      <w:r>
+        <w:rPr>
+          <w:rFonts w:ascii="Consolas" w:hAnsi="Consolas"/>
+          <w:color w:val="1F2937"/>
+          <w:sz w:val="17"/>
+        </w:rPr>
+        <w:br w:type="textWrapping"/>
+      </w:r>
+      <w:r>
+        <w:rPr>
+          <w:rFonts w:ascii="Consolas" w:hAnsi="Consolas"/>
+          <w:color w:val="1F2937"/>
+          <w:sz w:val="17"/>
+        </w:rPr>
+        <w:t xml:space="preserve">                "https://dashscope.aliyuncs.com/compatible-mode/v1",</w:t>
+      </w:r>
+      <w:r>
+        <w:rPr>
+          <w:rFonts w:ascii="Consolas" w:hAnsi="Consolas"/>
+          <w:color w:val="1F2937"/>
+          <w:sz w:val="17"/>
+        </w:rPr>
+        <w:br w:type="textWrapping"/>
+      </w:r>
+      <w:r>
+        <w:rPr>
+          <w:rFonts w:ascii="Consolas" w:hAnsi="Consolas"/>
+          <w:color w:val="1F2937"/>
+          <w:sz w:val="17"/>
+        </w:rPr>
+        <w:t xml:space="preserve">            ),</w:t>
+      </w:r>
+      <w:r>
+        <w:rPr>
+          <w:rFonts w:ascii="Consolas" w:hAnsi="Consolas"/>
+          <w:color w:val="1F2937"/>
+          <w:sz w:val="17"/>
+        </w:rPr>
+        <w:br w:type="textWrapping"/>
+      </w:r>
+      <w:r>
+        <w:rPr>
+          <w:rFonts w:ascii="Consolas" w:hAnsi="Consolas"/>
+          <w:color w:val="1F2937"/>
+          <w:sz w:val="17"/>
+        </w:rPr>
+        <w:t xml:space="preserve">        )</w:t>
+      </w:r>
+      <w:r>
+        <w:rPr>
+          <w:rFonts w:ascii="Consolas" w:hAnsi="Consolas"/>
+          <w:color w:val="1F2937"/>
+          <w:sz w:val="17"/>
+        </w:rPr>
+        <w:br w:type="textWrapping"/>
+      </w:r>
+      <w:r>
+        <w:rPr>
+          <w:rFonts w:ascii="Consolas" w:hAnsi="Consolas"/>
+          <w:color w:val="1F2937"/>
+          <w:sz w:val="17"/>
+        </w:rPr>
+        <w:br w:type="textWrapping"/>
+      </w:r>
+      <w:r>
+        <w:rPr>
+          <w:rFonts w:ascii="Consolas" w:hAnsi="Consolas"/>
+          <w:color w:val="1F2937"/>
+          <w:sz w:val="17"/>
         </w:rPr>
         <w:t>class EmbeddingsFactory(BaseModelFactory):</w:t>
       </w:r>
       <w:r>
         <w:rPr>
-          <w:rFonts w:ascii="Times New Roman" w:hAnsi="Times New Roman" w:eastAsia="宋体"/>
-          <w:color w:val="1F2937"/>
-          <w:sz w:val="24"/>
+          <w:rFonts w:ascii="Consolas" w:hAnsi="Consolas"/>
+          <w:color w:val="1F2937"/>
+          <w:sz w:val="17"/>
         </w:rPr>
         <w:br w:type="textWrapping"/>
       </w:r>
       <w:r>
         <w:rPr>
-          <w:rFonts w:ascii="Times New Roman" w:hAnsi="Times New Roman" w:eastAsia="宋体"/>
-          <w:color w:val="1F2937"/>
-          <w:sz w:val="24"/>
+          <w:rFonts w:ascii="Consolas" w:hAnsi="Consolas"/>
+          <w:color w:val="1F2937"/>
+          <w:sz w:val="17"/>
         </w:rPr>
         <w:t xml:space="preserve">    def generator(self):</w:t>
       </w:r>
       <w:r>
         <w:rPr>
-          <w:rFonts w:ascii="Times New Roman" w:hAnsi="Times New Roman" w:eastAsia="宋体"/>
-          <w:color w:val="1F2937"/>
-          <w:sz w:val="24"/>
+          <w:rFonts w:ascii="Consolas" w:hAnsi="Consolas"/>
+          <w:color w:val="1F2937"/>
+          <w:sz w:val="17"/>
         </w:rPr>
         <w:br w:type="textWrapping"/>
       </w:r>
       <w:r>
         <w:rPr>
-          <w:rFonts w:ascii="Times New Roman" w:hAnsi="Times New Roman" w:eastAsia="宋体"/>
-          <w:color w:val="1F2937"/>
-          <w:sz w:val="24"/>
+          <w:rFonts w:ascii="Consolas" w:hAnsi="Consolas"/>
+          <w:color w:val="1F2937"/>
+          <w:sz w:val="17"/>
         </w:rPr>
         <w:t xml:space="preserve">        return DashScopeEmbeddings(model=rag_conf["embedding_model_name"])</w:t>
       </w:r>
-      <w:r>
-        <w:rPr>
-          <w:rFonts w:ascii="Times New Roman" w:hAnsi="Times New Roman" w:eastAsia="宋体"/>
-          <w:color w:val="1F2937"/>
-          <w:sz w:val="24"/>
-        </w:rPr>
-        <w:br w:type="textWrapping"/>
-      </w:r>
-      <w:r>
-        <w:rPr>
-          <w:rFonts w:ascii="Times New Roman" w:hAnsi="Times New Roman" w:eastAsia="宋体"/>
-          <w:color w:val="1F2937"/>
-          <w:sz w:val="24"/>
-        </w:rPr>
-        <w:br w:type="textWrapping"/>
-      </w:r>
-      <w:r>
-        <w:rPr>
-          <w:rFonts w:ascii="Times New Roman" w:hAnsi="Times New Roman" w:eastAsia="宋体"/>
-          <w:color w:val="1F2937"/>
-          <w:sz w:val="24"/>
-        </w:rPr>
-        <w:t>chat_model = ChatModelFactory().generator()</w:t>
-      </w:r>
-      <w:r>
-        <w:rPr>
-          <w:rFonts w:ascii="Times New Roman" w:hAnsi="Times New Roman" w:eastAsia="宋体"/>
-          <w:color w:val="1F2937"/>
-          <w:sz w:val="24"/>
-        </w:rPr>
-        <w:br w:type="textWrapping"/>
-      </w:r>
-      <w:r>
-        <w:rPr>
-          <w:rFonts w:ascii="Times New Roman" w:hAnsi="Times New Roman" w:eastAsia="宋体"/>
-          <w:color w:val="1F2937"/>
-          <w:sz w:val="24"/>
-        </w:rPr>
-        <w:t>embed_model = EmbeddingsFactory().generator()</w:t>
-      </w:r>
     </w:p>
     <w:p>
       <w:pPr>
         <w:spacing w:line="240" w:lineRule="auto"/>
       </w:pPr>
       <w:r>
-        <w:rPr>
-          <w:rFonts w:ascii="Times New Roman" w:hAnsi="Times New Roman" w:eastAsia="宋体"/>
-          <w:sz w:val="24"/>
-        </w:rPr>
-        <w:t>模型工厂位于 model/factory.py。项目通过抽象工厂方式统一创建聊天模型和嵌入模型，并从 config/rag.yml 读取模型名称。此做法降低了模型层与业务层的耦合，后续若更换模型，只需修改配置文件即可。</w:t>
+        <w:t>模型工厂位于 model/factory.py。项目通过抽象工厂方式统一创建聊天模型和嵌入模型，其中聊天模型使用ChatOpenAI连接DashScope兼容接口，嵌入模型使用DashScopeEmbeddings，并从config/rag.yml读取模型名称。此做法降低了模型层与业务层的耦合，后续若更换模型，只需修改配置文件或环境变量即可。</w:t>
       </w:r>
     </w:p>
     <w:p>
@@ -12344,9 +15098,9 @@
           <w:szCs w:val="30"/>
         </w:rPr>
       </w:pPr>
-      <w:bookmarkStart w:id="131" w:name="_Toc18962"/>
-      <w:bookmarkStart w:id="132" w:name="_Toc1420"/>
-      <w:bookmarkStart w:id="133" w:name="_Toc3338"/>
+      <w:bookmarkStart w:id="131" w:name="_Toc3338"/>
+      <w:bookmarkStart w:id="132" w:name="_Toc18962"/>
+      <w:bookmarkStart w:id="133" w:name="_Toc1420"/>
       <w:bookmarkStart w:id="134" w:name="日志与安全实现"/>
       <w:r>
         <w:rPr>
@@ -12385,7 +15139,7 @@
                     </pic:cNvPicPr>
                   </pic:nvPicPr>
                   <pic:blipFill>
-                    <a:blip r:embed="rId19"/>
+                    <a:blip r:embed="rId30"/>
                     <a:stretch>
                       <a:fillRect/>
                     </a:stretch>
@@ -12824,8 +15578,8 @@
         </w:rPr>
       </w:pPr>
       <w:bookmarkStart w:id="135" w:name="_Toc27072"/>
-      <w:bookmarkStart w:id="136" w:name="_Toc3396"/>
-      <w:bookmarkStart w:id="137" w:name="_Toc26381"/>
+      <w:bookmarkStart w:id="136" w:name="_Toc26381"/>
+      <w:bookmarkStart w:id="137" w:name="_Toc3396"/>
       <w:bookmarkStart w:id="138" w:name="当前实现中的局限"/>
       <w:r>
         <w:rPr>
@@ -12846,11 +15600,7 @@
         <w:spacing w:line="240" w:lineRule="auto"/>
       </w:pPr>
       <w:r>
-        <w:rPr>
-          <w:rFonts w:ascii="Times New Roman" w:hAnsi="Times New Roman" w:eastAsia="宋体"/>
-          <w:sz w:val="24"/>
-        </w:rPr>
-        <w:t>在对代码进行分析后，本文也发现项目仍存在若干局限。首先，用户位置、用户 ID 和月份等信息目前由随机函数返回，尚未接入真实用户系统。其次，外部记录数据虽然已迁移至 MySQL，并保留 CSV 兜底机制，但用户身份认证、设备绑定和真实清扫设备数据同步仍未实现。再次，系统当前未实现持久化对话记忆，前端虽保留页面消息历史，但智能体每轮执行主要接收当前问题。最后，项目中尚缺少成体系的自动化测试与量化评测模块，系统评估仍以功能验证和案例分析为主。</w:t>
+        <w:t>在对代码进行分析后，本文也发现项目仍存在若干局限。首先，用户位置和天气数据目前由演示工具模拟返回，用户ID与月份虽然支持环境变量和配置项指定，但尚未接入真实用户认证、定位和设备云端系统。其次，外部记录数据虽然已迁移至 MySQL，并保留 CSV 兜底机制，但用户身份认证、设备绑定和真实清扫设备数据同步仍未实现。再次，系统当前未实现持久化对话记忆，前端虽保留页面消息历史，但智能体每轮执行主要接收当前问题。最后，项目中尚缺少成体系的自动化测试与量化评测模块，系统评估仍以功能验证和案例分析为主。</w:t>
       </w:r>
     </w:p>
     <w:p>
@@ -12933,9 +15683,9 @@
           <w:szCs w:val="30"/>
         </w:rPr>
       </w:pPr>
-      <w:bookmarkStart w:id="143" w:name="_Toc11984"/>
-      <w:bookmarkStart w:id="144" w:name="_Toc230"/>
-      <w:bookmarkStart w:id="145" w:name="_Toc5060"/>
+      <w:bookmarkStart w:id="143" w:name="_Toc230"/>
+      <w:bookmarkStart w:id="144" w:name="_Toc5060"/>
+      <w:bookmarkStart w:id="145" w:name="_Toc11984"/>
       <w:bookmarkStart w:id="146" w:name="测试目标与方法"/>
       <w:r>
         <w:rPr>
@@ -12977,9 +15727,9 @@
           <w:szCs w:val="30"/>
         </w:rPr>
       </w:pPr>
-      <w:bookmarkStart w:id="147" w:name="_Toc27695"/>
-      <w:bookmarkStart w:id="148" w:name="_Toc26909"/>
-      <w:bookmarkStart w:id="149" w:name="_Toc6338"/>
+      <w:bookmarkStart w:id="147" w:name="_Toc26909"/>
+      <w:bookmarkStart w:id="148" w:name="_Toc6338"/>
+      <w:bookmarkStart w:id="149" w:name="_Toc27695"/>
       <w:bookmarkStart w:id="150" w:name="测试环境与测试对象"/>
       <w:r>
         <w:rPr>
@@ -13005,20 +15755,7 @@
         </w:rPr>
       </w:pPr>
       <w:r>
-        <w:rPr>
-          <w:rFonts w:ascii="Times New Roman" w:hAnsi="Times New Roman" w:eastAsia="宋体"/>
-          <w:b w:val="0"/>
-          <w:sz w:val="24"/>
-        </w:rPr>
-        <w:t>测试对象为当前项目工程中的完整原型系统。项目包含6份知识库文件、120条外部记录样本、1个Streamlit 前端页面、1个LangChain智能体主类、7个工具函数、3个中间件、MySQL usage_records业务表以及若干配置与工具模块。系统运行依赖Python环境、LangChain相关库、Chroma组件、MySQL数据库和通义千问模型接口。</w:t>
-      </w:r>
-      <w:r>
-        <w:rPr>
-          <w:rFonts w:hint="eastAsia" w:ascii="Times New Roman" w:hAnsi="Times New Roman" w:eastAsia="宋体"/>
-          <w:b w:val="0"/>
-          <w:sz w:val="24"/>
-        </w:rPr>
-        <w:t>为更清晰地说明系统主要功能的测试情况，本文设计了如表6-1所示的功能测试用例。</w:t>
+        <w:t>测试对象为当前项目工程中的完整原型系统。项目包含6份知识库文件、120条外部记录样本、1个Streamlit前端页面、1个LangChain智能体主类、7个工具函数、3个中间件，以及MySQL中的users、devices、usage_records、knowledge_files、chat_sessions、chat_messages、tool_call_logs和report_records等8张数据表。系统运行依赖Python环境、LangChain相关库、Chroma组件、MySQL数据库和通义千问模型接口。为更清晰地说明系统主要功能的测试情况，本文设计了如表6-1所示的功能测试用例。</w:t>
       </w:r>
     </w:p>
     <w:p>
@@ -13976,7 +16713,6 @@
             <w:insideH w:val="none" w:color="auto" w:sz="0" w:space="0"/>
             <w:insideV w:val="none" w:color="auto" w:sz="0" w:space="0"/>
           </w:tblBorders>
-          <w:shd w:val="clear" w:color="auto" w:fill="auto"/>
           <w:tblCellMar>
             <w:top w:w="15" w:type="dxa"/>
             <w:left w:w="15" w:type="dxa"/>
@@ -14358,9 +17094,9 @@
           <w:szCs w:val="28"/>
         </w:rPr>
       </w:pPr>
-      <w:bookmarkStart w:id="155" w:name="_Toc30069"/>
-      <w:bookmarkStart w:id="156" w:name="_Toc4602"/>
-      <w:bookmarkStart w:id="157" w:name="_Toc20213"/>
+      <w:bookmarkStart w:id="155" w:name="_Toc4602"/>
+      <w:bookmarkStart w:id="156" w:name="_Toc20213"/>
+      <w:bookmarkStart w:id="157" w:name="_Toc30069"/>
       <w:bookmarkStart w:id="158" w:name="前端交互测试"/>
       <w:r>
         <w:rPr>
@@ -14414,9 +17150,9 @@
           <w:szCs w:val="28"/>
         </w:rPr>
       </w:pPr>
-      <w:bookmarkStart w:id="159" w:name="_Toc8780"/>
-      <w:bookmarkStart w:id="160" w:name="_Toc8721"/>
-      <w:bookmarkStart w:id="161" w:name="_Toc8136"/>
+      <w:bookmarkStart w:id="159" w:name="_Toc8136"/>
+      <w:bookmarkStart w:id="160" w:name="_Toc8780"/>
+      <w:bookmarkStart w:id="161" w:name="_Toc8721"/>
       <w:bookmarkStart w:id="162" w:name="知识问答测试"/>
       <w:r>
         <w:rPr>
@@ -14437,18 +17173,7 @@
         <w:spacing w:line="240" w:lineRule="auto"/>
       </w:pPr>
       <w:r>
-        <w:rPr>
-          <w:rFonts w:hint="eastAsia" w:ascii="Times New Roman" w:hAnsi="Times New Roman" w:eastAsia="宋体"/>
-          <w:sz w:val="24"/>
-        </w:rPr>
-        <w:t>知识问答测试主要通过日志样本和问答结果进行验证。系统能够围绕用户问题调用知识检索工具，并将选购、维护、故障等领域资料转化为自然语言答案。</w:t>
-      </w:r>
-      <w:r>
-        <w:rPr>
-          <w:rFonts w:ascii="Times New Roman" w:hAnsi="Times New Roman" w:eastAsia="宋体"/>
-          <w:sz w:val="24"/>
-        </w:rPr>
-        <w:t>从日志样本可以看到，当用户输入“我所在的城市是杭州，帮我推荐一款扫地机器人”时，系统调用了rag_summarize工具，并以“杭州 扫地机器人推荐”为检索词完成知识召回与结果生成。这表明系统能够将自然语言问题转换为领域检索任务，并返回与选购场景相关的建议。</w:t>
+        <w:t>知识问答测试主要通过日志样本和问答结果进行验证，测试效果如图5-2所示。系统能够围绕用户问题调用知识检索工具，并将选购、维护、故障等领域资料转化为自然语言答案。从日志样本可以看到，当用户输入“我所在的城市是杭州，帮我推荐一款扫地机器人”时，系统调用了rag_summarize工具，并以“杭州 扫地机器人推荐”为检索词完成知识召回与结果生成。这表明系统能够将自然语言问题转换为领域检索任务，并返回与选购场景相关的建议。</w:t>
       </w:r>
     </w:p>
     <w:p>
@@ -14574,9 +17299,9 @@
           <w:szCs w:val="28"/>
         </w:rPr>
       </w:pPr>
-      <w:bookmarkStart w:id="163" w:name="_Toc21724"/>
-      <w:bookmarkStart w:id="164" w:name="_Toc5519"/>
-      <w:bookmarkStart w:id="165" w:name="_Toc15569"/>
+      <w:bookmarkStart w:id="163" w:name="_Toc15569"/>
+      <w:bookmarkStart w:id="164" w:name="_Toc21724"/>
+      <w:bookmarkStart w:id="165" w:name="_Toc5519"/>
       <w:bookmarkStart w:id="166" w:name="报告流程测试"/>
       <w:r>
         <w:rPr>
@@ -14635,18 +17360,7 @@
         <w:spacing w:line="240" w:lineRule="auto"/>
       </w:pPr>
       <w:r>
-        <w:rPr>
-          <w:rFonts w:hint="eastAsia" w:ascii="Times New Roman" w:hAnsi="Times New Roman" w:eastAsia="宋体"/>
-          <w:sz w:val="24"/>
-        </w:rPr>
-        <w:t>测试效果如图5-2和图5-3所示</w:t>
-      </w:r>
-      <w:r>
-        <w:rPr>
-          <w:rFonts w:ascii="Times New Roman" w:hAnsi="Times New Roman" w:eastAsia="宋体"/>
-          <w:sz w:val="24"/>
-        </w:rPr>
-        <w:t>。报告场景不是直接由模型自由生成，而是通过用户ID、月份、上下文注入和外部记录查询组成受控链路，更符合客服系统对个性化数据的处理要求。</w:t>
+        <w:t>测试效果如图5-3所示。报告场景不是直接由模型自由生成，而是通过用户ID、月份、上下文注入和外部记录查询组成受控链路，更符合客服系统对个性化数据的处理要求。</w:t>
       </w:r>
     </w:p>
     <w:p>
@@ -14676,8 +17390,8 @@
           <w:szCs w:val="28"/>
         </w:rPr>
       </w:pPr>
-      <w:bookmarkStart w:id="167" w:name="_Toc4374"/>
-      <w:bookmarkStart w:id="168" w:name="_Toc9963"/>
+      <w:bookmarkStart w:id="167" w:name="_Toc9963"/>
+      <w:bookmarkStart w:id="168" w:name="_Toc4374"/>
       <w:bookmarkStart w:id="169" w:name="_Toc28023"/>
       <w:bookmarkStart w:id="170" w:name="日志与监控测试"/>
       <w:r>
@@ -14789,8 +17503,8 @@
           <w:szCs w:val="30"/>
         </w:rPr>
       </w:pPr>
-      <w:bookmarkStart w:id="175" w:name="_Toc1685"/>
-      <w:bookmarkStart w:id="176" w:name="_Toc7677"/>
+      <w:bookmarkStart w:id="175" w:name="_Toc7677"/>
+      <w:bookmarkStart w:id="176" w:name="_Toc1685"/>
       <w:bookmarkStart w:id="177" w:name="_Toc5237"/>
       <w:bookmarkStart w:id="178" w:name="测试结果总结"/>
       <w:r>
@@ -14955,9 +17669,9 @@
           <w:szCs w:val="32"/>
         </w:rPr>
       </w:pPr>
-      <w:bookmarkStart w:id="179" w:name="_Toc27006"/>
+      <w:bookmarkStart w:id="179" w:name="_Toc18223"/>
       <w:bookmarkStart w:id="180" w:name="_Toc9366"/>
-      <w:bookmarkStart w:id="181" w:name="_Toc18223"/>
+      <w:bookmarkStart w:id="181" w:name="_Toc27006"/>
       <w:bookmarkStart w:id="182" w:name="结论与展望"/>
       <w:r>
         <w:rPr>
@@ -15032,12 +17746,7 @@
         <w:spacing w:before="0" w:after="0" w:line="240" w:lineRule="auto"/>
       </w:pPr>
       <w:r>
-        <w:rPr>
-          <w:rFonts w:ascii="Times New Roman" w:hAnsi="Times New Roman" w:eastAsia="宋体"/>
-          <w:b w:val="0"/>
-          <w:sz w:val="24"/>
-        </w:rPr>
-        <w:t>当然，本文实现仍属于原型阶段，尚存在一些不足。当前部分工具数据依赖随机模拟，尚未接入真实用户系统与真实天气接口；外部业务数据虽然已通过MySQL进行结构化存储，但用户身份认证、设备绑定和真实清扫设备数据同步仍未实现；系统尚缺少持久化多轮会话记忆与自动化测试体系；对问答质量的评估主要依赖案例分析，缺少大规模量化指标。未来的研究和开发可从以下方向进一步展开：一是接入真实业务数据库、售后工单系统和设备接口，提升系统实用性；二是引入更完善的对话记忆与用户画像机制，增强个性化服务能力；三是优化知识切分、召回排序和提示词设计，提高回答准确率；四是建立标准测试集和评价指标，对系统的准确率、召回率、响应时间与用户满意度进行量化分析；五是结合企业私有部署与权限控制，进一步提升系统在真实业务场景中的落地能力。</w:t>
+        <w:t>当然，本文实现仍属于原型阶段，尚存在一些不足。当前用户位置和天气数据仍由演示工具模拟返回，用户ID与月份虽支持环境变量和配置项指定，但尚未接入真实用户认证、定位和设备云端系统；外部业务数据虽然已通过MySQL进行结构化存储，但用户身份认证、设备绑定和真实清扫设备数据同步仍未实现；系统尚缺少持久化多轮会话记忆与自动化测试体系；对问答质量的评估主要依赖案例分析，缺少大规模量化指标。未来的研究和开发可从以下方向进一步展开：一是接入真实业务数据库、售后工单系统和设备接口，提升系统实用性；二是引入更完善的对话记忆与用户画像机制，增强个性化服务能力；三是优化知识切分、召回排序和提示词设计，提高回答准确率；四是建立标准测试集和评价指标，对系统的准确率、召回率、响应时间与用户满意度进行量化分析；五是结合企业私有部署与权限控制，进一步提升系统在真实业务场景中的落地能力。</w:t>
       </w:r>
     </w:p>
     <w:p>
@@ -15065,9 +17774,9 @@
           <w:szCs w:val="32"/>
         </w:rPr>
       </w:pPr>
-      <w:bookmarkStart w:id="183" w:name="_Toc3937"/>
-      <w:bookmarkStart w:id="184" w:name="_Toc1414"/>
-      <w:bookmarkStart w:id="185" w:name="_Toc29220"/>
+      <w:bookmarkStart w:id="183" w:name="_Toc29220"/>
+      <w:bookmarkStart w:id="184" w:name="_Toc3937"/>
+      <w:bookmarkStart w:id="185" w:name="_Toc1414"/>
       <w:bookmarkStart w:id="186" w:name="致谢"/>
       <w:r>
         <w:rPr>
@@ -15355,8 +18064,8 @@
       </w:pPr>
       <w:bookmarkStart w:id="190" w:name="参考文献"/>
       <w:bookmarkStart w:id="191" w:name="_Toc25979"/>
-      <w:bookmarkStart w:id="192" w:name="_Toc21293"/>
-      <w:bookmarkStart w:id="193" w:name="_Toc2282"/>
+      <w:bookmarkStart w:id="192" w:name="_Toc2282"/>
+      <w:bookmarkStart w:id="193" w:name="_Toc21293"/>
       <w:r>
         <w:rPr>
           <w:rStyle w:val="49"/>
@@ -16586,11 +19295,7 @@
         <w:spacing w:line="240" w:lineRule="auto"/>
       </w:pPr>
       <w:r>
-        <w:rPr>
-          <w:rFonts w:ascii="Times New Roman" w:hAnsi="Times New Roman" w:eastAsia="宋体"/>
-          <w:sz w:val="24"/>
-        </w:rPr>
-        <w:t>3. 前端主文件 app.py 约 42 行。</w:t>
+        <w:t>3. 前端主文件 app.py 约 61 行。</w:t>
       </w:r>
     </w:p>
     <w:p>
@@ -16598,11 +19303,7 @@
         <w:spacing w:line="240" w:lineRule="auto"/>
       </w:pPr>
       <w:r>
-        <w:rPr>
-          <w:rFonts w:ascii="Times New Roman" w:hAnsi="Times New Roman" w:eastAsia="宋体"/>
-          <w:sz w:val="24"/>
-        </w:rPr>
-        <w:t>4. 智能体主文件 agent/react_agent.py 约 34 行。</w:t>
+        <w:t>4. 智能体主文件 agent/react_agent.py 约 38 行。</w:t>
       </w:r>
     </w:p>
     <w:p>
@@ -16610,11 +19311,7 @@
         <w:spacing w:line="240" w:lineRule="auto"/>
       </w:pPr>
       <w:r>
-        <w:rPr>
-          <w:rFonts w:ascii="Times New Roman" w:hAnsi="Times New Roman" w:eastAsia="宋体"/>
-          <w:sz w:val="24"/>
-        </w:rPr>
-        <w:t>5. 工具模块 agent/tools/agent_tools.py 约 82 行。</w:t>
+        <w:t>5. 工具模块 agent/tools/agent_tools.py 约 94 行。</w:t>
       </w:r>
     </w:p>
     <w:p>
@@ -16622,11 +19319,7 @@
         <w:spacing w:line="240" w:lineRule="auto"/>
       </w:pPr>
       <w:r>
-        <w:rPr>
-          <w:rFonts w:ascii="Times New Roman" w:hAnsi="Times New Roman" w:eastAsia="宋体"/>
-          <w:sz w:val="24"/>
-        </w:rPr>
-        <w:t>6. 中间件模块 agent/tools/middleware.py 约 51 行。</w:t>
+        <w:t>6. 中间件模块 agent/tools/middleware.py 约 67 行。</w:t>
       </w:r>
     </w:p>
     <w:p>

--- a/word/基于LangChain的智能扫地机器人客服系统设计与实现.docx
+++ b/word/基于LangChain的智能扫地机器人客服系统设计与实现.docx
@@ -163,12 +163,6 @@
             <w:insideH w:val="none" w:color="auto" w:sz="0" w:space="0"/>
             <w:insideV w:val="none" w:color="auto" w:sz="0" w:space="0"/>
           </w:tblBorders>
-          <w:tblCellMar>
-            <w:top w:w="0" w:type="dxa"/>
-            <w:left w:w="108" w:type="dxa"/>
-            <w:bottom w:w="0" w:type="dxa"/>
-            <w:right w:w="108" w:type="dxa"/>
-          </w:tblCellMar>
         </w:tblPrEx>
         <w:trPr>
           <w:trHeight w:val="433" w:hRule="atLeast"/>
@@ -1026,8 +1020,8 @@
         </w:rPr>
       </w:pPr>
       <w:bookmarkStart w:id="0" w:name="_Toc16476"/>
-      <w:bookmarkStart w:id="1" w:name="_Toc1071"/>
-      <w:bookmarkStart w:id="2" w:name="_Toc1862"/>
+      <w:bookmarkStart w:id="1" w:name="_Toc1862"/>
+      <w:bookmarkStart w:id="2" w:name="_Toc1071"/>
       <w:r>
         <w:rPr>
           <w:rFonts w:hint="eastAsia" w:ascii="Times New Roman" w:hAnsi="Times New Roman" w:eastAsia="宋体" w:cs="Times New Roman"/>
@@ -1139,9 +1133,9 @@
           <w:rFonts w:hint="eastAsia" w:ascii="Times New Roman" w:hAnsi="Times New Roman" w:eastAsia="宋体" w:cs="Times New Roman"/>
         </w:rPr>
       </w:pPr>
-      <w:bookmarkStart w:id="3" w:name="_Toc14993"/>
-      <w:bookmarkStart w:id="4" w:name="_Toc14408"/>
-      <w:bookmarkStart w:id="5" w:name="_Toc7914"/>
+      <w:bookmarkStart w:id="3" w:name="_Toc7914"/>
+      <w:bookmarkStart w:id="4" w:name="_Toc14993"/>
+      <w:bookmarkStart w:id="5" w:name="_Toc14408"/>
       <w:r>
         <w:rPr>
           <w:rFonts w:hint="eastAsia" w:ascii="Times New Roman" w:hAnsi="Times New Roman" w:eastAsia="宋体" w:cs="Times New Roman"/>
@@ -5863,9 +5857,9 @@
           <w:szCs w:val="30"/>
         </w:rPr>
       </w:pPr>
-      <w:bookmarkStart w:id="13" w:name="_Toc16561"/>
+      <w:bookmarkStart w:id="13" w:name="_Toc27123"/>
       <w:bookmarkStart w:id="14" w:name="_Toc31552"/>
-      <w:bookmarkStart w:id="15" w:name="_Toc27123"/>
+      <w:bookmarkStart w:id="15" w:name="_Toc16561"/>
       <w:bookmarkStart w:id="16" w:name="研究背景"/>
       <w:r>
         <w:rPr>
@@ -6095,8 +6089,8 @@
         </w:rPr>
       </w:pPr>
       <w:bookmarkStart w:id="17" w:name="_Toc23958"/>
-      <w:bookmarkStart w:id="18" w:name="_Toc13229"/>
-      <w:bookmarkStart w:id="19" w:name="_Toc3546"/>
+      <w:bookmarkStart w:id="18" w:name="_Toc3546"/>
+      <w:bookmarkStart w:id="19" w:name="_Toc13229"/>
       <w:bookmarkStart w:id="20" w:name="研究目的与意义"/>
       <w:r>
         <w:rPr>
@@ -6211,8 +6205,8 @@
         </w:rPr>
       </w:pPr>
       <w:bookmarkStart w:id="21" w:name="_Toc22188"/>
-      <w:bookmarkStart w:id="22" w:name="_Toc17712"/>
-      <w:bookmarkStart w:id="23" w:name="_Toc17944"/>
+      <w:bookmarkStart w:id="22" w:name="_Toc17944"/>
+      <w:bookmarkStart w:id="23" w:name="_Toc17712"/>
       <w:bookmarkStart w:id="24" w:name="国内外研究现状"/>
       <w:r>
         <w:rPr>
@@ -6458,8 +6452,8 @@
           <w:szCs w:val="30"/>
         </w:rPr>
       </w:pPr>
-      <w:bookmarkStart w:id="25" w:name="_Toc5373"/>
-      <w:bookmarkStart w:id="26" w:name="_Toc31862"/>
+      <w:bookmarkStart w:id="25" w:name="_Toc31862"/>
+      <w:bookmarkStart w:id="26" w:name="_Toc5373"/>
       <w:bookmarkStart w:id="27" w:name="_Toc10447"/>
       <w:bookmarkStart w:id="28" w:name="研究内容与论文结构"/>
       <w:r>
@@ -6686,8 +6680,8 @@
         </w:rPr>
       </w:pPr>
       <w:bookmarkStart w:id="37" w:name="_Toc16599"/>
-      <w:bookmarkStart w:id="38" w:name="_Toc15477"/>
-      <w:bookmarkStart w:id="39" w:name="_Toc25849"/>
+      <w:bookmarkStart w:id="38" w:name="_Toc25849"/>
+      <w:bookmarkStart w:id="39" w:name="_Toc15477"/>
       <w:bookmarkStart w:id="40" w:name="检索增强生成技术"/>
       <w:r>
         <w:rPr>
@@ -6802,9 +6796,9 @@
           <w:szCs w:val="30"/>
         </w:rPr>
       </w:pPr>
-      <w:bookmarkStart w:id="41" w:name="_Toc22405"/>
+      <w:bookmarkStart w:id="41" w:name="_Toc16999"/>
       <w:bookmarkStart w:id="42" w:name="_Toc31124"/>
-      <w:bookmarkStart w:id="43" w:name="_Toc16999"/>
+      <w:bookmarkStart w:id="43" w:name="_Toc22405"/>
       <w:bookmarkStart w:id="44" w:name="向量数据库-chroma"/>
       <w:r>
         <w:rPr>
@@ -6943,8 +6937,8 @@
         </w:rPr>
       </w:pPr>
       <w:bookmarkStart w:id="49" w:name="_Toc15151"/>
-      <w:bookmarkStart w:id="50" w:name="_Toc15641"/>
-      <w:bookmarkStart w:id="51" w:name="_Toc3250"/>
+      <w:bookmarkStart w:id="50" w:name="_Toc3250"/>
+      <w:bookmarkStart w:id="51" w:name="_Toc15641"/>
       <w:bookmarkStart w:id="52" w:name="streamlit-前端框架"/>
       <w:r>
         <w:rPr>
@@ -7001,8 +6995,8 @@
         </w:rPr>
       </w:pPr>
       <w:bookmarkStart w:id="53" w:name="_Toc28035"/>
-      <w:bookmarkStart w:id="54" w:name="_Toc2660"/>
-      <w:bookmarkStart w:id="55" w:name="_Toc31024"/>
+      <w:bookmarkStart w:id="54" w:name="_Toc31024"/>
+      <w:bookmarkStart w:id="55" w:name="_Toc2660"/>
       <w:bookmarkStart w:id="56" w:name="系统需求分析"/>
       <w:r>
         <w:rPr>
@@ -7144,8 +7138,8 @@
           <w:szCs w:val="30"/>
         </w:rPr>
       </w:pPr>
-      <w:bookmarkStart w:id="61" w:name="_Toc23650"/>
-      <w:bookmarkStart w:id="62" w:name="_Toc25657"/>
+      <w:bookmarkStart w:id="61" w:name="_Toc25657"/>
+      <w:bookmarkStart w:id="62" w:name="_Toc23650"/>
       <w:bookmarkStart w:id="63" w:name="_Toc12584"/>
       <w:bookmarkStart w:id="64" w:name="功能需求分析"/>
       <w:r>
@@ -7194,9 +7188,9 @@
       <w:r>
         <w:drawing>
           <wp:inline distT="0" distB="0" distL="114300" distR="114300">
-            <wp:extent cx="4824095" cy="2358390"/>
-            <wp:effectExtent l="0" t="0" r="6985" b="3810"/>
-            <wp:docPr id="3" name="图片 1"/>
+            <wp:extent cx="5754370" cy="3062605"/>
+            <wp:effectExtent l="0" t="0" r="11430" b="10795"/>
+            <wp:docPr id="15" name="图片 1"/>
             <wp:cNvGraphicFramePr>
               <a:graphicFrameLocks xmlns:a="http://schemas.openxmlformats.org/drawingml/2006/main" noChangeAspect="1"/>
             </wp:cNvGraphicFramePr>
@@ -7204,7 +7198,7 @@
               <a:graphicData uri="http://schemas.openxmlformats.org/drawingml/2006/picture">
                 <pic:pic xmlns:pic="http://schemas.openxmlformats.org/drawingml/2006/picture">
                   <pic:nvPicPr>
-                    <pic:cNvPr id="3" name="图片 1"/>
+                    <pic:cNvPr id="15" name="图片 1"/>
                     <pic:cNvPicPr>
                       <a:picLocks noChangeAspect="1"/>
                     </pic:cNvPicPr>
@@ -7218,7 +7212,7 @@
                   <pic:spPr>
                     <a:xfrm>
                       <a:off x="0" y="0"/>
-                      <a:ext cx="4824095" cy="2358390"/>
+                      <a:ext cx="5754370" cy="3062605"/>
                     </a:xfrm>
                     <a:prstGeom prst="rect">
                       <a:avLst/>
@@ -7263,6 +7257,10 @@
     <w:p>
       <w:pPr>
         <w:spacing w:line="240" w:lineRule="auto"/>
+        <w:rPr>
+          <w:rFonts w:ascii="Times New Roman" w:hAnsi="Times New Roman" w:eastAsia="宋体"/>
+          <w:sz w:val="24"/>
+        </w:rPr>
       </w:pPr>
       <w:r>
         <w:rPr>
@@ -7274,121 +7272,254 @@
     </w:p>
     <w:p>
       <w:pPr>
-        <w:numPr>
-          <w:ilvl w:val="0"/>
-          <w:numId w:val="1"/>
-        </w:numPr>
         <w:spacing w:line="240" w:lineRule="auto"/>
-      </w:pPr>
-      <w:r>
-        <w:rPr>
-          <w:rFonts w:ascii="Times New Roman" w:hAnsi="Times New Roman" w:eastAsia="宋体"/>
-          <w:sz w:val="24"/>
-        </w:rPr>
-        <w:t>支持自然语言对话输入与输出，能够以聊天形式接收用户咨询并返回中文答案。</w:t>
-      </w:r>
-    </w:p>
-    <w:p>
-      <w:pPr>
-        <w:numPr>
-          <w:ilvl w:val="0"/>
-          <w:numId w:val="1"/>
-        </w:numPr>
+        <w:ind w:firstLine="480" w:firstLineChars="200"/>
+        <w:rPr>
+          <w:rFonts w:hint="eastAsia" w:ascii="Times New Roman" w:hAnsi="Times New Roman" w:eastAsia="宋体"/>
+          <w:sz w:val="24"/>
+        </w:rPr>
+      </w:pPr>
+      <w:r>
+        <w:rPr>
+          <w:rFonts w:hint="eastAsia" w:ascii="Times New Roman" w:hAnsi="Times New Roman"/>
+          <w:sz w:val="24"/>
+          <w:lang w:val="en-US" w:eastAsia="zh-CN"/>
+        </w:rPr>
+        <w:t>1.</w:t>
+      </w:r>
+      <w:r>
+        <w:rPr>
+          <w:rFonts w:hint="eastAsia" w:ascii="Times New Roman" w:hAnsi="Times New Roman" w:eastAsia="宋体"/>
+          <w:sz w:val="24"/>
+        </w:rPr>
+        <w:t>自然语言对话功能，主要用于接收用户以日常语言提出的扫地机器人相关咨询，并以聊天形式返回中文回答。</w:t>
+      </w:r>
+    </w:p>
+    <w:p>
+      <w:pPr>
         <w:spacing w:line="240" w:lineRule="auto"/>
-      </w:pPr>
-      <w:r>
-        <w:rPr>
-          <w:rFonts w:ascii="Times New Roman" w:hAnsi="Times New Roman" w:eastAsia="宋体"/>
-          <w:sz w:val="24"/>
-        </w:rPr>
-        <w:t>支持面向扫地机器人知识库的语义检索，可根据问题召回相关资料。</w:t>
-      </w:r>
-    </w:p>
-    <w:p>
-      <w:pPr>
-        <w:numPr>
-          <w:ilvl w:val="0"/>
-          <w:numId w:val="1"/>
-        </w:numPr>
+        <w:ind w:firstLine="480" w:firstLineChars="200"/>
+        <w:rPr>
+          <w:rFonts w:hint="eastAsia" w:ascii="Times New Roman" w:hAnsi="Times New Roman" w:eastAsia="宋体"/>
+          <w:sz w:val="24"/>
+        </w:rPr>
+      </w:pPr>
+      <w:r>
+        <w:rPr>
+          <w:rFonts w:hint="eastAsia" w:ascii="Times New Roman" w:hAnsi="Times New Roman"/>
+          <w:sz w:val="24"/>
+          <w:lang w:val="en-US" w:eastAsia="zh-CN"/>
+        </w:rPr>
+        <w:t>2.</w:t>
+      </w:r>
+      <w:r>
+        <w:rPr>
+          <w:rFonts w:hint="eastAsia" w:ascii="Times New Roman" w:hAnsi="Times New Roman" w:eastAsia="宋体"/>
+          <w:sz w:val="24"/>
+        </w:rPr>
+        <w:t>知识库语义检索功能，主要用于根据用户问题从扫地机器人知识库中召回相关资料，为后续回答提供依据。</w:t>
+      </w:r>
+    </w:p>
+    <w:p>
+      <w:pPr>
         <w:spacing w:line="240" w:lineRule="auto"/>
-      </w:pPr>
-      <w:r>
-        <w:rPr>
-          <w:rFonts w:ascii="Times New Roman" w:hAnsi="Times New Roman" w:eastAsia="宋体"/>
-          <w:sz w:val="24"/>
-        </w:rPr>
-        <w:t>支持基于检索结果生成问答内容，降低模型脱离知识库自由回答的概率。</w:t>
-      </w:r>
-    </w:p>
-    <w:p>
-      <w:pPr>
-        <w:numPr>
-          <w:ilvl w:val="0"/>
-          <w:numId w:val="1"/>
-        </w:numPr>
+        <w:ind w:firstLine="480" w:firstLineChars="200"/>
+        <w:rPr>
+          <w:rFonts w:hint="eastAsia" w:ascii="Times New Roman" w:hAnsi="Times New Roman" w:eastAsia="宋体"/>
+          <w:sz w:val="24"/>
+        </w:rPr>
+      </w:pPr>
+      <w:r>
+        <w:rPr>
+          <w:rFonts w:hint="eastAsia" w:ascii="Times New Roman" w:hAnsi="Times New Roman"/>
+          <w:sz w:val="24"/>
+          <w:lang w:val="en-US" w:eastAsia="zh-CN"/>
+        </w:rPr>
+        <w:t>3.</w:t>
+      </w:r>
+      <w:r>
+        <w:rPr>
+          <w:rFonts w:hint="eastAsia" w:ascii="Times New Roman" w:hAnsi="Times New Roman" w:eastAsia="宋体"/>
+          <w:sz w:val="24"/>
+        </w:rPr>
+        <w:t>检索增强问答功能，主要用于结合知识库检索结果生成回答，减少大模型脱离知识库内容自由发挥的情况。</w:t>
+      </w:r>
+    </w:p>
+    <w:p>
+      <w:pPr>
         <w:spacing w:line="240" w:lineRule="auto"/>
-      </w:pPr>
-      <w:r>
-        <w:rPr>
-          <w:rFonts w:ascii="Times New Roman" w:hAnsi="Times New Roman" w:eastAsia="宋体"/>
-          <w:sz w:val="24"/>
-        </w:rPr>
-        <w:t>支持多种工具调用，包括知识检索、天气查询、用户位置获取、用户 ID 获取、当前月份获取和外部记录查询。</w:t>
-      </w:r>
-      <w:r>
+        <w:ind w:firstLine="480" w:firstLineChars="200"/>
         <w:rPr>
           <w:rFonts w:hint="eastAsia" w:ascii="Times New Roman" w:hAnsi="Times New Roman" w:eastAsia="宋体"/>
           <w:sz w:val="24"/>
         </w:rPr>
-        <w:t>其中，天气和位置类工具主要用于扩展环境感知能力，例如在潮湿天气下给出拖地频率、拖布晾晒和异味预防建议；用户ID和月份工具主要用于报告生成场景下定位用户记录。</w:t>
-      </w:r>
-    </w:p>
-    <w:p>
-      <w:pPr>
-        <w:numPr>
-          <w:ilvl w:val="0"/>
-          <w:numId w:val="1"/>
-        </w:numPr>
+      </w:pPr>
+      <w:r>
+        <w:rPr>
+          <w:rFonts w:hint="eastAsia" w:ascii="Times New Roman" w:hAnsi="Times New Roman"/>
+          <w:sz w:val="24"/>
+          <w:lang w:val="en-US" w:eastAsia="zh-CN"/>
+        </w:rPr>
+        <w:t>4.</w:t>
+      </w:r>
+      <w:r>
+        <w:rPr>
+          <w:rFonts w:hint="eastAsia" w:ascii="Times New Roman" w:hAnsi="Times New Roman" w:eastAsia="宋体"/>
+          <w:sz w:val="24"/>
+        </w:rPr>
+        <w:t>工具调用功能，主要用于扩展系统的信息获取能力，包括知识检索、天气查询、用户位置获取、用户 ID 获取、当前月份获取和外部记录查询等。</w:t>
+      </w:r>
+    </w:p>
+    <w:p>
+      <w:pPr>
         <w:spacing w:line="240" w:lineRule="auto"/>
-      </w:pPr>
-      <w:r>
-        <w:rPr>
-          <w:rFonts w:ascii="Times New Roman" w:hAnsi="Times New Roman" w:eastAsia="宋体"/>
-          <w:sz w:val="24"/>
-        </w:rPr>
-        <w:t>支持报告生成场景下的流程约束，即在合适条件下切换到报告型提示词并访问外部记录。</w:t>
-      </w:r>
-    </w:p>
-    <w:p>
-      <w:pPr>
-        <w:numPr>
-          <w:ilvl w:val="0"/>
-          <w:numId w:val="1"/>
-        </w:numPr>
+        <w:ind w:firstLine="480" w:firstLineChars="200"/>
+        <w:rPr>
+          <w:rFonts w:hint="eastAsia" w:ascii="Times New Roman" w:hAnsi="Times New Roman" w:eastAsia="宋体"/>
+          <w:sz w:val="24"/>
+        </w:rPr>
+      </w:pPr>
+      <w:r>
+        <w:rPr>
+          <w:rFonts w:hint="eastAsia" w:ascii="Times New Roman" w:hAnsi="Times New Roman"/>
+          <w:sz w:val="24"/>
+          <w:lang w:val="en-US" w:eastAsia="zh-CN"/>
+        </w:rPr>
+        <w:t>5.</w:t>
+      </w:r>
+      <w:r>
+        <w:rPr>
+          <w:rFonts w:hint="eastAsia" w:ascii="Times New Roman" w:hAnsi="Times New Roman" w:eastAsia="宋体"/>
+          <w:sz w:val="24"/>
+        </w:rPr>
+        <w:t>环境感知辅助功能，主要用于结合用户所在城市和天气信息，针对潮湿天气、拖地频率、拖布晾晒、异味预防等场景给出使用建议。</w:t>
+      </w:r>
+    </w:p>
+    <w:p>
+      <w:pPr>
         <w:spacing w:line="240" w:lineRule="auto"/>
-      </w:pPr>
-      <w:r>
-        <w:rPr>
-          <w:rFonts w:ascii="Times New Roman" w:hAnsi="Times New Roman" w:eastAsia="宋体"/>
-          <w:sz w:val="24"/>
-        </w:rPr>
-        <w:t>支持前端流式输出，提升交互友好性。</w:t>
-      </w:r>
-    </w:p>
-    <w:p>
-      <w:pPr>
-        <w:numPr>
-          <w:ilvl w:val="0"/>
-          <w:numId w:val="1"/>
-        </w:numPr>
+        <w:ind w:firstLine="480" w:firstLineChars="200"/>
+        <w:rPr>
+          <w:rFonts w:hint="eastAsia" w:ascii="Times New Roman" w:hAnsi="Times New Roman" w:eastAsia="宋体"/>
+          <w:sz w:val="24"/>
+        </w:rPr>
+      </w:pPr>
+      <w:r>
+        <w:rPr>
+          <w:rFonts w:hint="eastAsia" w:ascii="Times New Roman" w:hAnsi="Times New Roman"/>
+          <w:sz w:val="24"/>
+          <w:lang w:val="en-US" w:eastAsia="zh-CN"/>
+        </w:rPr>
+        <w:t>6.</w:t>
+      </w:r>
+      <w:r>
+        <w:rPr>
+          <w:rFonts w:hint="eastAsia" w:ascii="Times New Roman" w:hAnsi="Times New Roman" w:eastAsia="宋体"/>
+          <w:sz w:val="24"/>
+        </w:rPr>
+        <w:t>用户记录定位功能，主要用于在报告生成场景下获取用户 ID 和当前月份，从而准确查询对应用户的月度使用记录。</w:t>
+      </w:r>
+    </w:p>
+    <w:p>
+      <w:pPr>
         <w:spacing w:line="240" w:lineRule="auto"/>
-      </w:pPr>
-      <w:r>
-        <w:rPr>
-          <w:rFonts w:ascii="Times New Roman" w:hAnsi="Times New Roman" w:eastAsia="宋体"/>
-          <w:sz w:val="24"/>
-        </w:rPr>
-        <w:t>支持日志记录和敏感信息脱敏，便于调试和运行监控。</w:t>
+        <w:ind w:firstLine="480" w:firstLineChars="200"/>
+        <w:rPr>
+          <w:rFonts w:hint="eastAsia" w:ascii="Times New Roman" w:hAnsi="Times New Roman" w:eastAsia="宋体"/>
+          <w:sz w:val="24"/>
+        </w:rPr>
+      </w:pPr>
+      <w:r>
+        <w:rPr>
+          <w:rFonts w:hint="eastAsia" w:ascii="Times New Roman" w:hAnsi="Times New Roman"/>
+          <w:sz w:val="24"/>
+          <w:lang w:val="en-US" w:eastAsia="zh-CN"/>
+        </w:rPr>
+        <w:t>7.</w:t>
+      </w:r>
+      <w:r>
+        <w:rPr>
+          <w:rFonts w:hint="eastAsia" w:ascii="Times New Roman" w:hAnsi="Times New Roman" w:eastAsia="宋体"/>
+          <w:sz w:val="24"/>
+        </w:rPr>
+        <w:t>使用报告生成功能，主要用于根据用户、月份和外部使用记录生成扫地机器人使用情况报告及保养建议。</w:t>
+      </w:r>
+    </w:p>
+    <w:p>
+      <w:pPr>
+        <w:spacing w:line="240" w:lineRule="auto"/>
+        <w:ind w:firstLine="480" w:firstLineChars="200"/>
+        <w:rPr>
+          <w:rFonts w:hint="eastAsia" w:ascii="Times New Roman" w:hAnsi="Times New Roman" w:eastAsia="宋体"/>
+          <w:sz w:val="24"/>
+        </w:rPr>
+      </w:pPr>
+      <w:r>
+        <w:rPr>
+          <w:rFonts w:hint="eastAsia" w:ascii="Times New Roman" w:hAnsi="Times New Roman"/>
+          <w:sz w:val="24"/>
+          <w:lang w:val="en-US" w:eastAsia="zh-CN"/>
+        </w:rPr>
+        <w:t>8.</w:t>
+      </w:r>
+      <w:r>
+        <w:rPr>
+          <w:rFonts w:hint="eastAsia" w:ascii="Times New Roman" w:hAnsi="Times New Roman" w:eastAsia="宋体"/>
+          <w:sz w:val="24"/>
+        </w:rPr>
+        <w:t>报告流程约束功能，主要用于在报告生成场景下控制工具调用顺序，并在合适条件下切换到报告型提示词，保证报告生成流程规范。</w:t>
+      </w:r>
+    </w:p>
+    <w:p>
+      <w:pPr>
+        <w:spacing w:line="240" w:lineRule="auto"/>
+        <w:ind w:firstLine="480" w:firstLineChars="200"/>
+        <w:rPr>
+          <w:rFonts w:hint="eastAsia" w:ascii="Times New Roman" w:hAnsi="Times New Roman" w:eastAsia="宋体"/>
+          <w:sz w:val="24"/>
+        </w:rPr>
+      </w:pPr>
+      <w:r>
+        <w:rPr>
+          <w:rFonts w:hint="eastAsia" w:ascii="Times New Roman" w:hAnsi="Times New Roman"/>
+          <w:sz w:val="24"/>
+          <w:lang w:val="en-US" w:eastAsia="zh-CN"/>
+        </w:rPr>
+        <w:t>9.</w:t>
+      </w:r>
+      <w:r>
+        <w:rPr>
+          <w:rFonts w:hint="eastAsia" w:ascii="Times New Roman" w:hAnsi="Times New Roman" w:eastAsia="宋体"/>
+          <w:sz w:val="24"/>
+        </w:rPr>
+        <w:t>前端流式输出功能，主要用于将回答内容逐步展示在聊天界面中，提升系统交互的实时性和友好性。</w:t>
+      </w:r>
+    </w:p>
+    <w:p>
+      <w:pPr>
+        <w:spacing w:line="240" w:lineRule="auto"/>
+        <w:ind w:firstLine="480" w:firstLineChars="200"/>
+        <w:rPr>
+          <w:rFonts w:ascii="Times New Roman" w:hAnsi="Times New Roman" w:eastAsia="宋体"/>
+          <w:sz w:val="24"/>
+        </w:rPr>
+      </w:pPr>
+      <w:bookmarkStart w:id="201" w:name="_GoBack"/>
+      <w:bookmarkEnd w:id="201"/>
+      <w:r>
+        <w:rPr>
+          <w:rFonts w:hint="eastAsia" w:ascii="Times New Roman" w:hAnsi="Times New Roman"/>
+          <w:sz w:val="24"/>
+          <w:lang w:val="en-US" w:eastAsia="zh-CN"/>
+        </w:rPr>
+        <w:t>10.</w:t>
+      </w:r>
+      <w:r>
+        <w:rPr>
+          <w:rFonts w:hint="eastAsia" w:ascii="Times New Roman" w:hAnsi="Times New Roman" w:eastAsia="宋体"/>
+          <w:sz w:val="24"/>
+        </w:rPr>
+        <w:t>日志记录与敏感信息脱敏功能，主要用于记录系统运行过程、工具调用情况和异常信息，并对密钥、手机号、邮箱等敏感内容进行脱敏处理，便于调试和运行监控。</w:t>
       </w:r>
     </w:p>
     <w:p>
@@ -8797,9 +8928,9 @@
           <w:szCs w:val="30"/>
         </w:rPr>
       </w:pPr>
-      <w:bookmarkStart w:id="65" w:name="_Toc13308"/>
+      <w:bookmarkStart w:id="65" w:name="_Toc27235"/>
       <w:bookmarkStart w:id="66" w:name="_Toc32496"/>
-      <w:bookmarkStart w:id="67" w:name="_Toc27235"/>
+      <w:bookmarkStart w:id="67" w:name="_Toc13308"/>
       <w:bookmarkStart w:id="68" w:name="非功能需求分析"/>
       <w:r>
         <w:rPr>
@@ -8894,8 +9025,8 @@
           <w:szCs w:val="30"/>
         </w:rPr>
       </w:pPr>
-      <w:bookmarkStart w:id="69" w:name="_Toc1157"/>
-      <w:bookmarkStart w:id="70" w:name="_Toc1246"/>
+      <w:bookmarkStart w:id="69" w:name="_Toc1246"/>
+      <w:bookmarkStart w:id="70" w:name="_Toc1157"/>
       <w:bookmarkStart w:id="71" w:name="_Toc14796"/>
       <w:bookmarkStart w:id="72" w:name="可行性分析"/>
       <w:r>
@@ -8944,9 +9075,9 @@
           <w:szCs w:val="32"/>
         </w:rPr>
       </w:pPr>
-      <w:bookmarkStart w:id="73" w:name="_Toc9268"/>
-      <w:bookmarkStart w:id="74" w:name="_Toc4827"/>
-      <w:bookmarkStart w:id="75" w:name="_Toc18505"/>
+      <w:bookmarkStart w:id="73" w:name="_Toc18505"/>
+      <w:bookmarkStart w:id="74" w:name="_Toc9268"/>
+      <w:bookmarkStart w:id="75" w:name="_Toc4827"/>
       <w:bookmarkStart w:id="76" w:name="系统总体设计"/>
       <w:r>
         <w:rPr>
@@ -9452,8 +9583,8 @@
         </w:rPr>
       </w:pPr>
       <w:bookmarkStart w:id="83" w:name="_Toc4772"/>
-      <w:bookmarkStart w:id="84" w:name="_Toc32396"/>
-      <w:bookmarkStart w:id="85" w:name="_Toc16200"/>
+      <w:bookmarkStart w:id="84" w:name="_Toc16200"/>
+      <w:bookmarkStart w:id="85" w:name="_Toc32396"/>
       <w:bookmarkStart w:id="86" w:name="系统工作流程设计"/>
       <w:r>
         <w:rPr>
@@ -10001,8 +10132,8 @@
           <w:lang w:val="en-US"/>
         </w:rPr>
       </w:pPr>
-      <w:bookmarkStart w:id="93" w:name="_Toc27163"/>
-      <w:bookmarkStart w:id="94" w:name="_Toc31467"/>
+      <w:bookmarkStart w:id="93" w:name="_Toc31467"/>
+      <w:bookmarkStart w:id="94" w:name="_Toc27163"/>
       <w:r>
         <w:rPr>
           <w:rFonts w:hint="default" w:ascii="Times New Roman" w:hAnsi="Times New Roman" w:eastAsia="宋体" w:cs="Times New Roman"/>
@@ -11381,8 +11512,6 @@
             <w:r>
               <w:br w:type="textWrapping"/>
             </w:r>
-            <w:bookmarkStart w:id="201" w:name="_GoBack"/>
-            <w:bookmarkEnd w:id="201"/>
             <w:r>
               <w:t>report_content</w:t>
             </w:r>
@@ -11516,12 +11645,6 @@
             <w:insideH w:val="single" w:color="auto" w:sz="4" w:space="0"/>
             <w:insideV w:val="single" w:color="auto" w:sz="4" w:space="0"/>
           </w:tblBorders>
-          <w:tblCellMar>
-            <w:top w:w="0" w:type="dxa"/>
-            <w:left w:w="108" w:type="dxa"/>
-            <w:bottom w:w="0" w:type="dxa"/>
-            <w:right w:w="108" w:type="dxa"/>
-          </w:tblCellMar>
         </w:tblPrEx>
         <w:trPr>
           <w:jc w:val="center"/>
@@ -12329,8 +12452,8 @@
           <w:szCs w:val="30"/>
         </w:rPr>
       </w:pPr>
-      <w:bookmarkStart w:id="95" w:name="_Toc23913"/>
-      <w:bookmarkStart w:id="96" w:name="_Toc26663"/>
+      <w:bookmarkStart w:id="95" w:name="_Toc26663"/>
+      <w:bookmarkStart w:id="96" w:name="_Toc23913"/>
       <w:bookmarkStart w:id="97" w:name="_Toc28655"/>
       <w:bookmarkStart w:id="98" w:name="提示词设计"/>
       <w:r>
@@ -12419,8 +12542,8 @@
           <w:szCs w:val="32"/>
         </w:rPr>
       </w:pPr>
-      <w:bookmarkStart w:id="99" w:name="_Toc18475"/>
-      <w:bookmarkStart w:id="100" w:name="_Toc1657"/>
+      <w:bookmarkStart w:id="99" w:name="_Toc1657"/>
+      <w:bookmarkStart w:id="100" w:name="_Toc18475"/>
       <w:bookmarkStart w:id="101" w:name="_Toc31871"/>
       <w:bookmarkStart w:id="102" w:name="系统详细实现"/>
       <w:r>
@@ -12472,8 +12595,8 @@
         </w:rPr>
       </w:pPr>
       <w:bookmarkStart w:id="103" w:name="_Toc29215"/>
-      <w:bookmarkStart w:id="104" w:name="_Toc6091"/>
-      <w:bookmarkStart w:id="105" w:name="_Toc6385"/>
+      <w:bookmarkStart w:id="104" w:name="_Toc6385"/>
+      <w:bookmarkStart w:id="105" w:name="_Toc6091"/>
       <w:bookmarkStart w:id="106" w:name="开发环境与项目结构"/>
       <w:r>
         <w:rPr>
@@ -12506,7 +12629,7 @@
       <w:pPr>
         <w:numPr>
           <w:ilvl w:val="0"/>
-          <w:numId w:val="2"/>
+          <w:numId w:val="1"/>
         </w:numPr>
         <w:spacing w:line="240" w:lineRule="auto"/>
       </w:pPr>
@@ -12529,7 +12652,7 @@
       <w:pPr>
         <w:numPr>
           <w:ilvl w:val="0"/>
-          <w:numId w:val="2"/>
+          <w:numId w:val="1"/>
         </w:numPr>
         <w:spacing w:line="240" w:lineRule="auto"/>
       </w:pPr>
@@ -12552,7 +12675,7 @@
       <w:pPr>
         <w:numPr>
           <w:ilvl w:val="0"/>
-          <w:numId w:val="2"/>
+          <w:numId w:val="1"/>
         </w:numPr>
         <w:spacing w:line="240" w:lineRule="auto"/>
       </w:pPr>
@@ -12575,7 +12698,7 @@
       <w:pPr>
         <w:numPr>
           <w:ilvl w:val="0"/>
-          <w:numId w:val="2"/>
+          <w:numId w:val="1"/>
         </w:numPr>
         <w:spacing w:before="0" w:after="0" w:line="240" w:lineRule="auto"/>
       </w:pPr>
@@ -12600,7 +12723,7 @@
       <w:pPr>
         <w:numPr>
           <w:ilvl w:val="0"/>
-          <w:numId w:val="2"/>
+          <w:numId w:val="1"/>
         </w:numPr>
         <w:spacing w:before="0" w:after="0" w:line="240" w:lineRule="auto"/>
       </w:pPr>
@@ -12625,7 +12748,7 @@
       <w:pPr>
         <w:numPr>
           <w:ilvl w:val="0"/>
-          <w:numId w:val="2"/>
+          <w:numId w:val="1"/>
         </w:numPr>
         <w:spacing w:line="240" w:lineRule="auto"/>
       </w:pPr>
@@ -12648,7 +12771,7 @@
       <w:pPr>
         <w:numPr>
           <w:ilvl w:val="0"/>
-          <w:numId w:val="2"/>
+          <w:numId w:val="1"/>
         </w:numPr>
         <w:spacing w:before="0" w:after="0" w:line="240" w:lineRule="auto"/>
       </w:pPr>
@@ -12673,7 +12796,7 @@
       <w:pPr>
         <w:numPr>
           <w:ilvl w:val="0"/>
-          <w:numId w:val="2"/>
+          <w:numId w:val="1"/>
         </w:numPr>
         <w:spacing w:line="240" w:lineRule="auto"/>
       </w:pPr>
@@ -12726,9 +12849,9 @@
           <w:szCs w:val="30"/>
         </w:rPr>
       </w:pPr>
-      <w:bookmarkStart w:id="107" w:name="_Toc25954"/>
-      <w:bookmarkStart w:id="108" w:name="_Toc23137"/>
-      <w:bookmarkStart w:id="109" w:name="_Toc26715"/>
+      <w:bookmarkStart w:id="107" w:name="_Toc26715"/>
+      <w:bookmarkStart w:id="108" w:name="_Toc25954"/>
+      <w:bookmarkStart w:id="109" w:name="_Toc23137"/>
       <w:bookmarkStart w:id="110" w:name="前端交互模块实现"/>
       <w:r>
         <w:rPr>
@@ -13460,9 +13583,9 @@
           <w:szCs w:val="30"/>
         </w:rPr>
       </w:pPr>
-      <w:bookmarkStart w:id="115" w:name="_Toc3184"/>
-      <w:bookmarkStart w:id="116" w:name="_Toc18589"/>
-      <w:bookmarkStart w:id="117" w:name="_Toc1140"/>
+      <w:bookmarkStart w:id="115" w:name="_Toc1140"/>
+      <w:bookmarkStart w:id="116" w:name="_Toc3184"/>
+      <w:bookmarkStart w:id="117" w:name="_Toc18589"/>
       <w:bookmarkStart w:id="118" w:name="工具模块实现"/>
       <w:r>
         <w:rPr>
@@ -14018,9 +14141,9 @@
           <w:szCs w:val="30"/>
         </w:rPr>
       </w:pPr>
-      <w:bookmarkStart w:id="119" w:name="_Toc17068"/>
+      <w:bookmarkStart w:id="119" w:name="_Toc10033"/>
       <w:bookmarkStart w:id="120" w:name="_Toc21715"/>
-      <w:bookmarkStart w:id="121" w:name="_Toc10033"/>
+      <w:bookmarkStart w:id="121" w:name="_Toc17068"/>
       <w:bookmarkStart w:id="122" w:name="中间件实现"/>
       <w:r>
         <w:rPr>
@@ -14268,9 +14391,9 @@
           <w:szCs w:val="30"/>
         </w:rPr>
       </w:pPr>
-      <w:bookmarkStart w:id="123" w:name="_Toc16820"/>
+      <w:bookmarkStart w:id="123" w:name="_Toc27921"/>
       <w:bookmarkStart w:id="124" w:name="_Toc3017"/>
-      <w:bookmarkStart w:id="125" w:name="_Toc27921"/>
+      <w:bookmarkStart w:id="125" w:name="_Toc16820"/>
       <w:bookmarkStart w:id="126" w:name="检索增强生成模块实现"/>
       <w:r>
         <w:rPr>
@@ -15631,9 +15754,9 @@
           <w:szCs w:val="32"/>
         </w:rPr>
       </w:pPr>
-      <w:bookmarkStart w:id="139" w:name="_Toc27659"/>
-      <w:bookmarkStart w:id="140" w:name="_Toc25066"/>
-      <w:bookmarkStart w:id="141" w:name="_Toc10932"/>
+      <w:bookmarkStart w:id="139" w:name="_Toc10932"/>
+      <w:bookmarkStart w:id="140" w:name="_Toc27659"/>
+      <w:bookmarkStart w:id="141" w:name="_Toc25066"/>
       <w:bookmarkStart w:id="142" w:name="系统测试与结果分析"/>
       <w:r>
         <w:rPr>
@@ -15684,8 +15807,8 @@
         </w:rPr>
       </w:pPr>
       <w:bookmarkStart w:id="143" w:name="_Toc230"/>
-      <w:bookmarkStart w:id="144" w:name="_Toc5060"/>
-      <w:bookmarkStart w:id="145" w:name="_Toc11984"/>
+      <w:bookmarkStart w:id="144" w:name="_Toc11984"/>
+      <w:bookmarkStart w:id="145" w:name="_Toc5060"/>
       <w:bookmarkStart w:id="146" w:name="测试目标与方法"/>
       <w:r>
         <w:rPr>
@@ -15727,9 +15850,9 @@
           <w:szCs w:val="30"/>
         </w:rPr>
       </w:pPr>
-      <w:bookmarkStart w:id="147" w:name="_Toc26909"/>
-      <w:bookmarkStart w:id="148" w:name="_Toc6338"/>
-      <w:bookmarkStart w:id="149" w:name="_Toc27695"/>
+      <w:bookmarkStart w:id="147" w:name="_Toc6338"/>
+      <w:bookmarkStart w:id="148" w:name="_Toc27695"/>
+      <w:bookmarkStart w:id="149" w:name="_Toc26909"/>
       <w:bookmarkStart w:id="150" w:name="测试环境与测试对象"/>
       <w:r>
         <w:rPr>
@@ -16713,6 +16836,7 @@
             <w:insideH w:val="none" w:color="auto" w:sz="0" w:space="0"/>
             <w:insideV w:val="none" w:color="auto" w:sz="0" w:space="0"/>
           </w:tblBorders>
+          <w:shd w:val="clear" w:color="auto" w:fill="auto"/>
           <w:tblCellMar>
             <w:top w:w="15" w:type="dxa"/>
             <w:left w:w="15" w:type="dxa"/>
@@ -17094,9 +17218,9 @@
           <w:szCs w:val="28"/>
         </w:rPr>
       </w:pPr>
-      <w:bookmarkStart w:id="155" w:name="_Toc4602"/>
-      <w:bookmarkStart w:id="156" w:name="_Toc20213"/>
-      <w:bookmarkStart w:id="157" w:name="_Toc30069"/>
+      <w:bookmarkStart w:id="155" w:name="_Toc30069"/>
+      <w:bookmarkStart w:id="156" w:name="_Toc4602"/>
+      <w:bookmarkStart w:id="157" w:name="_Toc20213"/>
       <w:bookmarkStart w:id="158" w:name="前端交互测试"/>
       <w:r>
         <w:rPr>
@@ -17150,8 +17274,8 @@
           <w:szCs w:val="28"/>
         </w:rPr>
       </w:pPr>
-      <w:bookmarkStart w:id="159" w:name="_Toc8136"/>
-      <w:bookmarkStart w:id="160" w:name="_Toc8780"/>
+      <w:bookmarkStart w:id="159" w:name="_Toc8780"/>
+      <w:bookmarkStart w:id="160" w:name="_Toc8136"/>
       <w:bookmarkStart w:id="161" w:name="_Toc8721"/>
       <w:bookmarkStart w:id="162" w:name="知识问答测试"/>
       <w:r>
@@ -17186,6 +17310,351 @@
           <w:sz w:val="24"/>
         </w:rPr>
         <w:t>结合知识文件内容，可以进一步分析系统在如下问题上的适用性：</w:t>
+      </w:r>
+    </w:p>
+    <w:p>
+      <w:pPr>
+        <w:numPr>
+          <w:ilvl w:val="0"/>
+          <w:numId w:val="2"/>
+        </w:numPr>
+        <w:spacing w:line="240" w:lineRule="auto"/>
+      </w:pPr>
+      <w:r>
+        <w:rPr>
+          <w:rFonts w:ascii="Times New Roman" w:hAnsi="Times New Roman" w:eastAsia="宋体"/>
+          <w:sz w:val="24"/>
+        </w:rPr>
+        <w:t>选购问题，如小户型、宠物家庭、木地板、大户型等。</w:t>
+      </w:r>
+      <w:r>
+        <w:rPr>
+          <w:rFonts w:ascii="Times New Roman" w:hAnsi="Times New Roman" w:eastAsia="宋体"/>
+          <w:sz w:val="24"/>
+        </w:rPr>
+        <w:br w:type="textWrapping"/>
+      </w:r>
+    </w:p>
+    <w:p>
+      <w:pPr>
+        <w:numPr>
+          <w:ilvl w:val="0"/>
+          <w:numId w:val="2"/>
+        </w:numPr>
+        <w:spacing w:line="240" w:lineRule="auto"/>
+      </w:pPr>
+      <w:r>
+        <w:rPr>
+          <w:rFonts w:ascii="Times New Roman" w:hAnsi="Times New Roman" w:eastAsia="宋体"/>
+          <w:sz w:val="24"/>
+        </w:rPr>
+        <w:t>保养问题，如滤网清洗、更换周期、拖布发霉预防。</w:t>
+      </w:r>
+      <w:r>
+        <w:rPr>
+          <w:rFonts w:ascii="Times New Roman" w:hAnsi="Times New Roman" w:eastAsia="宋体"/>
+          <w:sz w:val="24"/>
+        </w:rPr>
+        <w:br w:type="textWrapping"/>
+      </w:r>
+    </w:p>
+    <w:p>
+      <w:pPr>
+        <w:numPr>
+          <w:ilvl w:val="0"/>
+          <w:numId w:val="2"/>
+        </w:numPr>
+        <w:spacing w:line="240" w:lineRule="auto"/>
+      </w:pPr>
+      <w:r>
+        <w:rPr>
+          <w:rFonts w:ascii="Times New Roman" w:hAnsi="Times New Roman" w:eastAsia="宋体"/>
+          <w:sz w:val="24"/>
+        </w:rPr>
+        <w:t>故障问题，如找不到充电座、漏扫、边刷不转、拖地报警。</w:t>
+      </w:r>
+      <w:r>
+        <w:rPr>
+          <w:rFonts w:ascii="Times New Roman" w:hAnsi="Times New Roman" w:eastAsia="宋体"/>
+          <w:sz w:val="24"/>
+        </w:rPr>
+        <w:br w:type="textWrapping"/>
+      </w:r>
+    </w:p>
+    <w:p>
+      <w:pPr>
+        <w:numPr>
+          <w:ilvl w:val="0"/>
+          <w:numId w:val="2"/>
+        </w:numPr>
+        <w:spacing w:line="240" w:lineRule="auto"/>
+      </w:pPr>
+      <w:r>
+        <w:rPr>
+          <w:rFonts w:ascii="Times New Roman" w:hAnsi="Times New Roman" w:eastAsia="宋体"/>
+          <w:sz w:val="24"/>
+        </w:rPr>
+        <w:t>使用问题，如定时清扫、分区清扫、地毯增压和地图管理。</w:t>
+      </w:r>
+    </w:p>
+    <w:p>
+      <w:pPr>
+        <w:spacing w:line="240" w:lineRule="auto"/>
+      </w:pPr>
+      <w:r>
+        <w:rPr>
+          <w:rFonts w:ascii="Times New Roman" w:hAnsi="Times New Roman" w:eastAsia="宋体"/>
+          <w:sz w:val="24"/>
+        </w:rPr>
+        <w:t>由于知识库覆盖面较广，这些问题原则上都可以通过检索增强生成得到较为合理的答案。</w:t>
+      </w:r>
+    </w:p>
+    <w:bookmarkEnd w:id="162"/>
+    <w:p>
+      <w:pPr>
+        <w:pageBreakBefore w:val="0"/>
+        <w:spacing w:before="0" w:after="0" w:line="240" w:lineRule="auto"/>
+        <w:jc w:val="left"/>
+        <w:outlineLvl w:val="2"/>
+        <w:rPr>
+          <w:b/>
+          <w:bCs/>
+          <w:sz w:val="28"/>
+          <w:szCs w:val="28"/>
+        </w:rPr>
+      </w:pPr>
+      <w:bookmarkStart w:id="163" w:name="_Toc15569"/>
+      <w:bookmarkStart w:id="164" w:name="_Toc5519"/>
+      <w:bookmarkStart w:id="165" w:name="_Toc21724"/>
+      <w:bookmarkStart w:id="166" w:name="报告流程测试"/>
+      <w:r>
+        <w:rPr>
+          <w:rFonts w:ascii="Times New Roman" w:hAnsi="Times New Roman" w:eastAsia="宋体"/>
+          <w:b/>
+          <w:bCs/>
+          <w:sz w:val="28"/>
+          <w:szCs w:val="28"/>
+        </w:rPr>
+        <w:t>6.3.3 报告流程测试</w:t>
+      </w:r>
+      <w:bookmarkEnd w:id="163"/>
+      <w:bookmarkEnd w:id="164"/>
+      <w:bookmarkEnd w:id="165"/>
+    </w:p>
+    <w:p>
+      <w:pPr>
+        <w:spacing w:line="240" w:lineRule="auto"/>
+      </w:pPr>
+      <w:r>
+        <w:rPr>
+          <w:rFonts w:ascii="Times New Roman" w:hAnsi="Times New Roman" w:eastAsia="宋体"/>
+          <w:sz w:val="24"/>
+        </w:rPr>
+        <w:t>数据库导入测试中，records.csv中120条用户月度使用记录已成功写入MySQL数据库agent_project的usage_records表。</w:t>
+      </w:r>
+      <w:r>
+        <w:rPr>
+          <w:rFonts w:hint="eastAsia" w:ascii="Times New Roman" w:hAnsi="Times New Roman" w:eastAsia="宋体"/>
+          <w:sz w:val="24"/>
+        </w:rPr>
+        <w:t>需要说明的是，当前usage_records表中的记录主要来源于CSV样本数据导入，用于验证报告生成流程的可行性，尚不代表系统已接入真实扫地机器人设备数据。</w:t>
+      </w:r>
+      <w:r>
+        <w:rPr>
+          <w:rFonts w:ascii="Times New Roman" w:hAnsi="Times New Roman" w:eastAsia="宋体"/>
+          <w:sz w:val="24"/>
+        </w:rPr>
+        <w:t>通过Navicat查询可确认记录总数为120，且项目代码能够根据user_id与record_month读取指定记录，例如用户 1001 在 2025-01 的记录可返回家庭特征、清洁效率、耗材状态和同类对比信息。</w:t>
+      </w:r>
+    </w:p>
+    <w:p>
+      <w:pPr>
+        <w:spacing w:line="240" w:lineRule="auto"/>
+      </w:pPr>
+      <w:r>
+        <w:rPr>
+          <w:rFonts w:ascii="Times New Roman" w:hAnsi="Times New Roman" w:eastAsia="宋体"/>
+          <w:sz w:val="24"/>
+        </w:rPr>
+        <w:t>报告生成测试表明，数据库结构化存储使fetch_external_data工具能够以稳定字段形式返回外部业务数据，后续报告提示词可直接围绕效率、耗材和对比信息生成个性化建议。该测试说明系统已经从单纯CSV样本读取扩展到具备业务数据库支撑的报告生成链路。</w:t>
+      </w:r>
+    </w:p>
+    <w:p>
+      <w:pPr>
+        <w:spacing w:line="240" w:lineRule="auto"/>
+      </w:pPr>
+      <w:r>
+        <w:t>测试效果如图5-3所示。报告场景不是直接由模型自由生成，而是通过用户ID、月份、上下文注入和外部记录查询组成受控链路，更符合客服系统对个性化数据的处理要求。</w:t>
+      </w:r>
+    </w:p>
+    <w:p>
+      <w:pPr>
+        <w:spacing w:before="0" w:after="0" w:line="240" w:lineRule="auto"/>
+      </w:pPr>
+      <w:r>
+        <w:rPr>
+          <w:rFonts w:ascii="Times New Roman" w:hAnsi="Times New Roman" w:eastAsia="宋体"/>
+          <w:b w:val="0"/>
+          <w:sz w:val="24"/>
+        </w:rPr>
+        <w:t>根据主提示词约束和中间件实现，系统在识别到“生成报告”类需求时，先获取用户ID与月份，再触发fill_context_for_report设置report=True，随后调用fetch_external_data查询MySQL使用记录；若数据库不可用，则回退到CSV样本数据源，最后使用report_prompt.txt输出报告结果。该流程利用上下文标记实现了模式切换，说明项目具备从普通客服向个性化服务扩展的能力。</w:t>
+      </w:r>
+    </w:p>
+    <w:bookmarkEnd w:id="166"/>
+    <w:p>
+      <w:pPr>
+        <w:pageBreakBefore w:val="0"/>
+        <w:spacing w:before="0" w:after="0" w:line="240" w:lineRule="auto"/>
+        <w:jc w:val="left"/>
+        <w:outlineLvl w:val="2"/>
+        <w:rPr>
+          <w:b/>
+          <w:bCs/>
+          <w:sz w:val="28"/>
+          <w:szCs w:val="28"/>
+        </w:rPr>
+      </w:pPr>
+      <w:bookmarkStart w:id="167" w:name="_Toc4374"/>
+      <w:bookmarkStart w:id="168" w:name="_Toc9963"/>
+      <w:bookmarkStart w:id="169" w:name="_Toc28023"/>
+      <w:bookmarkStart w:id="170" w:name="日志与监控测试"/>
+      <w:r>
+        <w:rPr>
+          <w:rFonts w:ascii="Times New Roman" w:hAnsi="Times New Roman" w:eastAsia="宋体"/>
+          <w:b/>
+          <w:bCs/>
+          <w:sz w:val="28"/>
+          <w:szCs w:val="28"/>
+        </w:rPr>
+        <w:t>6.3.4 日志与监控测试</w:t>
+      </w:r>
+      <w:bookmarkEnd w:id="167"/>
+      <w:bookmarkEnd w:id="168"/>
+      <w:bookmarkEnd w:id="169"/>
+    </w:p>
+    <w:p>
+      <w:pPr>
+        <w:spacing w:line="240" w:lineRule="auto"/>
+      </w:pPr>
+      <w:r>
+        <w:rPr>
+          <w:rFonts w:ascii="Times New Roman" w:hAnsi="Times New Roman" w:eastAsia="宋体"/>
+          <w:sz w:val="24"/>
+        </w:rPr>
+        <w:t>测试效果如图5-4所示。日志功能能够记录工具调用与模型调用状态，配合脱敏过滤器后可在调试便利性和数据安全之间取得平衡。</w:t>
+      </w:r>
+    </w:p>
+    <w:p>
+      <w:pPr>
+        <w:spacing w:line="240" w:lineRule="auto"/>
+      </w:pPr>
+      <w:r>
+        <w:rPr>
+          <w:rFonts w:ascii="Times New Roman" w:hAnsi="Times New Roman" w:eastAsia="宋体"/>
+          <w:sz w:val="24"/>
+        </w:rPr>
+        <w:t>日志样本显示，系统能够记录模型调用前消息内容、工具调用名称、工具参数和工具返回状态。例如在知识检索场景下，日志明确记录了rag_summarize被调用及其参数内容。这表明中间件监控功能已正常接入，有助于问题排查和答辩演示。</w:t>
+      </w:r>
+    </w:p>
+    <w:bookmarkEnd w:id="154"/>
+    <w:bookmarkEnd w:id="170"/>
+    <w:p>
+      <w:pPr>
+        <w:pageBreakBefore w:val="0"/>
+        <w:spacing w:before="0" w:after="0" w:line="240" w:lineRule="auto"/>
+        <w:jc w:val="left"/>
+        <w:outlineLvl w:val="1"/>
+        <w:rPr>
+          <w:b/>
+          <w:bCs/>
+          <w:sz w:val="30"/>
+          <w:szCs w:val="30"/>
+        </w:rPr>
+      </w:pPr>
+      <w:bookmarkStart w:id="171" w:name="_Toc26609"/>
+      <w:bookmarkStart w:id="172" w:name="_Toc17533"/>
+      <w:bookmarkStart w:id="173" w:name="_Toc16925"/>
+      <w:bookmarkStart w:id="174" w:name="性能与质量分析"/>
+      <w:r>
+        <w:rPr>
+          <w:rFonts w:ascii="Times New Roman" w:hAnsi="Times New Roman" w:eastAsia="宋体"/>
+          <w:b/>
+          <w:bCs/>
+          <w:sz w:val="30"/>
+          <w:szCs w:val="30"/>
+        </w:rPr>
+        <w:t>6.4 性能与质量分析</w:t>
+      </w:r>
+      <w:bookmarkEnd w:id="171"/>
+      <w:bookmarkEnd w:id="172"/>
+      <w:bookmarkEnd w:id="173"/>
+    </w:p>
+    <w:p>
+      <w:pPr>
+        <w:spacing w:line="240" w:lineRule="auto"/>
+      </w:pPr>
+      <w:r>
+        <w:rPr>
+          <w:rFonts w:ascii="Times New Roman" w:hAnsi="Times New Roman" w:eastAsia="宋体"/>
+          <w:sz w:val="24"/>
+        </w:rPr>
+        <w:t>从当前项目设计看，系统采用本地持久化向量库和相对轻量的Streamlit前端，整体结构适合原型验证。检索返回条数设置为3，能够在一定程度上平衡检索覆盖率与上下文长度。文本分块长度为200，重叠20，有助于避免中文问答中知识片段割裂过度。</w:t>
+      </w:r>
+    </w:p>
+    <w:p>
+      <w:pPr>
+        <w:spacing w:line="240" w:lineRule="auto"/>
+      </w:pPr>
+      <w:r>
+        <w:rPr>
+          <w:rFonts w:ascii="Times New Roman" w:hAnsi="Times New Roman" w:eastAsia="宋体"/>
+          <w:sz w:val="24"/>
+        </w:rPr>
+        <w:t>在答案质量方面，系统通过专门的RAG提示词约束模型“必须完全基于参考资料回答”，这一策略能够有效降低幻觉风险。与此同时，主提示词又赋予系统必要的工具能力，使其能够处理超出知识库文本本身的报告场景。因此，系统在“准确性”和“灵活性”之间实现了相对平衡。</w:t>
+      </w:r>
+    </w:p>
+    <w:bookmarkEnd w:id="174"/>
+    <w:p>
+      <w:pPr>
+        <w:pageBreakBefore w:val="0"/>
+        <w:spacing w:before="0" w:after="0" w:line="240" w:lineRule="auto"/>
+        <w:jc w:val="left"/>
+        <w:outlineLvl w:val="1"/>
+        <w:rPr>
+          <w:b/>
+          <w:bCs/>
+          <w:sz w:val="30"/>
+          <w:szCs w:val="30"/>
+        </w:rPr>
+      </w:pPr>
+      <w:bookmarkStart w:id="175" w:name="_Toc5237"/>
+      <w:bookmarkStart w:id="176" w:name="_Toc7677"/>
+      <w:bookmarkStart w:id="177" w:name="_Toc1685"/>
+      <w:bookmarkStart w:id="178" w:name="测试结果总结"/>
+      <w:r>
+        <w:rPr>
+          <w:rFonts w:ascii="Times New Roman" w:hAnsi="Times New Roman" w:eastAsia="宋体"/>
+          <w:b/>
+          <w:bCs/>
+          <w:sz w:val="30"/>
+          <w:szCs w:val="30"/>
+        </w:rPr>
+        <w:t>6.5 测试结果总结</w:t>
+      </w:r>
+      <w:bookmarkEnd w:id="175"/>
+      <w:bookmarkEnd w:id="176"/>
+      <w:bookmarkEnd w:id="177"/>
+    </w:p>
+    <w:p>
+      <w:pPr>
+        <w:spacing w:line="240" w:lineRule="auto"/>
+      </w:pPr>
+      <w:r>
+        <w:rPr>
+          <w:rFonts w:ascii="Times New Roman" w:hAnsi="Times New Roman" w:eastAsia="宋体"/>
+          <w:sz w:val="24"/>
+        </w:rPr>
+        <w:t>综合分析可得，项目已经实现以下结果：</w:t>
       </w:r>
     </w:p>
     <w:p>
@@ -17201,7 +17670,7 @@
           <w:rFonts w:ascii="Times New Roman" w:hAnsi="Times New Roman" w:eastAsia="宋体"/>
           <w:sz w:val="24"/>
         </w:rPr>
-        <w:t>选购问题，如小户型、宠物家庭、木地板、大户型等。</w:t>
+        <w:t>形成了完整可运行的扫地机器人智能客服原型。</w:t>
       </w:r>
       <w:r>
         <w:rPr>
@@ -17224,7 +17693,7 @@
           <w:rFonts w:ascii="Times New Roman" w:hAnsi="Times New Roman" w:eastAsia="宋体"/>
           <w:sz w:val="24"/>
         </w:rPr>
-        <w:t>保养问题，如滤网清洗、更换周期、拖布发霉预防。</w:t>
+        <w:t>构建了面向垂直领域的本地知识库和向量检索流程。</w:t>
       </w:r>
       <w:r>
         <w:rPr>
@@ -17247,7 +17716,7 @@
           <w:rFonts w:ascii="Times New Roman" w:hAnsi="Times New Roman" w:eastAsia="宋体"/>
           <w:sz w:val="24"/>
         </w:rPr>
-        <w:t>故障问题，如找不到充电座、漏扫、边刷不转、拖地报警。</w:t>
+        <w:t>通过提示词与中间件协同实现了普通问答与报告模式的分离。</w:t>
       </w:r>
       <w:r>
         <w:rPr>
@@ -17270,366 +17739,21 @@
           <w:rFonts w:ascii="Times New Roman" w:hAnsi="Times New Roman" w:eastAsia="宋体"/>
           <w:sz w:val="24"/>
         </w:rPr>
-        <w:t>使用问题，如定时清扫、分区清扫、地毯增压和地图管理。</w:t>
-      </w:r>
-    </w:p>
-    <w:p>
-      <w:pPr>
-        <w:spacing w:line="240" w:lineRule="auto"/>
-      </w:pPr>
-      <w:r>
-        <w:rPr>
-          <w:rFonts w:ascii="Times New Roman" w:hAnsi="Times New Roman" w:eastAsia="宋体"/>
-          <w:sz w:val="24"/>
-        </w:rPr>
-        <w:t>由于知识库覆盖面较广，这些问题原则上都可以通过检索增强生成得到较为合理的答案。</w:t>
-      </w:r>
-    </w:p>
-    <w:bookmarkEnd w:id="162"/>
-    <w:p>
-      <w:pPr>
-        <w:pageBreakBefore w:val="0"/>
-        <w:spacing w:before="0" w:after="0" w:line="240" w:lineRule="auto"/>
-        <w:jc w:val="left"/>
-        <w:outlineLvl w:val="2"/>
-        <w:rPr>
-          <w:b/>
-          <w:bCs/>
-          <w:sz w:val="28"/>
-          <w:szCs w:val="28"/>
-        </w:rPr>
-      </w:pPr>
-      <w:bookmarkStart w:id="163" w:name="_Toc15569"/>
-      <w:bookmarkStart w:id="164" w:name="_Toc21724"/>
-      <w:bookmarkStart w:id="165" w:name="_Toc5519"/>
-      <w:bookmarkStart w:id="166" w:name="报告流程测试"/>
-      <w:r>
-        <w:rPr>
-          <w:rFonts w:ascii="Times New Roman" w:hAnsi="Times New Roman" w:eastAsia="宋体"/>
-          <w:b/>
-          <w:bCs/>
-          <w:sz w:val="28"/>
-          <w:szCs w:val="28"/>
-        </w:rPr>
-        <w:t>6.3.3 报告流程测试</w:t>
-      </w:r>
-      <w:bookmarkEnd w:id="163"/>
-      <w:bookmarkEnd w:id="164"/>
-      <w:bookmarkEnd w:id="165"/>
-    </w:p>
-    <w:p>
-      <w:pPr>
-        <w:spacing w:line="240" w:lineRule="auto"/>
-      </w:pPr>
-      <w:r>
-        <w:rPr>
-          <w:rFonts w:ascii="Times New Roman" w:hAnsi="Times New Roman" w:eastAsia="宋体"/>
-          <w:sz w:val="24"/>
-        </w:rPr>
-        <w:t>数据库导入测试中，records.csv中120条用户月度使用记录已成功写入MySQL数据库agent_project的usage_records表。</w:t>
-      </w:r>
-      <w:r>
-        <w:rPr>
-          <w:rFonts w:hint="eastAsia" w:ascii="Times New Roman" w:hAnsi="Times New Roman" w:eastAsia="宋体"/>
-          <w:sz w:val="24"/>
-        </w:rPr>
-        <w:t>需要说明的是，当前usage_records表中的记录主要来源于CSV样本数据导入，用于验证报告生成流程的可行性，尚不代表系统已接入真实扫地机器人设备数据。</w:t>
-      </w:r>
-      <w:r>
-        <w:rPr>
-          <w:rFonts w:ascii="Times New Roman" w:hAnsi="Times New Roman" w:eastAsia="宋体"/>
-          <w:sz w:val="24"/>
-        </w:rPr>
-        <w:t>通过Navicat查询可确认记录总数为120，且项目代码能够根据user_id与record_month读取指定记录，例如用户 1001 在 2025-01 的记录可返回家庭特征、清洁效率、耗材状态和同类对比信息。</w:t>
-      </w:r>
-    </w:p>
-    <w:p>
-      <w:pPr>
-        <w:spacing w:line="240" w:lineRule="auto"/>
-      </w:pPr>
-      <w:r>
-        <w:rPr>
-          <w:rFonts w:ascii="Times New Roman" w:hAnsi="Times New Roman" w:eastAsia="宋体"/>
-          <w:sz w:val="24"/>
-        </w:rPr>
-        <w:t>报告生成测试表明，数据库结构化存储使fetch_external_data工具能够以稳定字段形式返回外部业务数据，后续报告提示词可直接围绕效率、耗材和对比信息生成个性化建议。该测试说明系统已经从单纯CSV样本读取扩展到具备业务数据库支撑的报告生成链路。</w:t>
-      </w:r>
-    </w:p>
-    <w:p>
-      <w:pPr>
-        <w:spacing w:line="240" w:lineRule="auto"/>
-      </w:pPr>
-      <w:r>
-        <w:t>测试效果如图5-3所示。报告场景不是直接由模型自由生成，而是通过用户ID、月份、上下文注入和外部记录查询组成受控链路，更符合客服系统对个性化数据的处理要求。</w:t>
-      </w:r>
-    </w:p>
-    <w:p>
-      <w:pPr>
-        <w:spacing w:before="0" w:after="0" w:line="240" w:lineRule="auto"/>
-      </w:pPr>
-      <w:r>
-        <w:rPr>
-          <w:rFonts w:ascii="Times New Roman" w:hAnsi="Times New Roman" w:eastAsia="宋体"/>
-          <w:b w:val="0"/>
-          <w:sz w:val="24"/>
-        </w:rPr>
-        <w:t>根据主提示词约束和中间件实现，系统在识别到“生成报告”类需求时，先获取用户ID与月份，再触发fill_context_for_report设置report=True，随后调用fetch_external_data查询MySQL使用记录；若数据库不可用，则回退到CSV样本数据源，最后使用report_prompt.txt输出报告结果。该流程利用上下文标记实现了模式切换，说明项目具备从普通客服向个性化服务扩展的能力。</w:t>
-      </w:r>
-    </w:p>
-    <w:bookmarkEnd w:id="166"/>
-    <w:p>
-      <w:pPr>
-        <w:pageBreakBefore w:val="0"/>
-        <w:spacing w:before="0" w:after="0" w:line="240" w:lineRule="auto"/>
-        <w:jc w:val="left"/>
-        <w:outlineLvl w:val="2"/>
-        <w:rPr>
-          <w:b/>
-          <w:bCs/>
-          <w:sz w:val="28"/>
-          <w:szCs w:val="28"/>
-        </w:rPr>
-      </w:pPr>
-      <w:bookmarkStart w:id="167" w:name="_Toc9963"/>
-      <w:bookmarkStart w:id="168" w:name="_Toc4374"/>
-      <w:bookmarkStart w:id="169" w:name="_Toc28023"/>
-      <w:bookmarkStart w:id="170" w:name="日志与监控测试"/>
-      <w:r>
-        <w:rPr>
-          <w:rFonts w:ascii="Times New Roman" w:hAnsi="Times New Roman" w:eastAsia="宋体"/>
-          <w:b/>
-          <w:bCs/>
-          <w:sz w:val="28"/>
-          <w:szCs w:val="28"/>
-        </w:rPr>
-        <w:t>6.3.4 日志与监控测试</w:t>
-      </w:r>
-      <w:bookmarkEnd w:id="167"/>
-      <w:bookmarkEnd w:id="168"/>
-      <w:bookmarkEnd w:id="169"/>
-    </w:p>
-    <w:p>
-      <w:pPr>
-        <w:spacing w:line="240" w:lineRule="auto"/>
-      </w:pPr>
-      <w:r>
-        <w:rPr>
-          <w:rFonts w:ascii="Times New Roman" w:hAnsi="Times New Roman" w:eastAsia="宋体"/>
-          <w:sz w:val="24"/>
-        </w:rPr>
-        <w:t>测试效果如图5-4所示。日志功能能够记录工具调用与模型调用状态，配合脱敏过滤器后可在调试便利性和数据安全之间取得平衡。</w:t>
-      </w:r>
-    </w:p>
-    <w:p>
-      <w:pPr>
-        <w:spacing w:line="240" w:lineRule="auto"/>
-      </w:pPr>
-      <w:r>
-        <w:rPr>
-          <w:rFonts w:ascii="Times New Roman" w:hAnsi="Times New Roman" w:eastAsia="宋体"/>
-          <w:sz w:val="24"/>
-        </w:rPr>
-        <w:t>日志样本显示，系统能够记录模型调用前消息内容、工具调用名称、工具参数和工具返回状态。例如在知识检索场景下，日志明确记录了rag_summarize被调用及其参数内容。这表明中间件监控功能已正常接入，有助于问题排查和答辩演示。</w:t>
-      </w:r>
-    </w:p>
-    <w:bookmarkEnd w:id="154"/>
-    <w:bookmarkEnd w:id="170"/>
-    <w:p>
-      <w:pPr>
-        <w:pageBreakBefore w:val="0"/>
-        <w:spacing w:before="0" w:after="0" w:line="240" w:lineRule="auto"/>
-        <w:jc w:val="left"/>
-        <w:outlineLvl w:val="1"/>
-        <w:rPr>
-          <w:b/>
-          <w:bCs/>
-          <w:sz w:val="30"/>
-          <w:szCs w:val="30"/>
-        </w:rPr>
-      </w:pPr>
-      <w:bookmarkStart w:id="171" w:name="_Toc16925"/>
-      <w:bookmarkStart w:id="172" w:name="_Toc17533"/>
-      <w:bookmarkStart w:id="173" w:name="_Toc26609"/>
-      <w:bookmarkStart w:id="174" w:name="性能与质量分析"/>
-      <w:r>
-        <w:rPr>
-          <w:rFonts w:ascii="Times New Roman" w:hAnsi="Times New Roman" w:eastAsia="宋体"/>
-          <w:b/>
-          <w:bCs/>
-          <w:sz w:val="30"/>
-          <w:szCs w:val="30"/>
-        </w:rPr>
-        <w:t>6.4 性能与质量分析</w:t>
-      </w:r>
-      <w:bookmarkEnd w:id="171"/>
-      <w:bookmarkEnd w:id="172"/>
-      <w:bookmarkEnd w:id="173"/>
-    </w:p>
-    <w:p>
-      <w:pPr>
-        <w:spacing w:line="240" w:lineRule="auto"/>
-      </w:pPr>
-      <w:r>
-        <w:rPr>
-          <w:rFonts w:ascii="Times New Roman" w:hAnsi="Times New Roman" w:eastAsia="宋体"/>
-          <w:sz w:val="24"/>
-        </w:rPr>
-        <w:t>从当前项目设计看，系统采用本地持久化向量库和相对轻量的Streamlit前端，整体结构适合原型验证。检索返回条数设置为3，能够在一定程度上平衡检索覆盖率与上下文长度。文本分块长度为200，重叠20，有助于避免中文问答中知识片段割裂过度。</w:t>
-      </w:r>
-    </w:p>
-    <w:p>
-      <w:pPr>
-        <w:spacing w:line="240" w:lineRule="auto"/>
-      </w:pPr>
-      <w:r>
-        <w:rPr>
-          <w:rFonts w:ascii="Times New Roman" w:hAnsi="Times New Roman" w:eastAsia="宋体"/>
-          <w:sz w:val="24"/>
-        </w:rPr>
-        <w:t>在答案质量方面，系统通过专门的RAG提示词约束模型“必须完全基于参考资料回答”，这一策略能够有效降低幻觉风险。与此同时，主提示词又赋予系统必要的工具能力，使其能够处理超出知识库文本本身的报告场景。因此，系统在“准确性”和“灵活性”之间实现了相对平衡。</w:t>
-      </w:r>
-    </w:p>
-    <w:bookmarkEnd w:id="174"/>
-    <w:p>
-      <w:pPr>
-        <w:pageBreakBefore w:val="0"/>
-        <w:spacing w:before="0" w:after="0" w:line="240" w:lineRule="auto"/>
-        <w:jc w:val="left"/>
-        <w:outlineLvl w:val="1"/>
-        <w:rPr>
-          <w:b/>
-          <w:bCs/>
-          <w:sz w:val="30"/>
-          <w:szCs w:val="30"/>
-        </w:rPr>
-      </w:pPr>
-      <w:bookmarkStart w:id="175" w:name="_Toc7677"/>
-      <w:bookmarkStart w:id="176" w:name="_Toc1685"/>
-      <w:bookmarkStart w:id="177" w:name="_Toc5237"/>
-      <w:bookmarkStart w:id="178" w:name="测试结果总结"/>
-      <w:r>
-        <w:rPr>
-          <w:rFonts w:ascii="Times New Roman" w:hAnsi="Times New Roman" w:eastAsia="宋体"/>
-          <w:b/>
-          <w:bCs/>
-          <w:sz w:val="30"/>
-          <w:szCs w:val="30"/>
-        </w:rPr>
-        <w:t>6.5 测试结果总结</w:t>
-      </w:r>
-      <w:bookmarkEnd w:id="175"/>
-      <w:bookmarkEnd w:id="176"/>
-      <w:bookmarkEnd w:id="177"/>
-    </w:p>
-    <w:p>
-      <w:pPr>
-        <w:spacing w:line="240" w:lineRule="auto"/>
-      </w:pPr>
-      <w:r>
-        <w:rPr>
-          <w:rFonts w:ascii="Times New Roman" w:hAnsi="Times New Roman" w:eastAsia="宋体"/>
-          <w:sz w:val="24"/>
-        </w:rPr>
-        <w:t>综合分析可得，项目已经实现以下结果：</w:t>
+        <w:t>具备基础日志监控、敏感信息脱敏和配置外置能力。</w:t>
+      </w:r>
+      <w:r>
+        <w:rPr>
+          <w:rFonts w:ascii="Times New Roman" w:hAnsi="Times New Roman" w:eastAsia="宋体"/>
+          <w:sz w:val="24"/>
+        </w:rPr>
+        <w:br w:type="textWrapping"/>
       </w:r>
     </w:p>
     <w:p>
       <w:pPr>
         <w:numPr>
           <w:ilvl w:val="0"/>
-          <w:numId w:val="4"/>
-        </w:numPr>
-        <w:spacing w:line="240" w:lineRule="auto"/>
-      </w:pPr>
-      <w:r>
-        <w:rPr>
-          <w:rFonts w:ascii="Times New Roman" w:hAnsi="Times New Roman" w:eastAsia="宋体"/>
-          <w:sz w:val="24"/>
-        </w:rPr>
-        <w:t>形成了完整可运行的扫地机器人智能客服原型。</w:t>
-      </w:r>
-      <w:r>
-        <w:rPr>
-          <w:rFonts w:ascii="Times New Roman" w:hAnsi="Times New Roman" w:eastAsia="宋体"/>
-          <w:sz w:val="24"/>
-        </w:rPr>
-        <w:br w:type="textWrapping"/>
-      </w:r>
-    </w:p>
-    <w:p>
-      <w:pPr>
-        <w:numPr>
-          <w:ilvl w:val="0"/>
-          <w:numId w:val="4"/>
-        </w:numPr>
-        <w:spacing w:line="240" w:lineRule="auto"/>
-      </w:pPr>
-      <w:r>
-        <w:rPr>
-          <w:rFonts w:ascii="Times New Roman" w:hAnsi="Times New Roman" w:eastAsia="宋体"/>
-          <w:sz w:val="24"/>
-        </w:rPr>
-        <w:t>构建了面向垂直领域的本地知识库和向量检索流程。</w:t>
-      </w:r>
-      <w:r>
-        <w:rPr>
-          <w:rFonts w:ascii="Times New Roman" w:hAnsi="Times New Roman" w:eastAsia="宋体"/>
-          <w:sz w:val="24"/>
-        </w:rPr>
-        <w:br w:type="textWrapping"/>
-      </w:r>
-    </w:p>
-    <w:p>
-      <w:pPr>
-        <w:numPr>
-          <w:ilvl w:val="0"/>
-          <w:numId w:val="4"/>
-        </w:numPr>
-        <w:spacing w:line="240" w:lineRule="auto"/>
-      </w:pPr>
-      <w:r>
-        <w:rPr>
-          <w:rFonts w:ascii="Times New Roman" w:hAnsi="Times New Roman" w:eastAsia="宋体"/>
-          <w:sz w:val="24"/>
-        </w:rPr>
-        <w:t>通过提示词与中间件协同实现了普通问答与报告模式的分离。</w:t>
-      </w:r>
-      <w:r>
-        <w:rPr>
-          <w:rFonts w:ascii="Times New Roman" w:hAnsi="Times New Roman" w:eastAsia="宋体"/>
-          <w:sz w:val="24"/>
-        </w:rPr>
-        <w:br w:type="textWrapping"/>
-      </w:r>
-    </w:p>
-    <w:p>
-      <w:pPr>
-        <w:numPr>
-          <w:ilvl w:val="0"/>
-          <w:numId w:val="4"/>
-        </w:numPr>
-        <w:spacing w:line="240" w:lineRule="auto"/>
-      </w:pPr>
-      <w:r>
-        <w:rPr>
-          <w:rFonts w:ascii="Times New Roman" w:hAnsi="Times New Roman" w:eastAsia="宋体"/>
-          <w:sz w:val="24"/>
-        </w:rPr>
-        <w:t>具备基础日志监控、敏感信息脱敏和配置外置能力。</w:t>
-      </w:r>
-      <w:r>
-        <w:rPr>
-          <w:rFonts w:ascii="Times New Roman" w:hAnsi="Times New Roman" w:eastAsia="宋体"/>
-          <w:sz w:val="24"/>
-        </w:rPr>
-        <w:br w:type="textWrapping"/>
-      </w:r>
-    </w:p>
-    <w:p>
-      <w:pPr>
-        <w:numPr>
-          <w:ilvl w:val="0"/>
-          <w:numId w:val="4"/>
+          <w:numId w:val="3"/>
         </w:numPr>
         <w:spacing w:line="240" w:lineRule="auto"/>
       </w:pPr>
@@ -17669,9 +17793,9 @@
           <w:szCs w:val="32"/>
         </w:rPr>
       </w:pPr>
-      <w:bookmarkStart w:id="179" w:name="_Toc18223"/>
-      <w:bookmarkStart w:id="180" w:name="_Toc9366"/>
-      <w:bookmarkStart w:id="181" w:name="_Toc27006"/>
+      <w:bookmarkStart w:id="179" w:name="_Toc9366"/>
+      <w:bookmarkStart w:id="180" w:name="_Toc27006"/>
+      <w:bookmarkStart w:id="181" w:name="_Toc18223"/>
       <w:bookmarkStart w:id="182" w:name="结论与展望"/>
       <w:r>
         <w:rPr>
@@ -17774,9 +17898,9 @@
           <w:szCs w:val="32"/>
         </w:rPr>
       </w:pPr>
-      <w:bookmarkStart w:id="183" w:name="_Toc29220"/>
-      <w:bookmarkStart w:id="184" w:name="_Toc3937"/>
-      <w:bookmarkStart w:id="185" w:name="_Toc1414"/>
+      <w:bookmarkStart w:id="183" w:name="_Toc3937"/>
+      <w:bookmarkStart w:id="184" w:name="_Toc1414"/>
+      <w:bookmarkStart w:id="185" w:name="_Toc29220"/>
       <w:bookmarkStart w:id="186" w:name="致谢"/>
       <w:r>
         <w:rPr>
@@ -18064,8 +18188,8 @@
       </w:pPr>
       <w:bookmarkStart w:id="190" w:name="参考文献"/>
       <w:bookmarkStart w:id="191" w:name="_Toc25979"/>
-      <w:bookmarkStart w:id="192" w:name="_Toc2282"/>
-      <w:bookmarkStart w:id="193" w:name="_Toc21293"/>
+      <w:bookmarkStart w:id="192" w:name="_Toc21293"/>
+      <w:bookmarkStart w:id="193" w:name="_Toc2282"/>
       <w:r>
         <w:rPr>
           <w:rStyle w:val="49"/>
@@ -19226,9 +19350,9 @@
           <w:szCs w:val="28"/>
         </w:rPr>
       </w:pPr>
-      <w:bookmarkStart w:id="196" w:name="_Toc16246"/>
+      <w:bookmarkStart w:id="196" w:name="_Toc10712"/>
       <w:bookmarkStart w:id="197" w:name="_Toc13900"/>
-      <w:bookmarkStart w:id="198" w:name="_Toc10712"/>
+      <w:bookmarkStart w:id="198" w:name="_Toc16246"/>
       <w:bookmarkStart w:id="199" w:name="附录2-项目客观统计信息"/>
       <w:r>
         <w:rPr>
@@ -19732,36 +19856,6 @@
     </w:lvlOverride>
   </w:num>
   <w:num w:numId="3">
-    <w:abstractNumId w:val="0"/>
-    <w:lvlOverride w:ilvl="0">
-      <w:startOverride w:val="1"/>
-    </w:lvlOverride>
-    <w:lvlOverride w:ilvl="1">
-      <w:startOverride w:val="1"/>
-    </w:lvlOverride>
-    <w:lvlOverride w:ilvl="2">
-      <w:startOverride w:val="1"/>
-    </w:lvlOverride>
-    <w:lvlOverride w:ilvl="3">
-      <w:startOverride w:val="1"/>
-    </w:lvlOverride>
-    <w:lvlOverride w:ilvl="4">
-      <w:startOverride w:val="1"/>
-    </w:lvlOverride>
-    <w:lvlOverride w:ilvl="5">
-      <w:startOverride w:val="1"/>
-    </w:lvlOverride>
-    <w:lvlOverride w:ilvl="6">
-      <w:startOverride w:val="1"/>
-    </w:lvlOverride>
-    <w:lvlOverride w:ilvl="7">
-      <w:startOverride w:val="1"/>
-    </w:lvlOverride>
-    <w:lvlOverride w:ilvl="8">
-      <w:startOverride w:val="1"/>
-    </w:lvlOverride>
-  </w:num>
-  <w:num w:numId="4">
     <w:abstractNumId w:val="0"/>
     <w:lvlOverride w:ilvl="0">
       <w:startOverride w:val="1"/>
